--- a/pravo_variant_2.docx
+++ b/pravo_variant_2.docx
@@ -4,325 +4,520 @@
   <w:body>
     <w:p>
       <w:pPr>
-        <w:jc w:val="center"/>
+        <w:widowControl/>
+        <w:spacing w:line="240" w:lineRule="auto" w:after="120"/>
+        <w:jc w:val="left"/>
       </w:pPr>
       <w:r>
         <w:rPr>
+          <w:rFonts w:ascii="Times New Roman" w:hAnsi="Times New Roman" w:eastAsia="Times New Roman"/>
           <w:b/>
-          <w:color w:val="2975E5"/>
-          <w:sz w:val="32"/>
+          <w:color w:val="181A1F"/>
+          <w:sz w:val="28"/>
         </w:rPr>
-        <w:t>ЕГЭ ПО ОБЩЕСТВОЗНАНИЮ — 2026</w:t>
+        <w:t>Тематический пробный вариант № 2. Право</w:t>
       </w:r>
     </w:p>
     <w:p>
       <w:pPr>
-        <w:jc w:val="center"/>
+        <w:widowControl/>
+        <w:spacing w:line="240" w:lineRule="auto" w:after="140"/>
+        <w:jc w:val="left"/>
       </w:pPr>
       <w:r>
         <w:rPr>
-          <w:b/>
-          <w:sz w:val="30"/>
+          <w:rFonts w:ascii="Times New Roman" w:hAnsi="Times New Roman" w:eastAsia="Times New Roman"/>
+          <w:color w:val="181A1F"/>
+          <w:sz w:val="28"/>
         </w:rPr>
-        <w:t>Тематический пробный вариант № 2</w:t>
-        <w:br/>
-        <w:t>Право</w:t>
-      </w:r>
-    </w:p>
-    <w:p>
-      <w:r>
         <w:t>25 заданий • максимальный первичный балл — 58 • рекомендуемое время — 3 часа 30 минут</w:t>
       </w:r>
     </w:p>
     <w:p>
+      <w:pPr>
+        <w:pStyle w:val="Heading1"/>
+        <w:keepNext/>
+        <w:widowControl/>
+        <w:spacing w:line="240" w:lineRule="auto" w:after="60" w:before="160"/>
+      </w:pPr>
       <w:r>
         <w:rPr>
-          <w:i/>
+          <w:rFonts w:ascii="Times New Roman" w:hAnsi="Times New Roman" w:eastAsia="Times New Roman"/>
+          <w:b/>
+          <w:color w:val="181A1F"/>
+          <w:sz w:val="28"/>
         </w:rPr>
-        <w:t>Все задания относятся к указанному разделу; фиксированные тематические номера заменены равноценными по максимальному баллу.</w:t>
-      </w:r>
-    </w:p>
-    <w:p>
-      <w:pPr>
-        <w:pStyle w:val="Heading1"/>
-      </w:pPr>
-      <w:r>
         <w:t>Часть 1</w:t>
       </w:r>
     </w:p>
     <w:p>
+      <w:pPr>
+        <w:widowControl/>
+        <w:spacing w:line="240" w:lineRule="auto" w:after="0"/>
+      </w:pPr>
       <w:r>
+        <w:rPr>
+          <w:rFonts w:ascii="Times New Roman" w:hAnsi="Times New Roman" w:eastAsia="Times New Roman"/>
+          <w:color w:val="181A1F"/>
+          <w:sz w:val="28"/>
+        </w:rPr>
         <w:t>Ответами к заданиям 1–16 являются последовательности цифр. Запишите ответ без пробелов и дополнительных символов.</w:t>
       </w:r>
     </w:p>
     <w:p>
+      <w:pPr>
+        <w:keepNext/>
+        <w:widowControl/>
+        <w:spacing w:line="240" w:lineRule="auto" w:after="0" w:before="120"/>
+      </w:pPr>
       <w:r>
         <w:rPr>
+          <w:rFonts w:ascii="Times New Roman" w:hAnsi="Times New Roman" w:eastAsia="Times New Roman"/>
           <w:b/>
-          <w:sz w:val="24"/>
+          <w:color w:val="181A1F"/>
+          <w:sz w:val="28"/>
         </w:rPr>
         <w:t>1.</w:t>
       </w:r>
     </w:p>
     <w:p>
+      <w:pPr>
+        <w:widowControl/>
+        <w:spacing w:line="240" w:lineRule="auto" w:after="0"/>
+      </w:pPr>
       <w:r>
         <w:rPr>
+          <w:rFonts w:ascii="Times New Roman" w:hAnsi="Times New Roman" w:eastAsia="Times New Roman"/>
           <w:b w:val="0"/>
           <w:i w:val="0"/>
+          <w:color w:val="181A1F"/>
+          <w:sz w:val="28"/>
         </w:rPr>
         <w:t>Ниже приведён перечень мер. Все они, за исключением двух, согласно Уголовно-процессуальному кодексу Российской Федерации относятся к мерам пресечения.</w:t>
       </w:r>
     </w:p>
     <w:p>
+      <w:pPr>
+        <w:widowControl/>
+        <w:spacing w:line="240" w:lineRule="auto" w:after="0"/>
+      </w:pPr>
       <w:r>
         <w:rPr>
+          <w:rFonts w:ascii="Times New Roman" w:hAnsi="Times New Roman" w:eastAsia="Times New Roman"/>
           <w:b w:val="0"/>
           <w:i w:val="0"/>
+          <w:color w:val="181A1F"/>
+          <w:sz w:val="28"/>
         </w:rPr>
         <w:t xml:space="preserve">1) присмотр за несовершеннолетним обвиняемым; </w:t>
       </w:r>
       <w:r>
+        <w:rPr>
+          <w:rFonts w:ascii="Times New Roman" w:hAnsi="Times New Roman" w:eastAsia="Times New Roman"/>
+          <w:color w:val="181A1F"/>
+          <w:sz w:val="28"/>
+        </w:rPr>
         <w:br/>
       </w:r>
       <w:r>
         <w:rPr>
+          <w:rFonts w:ascii="Times New Roman" w:hAnsi="Times New Roman" w:eastAsia="Times New Roman"/>
           <w:b w:val="0"/>
           <w:i w:val="0"/>
+          <w:color w:val="181A1F"/>
+          <w:sz w:val="28"/>
         </w:rPr>
         <w:t xml:space="preserve">2) исправительные работы; </w:t>
       </w:r>
       <w:r>
+        <w:rPr>
+          <w:rFonts w:ascii="Times New Roman" w:hAnsi="Times New Roman" w:eastAsia="Times New Roman"/>
+          <w:color w:val="181A1F"/>
+          <w:sz w:val="28"/>
+        </w:rPr>
         <w:br/>
       </w:r>
       <w:r>
         <w:rPr>
+          <w:rFonts w:ascii="Times New Roman" w:hAnsi="Times New Roman" w:eastAsia="Times New Roman"/>
           <w:b w:val="0"/>
           <w:i w:val="0"/>
+          <w:color w:val="181A1F"/>
+          <w:sz w:val="28"/>
         </w:rPr>
         <w:t xml:space="preserve">3) заключение под стражу; </w:t>
       </w:r>
       <w:r>
+        <w:rPr>
+          <w:rFonts w:ascii="Times New Roman" w:hAnsi="Times New Roman" w:eastAsia="Times New Roman"/>
+          <w:color w:val="181A1F"/>
+          <w:sz w:val="28"/>
+        </w:rPr>
         <w:br/>
       </w:r>
       <w:r>
         <w:rPr>
+          <w:rFonts w:ascii="Times New Roman" w:hAnsi="Times New Roman" w:eastAsia="Times New Roman"/>
           <w:b w:val="0"/>
           <w:i w:val="0"/>
+          <w:color w:val="181A1F"/>
+          <w:sz w:val="28"/>
         </w:rPr>
         <w:t xml:space="preserve">4) дисквалификация; </w:t>
       </w:r>
       <w:r>
+        <w:rPr>
+          <w:rFonts w:ascii="Times New Roman" w:hAnsi="Times New Roman" w:eastAsia="Times New Roman"/>
+          <w:color w:val="181A1F"/>
+          <w:sz w:val="28"/>
+        </w:rPr>
         <w:br/>
       </w:r>
       <w:r>
         <w:rPr>
+          <w:rFonts w:ascii="Times New Roman" w:hAnsi="Times New Roman" w:eastAsia="Times New Roman"/>
           <w:b w:val="0"/>
           <w:i w:val="0"/>
+          <w:color w:val="181A1F"/>
+          <w:sz w:val="28"/>
         </w:rPr>
         <w:t xml:space="preserve">5) запрет определённых действий; </w:t>
       </w:r>
       <w:r>
+        <w:rPr>
+          <w:rFonts w:ascii="Times New Roman" w:hAnsi="Times New Roman" w:eastAsia="Times New Roman"/>
+          <w:color w:val="181A1F"/>
+          <w:sz w:val="28"/>
+        </w:rPr>
         <w:br/>
       </w:r>
       <w:r>
         <w:rPr>
+          <w:rFonts w:ascii="Times New Roman" w:hAnsi="Times New Roman" w:eastAsia="Times New Roman"/>
           <w:b w:val="0"/>
           <w:i w:val="0"/>
+          <w:color w:val="181A1F"/>
+          <w:sz w:val="28"/>
         </w:rPr>
         <w:t>6) личное поручительство.</w:t>
       </w:r>
     </w:p>
     <w:p>
+      <w:pPr>
+        <w:widowControl/>
+        <w:spacing w:line="240" w:lineRule="auto" w:after="0"/>
+      </w:pPr>
       <w:r>
         <w:rPr>
+          <w:rFonts w:ascii="Times New Roman" w:hAnsi="Times New Roman" w:eastAsia="Times New Roman"/>
           <w:b w:val="0"/>
           <w:i w:val="0"/>
+          <w:color w:val="181A1F"/>
+          <w:sz w:val="28"/>
         </w:rPr>
         <w:t>Найдите две меры, «выпадающие» из общего ряда, и запишите в таблицу цифры, под которыми они указаны.</w:t>
       </w:r>
     </w:p>
     <w:p>
-      <w:r>
-        <w:t>Ответ: ______________________________</w:t>
-      </w:r>
-    </w:p>
-    <w:p>
+      <w:pPr>
+        <w:keepNext/>
+        <w:widowControl/>
+        <w:spacing w:line="240" w:lineRule="auto" w:after="0" w:before="120"/>
+      </w:pPr>
       <w:r>
         <w:rPr>
+          <w:rFonts w:ascii="Times New Roman" w:hAnsi="Times New Roman" w:eastAsia="Times New Roman"/>
           <w:b/>
-          <w:sz w:val="24"/>
+          <w:color w:val="181A1F"/>
+          <w:sz w:val="28"/>
         </w:rPr>
         <w:t>2.</w:t>
       </w:r>
     </w:p>
     <w:p>
+      <w:pPr>
+        <w:widowControl/>
+        <w:spacing w:line="240" w:lineRule="auto" w:after="0"/>
+      </w:pPr>
       <w:r>
         <w:rPr>
+          <w:rFonts w:ascii="Times New Roman" w:hAnsi="Times New Roman" w:eastAsia="Times New Roman"/>
           <w:b w:val="0"/>
           <w:i w:val="0"/>
+          <w:color w:val="181A1F"/>
+          <w:sz w:val="28"/>
         </w:rPr>
         <w:t>Татьяне 13 лет. Найдите в приведённом ниже списке позиции, отражающие её правовой статус, и запишите цифры, под которыми они указаны.</w:t>
       </w:r>
     </w:p>
     <w:p>
+      <w:pPr>
+        <w:widowControl/>
+        <w:spacing w:line="240" w:lineRule="auto" w:after="0"/>
+      </w:pPr>
       <w:r>
         <w:rPr>
+          <w:rFonts w:ascii="Times New Roman" w:hAnsi="Times New Roman" w:eastAsia="Times New Roman"/>
           <w:b w:val="0"/>
           <w:i w:val="0"/>
+          <w:color w:val="181A1F"/>
+          <w:sz w:val="28"/>
         </w:rPr>
         <w:t>1) быть заслушанной в ходе судебного разбирательства по определению места жительства при разводе родителей</w:t>
       </w:r>
     </w:p>
     <w:p>
+      <w:pPr>
+        <w:widowControl/>
+        <w:spacing w:line="240" w:lineRule="auto" w:after="0"/>
+      </w:pPr>
       <w:r>
         <w:rPr>
+          <w:rFonts w:ascii="Times New Roman" w:hAnsi="Times New Roman" w:eastAsia="Times New Roman"/>
           <w:b w:val="0"/>
           <w:i w:val="0"/>
+          <w:color w:val="181A1F"/>
+          <w:sz w:val="28"/>
         </w:rPr>
         <w:t>2) распоряжаться предоставленными родителями карманными деньгами</w:t>
       </w:r>
     </w:p>
     <w:p>
+      <w:pPr>
+        <w:widowControl/>
+        <w:spacing w:line="240" w:lineRule="auto" w:after="0"/>
+      </w:pPr>
       <w:r>
         <w:rPr>
+          <w:rFonts w:ascii="Times New Roman" w:hAnsi="Times New Roman" w:eastAsia="Times New Roman"/>
           <w:b w:val="0"/>
           <w:i w:val="0"/>
+          <w:color w:val="181A1F"/>
+          <w:sz w:val="28"/>
         </w:rPr>
         <w:t>3) вносить вклады в кредитные учреждения и распоряжаться ими</w:t>
       </w:r>
     </w:p>
     <w:p>
+      <w:pPr>
+        <w:widowControl/>
+        <w:spacing w:line="240" w:lineRule="auto" w:after="0"/>
+      </w:pPr>
       <w:r>
         <w:rPr>
+          <w:rFonts w:ascii="Times New Roman" w:hAnsi="Times New Roman" w:eastAsia="Times New Roman"/>
           <w:b w:val="0"/>
           <w:i w:val="0"/>
+          <w:color w:val="181A1F"/>
+          <w:sz w:val="28"/>
         </w:rPr>
         <w:t>4) заключать трудовой договор (работа курьера) с согласия родителей</w:t>
       </w:r>
     </w:p>
     <w:p>
+      <w:pPr>
+        <w:widowControl/>
+        <w:spacing w:line="240" w:lineRule="auto" w:after="0"/>
+      </w:pPr>
       <w:r>
         <w:rPr>
+          <w:rFonts w:ascii="Times New Roman" w:hAnsi="Times New Roman" w:eastAsia="Times New Roman"/>
           <w:b w:val="0"/>
           <w:i w:val="0"/>
+          <w:color w:val="181A1F"/>
+          <w:sz w:val="28"/>
         </w:rPr>
         <w:t>5) совершать мелкие бытовые сделки</w:t>
       </w:r>
     </w:p>
     <w:p>
+      <w:pPr>
+        <w:widowControl/>
+        <w:spacing w:line="240" w:lineRule="auto" w:after="0"/>
+      </w:pPr>
       <w:r>
         <w:rPr>
+          <w:rFonts w:ascii="Times New Roman" w:hAnsi="Times New Roman" w:eastAsia="Times New Roman"/>
           <w:b w:val="0"/>
           <w:i w:val="0"/>
+          <w:color w:val="181A1F"/>
+          <w:sz w:val="28"/>
         </w:rPr>
         <w:t>6) нести уголовную ответственность на общих основаниях</w:t>
       </w:r>
     </w:p>
     <w:p>
-      <w:r>
-        <w:t>Ответ: ______________________________</w:t>
-      </w:r>
-    </w:p>
-    <w:p>
+      <w:pPr>
+        <w:keepNext/>
+        <w:widowControl/>
+        <w:spacing w:line="240" w:lineRule="auto" w:after="0" w:before="120"/>
+      </w:pPr>
       <w:r>
         <w:rPr>
+          <w:rFonts w:ascii="Times New Roman" w:hAnsi="Times New Roman" w:eastAsia="Times New Roman"/>
           <w:b/>
-          <w:sz w:val="24"/>
+          <w:color w:val="181A1F"/>
+          <w:sz w:val="28"/>
         </w:rPr>
         <w:t>3.</w:t>
       </w:r>
     </w:p>
     <w:p>
+      <w:pPr>
+        <w:widowControl/>
+        <w:spacing w:line="240" w:lineRule="auto" w:after="0"/>
+      </w:pPr>
       <w:r>
         <w:rPr>
+          <w:rFonts w:ascii="Times New Roman" w:hAnsi="Times New Roman" w:eastAsia="Times New Roman"/>
           <w:b w:val="0"/>
           <w:i w:val="0"/>
+          <w:color w:val="181A1F"/>
+          <w:sz w:val="28"/>
         </w:rPr>
         <w:t>Ниже приведён перечень видов наказаний. Все они, за исключением двух, согласно Кодексу Российской Федерации об административных правонарушениях относятся к видам административных наказаний.</w:t>
       </w:r>
     </w:p>
     <w:p>
+      <w:pPr>
+        <w:widowControl/>
+        <w:spacing w:line="240" w:lineRule="auto" w:after="0"/>
+      </w:pPr>
       <w:r>
         <w:rPr>
+          <w:rFonts w:ascii="Times New Roman" w:hAnsi="Times New Roman" w:eastAsia="Times New Roman"/>
           <w:b w:val="0"/>
           <w:i w:val="0"/>
+          <w:color w:val="181A1F"/>
+          <w:sz w:val="28"/>
         </w:rPr>
         <w:t>1) предупреждение;</w:t>
       </w:r>
     </w:p>
     <w:p>
+      <w:pPr>
+        <w:widowControl/>
+        <w:spacing w:line="240" w:lineRule="auto" w:after="0"/>
+      </w:pPr>
       <w:r>
         <w:rPr>
+          <w:rFonts w:ascii="Times New Roman" w:hAnsi="Times New Roman" w:eastAsia="Times New Roman"/>
           <w:b w:val="0"/>
           <w:i w:val="0"/>
+          <w:color w:val="181A1F"/>
+          <w:sz w:val="28"/>
         </w:rPr>
         <w:t>2) выговор;</w:t>
       </w:r>
     </w:p>
     <w:p>
+      <w:pPr>
+        <w:widowControl/>
+        <w:spacing w:line="240" w:lineRule="auto" w:after="0"/>
+      </w:pPr>
       <w:r>
         <w:rPr>
+          <w:rFonts w:ascii="Times New Roman" w:hAnsi="Times New Roman" w:eastAsia="Times New Roman"/>
           <w:b w:val="0"/>
           <w:i w:val="0"/>
+          <w:color w:val="181A1F"/>
+          <w:sz w:val="28"/>
         </w:rPr>
         <w:t>3) дисквалификация;</w:t>
       </w:r>
     </w:p>
     <w:p>
+      <w:pPr>
+        <w:widowControl/>
+        <w:spacing w:line="240" w:lineRule="auto" w:after="0"/>
+      </w:pPr>
       <w:r>
         <w:rPr>
+          <w:rFonts w:ascii="Times New Roman" w:hAnsi="Times New Roman" w:eastAsia="Times New Roman"/>
           <w:b w:val="0"/>
           <w:i w:val="0"/>
+          <w:color w:val="181A1F"/>
+          <w:sz w:val="28"/>
         </w:rPr>
         <w:t>4) лишение свободы;</w:t>
       </w:r>
     </w:p>
     <w:p>
+      <w:pPr>
+        <w:widowControl/>
+        <w:spacing w:line="240" w:lineRule="auto" w:after="0"/>
+      </w:pPr>
       <w:r>
         <w:rPr>
+          <w:rFonts w:ascii="Times New Roman" w:hAnsi="Times New Roman" w:eastAsia="Times New Roman"/>
           <w:b w:val="0"/>
           <w:i w:val="0"/>
+          <w:color w:val="181A1F"/>
+          <w:sz w:val="28"/>
         </w:rPr>
         <w:t>5) лишение специального права, предоставленного физическому лицу;</w:t>
       </w:r>
     </w:p>
     <w:p>
+      <w:pPr>
+        <w:widowControl/>
+        <w:spacing w:line="240" w:lineRule="auto" w:after="0"/>
+      </w:pPr>
       <w:r>
         <w:rPr>
+          <w:rFonts w:ascii="Times New Roman" w:hAnsi="Times New Roman" w:eastAsia="Times New Roman"/>
           <w:b w:val="0"/>
           <w:i w:val="0"/>
+          <w:color w:val="181A1F"/>
+          <w:sz w:val="28"/>
         </w:rPr>
         <w:t>6) обязательные работы.</w:t>
       </w:r>
     </w:p>
     <w:p>
+      <w:pPr>
+        <w:widowControl/>
+        <w:spacing w:line="240" w:lineRule="auto" w:after="0"/>
+      </w:pPr>
       <w:r>
         <w:rPr>
+          <w:rFonts w:ascii="Times New Roman" w:hAnsi="Times New Roman" w:eastAsia="Times New Roman"/>
           <w:b w:val="0"/>
           <w:i w:val="0"/>
+          <w:color w:val="181A1F"/>
+          <w:sz w:val="28"/>
         </w:rPr>
         <w:t>Найдите два вида наказаний, «выпадающих» из общего ряда, и запишите в таблицу цифры, под которыми они указаны.</w:t>
       </w:r>
     </w:p>
     <w:p>
-      <w:r>
-        <w:t>Ответ: ______________________________</w:t>
-      </w:r>
-    </w:p>
-    <w:p>
+      <w:pPr>
+        <w:keepNext/>
+        <w:widowControl/>
+        <w:spacing w:line="240" w:lineRule="auto" w:after="0" w:before="120"/>
+      </w:pPr>
       <w:r>
         <w:rPr>
+          <w:rFonts w:ascii="Times New Roman" w:hAnsi="Times New Roman" w:eastAsia="Times New Roman"/>
           <w:b/>
-          <w:sz w:val="24"/>
+          <w:color w:val="181A1F"/>
+          <w:sz w:val="28"/>
         </w:rPr>
         <w:t>4.</w:t>
       </w:r>
     </w:p>
     <w:p>
+      <w:pPr>
+        <w:widowControl/>
+        <w:spacing w:line="240" w:lineRule="auto" w:after="0"/>
+      </w:pPr>
       <w:r>
         <w:rPr>
+          <w:rFonts w:ascii="Times New Roman" w:hAnsi="Times New Roman" w:eastAsia="Times New Roman"/>
           <w:b w:val="0"/>
           <w:i w:val="0"/>
+          <w:color w:val="181A1F"/>
+          <w:sz w:val="28"/>
         </w:rPr>
         <w:t>В соответствии с Семейным кодексом РФ супруги вправе заключить брачный договор. Установите соответствие между конкретными положениями и содержанием брачного договора: к каждой позиции, данной в первом столбце, подберите соответствующую позицию из второго столбца.</w:t>
       </w:r>
@@ -331,6 +526,7 @@
       <w:tblPr>
         <w:tblStyle w:val="TableGrid"/>
         <w:tblW w:type="auto" w:w="0"/>
+        <w:tblLayout w:type="autofit"/>
         <w:tblLook w:firstColumn="1" w:firstRow="1" w:lastColumn="0" w:lastRow="0" w:noHBand="0" w:noVBand="1" w:val="04A0"/>
       </w:tblPr>
       <w:tblGrid>
@@ -343,7 +539,16 @@
             <w:tcW w:type="dxa" w:w="5128"/>
           </w:tcPr>
           <w:p>
+            <w:pPr>
+              <w:spacing w:after="0" w:line="240" w:lineRule="auto"/>
+            </w:pPr>
             <w:r>
+              <w:rPr>
+                <w:rFonts w:ascii="Times New Roman" w:hAnsi="Times New Roman" w:eastAsia="Times New Roman"/>
+                <w:b/>
+                <w:color w:val="181A1F"/>
+                <w:sz w:val="28"/>
+              </w:rPr>
               <w:t>ПОЛОЖЕНИЯ</w:t>
             </w:r>
           </w:p>
@@ -353,7 +558,16 @@
             <w:tcW w:type="dxa" w:w="5128"/>
           </w:tcPr>
           <w:p>
+            <w:pPr>
+              <w:spacing w:after="0" w:line="240" w:lineRule="auto"/>
+            </w:pPr>
             <w:r>
+              <w:rPr>
+                <w:rFonts w:ascii="Times New Roman" w:hAnsi="Times New Roman" w:eastAsia="Times New Roman"/>
+                <w:b/>
+                <w:color w:val="181A1F"/>
+                <w:sz w:val="28"/>
+              </w:rPr>
               <w:t>СОДЕРЖАНИЕ БРАЧНОГО ДОГОВОРА</w:t>
             </w:r>
           </w:p>
@@ -365,8 +579,22 @@
             <w:tcW w:type="dxa" w:w="5128"/>
           </w:tcPr>
           <w:p>
+            <w:pPr>
+              <w:spacing w:after="0" w:line="240" w:lineRule="auto"/>
+            </w:pPr>
             <w:r>
-              <w:t>A) правоспособность супруговБ) право на свободное использование своих способностей и имущества для предпринима­тельской и иной не запрещённой законом экономической деятельностиB) права и обязанности по взаимному содержаниюГ) способы участия в доходах друг другаД) порядок несения каждым из супругов семейных расходов</w:t>
+              <w:rPr>
+                <w:rFonts w:ascii="Times New Roman" w:hAnsi="Times New Roman" w:eastAsia="Times New Roman"/>
+                <w:color w:val="181A1F"/>
+                <w:sz w:val="28"/>
+              </w:rPr>
+              <w:t>A) правоспособность супругов</w:t>
+              <w:br/>
+              <w:t>Б) право на свободное использование своих способностей и имущества для предпринима­тельской и иной не запрещённой законом экономической деятельностиB) права и обязанности по взаимному содержанию</w:t>
+              <w:br/>
+              <w:t>Г) способы участия в доходах друг друга</w:t>
+              <w:br/>
+              <w:t>Д) порядок несения каждым из супругов семейных расходов</w:t>
             </w:r>
           </w:p>
         </w:tc>
@@ -375,18 +603,35 @@
             <w:tcW w:type="dxa" w:w="5128"/>
           </w:tcPr>
           <w:p>
+            <w:pPr>
+              <w:spacing w:after="0" w:line="240" w:lineRule="auto"/>
+            </w:pPr>
             <w:r>
-              <w:t>1) супруги вправе определить 2) брачный договор не может ограничивать</w:t>
+              <w:rPr>
+                <w:rFonts w:ascii="Times New Roman" w:hAnsi="Times New Roman" w:eastAsia="Times New Roman"/>
+                <w:color w:val="181A1F"/>
+                <w:sz w:val="28"/>
+              </w:rPr>
+              <w:t xml:space="preserve">1) супруги вправе определить </w:t>
+              <w:br/>
+              <w:t>2) брачный договор не может ограничивать</w:t>
             </w:r>
           </w:p>
         </w:tc>
       </w:tr>
     </w:tbl>
     <w:p>
+      <w:pPr>
+        <w:widowControl/>
+        <w:spacing w:line="240" w:lineRule="auto" w:after="0"/>
+      </w:pPr>
       <w:r>
         <w:rPr>
+          <w:rFonts w:ascii="Times New Roman" w:hAnsi="Times New Roman" w:eastAsia="Times New Roman"/>
           <w:b w:val="0"/>
           <w:i w:val="0"/>
+          <w:color w:val="181A1F"/>
+          <w:sz w:val="28"/>
         </w:rPr>
         <w:t>Запишите в ответ цифры, расположив их в порядке, соответствующем буквам:</w:t>
       </w:r>
@@ -395,6 +640,7 @@
       <w:tblPr>
         <w:tblStyle w:val="TableGrid"/>
         <w:tblW w:type="auto" w:w="0"/>
+        <w:tblLayout w:type="autofit"/>
         <w:tblLook w:firstColumn="1" w:firstRow="1" w:lastColumn="0" w:lastRow="0" w:noHBand="0" w:noVBand="1" w:val="04A0"/>
       </w:tblPr>
       <w:tblGrid>
@@ -410,7 +656,16 @@
             <w:tcW w:type="dxa" w:w="2051"/>
           </w:tcPr>
           <w:p>
+            <w:pPr>
+              <w:spacing w:after="0" w:line="240" w:lineRule="auto"/>
+            </w:pPr>
             <w:r>
+              <w:rPr>
+                <w:rFonts w:ascii="Times New Roman" w:hAnsi="Times New Roman" w:eastAsia="Times New Roman"/>
+                <w:b/>
+                <w:color w:val="181A1F"/>
+                <w:sz w:val="28"/>
+              </w:rPr>
               <w:t>А</w:t>
             </w:r>
           </w:p>
@@ -420,7 +675,16 @@
             <w:tcW w:type="dxa" w:w="2051"/>
           </w:tcPr>
           <w:p>
+            <w:pPr>
+              <w:spacing w:after="0" w:line="240" w:lineRule="auto"/>
+            </w:pPr>
             <w:r>
+              <w:rPr>
+                <w:rFonts w:ascii="Times New Roman" w:hAnsi="Times New Roman" w:eastAsia="Times New Roman"/>
+                <w:b/>
+                <w:color w:val="181A1F"/>
+                <w:sz w:val="28"/>
+              </w:rPr>
               <w:t>Б</w:t>
             </w:r>
           </w:p>
@@ -430,7 +694,16 @@
             <w:tcW w:type="dxa" w:w="2051"/>
           </w:tcPr>
           <w:p>
+            <w:pPr>
+              <w:spacing w:after="0" w:line="240" w:lineRule="auto"/>
+            </w:pPr>
             <w:r>
+              <w:rPr>
+                <w:rFonts w:ascii="Times New Roman" w:hAnsi="Times New Roman" w:eastAsia="Times New Roman"/>
+                <w:b/>
+                <w:color w:val="181A1F"/>
+                <w:sz w:val="28"/>
+              </w:rPr>
               <w:t>В</w:t>
             </w:r>
           </w:p>
@@ -440,7 +713,16 @@
             <w:tcW w:type="dxa" w:w="2051"/>
           </w:tcPr>
           <w:p>
+            <w:pPr>
+              <w:spacing w:after="0" w:line="240" w:lineRule="auto"/>
+            </w:pPr>
             <w:r>
+              <w:rPr>
+                <w:rFonts w:ascii="Times New Roman" w:hAnsi="Times New Roman" w:eastAsia="Times New Roman"/>
+                <w:b/>
+                <w:color w:val="181A1F"/>
+                <w:sz w:val="28"/>
+              </w:rPr>
               <w:t>Г</w:t>
             </w:r>
           </w:p>
@@ -450,7 +732,16 @@
             <w:tcW w:type="dxa" w:w="2051"/>
           </w:tcPr>
           <w:p>
+            <w:pPr>
+              <w:spacing w:after="0" w:line="240" w:lineRule="auto"/>
+            </w:pPr>
             <w:r>
+              <w:rPr>
+                <w:rFonts w:ascii="Times New Roman" w:hAnsi="Times New Roman" w:eastAsia="Times New Roman"/>
+                <w:b/>
+                <w:color w:val="181A1F"/>
+                <w:sz w:val="28"/>
+              </w:rPr>
               <w:t>Д</w:t>
             </w:r>
           </w:p>
@@ -462,7 +753,16 @@
             <w:tcW w:type="dxa" w:w="2051"/>
           </w:tcPr>
           <w:p>
-            <w:r/>
+            <w:pPr>
+              <w:spacing w:after="0" w:line="240" w:lineRule="auto"/>
+            </w:pPr>
+            <w:r>
+              <w:rPr>
+                <w:rFonts w:ascii="Times New Roman" w:hAnsi="Times New Roman" w:eastAsia="Times New Roman"/>
+                <w:color w:val="181A1F"/>
+                <w:sz w:val="28"/>
+              </w:rPr>
+            </w:r>
           </w:p>
         </w:tc>
         <w:tc>
@@ -470,7 +770,16 @@
             <w:tcW w:type="dxa" w:w="2051"/>
           </w:tcPr>
           <w:p>
-            <w:r/>
+            <w:pPr>
+              <w:spacing w:after="0" w:line="240" w:lineRule="auto"/>
+            </w:pPr>
+            <w:r>
+              <w:rPr>
+                <w:rFonts w:ascii="Times New Roman" w:hAnsi="Times New Roman" w:eastAsia="Times New Roman"/>
+                <w:color w:val="181A1F"/>
+                <w:sz w:val="28"/>
+              </w:rPr>
+            </w:r>
           </w:p>
         </w:tc>
         <w:tc>
@@ -478,7 +787,16 @@
             <w:tcW w:type="dxa" w:w="2051"/>
           </w:tcPr>
           <w:p>
-            <w:r/>
+            <w:pPr>
+              <w:spacing w:after="0" w:line="240" w:lineRule="auto"/>
+            </w:pPr>
+            <w:r>
+              <w:rPr>
+                <w:rFonts w:ascii="Times New Roman" w:hAnsi="Times New Roman" w:eastAsia="Times New Roman"/>
+                <w:color w:val="181A1F"/>
+                <w:sz w:val="28"/>
+              </w:rPr>
+            </w:r>
           </w:p>
         </w:tc>
         <w:tc>
@@ -486,7 +804,16 @@
             <w:tcW w:type="dxa" w:w="2051"/>
           </w:tcPr>
           <w:p>
-            <w:r/>
+            <w:pPr>
+              <w:spacing w:after="0" w:line="240" w:lineRule="auto"/>
+            </w:pPr>
+            <w:r>
+              <w:rPr>
+                <w:rFonts w:ascii="Times New Roman" w:hAnsi="Times New Roman" w:eastAsia="Times New Roman"/>
+                <w:color w:val="181A1F"/>
+                <w:sz w:val="28"/>
+              </w:rPr>
+            </w:r>
           </w:p>
         </w:tc>
         <w:tc>
@@ -494,107 +821,176 @@
             <w:tcW w:type="dxa" w:w="2051"/>
           </w:tcPr>
           <w:p>
-            <w:r/>
+            <w:pPr>
+              <w:spacing w:after="0" w:line="240" w:lineRule="auto"/>
+            </w:pPr>
+            <w:r>
+              <w:rPr>
+                <w:rFonts w:ascii="Times New Roman" w:hAnsi="Times New Roman" w:eastAsia="Times New Roman"/>
+                <w:color w:val="181A1F"/>
+                <w:sz w:val="28"/>
+              </w:rPr>
+            </w:r>
           </w:p>
         </w:tc>
       </w:tr>
     </w:tbl>
     <w:p>
-      <w:r>
-        <w:t>Ответ: ______________________________</w:t>
-      </w:r>
-    </w:p>
-    <w:p>
+      <w:pPr>
+        <w:keepNext/>
+        <w:widowControl/>
+        <w:spacing w:line="240" w:lineRule="auto" w:after="0" w:before="120"/>
+      </w:pPr>
       <w:r>
         <w:rPr>
+          <w:rFonts w:ascii="Times New Roman" w:hAnsi="Times New Roman" w:eastAsia="Times New Roman"/>
           <w:b/>
-          <w:sz w:val="24"/>
+          <w:color w:val="181A1F"/>
+          <w:sz w:val="28"/>
         </w:rPr>
         <w:t>5.</w:t>
       </w:r>
     </w:p>
     <w:p>
+      <w:pPr>
+        <w:widowControl/>
+        <w:spacing w:line="240" w:lineRule="auto" w:after="0"/>
+      </w:pPr>
       <w:r>
         <w:rPr>
+          <w:rFonts w:ascii="Times New Roman" w:hAnsi="Times New Roman" w:eastAsia="Times New Roman"/>
           <w:b w:val="0"/>
           <w:i w:val="0"/>
+          <w:color w:val="181A1F"/>
+          <w:sz w:val="28"/>
         </w:rPr>
         <w:t>Представьте, что Вам нужно оформить презентацию к уроку обществознания по теме «Меры процессуального принуждения, установленные Уголовно-процессуальным кодексом Российской Федерации». Один из слайдов называется «Меры пресечения». Что из перечисленного следует включить в этот слайд? Запишите цифры, под которыми указаны меры пресечения.</w:t>
       </w:r>
     </w:p>
     <w:p>
+      <w:pPr>
+        <w:widowControl/>
+        <w:spacing w:line="240" w:lineRule="auto" w:after="0"/>
+      </w:pPr>
       <w:r>
         <w:rPr>
+          <w:rFonts w:ascii="Times New Roman" w:hAnsi="Times New Roman" w:eastAsia="Times New Roman"/>
           <w:b w:val="0"/>
           <w:i w:val="0"/>
+          <w:color w:val="181A1F"/>
+          <w:sz w:val="28"/>
         </w:rPr>
         <w:t>1) запрет определённых действий</w:t>
       </w:r>
     </w:p>
     <w:p>
+      <w:pPr>
+        <w:widowControl/>
+        <w:spacing w:line="240" w:lineRule="auto" w:after="0"/>
+      </w:pPr>
       <w:r>
         <w:rPr>
+          <w:rFonts w:ascii="Times New Roman" w:hAnsi="Times New Roman" w:eastAsia="Times New Roman"/>
           <w:b w:val="0"/>
           <w:i w:val="0"/>
+          <w:color w:val="181A1F"/>
+          <w:sz w:val="28"/>
         </w:rPr>
         <w:t>2) заключение под стражу</w:t>
       </w:r>
     </w:p>
     <w:p>
+      <w:pPr>
+        <w:widowControl/>
+        <w:spacing w:line="240" w:lineRule="auto" w:after="0"/>
+      </w:pPr>
       <w:r>
         <w:rPr>
+          <w:rFonts w:ascii="Times New Roman" w:hAnsi="Times New Roman" w:eastAsia="Times New Roman"/>
           <w:b w:val="0"/>
           <w:i w:val="0"/>
+          <w:color w:val="181A1F"/>
+          <w:sz w:val="28"/>
         </w:rPr>
         <w:t>3) штраф</w:t>
       </w:r>
     </w:p>
     <w:p>
+      <w:pPr>
+        <w:widowControl/>
+        <w:spacing w:line="240" w:lineRule="auto" w:after="0"/>
+      </w:pPr>
       <w:r>
         <w:rPr>
+          <w:rFonts w:ascii="Times New Roman" w:hAnsi="Times New Roman" w:eastAsia="Times New Roman"/>
           <w:b w:val="0"/>
           <w:i w:val="0"/>
+          <w:color w:val="181A1F"/>
+          <w:sz w:val="28"/>
         </w:rPr>
         <w:t>4) домашний арест</w:t>
       </w:r>
     </w:p>
     <w:p>
+      <w:pPr>
+        <w:widowControl/>
+        <w:spacing w:line="240" w:lineRule="auto" w:after="0"/>
+      </w:pPr>
       <w:r>
         <w:rPr>
+          <w:rFonts w:ascii="Times New Roman" w:hAnsi="Times New Roman" w:eastAsia="Times New Roman"/>
           <w:b w:val="0"/>
           <w:i w:val="0"/>
+          <w:color w:val="181A1F"/>
+          <w:sz w:val="28"/>
         </w:rPr>
         <w:t>5) лишение свободы на определённый срок</w:t>
       </w:r>
     </w:p>
     <w:p>
+      <w:pPr>
+        <w:widowControl/>
+        <w:spacing w:line="240" w:lineRule="auto" w:after="0"/>
+      </w:pPr>
       <w:r>
         <w:rPr>
+          <w:rFonts w:ascii="Times New Roman" w:hAnsi="Times New Roman" w:eastAsia="Times New Roman"/>
           <w:b w:val="0"/>
           <w:i w:val="0"/>
+          <w:color w:val="181A1F"/>
+          <w:sz w:val="28"/>
         </w:rPr>
         <w:t>6) личное поручительство</w:t>
       </w:r>
     </w:p>
     <w:p>
-      <w:r>
-        <w:t>Ответ: ______________________________</w:t>
-      </w:r>
-    </w:p>
-    <w:p>
+      <w:pPr>
+        <w:keepNext/>
+        <w:widowControl/>
+        <w:spacing w:line="240" w:lineRule="auto" w:after="0" w:before="120"/>
+      </w:pPr>
       <w:r>
         <w:rPr>
+          <w:rFonts w:ascii="Times New Roman" w:hAnsi="Times New Roman" w:eastAsia="Times New Roman"/>
           <w:b/>
-          <w:sz w:val="24"/>
+          <w:color w:val="181A1F"/>
+          <w:sz w:val="28"/>
         </w:rPr>
         <w:t>6.</w:t>
       </w:r>
     </w:p>
     <w:p>
+      <w:pPr>
+        <w:widowControl/>
+        <w:spacing w:line="240" w:lineRule="auto" w:after="0"/>
+      </w:pPr>
       <w:r>
         <w:rPr>
+          <w:rFonts w:ascii="Times New Roman" w:hAnsi="Times New Roman" w:eastAsia="Times New Roman"/>
           <w:b w:val="0"/>
           <w:i w:val="0"/>
+          <w:color w:val="181A1F"/>
+          <w:sz w:val="28"/>
         </w:rPr>
         <w:t>Установите соответствие между характеристиками и видами социальных норм: к каждой позиции, данной в первом столбце, подберите соответствующую позицию из второго столбца.</w:t>
       </w:r>
@@ -603,6 +999,7 @@
       <w:tblPr>
         <w:tblStyle w:val="TableGrid"/>
         <w:tblW w:type="auto" w:w="0"/>
+        <w:tblLayout w:type="autofit"/>
         <w:tblLook w:firstColumn="1" w:firstRow="1" w:lastColumn="0" w:lastRow="0" w:noHBand="0" w:noVBand="1" w:val="04A0"/>
       </w:tblPr>
       <w:tblGrid>
@@ -615,7 +1012,16 @@
             <w:tcW w:type="dxa" w:w="5128"/>
           </w:tcPr>
           <w:p>
+            <w:pPr>
+              <w:spacing w:after="0" w:line="240" w:lineRule="auto"/>
+            </w:pPr>
             <w:r>
+              <w:rPr>
+                <w:rFonts w:ascii="Times New Roman" w:hAnsi="Times New Roman" w:eastAsia="Times New Roman"/>
+                <w:b/>
+                <w:color w:val="181A1F"/>
+                <w:sz w:val="28"/>
+              </w:rPr>
               <w:t>ХАРАКТЕРИСТИКИ</w:t>
             </w:r>
           </w:p>
@@ -625,7 +1031,16 @@
             <w:tcW w:type="dxa" w:w="5128"/>
           </w:tcPr>
           <w:p>
+            <w:pPr>
+              <w:spacing w:after="0" w:line="240" w:lineRule="auto"/>
+            </w:pPr>
             <w:r>
+              <w:rPr>
+                <w:rFonts w:ascii="Times New Roman" w:hAnsi="Times New Roman" w:eastAsia="Times New Roman"/>
+                <w:b/>
+                <w:color w:val="181A1F"/>
+                <w:sz w:val="28"/>
+              </w:rPr>
               <w:t>ВИДЫ СОЦИАЛЬНЫХ НОРМ</w:t>
             </w:r>
           </w:p>
@@ -637,8 +1052,24 @@
             <w:tcW w:type="dxa" w:w="5128"/>
           </w:tcPr>
           <w:p>
+            <w:pPr>
+              <w:spacing w:after="0" w:line="240" w:lineRule="auto"/>
+            </w:pPr>
             <w:r>
-              <w:t>А) установление обязательных правил поведения для всего населения государстваБ) регулирование общественных отношений исключительно в соответствии с нравственными представлениямиВ) установление государством в официальных юридических актахГ) формальная определённостьД) многократное применение</w:t>
+              <w:rPr>
+                <w:rFonts w:ascii="Times New Roman" w:hAnsi="Times New Roman" w:eastAsia="Times New Roman"/>
+                <w:color w:val="181A1F"/>
+                <w:sz w:val="28"/>
+              </w:rPr>
+              <w:t>А) установление обязательных правил поведения для всего населения государства</w:t>
+              <w:br/>
+              <w:t>Б) регулирование общественных отношений исключительно в соответствии с нравственными представлениями</w:t>
+              <w:br/>
+              <w:t>В) установление государством в официальных юридических актах</w:t>
+              <w:br/>
+              <w:t>Г) формальная определённость</w:t>
+              <w:br/>
+              <w:t>Д) многократное применение</w:t>
             </w:r>
           </w:p>
         </w:tc>
@@ -647,18 +1078,37 @@
             <w:tcW w:type="dxa" w:w="5128"/>
           </w:tcPr>
           <w:p>
+            <w:pPr>
+              <w:spacing w:after="0" w:line="240" w:lineRule="auto"/>
+            </w:pPr>
             <w:r>
-              <w:t>1) только правовые нормы2) только моральные нормы3) и правовые, и моральные нормы</w:t>
+              <w:rPr>
+                <w:rFonts w:ascii="Times New Roman" w:hAnsi="Times New Roman" w:eastAsia="Times New Roman"/>
+                <w:color w:val="181A1F"/>
+                <w:sz w:val="28"/>
+              </w:rPr>
+              <w:t>1) только правовые нормы</w:t>
+              <w:br/>
+              <w:t>2) только моральные нормы</w:t>
+              <w:br/>
+              <w:t>3) и правовые, и моральные нормы</w:t>
             </w:r>
           </w:p>
         </w:tc>
       </w:tr>
     </w:tbl>
     <w:p>
+      <w:pPr>
+        <w:widowControl/>
+        <w:spacing w:line="240" w:lineRule="auto" w:after="0"/>
+      </w:pPr>
       <w:r>
         <w:rPr>
+          <w:rFonts w:ascii="Times New Roman" w:hAnsi="Times New Roman" w:eastAsia="Times New Roman"/>
           <w:b w:val="0"/>
           <w:i w:val="0"/>
+          <w:color w:val="181A1F"/>
+          <w:sz w:val="28"/>
         </w:rPr>
         <w:t>Запишите в ответ цифры, расположив их в порядке, соответствующем буквам:</w:t>
       </w:r>
@@ -667,6 +1117,7 @@
       <w:tblPr>
         <w:tblStyle w:val="TableGrid"/>
         <w:tblW w:type="auto" w:w="0"/>
+        <w:tblLayout w:type="autofit"/>
         <w:tblLook w:firstColumn="1" w:firstRow="1" w:lastColumn="0" w:lastRow="0" w:noHBand="0" w:noVBand="1" w:val="04A0"/>
       </w:tblPr>
       <w:tblGrid>
@@ -682,7 +1133,16 @@
             <w:tcW w:type="dxa" w:w="2051"/>
           </w:tcPr>
           <w:p>
+            <w:pPr>
+              <w:spacing w:after="0" w:line="240" w:lineRule="auto"/>
+            </w:pPr>
             <w:r>
+              <w:rPr>
+                <w:rFonts w:ascii="Times New Roman" w:hAnsi="Times New Roman" w:eastAsia="Times New Roman"/>
+                <w:b/>
+                <w:color w:val="181A1F"/>
+                <w:sz w:val="28"/>
+              </w:rPr>
               <w:t>А</w:t>
             </w:r>
           </w:p>
@@ -692,7 +1152,16 @@
             <w:tcW w:type="dxa" w:w="2051"/>
           </w:tcPr>
           <w:p>
+            <w:pPr>
+              <w:spacing w:after="0" w:line="240" w:lineRule="auto"/>
+            </w:pPr>
             <w:r>
+              <w:rPr>
+                <w:rFonts w:ascii="Times New Roman" w:hAnsi="Times New Roman" w:eastAsia="Times New Roman"/>
+                <w:b/>
+                <w:color w:val="181A1F"/>
+                <w:sz w:val="28"/>
+              </w:rPr>
               <w:t>Б</w:t>
             </w:r>
           </w:p>
@@ -702,7 +1171,16 @@
             <w:tcW w:type="dxa" w:w="2051"/>
           </w:tcPr>
           <w:p>
+            <w:pPr>
+              <w:spacing w:after="0" w:line="240" w:lineRule="auto"/>
+            </w:pPr>
             <w:r>
+              <w:rPr>
+                <w:rFonts w:ascii="Times New Roman" w:hAnsi="Times New Roman" w:eastAsia="Times New Roman"/>
+                <w:b/>
+                <w:color w:val="181A1F"/>
+                <w:sz w:val="28"/>
+              </w:rPr>
               <w:t>В</w:t>
             </w:r>
           </w:p>
@@ -712,7 +1190,16 @@
             <w:tcW w:type="dxa" w:w="2051"/>
           </w:tcPr>
           <w:p>
+            <w:pPr>
+              <w:spacing w:after="0" w:line="240" w:lineRule="auto"/>
+            </w:pPr>
             <w:r>
+              <w:rPr>
+                <w:rFonts w:ascii="Times New Roman" w:hAnsi="Times New Roman" w:eastAsia="Times New Roman"/>
+                <w:b/>
+                <w:color w:val="181A1F"/>
+                <w:sz w:val="28"/>
+              </w:rPr>
               <w:t>Г</w:t>
             </w:r>
           </w:p>
@@ -722,7 +1209,16 @@
             <w:tcW w:type="dxa" w:w="2051"/>
           </w:tcPr>
           <w:p>
+            <w:pPr>
+              <w:spacing w:after="0" w:line="240" w:lineRule="auto"/>
+            </w:pPr>
             <w:r>
+              <w:rPr>
+                <w:rFonts w:ascii="Times New Roman" w:hAnsi="Times New Roman" w:eastAsia="Times New Roman"/>
+                <w:b/>
+                <w:color w:val="181A1F"/>
+                <w:sz w:val="28"/>
+              </w:rPr>
               <w:t>Д</w:t>
             </w:r>
           </w:p>
@@ -734,7 +1230,16 @@
             <w:tcW w:type="dxa" w:w="2051"/>
           </w:tcPr>
           <w:p>
-            <w:r/>
+            <w:pPr>
+              <w:spacing w:after="0" w:line="240" w:lineRule="auto"/>
+            </w:pPr>
+            <w:r>
+              <w:rPr>
+                <w:rFonts w:ascii="Times New Roman" w:hAnsi="Times New Roman" w:eastAsia="Times New Roman"/>
+                <w:color w:val="181A1F"/>
+                <w:sz w:val="28"/>
+              </w:rPr>
+            </w:r>
           </w:p>
         </w:tc>
         <w:tc>
@@ -742,7 +1247,16 @@
             <w:tcW w:type="dxa" w:w="2051"/>
           </w:tcPr>
           <w:p>
-            <w:r/>
+            <w:pPr>
+              <w:spacing w:after="0" w:line="240" w:lineRule="auto"/>
+            </w:pPr>
+            <w:r>
+              <w:rPr>
+                <w:rFonts w:ascii="Times New Roman" w:hAnsi="Times New Roman" w:eastAsia="Times New Roman"/>
+                <w:color w:val="181A1F"/>
+                <w:sz w:val="28"/>
+              </w:rPr>
+            </w:r>
           </w:p>
         </w:tc>
         <w:tc>
@@ -750,7 +1264,16 @@
             <w:tcW w:type="dxa" w:w="2051"/>
           </w:tcPr>
           <w:p>
-            <w:r/>
+            <w:pPr>
+              <w:spacing w:after="0" w:line="240" w:lineRule="auto"/>
+            </w:pPr>
+            <w:r>
+              <w:rPr>
+                <w:rFonts w:ascii="Times New Roman" w:hAnsi="Times New Roman" w:eastAsia="Times New Roman"/>
+                <w:color w:val="181A1F"/>
+                <w:sz w:val="28"/>
+              </w:rPr>
+            </w:r>
           </w:p>
         </w:tc>
         <w:tc>
@@ -758,7 +1281,16 @@
             <w:tcW w:type="dxa" w:w="2051"/>
           </w:tcPr>
           <w:p>
-            <w:r/>
+            <w:pPr>
+              <w:spacing w:after="0" w:line="240" w:lineRule="auto"/>
+            </w:pPr>
+            <w:r>
+              <w:rPr>
+                <w:rFonts w:ascii="Times New Roman" w:hAnsi="Times New Roman" w:eastAsia="Times New Roman"/>
+                <w:color w:val="181A1F"/>
+                <w:sz w:val="28"/>
+              </w:rPr>
+            </w:r>
           </w:p>
         </w:tc>
         <w:tc>
@@ -766,492 +1298,816 @@
             <w:tcW w:type="dxa" w:w="2051"/>
           </w:tcPr>
           <w:p>
-            <w:r/>
+            <w:pPr>
+              <w:spacing w:after="0" w:line="240" w:lineRule="auto"/>
+            </w:pPr>
+            <w:r>
+              <w:rPr>
+                <w:rFonts w:ascii="Times New Roman" w:hAnsi="Times New Roman" w:eastAsia="Times New Roman"/>
+                <w:color w:val="181A1F"/>
+                <w:sz w:val="28"/>
+              </w:rPr>
+            </w:r>
           </w:p>
         </w:tc>
       </w:tr>
     </w:tbl>
     <w:p>
-      <w:r>
-        <w:t>Ответ: ______________________________</w:t>
-      </w:r>
-    </w:p>
-    <w:p>
+      <w:pPr>
+        <w:keepNext/>
+        <w:widowControl/>
+        <w:spacing w:line="240" w:lineRule="auto" w:after="0" w:before="120"/>
+      </w:pPr>
       <w:r>
         <w:rPr>
+          <w:rFonts w:ascii="Times New Roman" w:hAnsi="Times New Roman" w:eastAsia="Times New Roman"/>
           <w:b/>
-          <w:sz w:val="24"/>
+          <w:color w:val="181A1F"/>
+          <w:sz w:val="28"/>
         </w:rPr>
         <w:t>7.</w:t>
       </w:r>
     </w:p>
     <w:p>
+      <w:pPr>
+        <w:widowControl/>
+        <w:spacing w:line="240" w:lineRule="auto" w:after="0"/>
+      </w:pPr>
       <w:r>
         <w:rPr>
+          <w:rFonts w:ascii="Times New Roman" w:hAnsi="Times New Roman" w:eastAsia="Times New Roman"/>
           <w:b w:val="0"/>
           <w:i w:val="0"/>
+          <w:color w:val="181A1F"/>
+          <w:sz w:val="28"/>
         </w:rPr>
         <w:t>Выберите верные суждения о налогоплательщиках, их правах и обязанностях в РФ. Запишите цифры, под которыми они указаны.</w:t>
       </w:r>
     </w:p>
     <w:p>
+      <w:pPr>
+        <w:widowControl/>
+        <w:spacing w:line="240" w:lineRule="auto" w:after="0"/>
+      </w:pPr>
       <w:r>
         <w:rPr>
+          <w:rFonts w:ascii="Times New Roman" w:hAnsi="Times New Roman" w:eastAsia="Times New Roman"/>
           <w:b w:val="0"/>
           <w:i w:val="0"/>
+          <w:color w:val="181A1F"/>
+          <w:sz w:val="28"/>
         </w:rPr>
         <w:t>1) Налогоплательщиками выступают физические и юридические лица.</w:t>
       </w:r>
     </w:p>
     <w:p>
+      <w:pPr>
+        <w:widowControl/>
+        <w:spacing w:line="240" w:lineRule="auto" w:after="0"/>
+      </w:pPr>
       <w:r>
         <w:rPr>
+          <w:rFonts w:ascii="Times New Roman" w:hAnsi="Times New Roman" w:eastAsia="Times New Roman"/>
           <w:b w:val="0"/>
           <w:i w:val="0"/>
+          <w:color w:val="181A1F"/>
+          <w:sz w:val="28"/>
         </w:rPr>
         <w:t>2) Основным правом налогоплательщиков является уплата налогов.</w:t>
       </w:r>
     </w:p>
     <w:p>
+      <w:pPr>
+        <w:widowControl/>
+        <w:spacing w:line="240" w:lineRule="auto" w:after="0"/>
+      </w:pPr>
       <w:r>
         <w:rPr>
+          <w:rFonts w:ascii="Times New Roman" w:hAnsi="Times New Roman" w:eastAsia="Times New Roman"/>
           <w:b w:val="0"/>
           <w:i w:val="0"/>
+          <w:color w:val="181A1F"/>
+          <w:sz w:val="28"/>
         </w:rPr>
         <w:t>3) Права и обязанности налогоплательщиков установлены в Гражданском кодексе РФ.</w:t>
       </w:r>
     </w:p>
     <w:p>
+      <w:pPr>
+        <w:widowControl/>
+        <w:spacing w:line="240" w:lineRule="auto" w:after="0"/>
+      </w:pPr>
       <w:r>
         <w:rPr>
+          <w:rFonts w:ascii="Times New Roman" w:hAnsi="Times New Roman" w:eastAsia="Times New Roman"/>
           <w:b w:val="0"/>
           <w:i w:val="0"/>
+          <w:color w:val="181A1F"/>
+          <w:sz w:val="28"/>
         </w:rPr>
         <w:t>4) Налогоплательщики вправе пользоваться льготами по уплате налогов на основаниях и в порядке, установленных законодательными актами.</w:t>
       </w:r>
     </w:p>
     <w:p>
+      <w:pPr>
+        <w:widowControl/>
+        <w:spacing w:line="240" w:lineRule="auto" w:after="0"/>
+      </w:pPr>
       <w:r>
         <w:rPr>
+          <w:rFonts w:ascii="Times New Roman" w:hAnsi="Times New Roman" w:eastAsia="Times New Roman"/>
           <w:b w:val="0"/>
           <w:i w:val="0"/>
+          <w:color w:val="181A1F"/>
+          <w:sz w:val="28"/>
         </w:rPr>
         <w:t>5) Налогоплательщики обязаны представлять налоговым органам необходимые для исчисления и уплаты налогов документы и сведения.</w:t>
       </w:r>
     </w:p>
     <w:p>
-      <w:r>
-        <w:t>Ответ: ______________________________</w:t>
-      </w:r>
-    </w:p>
-    <w:p>
+      <w:pPr>
+        <w:keepNext/>
+        <w:widowControl/>
+        <w:spacing w:line="240" w:lineRule="auto" w:after="0" w:before="120"/>
+      </w:pPr>
       <w:r>
         <w:rPr>
+          <w:rFonts w:ascii="Times New Roman" w:hAnsi="Times New Roman" w:eastAsia="Times New Roman"/>
           <w:b/>
-          <w:sz w:val="24"/>
+          <w:color w:val="181A1F"/>
+          <w:sz w:val="28"/>
         </w:rPr>
         <w:t>8.</w:t>
       </w:r>
     </w:p>
     <w:p>
+      <w:pPr>
+        <w:widowControl/>
+        <w:spacing w:line="240" w:lineRule="auto" w:after="0"/>
+      </w:pPr>
       <w:r>
         <w:rPr>
+          <w:rFonts w:ascii="Times New Roman" w:hAnsi="Times New Roman" w:eastAsia="Times New Roman"/>
           <w:b w:val="0"/>
           <w:i w:val="0"/>
+          <w:color w:val="181A1F"/>
+          <w:sz w:val="28"/>
         </w:rPr>
         <w:t>Выберите верные суждения о нотариате и нотариусах в РФ и запишите цифры, под которыми они указаны.</w:t>
       </w:r>
     </w:p>
     <w:p>
+      <w:pPr>
+        <w:widowControl/>
+        <w:spacing w:line="240" w:lineRule="auto" w:after="0"/>
+      </w:pPr>
       <w:r>
         <w:rPr>
+          <w:rFonts w:ascii="Times New Roman" w:hAnsi="Times New Roman" w:eastAsia="Times New Roman"/>
           <w:b w:val="0"/>
           <w:i w:val="0"/>
+          <w:color w:val="181A1F"/>
+          <w:sz w:val="28"/>
         </w:rPr>
         <w:t>1) Любой дееспособный гражданин РФ может обратиться к нотариусу за совершением нотариальных действий.</w:t>
       </w:r>
     </w:p>
     <w:p>
+      <w:pPr>
+        <w:widowControl/>
+        <w:spacing w:line="240" w:lineRule="auto" w:after="0"/>
+      </w:pPr>
       <w:r>
         <w:rPr>
+          <w:rFonts w:ascii="Times New Roman" w:hAnsi="Times New Roman" w:eastAsia="Times New Roman"/>
           <w:b w:val="0"/>
           <w:i w:val="0"/>
+          <w:color w:val="181A1F"/>
+          <w:sz w:val="28"/>
         </w:rPr>
         <w:t>2) Нотариусы свидетельствуют верность подписей и копий документов, выписок из них.</w:t>
       </w:r>
     </w:p>
     <w:p>
+      <w:pPr>
+        <w:widowControl/>
+        <w:spacing w:line="240" w:lineRule="auto" w:after="0"/>
+      </w:pPr>
       <w:r>
         <w:rPr>
+          <w:rFonts w:ascii="Times New Roman" w:hAnsi="Times New Roman" w:eastAsia="Times New Roman"/>
           <w:b w:val="0"/>
           <w:i w:val="0"/>
+          <w:color w:val="181A1F"/>
+          <w:sz w:val="28"/>
         </w:rPr>
         <w:t>3) Все нотариусы в РФ осуществляют свою деятельность в государственных нотариальных конторах.</w:t>
       </w:r>
     </w:p>
     <w:p>
+      <w:pPr>
+        <w:widowControl/>
+        <w:spacing w:line="240" w:lineRule="auto" w:after="0"/>
+      </w:pPr>
       <w:r>
         <w:rPr>
+          <w:rFonts w:ascii="Times New Roman" w:hAnsi="Times New Roman" w:eastAsia="Times New Roman"/>
           <w:b w:val="0"/>
           <w:i w:val="0"/>
+          <w:color w:val="181A1F"/>
+          <w:sz w:val="28"/>
         </w:rPr>
         <w:t>4) Нотариус вправе удостоверить завещание гражданина.</w:t>
       </w:r>
     </w:p>
     <w:p>
+      <w:pPr>
+        <w:widowControl/>
+        <w:spacing w:line="240" w:lineRule="auto" w:after="0"/>
+      </w:pPr>
       <w:r>
         <w:rPr>
+          <w:rFonts w:ascii="Times New Roman" w:hAnsi="Times New Roman" w:eastAsia="Times New Roman"/>
           <w:b w:val="0"/>
           <w:i w:val="0"/>
+          <w:color w:val="181A1F"/>
+          <w:sz w:val="28"/>
         </w:rPr>
         <w:t>5) Нотариат согласно Конституции РФ находится в совместном ведении Российской Федерации и субъектов РФ.</w:t>
       </w:r>
     </w:p>
     <w:p>
-      <w:r>
-        <w:t>Ответ: ______________________________</w:t>
-      </w:r>
-    </w:p>
-    <w:p>
+      <w:pPr>
+        <w:keepNext/>
+        <w:widowControl/>
+        <w:spacing w:line="240" w:lineRule="auto" w:after="0" w:before="120"/>
+      </w:pPr>
       <w:r>
         <w:rPr>
+          <w:rFonts w:ascii="Times New Roman" w:hAnsi="Times New Roman" w:eastAsia="Times New Roman"/>
           <w:b/>
-          <w:sz w:val="24"/>
+          <w:color w:val="181A1F"/>
+          <w:sz w:val="28"/>
         </w:rPr>
         <w:t>9.</w:t>
       </w:r>
     </w:p>
     <w:p>
+      <w:pPr>
+        <w:widowControl/>
+        <w:spacing w:line="240" w:lineRule="auto" w:after="0"/>
+      </w:pPr>
       <w:r>
         <w:rPr>
+          <w:rFonts w:ascii="Times New Roman" w:hAnsi="Times New Roman" w:eastAsia="Times New Roman"/>
           <w:b w:val="0"/>
           <w:i w:val="0"/>
+          <w:color w:val="181A1F"/>
+          <w:sz w:val="28"/>
         </w:rPr>
         <w:t>Ниже приведён перечень терминов. Все они, за исключением двух, относятся к личным неимущественным правам.</w:t>
       </w:r>
     </w:p>
     <w:p>
+      <w:pPr>
+        <w:widowControl/>
+        <w:spacing w:line="240" w:lineRule="auto" w:after="0"/>
+      </w:pPr>
       <w:r>
         <w:rPr>
+          <w:rFonts w:ascii="Times New Roman" w:hAnsi="Times New Roman" w:eastAsia="Times New Roman"/>
           <w:b w:val="0"/>
           <w:i w:val="0"/>
+          <w:color w:val="181A1F"/>
+          <w:sz w:val="28"/>
         </w:rPr>
         <w:t>1) право на жизнь;</w:t>
       </w:r>
     </w:p>
     <w:p>
+      <w:pPr>
+        <w:widowControl/>
+        <w:spacing w:line="240" w:lineRule="auto" w:after="0"/>
+      </w:pPr>
       <w:r>
         <w:rPr>
+          <w:rFonts w:ascii="Times New Roman" w:hAnsi="Times New Roman" w:eastAsia="Times New Roman"/>
           <w:b w:val="0"/>
           <w:i w:val="0"/>
+          <w:color w:val="181A1F"/>
+          <w:sz w:val="28"/>
         </w:rPr>
         <w:t>2) семейная тайна;</w:t>
       </w:r>
     </w:p>
     <w:p>
+      <w:pPr>
+        <w:widowControl/>
+        <w:spacing w:line="240" w:lineRule="auto" w:after="0"/>
+      </w:pPr>
       <w:r>
         <w:rPr>
+          <w:rFonts w:ascii="Times New Roman" w:hAnsi="Times New Roman" w:eastAsia="Times New Roman"/>
           <w:b w:val="0"/>
           <w:i w:val="0"/>
+          <w:color w:val="181A1F"/>
+          <w:sz w:val="28"/>
         </w:rPr>
         <w:t>3) право на имя;</w:t>
       </w:r>
     </w:p>
     <w:p>
+      <w:pPr>
+        <w:widowControl/>
+        <w:spacing w:line="240" w:lineRule="auto" w:after="0"/>
+      </w:pPr>
       <w:r>
         <w:rPr>
+          <w:rFonts w:ascii="Times New Roman" w:hAnsi="Times New Roman" w:eastAsia="Times New Roman"/>
           <w:b w:val="0"/>
           <w:i w:val="0"/>
+          <w:color w:val="181A1F"/>
+          <w:sz w:val="28"/>
         </w:rPr>
         <w:t>4) право на осуществление предпринимательской деятельности;</w:t>
       </w:r>
     </w:p>
     <w:p>
+      <w:pPr>
+        <w:widowControl/>
+        <w:spacing w:line="240" w:lineRule="auto" w:after="0"/>
+      </w:pPr>
       <w:r>
         <w:rPr>
+          <w:rFonts w:ascii="Times New Roman" w:hAnsi="Times New Roman" w:eastAsia="Times New Roman"/>
           <w:b w:val="0"/>
           <w:i w:val="0"/>
+          <w:color w:val="181A1F"/>
+          <w:sz w:val="28"/>
         </w:rPr>
         <w:t>5) право собственности;</w:t>
       </w:r>
     </w:p>
     <w:p>
+      <w:pPr>
+        <w:widowControl/>
+        <w:spacing w:line="240" w:lineRule="auto" w:after="0"/>
+      </w:pPr>
       <w:r>
         <w:rPr>
+          <w:rFonts w:ascii="Times New Roman" w:hAnsi="Times New Roman" w:eastAsia="Times New Roman"/>
           <w:b w:val="0"/>
           <w:i w:val="0"/>
+          <w:color w:val="181A1F"/>
+          <w:sz w:val="28"/>
         </w:rPr>
         <w:t>6) личная неприкосновенность.</w:t>
       </w:r>
     </w:p>
     <w:p>
+      <w:pPr>
+        <w:widowControl/>
+        <w:spacing w:line="240" w:lineRule="auto" w:after="0"/>
+      </w:pPr>
       <w:r>
         <w:rPr>
+          <w:rFonts w:ascii="Times New Roman" w:hAnsi="Times New Roman" w:eastAsia="Times New Roman"/>
           <w:b w:val="0"/>
           <w:i w:val="0"/>
+          <w:color w:val="181A1F"/>
+          <w:sz w:val="28"/>
         </w:rPr>
         <w:t>Найдите два термина, «выпадающих» из общего ряда, и запишите в ответ цифры, под которыми они указаны.</w:t>
       </w:r>
     </w:p>
     <w:p>
-      <w:r>
-        <w:t>Ответ: ______________________________</w:t>
-      </w:r>
-    </w:p>
-    <w:p>
+      <w:pPr>
+        <w:keepNext/>
+        <w:widowControl/>
+        <w:spacing w:line="240" w:lineRule="auto" w:after="0" w:before="120"/>
+      </w:pPr>
       <w:r>
         <w:rPr>
+          <w:rFonts w:ascii="Times New Roman" w:hAnsi="Times New Roman" w:eastAsia="Times New Roman"/>
           <w:b/>
-          <w:sz w:val="24"/>
+          <w:color w:val="181A1F"/>
+          <w:sz w:val="28"/>
         </w:rPr>
         <w:t>10.</w:t>
       </w:r>
     </w:p>
     <w:p>
+      <w:pPr>
+        <w:widowControl/>
+        <w:spacing w:line="240" w:lineRule="auto" w:after="0"/>
+      </w:pPr>
       <w:r>
         <w:rPr>
+          <w:rFonts w:ascii="Times New Roman" w:hAnsi="Times New Roman" w:eastAsia="Times New Roman"/>
           <w:b w:val="0"/>
           <w:i w:val="0"/>
+          <w:color w:val="181A1F"/>
+          <w:sz w:val="28"/>
         </w:rPr>
         <w:t>Найдите в приведённом списке юридические основания расторжения трудового договора в РФ по обстоятельствам, не зависящим от воли сторон, и запишите цифры, под которыми они указаны.</w:t>
       </w:r>
     </w:p>
     <w:p>
+      <w:pPr>
+        <w:widowControl/>
+        <w:spacing w:line="240" w:lineRule="auto" w:after="0"/>
+      </w:pPr>
       <w:r>
         <w:rPr>
+          <w:rFonts w:ascii="Times New Roman" w:hAnsi="Times New Roman" w:eastAsia="Times New Roman"/>
           <w:b w:val="0"/>
           <w:i w:val="0"/>
+          <w:color w:val="181A1F"/>
+          <w:sz w:val="28"/>
         </w:rPr>
         <w:t>1) Трудовой договор с Петром был расторгнут после того, как он появился на своём рабочем месте в состоянии алкогольного опьянения.</w:t>
       </w:r>
     </w:p>
     <w:p>
+      <w:pPr>
+        <w:widowControl/>
+        <w:spacing w:line="240" w:lineRule="auto" w:after="0"/>
+      </w:pPr>
       <w:r>
         <w:rPr>
+          <w:rFonts w:ascii="Times New Roman" w:hAnsi="Times New Roman" w:eastAsia="Times New Roman"/>
           <w:b w:val="0"/>
           <w:i w:val="0"/>
+          <w:color w:val="181A1F"/>
+          <w:sz w:val="28"/>
         </w:rPr>
         <w:t>2) Профессор кафедры не был переизбран на свою должность.</w:t>
       </w:r>
     </w:p>
     <w:p>
+      <w:pPr>
+        <w:widowControl/>
+        <w:spacing w:line="240" w:lineRule="auto" w:after="0"/>
+      </w:pPr>
       <w:r>
         <w:rPr>
+          <w:rFonts w:ascii="Times New Roman" w:hAnsi="Times New Roman" w:eastAsia="Times New Roman"/>
           <w:b w:val="0"/>
           <w:i w:val="0"/>
+          <w:color w:val="181A1F"/>
+          <w:sz w:val="28"/>
         </w:rPr>
         <w:t>3) Стихийное бедствие разрушило прибрежную зону отдыха, что привело к закрытию отелей и увольнению сотрудников.</w:t>
       </w:r>
     </w:p>
     <w:p>
+      <w:pPr>
+        <w:widowControl/>
+        <w:spacing w:line="240" w:lineRule="auto" w:after="0"/>
+      </w:pPr>
       <w:r>
         <w:rPr>
+          <w:rFonts w:ascii="Times New Roman" w:hAnsi="Times New Roman" w:eastAsia="Times New Roman"/>
           <w:b w:val="0"/>
           <w:i w:val="0"/>
+          <w:color w:val="181A1F"/>
+          <w:sz w:val="28"/>
         </w:rPr>
         <w:t>4) Проведённая аттестация сотрудников фирмы показала, что уровень квалификации некоторых из них не соответствует требованиям работодателя.</w:t>
       </w:r>
     </w:p>
     <w:p>
+      <w:pPr>
+        <w:widowControl/>
+        <w:spacing w:line="240" w:lineRule="auto" w:after="0"/>
+      </w:pPr>
       <w:r>
         <w:rPr>
+          <w:rFonts w:ascii="Times New Roman" w:hAnsi="Times New Roman" w:eastAsia="Times New Roman"/>
           <w:b w:val="0"/>
           <w:i w:val="0"/>
+          <w:color w:val="181A1F"/>
+          <w:sz w:val="28"/>
         </w:rPr>
         <w:t>5) Пианист симфонического оркестра А. Орлов сломал руку; медицинская комиссия установила, что больше он не сможет профессионально играть на рояле.</w:t>
       </w:r>
     </w:p>
     <w:p>
+      <w:pPr>
+        <w:widowControl/>
+        <w:spacing w:line="240" w:lineRule="auto" w:after="0"/>
+      </w:pPr>
       <w:r>
         <w:rPr>
+          <w:rFonts w:ascii="Times New Roman" w:hAnsi="Times New Roman" w:eastAsia="Times New Roman"/>
           <w:b w:val="0"/>
           <w:i w:val="0"/>
+          <w:color w:val="181A1F"/>
+          <w:sz w:val="28"/>
         </w:rPr>
         <w:t>6) Менеджер Е. Соболева систематически не выполняла условий трудового договора.</w:t>
       </w:r>
     </w:p>
     <w:p>
-      <w:r>
-        <w:t>Ответ: ______________________________</w:t>
-      </w:r>
-    </w:p>
-    <w:p>
+      <w:pPr>
+        <w:keepNext/>
+        <w:widowControl/>
+        <w:spacing w:line="240" w:lineRule="auto" w:after="0" w:before="120"/>
+      </w:pPr>
       <w:r>
         <w:rPr>
+          <w:rFonts w:ascii="Times New Roman" w:hAnsi="Times New Roman" w:eastAsia="Times New Roman"/>
           <w:b/>
-          <w:sz w:val="24"/>
+          <w:color w:val="181A1F"/>
+          <w:sz w:val="28"/>
         </w:rPr>
         <w:t>11.</w:t>
       </w:r>
     </w:p>
     <w:p>
+      <w:pPr>
+        <w:widowControl/>
+        <w:spacing w:line="240" w:lineRule="auto" w:after="0"/>
+      </w:pPr>
       <w:r>
         <w:rPr>
+          <w:rFonts w:ascii="Times New Roman" w:hAnsi="Times New Roman" w:eastAsia="Times New Roman"/>
           <w:b w:val="0"/>
           <w:i w:val="0"/>
+          <w:color w:val="181A1F"/>
+          <w:sz w:val="28"/>
         </w:rPr>
         <w:t>Назару 15 лет. Найдите в приведённом ниже списке действия, которые он, в соответствии с Гражданским кодексом РФ, вправе самостоятельно осуществлять. Запишите цифры, под которыми они указаны.</w:t>
       </w:r>
     </w:p>
     <w:p>
+      <w:pPr>
+        <w:widowControl/>
+        <w:spacing w:line="240" w:lineRule="auto" w:after="0"/>
+      </w:pPr>
       <w:r>
         <w:rPr>
+          <w:rFonts w:ascii="Times New Roman" w:hAnsi="Times New Roman" w:eastAsia="Times New Roman"/>
           <w:b w:val="0"/>
           <w:i w:val="0"/>
+          <w:color w:val="181A1F"/>
+          <w:sz w:val="28"/>
         </w:rPr>
         <w:t>1) осуществлять права автора созданного музыкального произведения</w:t>
       </w:r>
     </w:p>
     <w:p>
+      <w:pPr>
+        <w:widowControl/>
+        <w:spacing w:line="240" w:lineRule="auto" w:after="0"/>
+      </w:pPr>
       <w:r>
         <w:rPr>
+          <w:rFonts w:ascii="Times New Roman" w:hAnsi="Times New Roman" w:eastAsia="Times New Roman"/>
           <w:b w:val="0"/>
           <w:i w:val="0"/>
+          <w:color w:val="181A1F"/>
+          <w:sz w:val="28"/>
         </w:rPr>
         <w:t>2) внести подаренные родителями деньги на счёт в банке</w:t>
       </w:r>
     </w:p>
     <w:p>
+      <w:pPr>
+        <w:widowControl/>
+        <w:spacing w:line="240" w:lineRule="auto" w:after="0"/>
+      </w:pPr>
       <w:r>
         <w:rPr>
+          <w:rFonts w:ascii="Times New Roman" w:hAnsi="Times New Roman" w:eastAsia="Times New Roman"/>
           <w:b w:val="0"/>
           <w:i w:val="0"/>
+          <w:color w:val="181A1F"/>
+          <w:sz w:val="28"/>
         </w:rPr>
         <w:t>3) распоряжаться заработной платой, полученной в летнем трудовом лагере</w:t>
       </w:r>
     </w:p>
     <w:p>
+      <w:pPr>
+        <w:widowControl/>
+        <w:spacing w:line="240" w:lineRule="auto" w:after="0"/>
+      </w:pPr>
       <w:r>
         <w:rPr>
+          <w:rFonts w:ascii="Times New Roman" w:hAnsi="Times New Roman" w:eastAsia="Times New Roman"/>
           <w:b w:val="0"/>
           <w:i w:val="0"/>
+          <w:color w:val="181A1F"/>
+          <w:sz w:val="28"/>
         </w:rPr>
         <w:t>4) купить квартиру</w:t>
       </w:r>
     </w:p>
     <w:p>
+      <w:pPr>
+        <w:widowControl/>
+        <w:spacing w:line="240" w:lineRule="auto" w:after="0"/>
+      </w:pPr>
       <w:r>
         <w:rPr>
+          <w:rFonts w:ascii="Times New Roman" w:hAnsi="Times New Roman" w:eastAsia="Times New Roman"/>
           <w:b w:val="0"/>
           <w:i w:val="0"/>
+          <w:color w:val="181A1F"/>
+          <w:sz w:val="28"/>
         </w:rPr>
         <w:t>5) продать автомобиль</w:t>
       </w:r>
     </w:p>
     <w:p>
+      <w:pPr>
+        <w:widowControl/>
+        <w:spacing w:line="240" w:lineRule="auto" w:after="0"/>
+      </w:pPr>
       <w:r>
         <w:rPr>
+          <w:rFonts w:ascii="Times New Roman" w:hAnsi="Times New Roman" w:eastAsia="Times New Roman"/>
           <w:b w:val="0"/>
           <w:i w:val="0"/>
+          <w:color w:val="181A1F"/>
+          <w:sz w:val="28"/>
         </w:rPr>
         <w:t>6) отложить часть своей стипендии на покупку подарка для младшей сестры</w:t>
       </w:r>
     </w:p>
     <w:p>
-      <w:r>
-        <w:t>Ответ: ______________________________</w:t>
-      </w:r>
-    </w:p>
-    <w:p>
+      <w:pPr>
+        <w:keepNext/>
+        <w:widowControl/>
+        <w:spacing w:line="240" w:lineRule="auto" w:after="0" w:before="120"/>
+      </w:pPr>
       <w:r>
         <w:rPr>
+          <w:rFonts w:ascii="Times New Roman" w:hAnsi="Times New Roman" w:eastAsia="Times New Roman"/>
           <w:b/>
-          <w:sz w:val="24"/>
+          <w:color w:val="181A1F"/>
+          <w:sz w:val="28"/>
         </w:rPr>
         <w:t>12.</w:t>
       </w:r>
     </w:p>
     <w:p>
+      <w:pPr>
+        <w:widowControl/>
+        <w:spacing w:line="240" w:lineRule="auto" w:after="0"/>
+      </w:pPr>
       <w:r>
         <w:rPr>
+          <w:rFonts w:ascii="Times New Roman" w:hAnsi="Times New Roman" w:eastAsia="Times New Roman"/>
           <w:b w:val="0"/>
           <w:i w:val="0"/>
+          <w:color w:val="181A1F"/>
+          <w:sz w:val="28"/>
         </w:rPr>
         <w:t>Ниже приведён перечень санкций. Все они, за исключением двух, относятся к административным наказаниям, согласно Кодексу Российской Федерации об административных правонарушениях.</w:t>
       </w:r>
     </w:p>
     <w:p>
+      <w:pPr>
+        <w:widowControl/>
+        <w:spacing w:line="240" w:lineRule="auto" w:after="0"/>
+      </w:pPr>
       <w:r>
         <w:rPr>
+          <w:rFonts w:ascii="Times New Roman" w:hAnsi="Times New Roman" w:eastAsia="Times New Roman"/>
           <w:b w:val="0"/>
           <w:i w:val="0"/>
+          <w:color w:val="181A1F"/>
+          <w:sz w:val="28"/>
         </w:rPr>
         <w:t xml:space="preserve">1) предупреждение; </w:t>
       </w:r>
     </w:p>
     <w:p>
+      <w:pPr>
+        <w:widowControl/>
+        <w:spacing w:line="240" w:lineRule="auto" w:after="0"/>
+      </w:pPr>
       <w:r>
         <w:rPr>
+          <w:rFonts w:ascii="Times New Roman" w:hAnsi="Times New Roman" w:eastAsia="Times New Roman"/>
           <w:b w:val="0"/>
           <w:i w:val="0"/>
+          <w:color w:val="181A1F"/>
+          <w:sz w:val="28"/>
         </w:rPr>
         <w:t xml:space="preserve">2) исправительные работы; </w:t>
       </w:r>
     </w:p>
     <w:p>
+      <w:pPr>
+        <w:widowControl/>
+        <w:spacing w:line="240" w:lineRule="auto" w:after="0"/>
+      </w:pPr>
       <w:r>
         <w:rPr>
+          <w:rFonts w:ascii="Times New Roman" w:hAnsi="Times New Roman" w:eastAsia="Times New Roman"/>
           <w:b w:val="0"/>
           <w:i w:val="0"/>
+          <w:color w:val="181A1F"/>
+          <w:sz w:val="28"/>
         </w:rPr>
         <w:t xml:space="preserve">3) дисквалификация; </w:t>
       </w:r>
     </w:p>
     <w:p>
+      <w:pPr>
+        <w:widowControl/>
+        <w:spacing w:line="240" w:lineRule="auto" w:after="0"/>
+      </w:pPr>
       <w:r>
         <w:rPr>
+          <w:rFonts w:ascii="Times New Roman" w:hAnsi="Times New Roman" w:eastAsia="Times New Roman"/>
           <w:b w:val="0"/>
           <w:i w:val="0"/>
+          <w:color w:val="181A1F"/>
+          <w:sz w:val="28"/>
         </w:rPr>
         <w:t xml:space="preserve">4) лишение специального права, предоставленного физическому лицу; </w:t>
       </w:r>
     </w:p>
     <w:p>
+      <w:pPr>
+        <w:widowControl/>
+        <w:spacing w:line="240" w:lineRule="auto" w:after="0"/>
+      </w:pPr>
       <w:r>
         <w:rPr>
+          <w:rFonts w:ascii="Times New Roman" w:hAnsi="Times New Roman" w:eastAsia="Times New Roman"/>
           <w:b w:val="0"/>
           <w:i w:val="0"/>
+          <w:color w:val="181A1F"/>
+          <w:sz w:val="28"/>
         </w:rPr>
         <w:t xml:space="preserve">5) обязательные работы; </w:t>
       </w:r>
     </w:p>
     <w:p>
+      <w:pPr>
+        <w:widowControl/>
+        <w:spacing w:line="240" w:lineRule="auto" w:after="0"/>
+      </w:pPr>
       <w:r>
         <w:rPr>
+          <w:rFonts w:ascii="Times New Roman" w:hAnsi="Times New Roman" w:eastAsia="Times New Roman"/>
           <w:b w:val="0"/>
           <w:i w:val="0"/>
+          <w:color w:val="181A1F"/>
+          <w:sz w:val="28"/>
         </w:rPr>
         <w:t>6) принудительные работы.</w:t>
       </w:r>
     </w:p>
     <w:p>
+      <w:pPr>
+        <w:widowControl/>
+        <w:spacing w:line="240" w:lineRule="auto" w:after="0"/>
+      </w:pPr>
       <w:r>
         <w:rPr>
+          <w:rFonts w:ascii="Times New Roman" w:hAnsi="Times New Roman" w:eastAsia="Times New Roman"/>
           <w:b w:val="0"/>
           <w:i w:val="0"/>
+          <w:color w:val="181A1F"/>
+          <w:sz w:val="28"/>
         </w:rPr>
         <w:t>Найдите два вида наказаний, «выпадающих» из общего ряда, и запишите в таблицу цифры, под которыми они указаны.</w:t>
       </w:r>
     </w:p>
     <w:p>
-      <w:r>
-        <w:t>Ответ: ______________________________</w:t>
-      </w:r>
-    </w:p>
-    <w:p>
+      <w:pPr>
+        <w:keepNext/>
+        <w:widowControl/>
+        <w:spacing w:line="240" w:lineRule="auto" w:after="0" w:before="120"/>
+      </w:pPr>
       <w:r>
         <w:rPr>
+          <w:rFonts w:ascii="Times New Roman" w:hAnsi="Times New Roman" w:eastAsia="Times New Roman"/>
           <w:b/>
-          <w:sz w:val="24"/>
+          <w:color w:val="181A1F"/>
+          <w:sz w:val="28"/>
         </w:rPr>
         <w:t>13.</w:t>
       </w:r>
     </w:p>
     <w:p>
+      <w:pPr>
+        <w:widowControl/>
+        <w:spacing w:line="240" w:lineRule="auto" w:after="0"/>
+      </w:pPr>
       <w:r>
         <w:rPr>
+          <w:rFonts w:ascii="Times New Roman" w:hAnsi="Times New Roman" w:eastAsia="Times New Roman"/>
           <w:b w:val="0"/>
           <w:i w:val="0"/>
+          <w:color w:val="181A1F"/>
+          <w:sz w:val="28"/>
         </w:rPr>
         <w:t>Установите соответствие между примерами и видами юридической ответственности в Российской Федерации: к каждой позиции, данной в первом столбце, подберите соответствующую позицию из второго столбца.</w:t>
       </w:r>
@@ -1260,6 +2116,7 @@
       <w:tblPr>
         <w:tblStyle w:val="TableGrid"/>
         <w:tblW w:type="auto" w:w="0"/>
+        <w:tblLayout w:type="autofit"/>
         <w:tblLook w:firstColumn="1" w:firstRow="1" w:lastColumn="0" w:lastRow="0" w:noHBand="0" w:noVBand="1" w:val="04A0"/>
       </w:tblPr>
       <w:tblGrid>
@@ -1272,7 +2129,16 @@
             <w:tcW w:type="dxa" w:w="5128"/>
           </w:tcPr>
           <w:p>
+            <w:pPr>
+              <w:spacing w:after="0" w:line="240" w:lineRule="auto"/>
+            </w:pPr>
             <w:r>
+              <w:rPr>
+                <w:rFonts w:ascii="Times New Roman" w:hAnsi="Times New Roman" w:eastAsia="Times New Roman"/>
+                <w:b/>
+                <w:color w:val="181A1F"/>
+                <w:sz w:val="28"/>
+              </w:rPr>
               <w:t>ПРИМЕРЫ</w:t>
             </w:r>
           </w:p>
@@ -1282,7 +2148,16 @@
             <w:tcW w:type="dxa" w:w="5128"/>
           </w:tcPr>
           <w:p>
+            <w:pPr>
+              <w:spacing w:after="0" w:line="240" w:lineRule="auto"/>
+            </w:pPr>
             <w:r>
+              <w:rPr>
+                <w:rFonts w:ascii="Times New Roman" w:hAnsi="Times New Roman" w:eastAsia="Times New Roman"/>
+                <w:b/>
+                <w:color w:val="181A1F"/>
+                <w:sz w:val="28"/>
+              </w:rPr>
               <w:t>ВИДЫ ЮРИДИЧЕСКОЙ ОТВЕТСТВЕННОСТИ В РОССИЙСКОЙ ФЕДЕРАЦИИ</w:t>
             </w:r>
           </w:p>
@@ -1294,8 +2169,24 @@
             <w:tcW w:type="dxa" w:w="5128"/>
           </w:tcPr>
           <w:p>
+            <w:pPr>
+              <w:spacing w:after="0" w:line="240" w:lineRule="auto"/>
+            </w:pPr>
             <w:r>
-              <w:t>А) дисквалификацияБ) взыскание неустойкиВ) возмещение убытковГ) лишение права занимать определённые должности или заниматься определённой деятельностьюД) компенсация морального вреда</w:t>
+              <w:rPr>
+                <w:rFonts w:ascii="Times New Roman" w:hAnsi="Times New Roman" w:eastAsia="Times New Roman"/>
+                <w:color w:val="181A1F"/>
+                <w:sz w:val="28"/>
+              </w:rPr>
+              <w:t>А) дисквалификация</w:t>
+              <w:br/>
+              <w:t>Б) взыскание неустойки</w:t>
+              <w:br/>
+              <w:t>В) возмещение убытков</w:t>
+              <w:br/>
+              <w:t>Г) лишение права занимать определённые должности или заниматься определённой деятельностью</w:t>
+              <w:br/>
+              <w:t>Д) компенсация морального вреда</w:t>
             </w:r>
           </w:p>
         </w:tc>
@@ -1304,18 +2195,37 @@
             <w:tcW w:type="dxa" w:w="5128"/>
           </w:tcPr>
           <w:p>
+            <w:pPr>
+              <w:spacing w:after="0" w:line="240" w:lineRule="auto"/>
+            </w:pPr>
             <w:r>
-              <w:t>1) административные наказания по Кодексу Российской Федерации об административных правонарушениях2) наказания по Уголовному кодексу Российской Федерации3) способы защиты гражданских прав по Гражданскому кодексу Российской Федерации</w:t>
+              <w:rPr>
+                <w:rFonts w:ascii="Times New Roman" w:hAnsi="Times New Roman" w:eastAsia="Times New Roman"/>
+                <w:color w:val="181A1F"/>
+                <w:sz w:val="28"/>
+              </w:rPr>
+              <w:t>1) административные наказания по Кодексу Российской Федерации об административных правонарушениях</w:t>
+              <w:br/>
+              <w:t>2) наказания по Уголовному кодексу Российской Федерации</w:t>
+              <w:br/>
+              <w:t>3) способы защиты гражданских прав по Гражданскому кодексу Российской Федерации</w:t>
             </w:r>
           </w:p>
         </w:tc>
       </w:tr>
     </w:tbl>
     <w:p>
+      <w:pPr>
+        <w:widowControl/>
+        <w:spacing w:line="240" w:lineRule="auto" w:after="0"/>
+      </w:pPr>
       <w:r>
         <w:rPr>
+          <w:rFonts w:ascii="Times New Roman" w:hAnsi="Times New Roman" w:eastAsia="Times New Roman"/>
           <w:b w:val="0"/>
           <w:i w:val="0"/>
+          <w:color w:val="181A1F"/>
+          <w:sz w:val="28"/>
         </w:rPr>
         <w:t>Запишите в ответ цифры, расположив их в порядке, соответствующем буквам:</w:t>
       </w:r>
@@ -1324,6 +2234,7 @@
       <w:tblPr>
         <w:tblStyle w:val="TableGrid"/>
         <w:tblW w:type="auto" w:w="0"/>
+        <w:tblLayout w:type="autofit"/>
         <w:tblLook w:firstColumn="1" w:firstRow="1" w:lastColumn="0" w:lastRow="0" w:noHBand="0" w:noVBand="1" w:val="04A0"/>
       </w:tblPr>
       <w:tblGrid>
@@ -1339,7 +2250,16 @@
             <w:tcW w:type="dxa" w:w="2051"/>
           </w:tcPr>
           <w:p>
+            <w:pPr>
+              <w:spacing w:after="0" w:line="240" w:lineRule="auto"/>
+            </w:pPr>
             <w:r>
+              <w:rPr>
+                <w:rFonts w:ascii="Times New Roman" w:hAnsi="Times New Roman" w:eastAsia="Times New Roman"/>
+                <w:b/>
+                <w:color w:val="181A1F"/>
+                <w:sz w:val="28"/>
+              </w:rPr>
               <w:t>A</w:t>
             </w:r>
           </w:p>
@@ -1349,7 +2269,16 @@
             <w:tcW w:type="dxa" w:w="2051"/>
           </w:tcPr>
           <w:p>
+            <w:pPr>
+              <w:spacing w:after="0" w:line="240" w:lineRule="auto"/>
+            </w:pPr>
             <w:r>
+              <w:rPr>
+                <w:rFonts w:ascii="Times New Roman" w:hAnsi="Times New Roman" w:eastAsia="Times New Roman"/>
+                <w:b/>
+                <w:color w:val="181A1F"/>
+                <w:sz w:val="28"/>
+              </w:rPr>
               <w:t>Б</w:t>
             </w:r>
           </w:p>
@@ -1359,7 +2288,16 @@
             <w:tcW w:type="dxa" w:w="2051"/>
           </w:tcPr>
           <w:p>
+            <w:pPr>
+              <w:spacing w:after="0" w:line="240" w:lineRule="auto"/>
+            </w:pPr>
             <w:r>
+              <w:rPr>
+                <w:rFonts w:ascii="Times New Roman" w:hAnsi="Times New Roman" w:eastAsia="Times New Roman"/>
+                <w:b/>
+                <w:color w:val="181A1F"/>
+                <w:sz w:val="28"/>
+              </w:rPr>
               <w:t>В</w:t>
             </w:r>
           </w:p>
@@ -1369,7 +2307,16 @@
             <w:tcW w:type="dxa" w:w="2051"/>
           </w:tcPr>
           <w:p>
+            <w:pPr>
+              <w:spacing w:after="0" w:line="240" w:lineRule="auto"/>
+            </w:pPr>
             <w:r>
+              <w:rPr>
+                <w:rFonts w:ascii="Times New Roman" w:hAnsi="Times New Roman" w:eastAsia="Times New Roman"/>
+                <w:b/>
+                <w:color w:val="181A1F"/>
+                <w:sz w:val="28"/>
+              </w:rPr>
               <w:t>Г</w:t>
             </w:r>
           </w:p>
@@ -1379,7 +2326,16 @@
             <w:tcW w:type="dxa" w:w="2051"/>
           </w:tcPr>
           <w:p>
+            <w:pPr>
+              <w:spacing w:after="0" w:line="240" w:lineRule="auto"/>
+            </w:pPr>
             <w:r>
+              <w:rPr>
+                <w:rFonts w:ascii="Times New Roman" w:hAnsi="Times New Roman" w:eastAsia="Times New Roman"/>
+                <w:b/>
+                <w:color w:val="181A1F"/>
+                <w:sz w:val="28"/>
+              </w:rPr>
               <w:t>Д</w:t>
             </w:r>
           </w:p>
@@ -1391,7 +2347,16 @@
             <w:tcW w:type="dxa" w:w="2051"/>
           </w:tcPr>
           <w:p>
-            <w:r/>
+            <w:pPr>
+              <w:spacing w:after="0" w:line="240" w:lineRule="auto"/>
+            </w:pPr>
+            <w:r>
+              <w:rPr>
+                <w:rFonts w:ascii="Times New Roman" w:hAnsi="Times New Roman" w:eastAsia="Times New Roman"/>
+                <w:color w:val="181A1F"/>
+                <w:sz w:val="28"/>
+              </w:rPr>
+            </w:r>
           </w:p>
         </w:tc>
         <w:tc>
@@ -1399,7 +2364,16 @@
             <w:tcW w:type="dxa" w:w="2051"/>
           </w:tcPr>
           <w:p>
-            <w:r/>
+            <w:pPr>
+              <w:spacing w:after="0" w:line="240" w:lineRule="auto"/>
+            </w:pPr>
+            <w:r>
+              <w:rPr>
+                <w:rFonts w:ascii="Times New Roman" w:hAnsi="Times New Roman" w:eastAsia="Times New Roman"/>
+                <w:color w:val="181A1F"/>
+                <w:sz w:val="28"/>
+              </w:rPr>
+            </w:r>
           </w:p>
         </w:tc>
         <w:tc>
@@ -1407,7 +2381,16 @@
             <w:tcW w:type="dxa" w:w="2051"/>
           </w:tcPr>
           <w:p>
-            <w:r/>
+            <w:pPr>
+              <w:spacing w:after="0" w:line="240" w:lineRule="auto"/>
+            </w:pPr>
+            <w:r>
+              <w:rPr>
+                <w:rFonts w:ascii="Times New Roman" w:hAnsi="Times New Roman" w:eastAsia="Times New Roman"/>
+                <w:color w:val="181A1F"/>
+                <w:sz w:val="28"/>
+              </w:rPr>
+            </w:r>
           </w:p>
         </w:tc>
         <w:tc>
@@ -1415,7 +2398,16 @@
             <w:tcW w:type="dxa" w:w="2051"/>
           </w:tcPr>
           <w:p>
-            <w:r/>
+            <w:pPr>
+              <w:spacing w:after="0" w:line="240" w:lineRule="auto"/>
+            </w:pPr>
+            <w:r>
+              <w:rPr>
+                <w:rFonts w:ascii="Times New Roman" w:hAnsi="Times New Roman" w:eastAsia="Times New Roman"/>
+                <w:color w:val="181A1F"/>
+                <w:sz w:val="28"/>
+              </w:rPr>
+            </w:r>
           </w:p>
         </w:tc>
         <w:tc>
@@ -1423,107 +2415,176 @@
             <w:tcW w:type="dxa" w:w="2051"/>
           </w:tcPr>
           <w:p>
-            <w:r/>
+            <w:pPr>
+              <w:spacing w:after="0" w:line="240" w:lineRule="auto"/>
+            </w:pPr>
+            <w:r>
+              <w:rPr>
+                <w:rFonts w:ascii="Times New Roman" w:hAnsi="Times New Roman" w:eastAsia="Times New Roman"/>
+                <w:color w:val="181A1F"/>
+                <w:sz w:val="28"/>
+              </w:rPr>
+            </w:r>
           </w:p>
         </w:tc>
       </w:tr>
     </w:tbl>
     <w:p>
-      <w:r>
-        <w:t>Ответ: ______________________________</w:t>
-      </w:r>
-    </w:p>
-    <w:p>
+      <w:pPr>
+        <w:keepNext/>
+        <w:widowControl/>
+        <w:spacing w:line="240" w:lineRule="auto" w:after="0" w:before="120"/>
+      </w:pPr>
       <w:r>
         <w:rPr>
+          <w:rFonts w:ascii="Times New Roman" w:hAnsi="Times New Roman" w:eastAsia="Times New Roman"/>
           <w:b/>
-          <w:sz w:val="24"/>
+          <w:color w:val="181A1F"/>
+          <w:sz w:val="28"/>
         </w:rPr>
         <w:t>14.</w:t>
       </w:r>
     </w:p>
     <w:p>
+      <w:pPr>
+        <w:widowControl/>
+        <w:spacing w:line="240" w:lineRule="auto" w:after="0"/>
+      </w:pPr>
       <w:r>
         <w:rPr>
+          <w:rFonts w:ascii="Times New Roman" w:hAnsi="Times New Roman" w:eastAsia="Times New Roman"/>
           <w:b w:val="0"/>
           <w:i w:val="0"/>
+          <w:color w:val="181A1F"/>
+          <w:sz w:val="28"/>
         </w:rPr>
         <w:t>Ольга и Василий решили заключить брачный договор. Какие отношения супругов (согласно семейному законодательству Российской Федерации) могут быть объектом регулирования в брачном договоре? Запишите цифры, под которыми они указаны.</w:t>
       </w:r>
     </w:p>
     <w:p>
+      <w:pPr>
+        <w:widowControl/>
+        <w:spacing w:line="240" w:lineRule="auto" w:after="0"/>
+      </w:pPr>
       <w:r>
         <w:rPr>
+          <w:rFonts w:ascii="Times New Roman" w:hAnsi="Times New Roman" w:eastAsia="Times New Roman"/>
           <w:b w:val="0"/>
           <w:i w:val="0"/>
+          <w:color w:val="181A1F"/>
+          <w:sz w:val="28"/>
         </w:rPr>
         <w:t xml:space="preserve">1) распределение домашних обязанностей </w:t>
       </w:r>
     </w:p>
     <w:p>
+      <w:pPr>
+        <w:widowControl/>
+        <w:spacing w:line="240" w:lineRule="auto" w:after="0"/>
+      </w:pPr>
       <w:r>
         <w:rPr>
+          <w:rFonts w:ascii="Times New Roman" w:hAnsi="Times New Roman" w:eastAsia="Times New Roman"/>
           <w:b w:val="0"/>
           <w:i w:val="0"/>
+          <w:color w:val="181A1F"/>
+          <w:sz w:val="28"/>
         </w:rPr>
         <w:t xml:space="preserve">2) способы участия в доходах друг друга </w:t>
       </w:r>
     </w:p>
     <w:p>
+      <w:pPr>
+        <w:widowControl/>
+        <w:spacing w:line="240" w:lineRule="auto" w:after="0"/>
+      </w:pPr>
       <w:r>
         <w:rPr>
+          <w:rFonts w:ascii="Times New Roman" w:hAnsi="Times New Roman" w:eastAsia="Times New Roman"/>
           <w:b w:val="0"/>
           <w:i w:val="0"/>
+          <w:color w:val="181A1F"/>
+          <w:sz w:val="28"/>
         </w:rPr>
         <w:t xml:space="preserve">3) порядок несения каждым супругом семейных расходов </w:t>
       </w:r>
     </w:p>
     <w:p>
+      <w:pPr>
+        <w:widowControl/>
+        <w:spacing w:line="240" w:lineRule="auto" w:after="0"/>
+      </w:pPr>
       <w:r>
         <w:rPr>
+          <w:rFonts w:ascii="Times New Roman" w:hAnsi="Times New Roman" w:eastAsia="Times New Roman"/>
           <w:b w:val="0"/>
           <w:i w:val="0"/>
+          <w:color w:val="181A1F"/>
+          <w:sz w:val="28"/>
         </w:rPr>
         <w:t xml:space="preserve">4) права и обязанности супругов в отношении детей </w:t>
       </w:r>
     </w:p>
     <w:p>
+      <w:pPr>
+        <w:widowControl/>
+        <w:spacing w:line="240" w:lineRule="auto" w:after="0"/>
+      </w:pPr>
       <w:r>
         <w:rPr>
+          <w:rFonts w:ascii="Times New Roman" w:hAnsi="Times New Roman" w:eastAsia="Times New Roman"/>
           <w:b w:val="0"/>
           <w:i w:val="0"/>
+          <w:color w:val="181A1F"/>
+          <w:sz w:val="28"/>
         </w:rPr>
         <w:t xml:space="preserve">5) права и обязанности по взаимному содержанию </w:t>
       </w:r>
     </w:p>
     <w:p>
+      <w:pPr>
+        <w:widowControl/>
+        <w:spacing w:line="240" w:lineRule="auto" w:after="0"/>
+      </w:pPr>
       <w:r>
         <w:rPr>
+          <w:rFonts w:ascii="Times New Roman" w:hAnsi="Times New Roman" w:eastAsia="Times New Roman"/>
           <w:b w:val="0"/>
           <w:i w:val="0"/>
+          <w:color w:val="181A1F"/>
+          <w:sz w:val="28"/>
         </w:rPr>
         <w:t>6) определение имущества, которое будет передано каждому из супругов в случае расторжения брака</w:t>
       </w:r>
     </w:p>
     <w:p>
-      <w:r>
-        <w:t>Ответ: ______________________________</w:t>
-      </w:r>
-    </w:p>
-    <w:p>
+      <w:pPr>
+        <w:keepNext/>
+        <w:widowControl/>
+        <w:spacing w:line="240" w:lineRule="auto" w:after="0" w:before="120"/>
+      </w:pPr>
       <w:r>
         <w:rPr>
+          <w:rFonts w:ascii="Times New Roman" w:hAnsi="Times New Roman" w:eastAsia="Times New Roman"/>
           <w:b/>
-          <w:sz w:val="24"/>
+          <w:color w:val="181A1F"/>
+          <w:sz w:val="28"/>
         </w:rPr>
         <w:t>15.</w:t>
       </w:r>
     </w:p>
     <w:p>
+      <w:pPr>
+        <w:widowControl/>
+        <w:spacing w:line="240" w:lineRule="auto" w:after="0"/>
+      </w:pPr>
       <w:r>
         <w:rPr>
+          <w:rFonts w:ascii="Times New Roman" w:hAnsi="Times New Roman" w:eastAsia="Times New Roman"/>
           <w:b w:val="0"/>
           <w:i w:val="0"/>
+          <w:color w:val="181A1F"/>
+          <w:sz w:val="28"/>
         </w:rPr>
         <w:t>Установите соответствие между примерами и видами субъектов гражданского права Российской Федерации: к каждой позиции, данной в первом столбце, подберите соответствующую позицию из второго столбца.</w:t>
       </w:r>
@@ -1532,6 +2593,7 @@
       <w:tblPr>
         <w:tblStyle w:val="TableGrid"/>
         <w:tblW w:type="auto" w:w="0"/>
+        <w:tblLayout w:type="autofit"/>
         <w:tblLook w:firstColumn="1" w:firstRow="1" w:lastColumn="0" w:lastRow="0" w:noHBand="0" w:noVBand="1" w:val="04A0"/>
       </w:tblPr>
       <w:tblGrid>
@@ -1544,7 +2606,16 @@
             <w:tcW w:type="dxa" w:w="5128"/>
           </w:tcPr>
           <w:p>
+            <w:pPr>
+              <w:spacing w:after="0" w:line="240" w:lineRule="auto"/>
+            </w:pPr>
             <w:r>
+              <w:rPr>
+                <w:rFonts w:ascii="Times New Roman" w:hAnsi="Times New Roman" w:eastAsia="Times New Roman"/>
+                <w:b/>
+                <w:color w:val="181A1F"/>
+                <w:sz w:val="28"/>
+              </w:rPr>
               <w:t>ПРИМЕРЫ</w:t>
             </w:r>
           </w:p>
@@ -1554,7 +2625,16 @@
             <w:tcW w:type="dxa" w:w="5128"/>
           </w:tcPr>
           <w:p>
+            <w:pPr>
+              <w:spacing w:after="0" w:line="240" w:lineRule="auto"/>
+            </w:pPr>
             <w:r>
+              <w:rPr>
+                <w:rFonts w:ascii="Times New Roman" w:hAnsi="Times New Roman" w:eastAsia="Times New Roman"/>
+                <w:b/>
+                <w:color w:val="181A1F"/>
+                <w:sz w:val="28"/>
+              </w:rPr>
               <w:t>ВИДЫ СУБЪЕКТОВ ГРАЖДАНСКОГО ПРАВА В РОССИЙСКОЙ ФЕДЕРАЦИИ</w:t>
             </w:r>
           </w:p>
@@ -1566,8 +2646,24 @@
             <w:tcW w:type="dxa" w:w="5128"/>
           </w:tcPr>
           <w:p>
+            <w:pPr>
+              <w:spacing w:after="0" w:line="240" w:lineRule="auto"/>
+            </w:pPr>
             <w:r>
-              <w:t>А) Московская область Б) публичное акционерное общество «ВТБ» В) Республика Дагестан Г) гражданин Российской Федерации Н.Н. Николаев Д) производственный кооператив «Элегия»</w:t>
+              <w:rPr>
+                <w:rFonts w:ascii="Times New Roman" w:hAnsi="Times New Roman" w:eastAsia="Times New Roman"/>
+                <w:color w:val="181A1F"/>
+                <w:sz w:val="28"/>
+              </w:rPr>
+              <w:t xml:space="preserve">А) Московская область </w:t>
+              <w:br/>
+              <w:t xml:space="preserve">Б) публичное акционерное общество «ВТБ» </w:t>
+              <w:br/>
+              <w:t xml:space="preserve">В) Республика Дагестан </w:t>
+              <w:br/>
+              <w:t xml:space="preserve">Г) гражданин Российской Федерации Н.Н. Николаев </w:t>
+              <w:br/>
+              <w:t>Д) производственный кооператив «Элегия»</w:t>
             </w:r>
           </w:p>
         </w:tc>
@@ -1576,18 +2672,37 @@
             <w:tcW w:type="dxa" w:w="5128"/>
           </w:tcPr>
           <w:p>
+            <w:pPr>
+              <w:spacing w:after="0" w:line="240" w:lineRule="auto"/>
+            </w:pPr>
             <w:r>
-              <w:t>1) публично-правовые образования 2) юридические лица 3) физические лица</w:t>
+              <w:rPr>
+                <w:rFonts w:ascii="Times New Roman" w:hAnsi="Times New Roman" w:eastAsia="Times New Roman"/>
+                <w:color w:val="181A1F"/>
+                <w:sz w:val="28"/>
+              </w:rPr>
+              <w:t xml:space="preserve">1) публично-правовые образования </w:t>
+              <w:br/>
+              <w:t xml:space="preserve">2) юридические лица </w:t>
+              <w:br/>
+              <w:t>3) физические лица</w:t>
             </w:r>
           </w:p>
         </w:tc>
       </w:tr>
     </w:tbl>
     <w:p>
+      <w:pPr>
+        <w:widowControl/>
+        <w:spacing w:line="240" w:lineRule="auto" w:after="0"/>
+      </w:pPr>
       <w:r>
         <w:rPr>
+          <w:rFonts w:ascii="Times New Roman" w:hAnsi="Times New Roman" w:eastAsia="Times New Roman"/>
           <w:b w:val="0"/>
           <w:i w:val="0"/>
+          <w:color w:val="181A1F"/>
+          <w:sz w:val="28"/>
         </w:rPr>
         <w:t>Запишите в ответ цифры, расположив их в порядке, соответствующем буквам:</w:t>
       </w:r>
@@ -1596,6 +2711,7 @@
       <w:tblPr>
         <w:tblStyle w:val="TableGrid"/>
         <w:tblW w:type="auto" w:w="0"/>
+        <w:tblLayout w:type="autofit"/>
         <w:tblLook w:firstColumn="1" w:firstRow="1" w:lastColumn="0" w:lastRow="0" w:noHBand="0" w:noVBand="1" w:val="04A0"/>
       </w:tblPr>
       <w:tblGrid>
@@ -1611,7 +2727,16 @@
             <w:tcW w:type="dxa" w:w="2051"/>
           </w:tcPr>
           <w:p>
+            <w:pPr>
+              <w:spacing w:after="0" w:line="240" w:lineRule="auto"/>
+            </w:pPr>
             <w:r>
+              <w:rPr>
+                <w:rFonts w:ascii="Times New Roman" w:hAnsi="Times New Roman" w:eastAsia="Times New Roman"/>
+                <w:b/>
+                <w:color w:val="181A1F"/>
+                <w:sz w:val="28"/>
+              </w:rPr>
               <w:t>А</w:t>
             </w:r>
           </w:p>
@@ -1621,7 +2746,16 @@
             <w:tcW w:type="dxa" w:w="2051"/>
           </w:tcPr>
           <w:p>
+            <w:pPr>
+              <w:spacing w:after="0" w:line="240" w:lineRule="auto"/>
+            </w:pPr>
             <w:r>
+              <w:rPr>
+                <w:rFonts w:ascii="Times New Roman" w:hAnsi="Times New Roman" w:eastAsia="Times New Roman"/>
+                <w:b/>
+                <w:color w:val="181A1F"/>
+                <w:sz w:val="28"/>
+              </w:rPr>
               <w:t>Б</w:t>
             </w:r>
           </w:p>
@@ -1631,7 +2765,16 @@
             <w:tcW w:type="dxa" w:w="2051"/>
           </w:tcPr>
           <w:p>
+            <w:pPr>
+              <w:spacing w:after="0" w:line="240" w:lineRule="auto"/>
+            </w:pPr>
             <w:r>
+              <w:rPr>
+                <w:rFonts w:ascii="Times New Roman" w:hAnsi="Times New Roman" w:eastAsia="Times New Roman"/>
+                <w:b/>
+                <w:color w:val="181A1F"/>
+                <w:sz w:val="28"/>
+              </w:rPr>
               <w:t>В</w:t>
             </w:r>
           </w:p>
@@ -1641,7 +2784,16 @@
             <w:tcW w:type="dxa" w:w="2051"/>
           </w:tcPr>
           <w:p>
+            <w:pPr>
+              <w:spacing w:after="0" w:line="240" w:lineRule="auto"/>
+            </w:pPr>
             <w:r>
+              <w:rPr>
+                <w:rFonts w:ascii="Times New Roman" w:hAnsi="Times New Roman" w:eastAsia="Times New Roman"/>
+                <w:b/>
+                <w:color w:val="181A1F"/>
+                <w:sz w:val="28"/>
+              </w:rPr>
               <w:t>Г</w:t>
             </w:r>
           </w:p>
@@ -1651,7 +2803,16 @@
             <w:tcW w:type="dxa" w:w="2051"/>
           </w:tcPr>
           <w:p>
+            <w:pPr>
+              <w:spacing w:after="0" w:line="240" w:lineRule="auto"/>
+            </w:pPr>
             <w:r>
+              <w:rPr>
+                <w:rFonts w:ascii="Times New Roman" w:hAnsi="Times New Roman" w:eastAsia="Times New Roman"/>
+                <w:b/>
+                <w:color w:val="181A1F"/>
+                <w:sz w:val="28"/>
+              </w:rPr>
               <w:t>Д</w:t>
             </w:r>
           </w:p>
@@ -1663,7 +2824,16 @@
             <w:tcW w:type="dxa" w:w="2051"/>
           </w:tcPr>
           <w:p>
-            <w:r/>
+            <w:pPr>
+              <w:spacing w:after="0" w:line="240" w:lineRule="auto"/>
+            </w:pPr>
+            <w:r>
+              <w:rPr>
+                <w:rFonts w:ascii="Times New Roman" w:hAnsi="Times New Roman" w:eastAsia="Times New Roman"/>
+                <w:color w:val="181A1F"/>
+                <w:sz w:val="28"/>
+              </w:rPr>
+            </w:r>
           </w:p>
         </w:tc>
         <w:tc>
@@ -1671,7 +2841,16 @@
             <w:tcW w:type="dxa" w:w="2051"/>
           </w:tcPr>
           <w:p>
-            <w:r/>
+            <w:pPr>
+              <w:spacing w:after="0" w:line="240" w:lineRule="auto"/>
+            </w:pPr>
+            <w:r>
+              <w:rPr>
+                <w:rFonts w:ascii="Times New Roman" w:hAnsi="Times New Roman" w:eastAsia="Times New Roman"/>
+                <w:color w:val="181A1F"/>
+                <w:sz w:val="28"/>
+              </w:rPr>
+            </w:r>
           </w:p>
         </w:tc>
         <w:tc>
@@ -1679,7 +2858,16 @@
             <w:tcW w:type="dxa" w:w="2051"/>
           </w:tcPr>
           <w:p>
-            <w:r/>
+            <w:pPr>
+              <w:spacing w:after="0" w:line="240" w:lineRule="auto"/>
+            </w:pPr>
+            <w:r>
+              <w:rPr>
+                <w:rFonts w:ascii="Times New Roman" w:hAnsi="Times New Roman" w:eastAsia="Times New Roman"/>
+                <w:color w:val="181A1F"/>
+                <w:sz w:val="28"/>
+              </w:rPr>
+            </w:r>
           </w:p>
         </w:tc>
         <w:tc>
@@ -1687,7 +2875,16 @@
             <w:tcW w:type="dxa" w:w="2051"/>
           </w:tcPr>
           <w:p>
-            <w:r/>
+            <w:pPr>
+              <w:spacing w:after="0" w:line="240" w:lineRule="auto"/>
+            </w:pPr>
+            <w:r>
+              <w:rPr>
+                <w:rFonts w:ascii="Times New Roman" w:hAnsi="Times New Roman" w:eastAsia="Times New Roman"/>
+                <w:color w:val="181A1F"/>
+                <w:sz w:val="28"/>
+              </w:rPr>
+            </w:r>
           </w:p>
         </w:tc>
         <w:tc>
@@ -1695,1676 +2892,996 @@
             <w:tcW w:type="dxa" w:w="2051"/>
           </w:tcPr>
           <w:p>
-            <w:r/>
-          </w:p>
-        </w:tc>
-      </w:tr>
-    </w:tbl>
-    <w:p>
-      <w:r>
-        <w:t>Ответ: ______________________________</w:t>
-      </w:r>
-    </w:p>
-    <w:p>
-      <w:r>
-        <w:rPr>
-          <w:b/>
-          <w:sz w:val="24"/>
-        </w:rPr>
-        <w:t>16.</w:t>
-      </w:r>
-    </w:p>
-    <w:p>
-      <w:r>
-        <w:rPr>
-          <w:b w:val="0"/>
-          <w:i w:val="0"/>
-        </w:rPr>
-        <w:t>Выберите верные суждения об экологическом праве в Российской Федерации и запишите цифры, под которыми они указаны.</w:t>
-      </w:r>
-    </w:p>
-    <w:p>
-      <w:r>
-        <w:rPr>
-          <w:b w:val="0"/>
-          <w:i w:val="0"/>
-        </w:rPr>
-        <w:t>1) Экологическое правонарушение причиняет экологический вред или создаёт реальную угрозу причинения такого вреда компонентам природной среды, природным объектам и природным комплексам.</w:t>
-      </w:r>
-    </w:p>
-    <w:p>
-      <w:r>
-        <w:rPr>
-          <w:b w:val="0"/>
-          <w:i w:val="0"/>
-        </w:rPr>
-        <w:t>2) Экологическая информация общедоступна, за исключением информации, отнесённой законодательством Российской Федерации к государственной тайне.</w:t>
-      </w:r>
-    </w:p>
-    <w:p>
-      <w:r>
-        <w:rPr>
-          <w:b w:val="0"/>
-          <w:i w:val="0"/>
-        </w:rPr>
-        <w:t>3) Согласно законодательству благоприятная окружающая среда — окружающая среда, качество которой обеспечивает успешную социализацию личности в профессиональной сфере.</w:t>
-      </w:r>
-    </w:p>
-    <w:p>
-      <w:r>
-        <w:rPr>
-          <w:b w:val="0"/>
-          <w:i w:val="0"/>
-        </w:rPr>
-        <w:t>4) Граждане обязаны выдвигать предложения о проведении общественной экологической экспертизы и участвовать в её проведении в установленном порядке.</w:t>
-      </w:r>
-    </w:p>
-    <w:p>
-      <w:r>
-        <w:rPr>
-          <w:b w:val="0"/>
-          <w:i w:val="0"/>
-        </w:rPr>
-        <w:t>5) Один из принципов охраны окружающей среды — обязательность оценки воздействия Ha окружающую среду при принятии решений об осуществлении хозяйственной и иной деятельности.</w:t>
-      </w:r>
-    </w:p>
-    <w:p>
-      <w:r>
-        <w:t>Ответ: ______________________________</w:t>
-      </w:r>
-    </w:p>
-    <w:p>
-      <w:r>
-        <w:br w:type="page"/>
-      </w:r>
-    </w:p>
-    <w:p>
-      <w:pPr>
-        <w:pStyle w:val="Heading1"/>
-      </w:pPr>
-      <w:r>
-        <w:t>Часть 2</w:t>
-      </w:r>
-    </w:p>
-    <w:p>
-      <w:r>
-        <w:t>Для заданий 17–25 запишите полный развёрнутый ответ. Каждый вопрос самодостаточен и тематически соответствует варианту.</w:t>
-      </w:r>
-    </w:p>
-    <w:p>
-      <w:r>
-        <w:rPr>
-          <w:b/>
-          <w:sz w:val="24"/>
-        </w:rPr>
-        <w:t>17.</w:t>
-      </w:r>
-    </w:p>
-    <w:p>
-      <w:r>
-        <w:rPr>
-          <w:b w:val="0"/>
-          <w:i w:val="0"/>
-        </w:rPr>
-        <w:t xml:space="preserve">Лицо, становящееся собственником, обретает юридический статус собственника. Права собственника должны быть признаны обществом и государством в качестве абсолютных и исключительных, при этом твёрдо фиксируемых, постоянных, незыблемых, охраняемых государством. Эти права и положение собственника в целом должны получить всестороннее юридическое урегулирование. В настоящее время вопросы права собственности регулируются в России в нескольких отраслях права, в том числе в конституционном праве, административном праве, в ряде других отраслей. Права собственника в соответствии с Гражданским кодексом РФ существуют и функционируют... на основе таких начал, которые основываются на признании равенства участников отношений, неприкосновенности собственности, свободы договора, недопустимости произвольного вмешательства кого-либо в частные дела необходимости беспрепятственного осуществления гражданских прав, обеспечения восстановления нарушенных прав, их судебной защиты. </w:t>
-      </w:r>
-    </w:p>
-    <w:p>
-      <w:r>
-        <w:rPr>
-          <w:b w:val="0"/>
-          <w:i w:val="0"/>
-        </w:rPr>
-        <w:t xml:space="preserve">Правовой статус собственника имеет общедозволительный характер. Право собственности по природе таково, что оно качественно, принципиально отличается от прав разрешительного порядка, когда определённые действия совершаются только в рамках обязательственных правомочий на основании нормативного или индивидуального разрешения управомоченных на то лиц. Права же собственника являются общедозволительными: они позволяют собственнику на основании и в пределах закона строить поведение в отношении объектов собственности по своему усмотрению. Благодаря абсолютности и исключительности своих прав собственник вправе по своему усмотрению совершать в отношении принадлежащего ему имущества любые действия, не противоречащие закону и иным правовым актам и не нарушающие права и охраняемые законом интересы других лиц. Такое понимание статуса собственника представляется особо существенным с позиций рыночной экономики. Предоставление конституционно-правовой защиты частной собственности – это одновременно и исторический выбор типа экономической системы. (Г.Ф. Резяпова) </w:t>
-      </w:r>
-    </w:p>
-    <w:p>
-      <w:r>
-        <w:rPr>
-          <w:b w:val="0"/>
-          <w:i w:val="0"/>
-        </w:rPr>
-        <w:t>В тексте упомянуты ключевые понятия социально-гуманитарных наук.</w:t>
-      </w:r>
-    </w:p>
-    <w:p>
-      <w:r>
-        <w:rPr>
-          <w:b w:val="0"/>
-          <w:i w:val="0"/>
-        </w:rPr>
-        <w:t xml:space="preserve">Используя обществоведческие знания, </w:t>
-      </w:r>
-      <w:r>
-        <w:br/>
-      </w:r>
-      <w:r>
-        <w:rPr>
-          <w:b w:val="0"/>
-          <w:i w:val="0"/>
-        </w:rPr>
-        <w:t xml:space="preserve">— укажите не менее трёх основных признаков отрасли права как элемента системы права; </w:t>
-      </w:r>
-      <w:r>
-        <w:br/>
-      </w:r>
-      <w:r>
-        <w:rPr>
-          <w:b w:val="0"/>
-          <w:i w:val="0"/>
-        </w:rPr>
-        <w:t>— объясните связь любого из указанных автором начал, на основе которых в соответствии с Гражданским кодексом Российской Федерации существуют и функционируют права собственника, с развитием предпринимательства. (Объяснение может быть дано в одном или нескольких распространённых предложениях.)</w:t>
-      </w:r>
-    </w:p>
-    <w:p>
-      <w:r>
-        <w:t>Ответ:</w:t>
-      </w:r>
-    </w:p>
-    <w:p>
-      <w:r>
-        <w:t>__________________________________________________________________________________________</w:t>
-      </w:r>
-    </w:p>
-    <w:p>
-      <w:r>
-        <w:t>__________________________________________________________________________________________</w:t>
-      </w:r>
-    </w:p>
-    <w:p>
-      <w:r>
-        <w:t>__________________________________________________________________________________________</w:t>
-      </w:r>
-    </w:p>
-    <w:p>
-      <w:r>
-        <w:rPr>
-          <w:b/>
-          <w:sz w:val="24"/>
-        </w:rPr>
-        <w:t>18.</w:t>
-      </w:r>
-    </w:p>
-    <w:p>
-      <w:r>
-        <w:rPr>
-          <w:b w:val="0"/>
-          <w:i w:val="0"/>
-        </w:rPr>
-        <w:t>Как автор подтверждает объективный характер системы права? (Приведите любые два подтверждения). Какие три элемента включает в себя норма права? Что такое система законодательства?</w:t>
-      </w:r>
-    </w:p>
-    <w:p>
-      <w:r>
-        <w:rPr>
-          <w:b w:val="0"/>
-          <w:i w:val="0"/>
-        </w:rPr>
-        <w:t>Система права — это объективное правовое явление, которое формируется на основе общих закономерностей общественной жизни. Являясь отражением реально существующей системы общественных отношений, система права строится не по произвольному усмотрению людей, а на основе объективной действительности.</w:t>
-      </w:r>
-    </w:p>
-    <w:p>
-      <w:r>
-        <w:rPr>
-          <w:b w:val="0"/>
-          <w:i w:val="0"/>
-        </w:rPr>
-        <w:t>С одной стороны, нормы права - это продукт субъективной, сознательно-волевой деятельности правотворческих органов. С другой стороны, нормы права становятся естественным элементом системы права лишь. В случае объективного отражения потребностей общественной жизни, определяя максимальную меру сво6оды и справедливости в социальных отношениях. Поэтому нормы права объективно, независимо от воли правотворческого органа, объединяются в относительно самостоятельные группы норм, которые регулируют данные отношения. Правотворческий орган не может по своему усмотрению, произвольно отнести изданную им норму права к той или иной отрасли права. Если норма издана для регулирования определённого вида общественных отношений, то она объективно входит в ту отрасль права, которая регулирует эти отношения.</w:t>
-      </w:r>
-    </w:p>
-    <w:p>
-      <w:r>
-        <w:rPr>
-          <w:b w:val="0"/>
-          <w:i w:val="0"/>
-        </w:rPr>
-        <w:t>Система законодательства строится по иному принципу. В её формировании значительное место занимает субъективный фактор, обусловленный потребностью правовой практики, необходимостью учитывать изменяющиеся формы человеческого общения...</w:t>
-      </w:r>
-    </w:p>
-    <w:p>
-      <w:r>
-        <w:rPr>
-          <w:b w:val="0"/>
-          <w:i w:val="0"/>
-        </w:rPr>
-        <w:t>Система законодательства — это совокупность источников права, которые являются формой выражения правовых норм. Поэтому право не существует вне законодательства. Они соотносятся как форма и содержание. Именно в законодательстве (источниках права) правовые нормы и их различные структурные образования получают своё реальное выражение, внешнее проявление. В этом смысле система права и система законодательства в целом совпадают.</w:t>
-      </w:r>
-    </w:p>
-    <w:p>
-      <w:r>
-        <w:rPr>
-          <w:b w:val="0"/>
-          <w:i w:val="0"/>
-        </w:rPr>
-        <w:t>Вместе с тем они различаются по структурным элементам и по своему содержанию. Как отмечалось выше, первичным элементом системы является норма права, состоящая из гипотезы, диспозиции и санкции. Первичным же элементом системы законодательства является статья нормативно-правового акта, которая не всегда содержит все три структурных элемента правовой нормы... Более того, в одном и том же нормативном акте могут содержаться нормы различных отраслей права, которые обеспечиваются санкциями, содержащимися в других нормативных актах...</w:t>
-      </w:r>
-    </w:p>
-    <w:p>
-      <w:r>
-        <w:rPr>
-          <w:b w:val="0"/>
-          <w:i w:val="0"/>
-        </w:rPr>
-        <w:t>Разнообразие и взаимосвязь социальных отношений, возникающих в различных сферах общественной жизни, необходимость их эффективной организации обусловливают создание в системе законодательства таких структурных элементов, которые не совпадают с системой права. Поэтому отрасли права не всегда соответствуют отраслям законодательства.</w:t>
-      </w:r>
-    </w:p>
-    <w:p>
-      <w:r>
-        <w:rPr>
-          <w:b w:val="0"/>
-          <w:i w:val="0"/>
-        </w:rPr>
-        <w:t>(В.Н. Хропанюк)</w:t>
-      </w:r>
-    </w:p>
-    <w:p>
-      <w:r>
-        <w:t>Ответ:</w:t>
-      </w:r>
-    </w:p>
-    <w:p>
-      <w:r>
-        <w:t>__________________________________________________________________________________________</w:t>
-      </w:r>
-    </w:p>
-    <w:p>
-      <w:r>
-        <w:t>__________________________________________________________________________________________</w:t>
-      </w:r>
-    </w:p>
-    <w:p>
-      <w:r>
-        <w:t>__________________________________________________________________________________________</w:t>
-      </w:r>
-    </w:p>
-    <w:p>
-      <w:r>
-        <w:rPr>
-          <w:b/>
-          <w:sz w:val="24"/>
-        </w:rPr>
-        <w:t>19.</w:t>
-      </w:r>
-    </w:p>
-    <w:p>
-      <w:r>
-        <w:rPr>
-          <w:b w:val="0"/>
-          <w:i w:val="0"/>
-        </w:rPr>
-        <w:t>Юридическая ответственность — одна из форм государственного принуждения, обеспечивающего правовую систему общества. По сути, это всегда отрицательная реакция государства на противоправное действие...</w:t>
-      </w:r>
-    </w:p>
-    <w:p>
-      <w:r>
-        <w:rPr>
-          <w:b w:val="0"/>
-          <w:i w:val="0"/>
-        </w:rPr>
-        <w:t>Юридическая ответственность — это одна из форм социальной ответственности. Но кроме юридической ответственности в обществе действуют и иные формы социальной ответственности: моральная, политическая, организационная, общественная, партийная и иная. Организационная и политическая ответственности знают такие формы, как отчёт, отставка; моральная — осуждение общественным мнением; партийная — исключение из партии и т. п. В совокупности все эти виды и предназначаются для обеспечения упорядоченности, стабильности общественных отношений в различных сферах жизнедеятельности общества. Но юридическая ответственность по целому спектру признаков отличается от всех других видов.</w:t>
-      </w:r>
-    </w:p>
-    <w:p>
-      <w:r>
-        <w:rPr>
-          <w:b w:val="0"/>
-          <w:i w:val="0"/>
-        </w:rPr>
-        <w:t>Прежде всего, она всегда оценивает прошлое: это ответственность за действие (бездействие), которое уже имело место, произошло. Этим юридическая ответственность отличается от организационной, политической и иных видов ответственности, обращённых в будущее (например, в постановлении какой-либо общественной организации определяется, что «товарищ Иванов отвечает за проведение мероприятия». Здесь налицо либо организационная, либо политическая ответственность, и речь идёт об ответственности товарища Иванова в будущем, если это мероприятие будет сорвано).</w:t>
-      </w:r>
-    </w:p>
-    <w:p>
-      <w:r>
-        <w:rPr>
-          <w:b w:val="0"/>
-          <w:i w:val="0"/>
-        </w:rPr>
-        <w:t>Далее, юридическая ответственность устанавливается за нарушение правовых требований, а не за их выполнение...</w:t>
-      </w:r>
-    </w:p>
-    <w:p>
-      <w:r>
-        <w:rPr>
-          <w:b w:val="0"/>
-          <w:i w:val="0"/>
-        </w:rPr>
-        <w:t>О связи юридической ответственности с государством уже упоминалось. Но здесь важно подчеркнуть, что только государство устанавливает меры этой ответственности и только органы государства их осуществляют в порядке, который также устанавливается государством. И меры эти всегда имеют неблагоприятные последствия для правонарушителя: имущественные, физические, политические и иные...</w:t>
-      </w:r>
-    </w:p>
-    <w:p>
-      <w:r>
-        <w:rPr>
-          <w:b w:val="0"/>
-          <w:i w:val="0"/>
-        </w:rPr>
-        <w:t>Среди признаков юридической ответственности можно выделить: обязательное наличие правонарушения как основание для наступления юридической ответственности, отрицательную оценку государством (осуждение) поведения правонарушителя, официальный характер этой оценки, причинение правонарушителю страдания: морального, физического, имущественного (материального), использование механизмов государственного принуждения...</w:t>
-      </w:r>
-    </w:p>
-    <w:p>
-      <w:r>
-        <w:rPr>
-          <w:b w:val="0"/>
-          <w:i w:val="0"/>
-        </w:rPr>
-        <w:t>Таким образом, суммируя всё вышесказанное, можно определить, что юридическая ответственность — это установленные законом меры воздействия на правонарушителя, содержащие для него неблагоприятные последствия, применяемые государственными органами в порядке, также установленном государством. В теоретическом плане по мерам воздействия различают и виды юридической ответственности. Прежде всего это уголовная ответственность, которая наступает за преступления и содержит такие меры, как лишение свободы, штраф и иные меры, в том числе смертную казнь.</w:t>
-      </w:r>
-    </w:p>
-    <w:p>
-      <w:r>
-        <w:rPr>
-          <w:b w:val="0"/>
-          <w:i w:val="0"/>
-        </w:rPr>
-        <w:t>(А. Венгеров)</w:t>
-      </w:r>
-    </w:p>
-    <w:p>
-      <w:r>
-        <w:rPr>
-          <w:b w:val="0"/>
-          <w:i w:val="0"/>
-        </w:rPr>
-        <w:t xml:space="preserve">Используя обществоведческие знания и факты общественной жизни, назовите любые два органа государства, осуществляющие юридическую ответственность, и проиллюстрируйте примерами деятельность каждого из них в этом направление. (Каждый пример должен быть сформулирован развёрнуто.) </w:t>
-      </w:r>
-    </w:p>
-    <w:p>
-      <w:r>
-        <w:t>Ответ:</w:t>
-      </w:r>
-    </w:p>
-    <w:p>
-      <w:r>
-        <w:t>__________________________________________________________________________________________</w:t>
-      </w:r>
-    </w:p>
-    <w:p>
-      <w:r>
-        <w:t>__________________________________________________________________________________________</w:t>
-      </w:r>
-    </w:p>
-    <w:p>
-      <w:r>
-        <w:t>__________________________________________________________________________________________</w:t>
-      </w:r>
-    </w:p>
-    <w:p>
-      <w:r>
-        <w:rPr>
-          <w:b/>
-          <w:sz w:val="24"/>
-        </w:rPr>
-        <w:t>20.</w:t>
-      </w:r>
-    </w:p>
-    <w:p>
-      <w:r>
-        <w:rPr>
-          <w:b w:val="0"/>
-          <w:i w:val="0"/>
-        </w:rPr>
-        <w:t>Какие две формы вины установлены в Кодексе? Проиллюстрируйте примером каждую из форм. (В каждом случае сначала укажите форму, затем приведите соответствующий пример. Каждый пример должен быть сформулирован развёрнуто.)</w:t>
-      </w:r>
-    </w:p>
-    <w:p>
-      <w:r>
-        <w:t>Ответ:</w:t>
-      </w:r>
-    </w:p>
-    <w:p>
-      <w:r>
-        <w:t>__________________________________________________________________________________________</w:t>
-      </w:r>
-    </w:p>
-    <w:p>
-      <w:r>
-        <w:t>__________________________________________________________________________________________</w:t>
-      </w:r>
-    </w:p>
-    <w:p>
-      <w:r>
-        <w:t>__________________________________________________________________________________________</w:t>
-      </w:r>
-    </w:p>
-    <w:p>
-      <w:r>
-        <w:rPr>
-          <w:b/>
-          <w:sz w:val="24"/>
-        </w:rPr>
-        <w:t>21.</w:t>
-      </w:r>
-    </w:p>
-    <w:p>
-      <w:r>
-        <w:rPr>
-          <w:b w:val="0"/>
-          <w:i w:val="0"/>
-        </w:rPr>
-        <w:t xml:space="preserve">Опираясь на обществоведческие знания и социальные факты, проиллюстрируйте на примере гражданских правоотношений три составляющие субъективного права: правомочие, обязанность и ответственность. (Сначала назовите компонент, затем приведите соответствующий пример. Каждый пример должен быть сформулирован развёрнуто.) </w:t>
-      </w:r>
-    </w:p>
-    <w:p>
-      <w:r>
-        <w:t>Ответ:</w:t>
-      </w:r>
-    </w:p>
-    <w:p>
-      <w:r>
-        <w:t>__________________________________________________________________________________________</w:t>
-      </w:r>
-    </w:p>
-    <w:p>
-      <w:r>
-        <w:t>__________________________________________________________________________________________</w:t>
-      </w:r>
-    </w:p>
-    <w:p>
-      <w:r>
-        <w:t>__________________________________________________________________________________________</w:t>
-      </w:r>
-    </w:p>
-    <w:p>
-      <w:r>
-        <w:rPr>
-          <w:b/>
-          <w:sz w:val="24"/>
-        </w:rPr>
-        <w:t>22.</w:t>
-      </w:r>
-    </w:p>
-    <w:p>
-      <w:r>
-        <w:rPr>
-          <w:b w:val="0"/>
-          <w:i w:val="0"/>
-        </w:rPr>
-        <w:t>Гражданка РФ Рогожина А. А. владеет на правах собственности трёхкомнатной квартирой. Ежегодно в установленные сроки она уплачивает налог на имущество физических лиц. К какому виду налогов (в зависимости от того, к уплате на какой территории они обязательны) относится этот налог? Назовите ещё два других налога / сбора этого вида (в соответствии с Налоговым кодексом РФ). Какие ещё обязанности, кроме уплаты налогов, есть у налогоплательщика? (Назовите любые две обязанности налогоплательщика согласно Налоговому кодексу).</w:t>
-      </w:r>
-    </w:p>
-    <w:p>
-      <w:r>
-        <w:t>Ответ:</w:t>
-      </w:r>
-    </w:p>
-    <w:p>
-      <w:r>
-        <w:t>__________________________________________________________________________________________</w:t>
-      </w:r>
-    </w:p>
-    <w:p>
-      <w:r>
-        <w:t>__________________________________________________________________________________________</w:t>
-      </w:r>
-    </w:p>
-    <w:p>
-      <w:r>
-        <w:t>__________________________________________________________________________________________</w:t>
-      </w:r>
-    </w:p>
-    <w:p>
-      <w:r>
-        <w:rPr>
-          <w:b/>
-          <w:sz w:val="24"/>
-        </w:rPr>
-        <w:t>23.</w:t>
-      </w:r>
-    </w:p>
-    <w:p>
-      <w:r>
-        <w:rPr>
-          <w:b w:val="0"/>
-          <w:i w:val="0"/>
-        </w:rPr>
-        <w:t>Назовите и проиллюстрируйте примерами три любых права работника, закреплённые Трудовым кодексом РФ. (Сначала укажите право, затем приведите соответствующий пример. Каждый пример должен быть сформулирован развернуто.)</w:t>
-      </w:r>
-    </w:p>
-    <w:p>
-      <w:r>
-        <w:t>Ответ:</w:t>
-      </w:r>
-    </w:p>
-    <w:p>
-      <w:r>
-        <w:t>__________________________________________________________________________________________</w:t>
-      </w:r>
-    </w:p>
-    <w:p>
-      <w:r>
-        <w:t>__________________________________________________________________________________________</w:t>
-      </w:r>
-    </w:p>
-    <w:p>
-      <w:r>
-        <w:t>__________________________________________________________________________________________</w:t>
-      </w:r>
-    </w:p>
-    <w:p>
-      <w:r>
-        <w:rPr>
-          <w:b/>
-          <w:sz w:val="24"/>
-        </w:rPr>
-        <w:t>24.</w:t>
-      </w:r>
-    </w:p>
-    <w:p>
-      <w:r>
-        <w:rPr>
-          <w:b w:val="0"/>
-          <w:i w:val="0"/>
-        </w:rPr>
-        <w:t xml:space="preserve">Гражданину России Ивану Р., представителю коренного малочисленного народа Севера, исполнилось 18 лет. Он с самого рождения живёт в тундре и занимается традиционными для его народа промыслами. Иван Р. подлежит призыву на военную службу, у него нет оснований для освобождения / предоставления отсрочки от призыва на военную службу. </w:t>
-      </w:r>
-    </w:p>
-    <w:p>
-      <w:r>
-        <w:rPr>
-          <w:b w:val="0"/>
-          <w:i w:val="0"/>
-        </w:rPr>
-        <w:t xml:space="preserve">Какое право, связанное с защитой Отечества, предоставляется Ивану Р.? Какой ещё категории граждан предоставляется такое же право? Какова продолжительность военной службы по призыву? Какие ещё обязанности гражданина, кроме защиты Отечества, устанавливает Конституция Российской Федерации? (Назовите любые три конституционные обязанности гражданина Российской Федерации.) </w:t>
-      </w:r>
-    </w:p>
-    <w:p>
-      <w:r>
-        <w:t>Ответ:</w:t>
-      </w:r>
-    </w:p>
-    <w:p>
-      <w:r>
-        <w:t>__________________________________________________________________________________________</w:t>
-      </w:r>
-    </w:p>
-    <w:p>
-      <w:r>
-        <w:t>__________________________________________________________________________________________</w:t>
-      </w:r>
-    </w:p>
-    <w:p>
-      <w:r>
-        <w:t>__________________________________________________________________________________________</w:t>
-      </w:r>
-    </w:p>
-    <w:p>
-      <w:r>
-        <w:t>__________________________________________________________________________________________</w:t>
-      </w:r>
-    </w:p>
-    <w:p>
-      <w:r>
-        <w:t>__________________________________________________________________________________________</w:t>
-      </w:r>
-    </w:p>
-    <w:p>
-      <w:r>
-        <w:rPr>
-          <w:b/>
-          <w:sz w:val="24"/>
-        </w:rPr>
-        <w:t>25.</w:t>
-      </w:r>
-    </w:p>
-    <w:p>
-      <w:r>
-        <w:rPr>
-          <w:b w:val="0"/>
-          <w:i w:val="0"/>
-        </w:rPr>
-        <w:t>Обоснуйте необходимость законодательного регулирования семейных отношений. (Обоснование должно быть дано с опорой на обществоведческие знания в нескольких связанных между собой распространённых предложениях, раскрывать причинно-следственные и (или) функциональные связи.)</w:t>
-      </w:r>
-    </w:p>
-    <w:p>
-      <w:r>
-        <w:rPr>
-          <w:b w:val="0"/>
-          <w:i w:val="0"/>
-        </w:rPr>
-        <w:t>В соответствии с какими принципами осуществляется законодательное регулирование семейных отношений в Российской Федерации? (Назовите любые три принципа.)</w:t>
-      </w:r>
-    </w:p>
-    <w:p>
-      <w:r>
-        <w:rPr>
-          <w:b w:val="0"/>
-          <w:i w:val="0"/>
-        </w:rPr>
-        <w:t>Для каждого из них приведите по одному примеру, иллюстрирующему его реализацию. (Каждый пример должен быть сформулирован развёрнуто. В совокупности примеры должны иллюстрировать три различных принципа.)</w:t>
-      </w:r>
-    </w:p>
-    <w:p>
-      <w:r>
-        <w:t>Ответ:</w:t>
-      </w:r>
-    </w:p>
-    <w:p>
-      <w:r>
-        <w:t>__________________________________________________________________________________________</w:t>
-      </w:r>
-    </w:p>
-    <w:p>
-      <w:r>
-        <w:t>__________________________________________________________________________________________</w:t>
-      </w:r>
-    </w:p>
-    <w:p>
-      <w:r>
-        <w:t>__________________________________________________________________________________________</w:t>
-      </w:r>
-    </w:p>
-    <w:p>
-      <w:r>
-        <w:t>__________________________________________________________________________________________</w:t>
-      </w:r>
-    </w:p>
-    <w:p>
-      <w:r>
-        <w:t>__________________________________________________________________________________________</w:t>
-      </w:r>
-    </w:p>
-    <w:p>
-      <w:r>
-        <w:br w:type="page"/>
-      </w:r>
-    </w:p>
-    <w:p>
-      <w:pPr>
-        <w:pStyle w:val="Heading1"/>
-      </w:pPr>
-      <w:r>
-        <w:t>Ответы и критерии</w:t>
-      </w:r>
-    </w:p>
-    <w:tbl>
-      <w:tblPr>
-        <w:tblStyle w:val="TableGrid"/>
-        <w:tblW w:type="auto" w:w="0"/>
-        <w:tblLook w:firstColumn="1" w:firstRow="1" w:lastColumn="0" w:lastRow="0" w:noHBand="0" w:noVBand="1" w:val="04A0"/>
-      </w:tblPr>
-      <w:tblGrid>
-        <w:gridCol w:w="3419"/>
-        <w:gridCol w:w="3419"/>
-        <w:gridCol w:w="3419"/>
-      </w:tblGrid>
-      <w:tr>
-        <w:tc>
-          <w:tcPr>
-            <w:tcW w:type="dxa" w:w="3419"/>
-            <w:shd w:fill="DCE9FA"/>
-          </w:tcPr>
-          <w:p>
+            <w:pPr>
+              <w:spacing w:after="0" w:line="240" w:lineRule="auto"/>
+            </w:pPr>
             <w:r>
-              <w:t>№</w:t>
-            </w:r>
-          </w:p>
-        </w:tc>
-        <w:tc>
-          <w:tcPr>
-            <w:tcW w:type="dxa" w:w="3419"/>
-            <w:shd w:fill="DCE9FA"/>
-          </w:tcPr>
-          <w:p>
-            <w:r>
-              <w:t>Ответ</w:t>
-            </w:r>
-          </w:p>
-        </w:tc>
-        <w:tc>
-          <w:tcPr>
-            <w:tcW w:type="dxa" w:w="3419"/>
-            <w:shd w:fill="DCE9FA"/>
-          </w:tcPr>
-          <w:p>
-            <w:r>
-              <w:t>Макс. балл</w:t>
-            </w:r>
-          </w:p>
-        </w:tc>
-      </w:tr>
-      <w:tr>
-        <w:tc>
-          <w:tcPr>
-            <w:tcW w:type="dxa" w:w="3419"/>
-          </w:tcPr>
-          <w:p>
-            <w:r>
-              <w:t>1</w:t>
-            </w:r>
-          </w:p>
-        </w:tc>
-        <w:tc>
-          <w:tcPr>
-            <w:tcW w:type="dxa" w:w="3419"/>
-          </w:tcPr>
-          <w:p>
-            <w:r>
-              <w:t>24</w:t>
-            </w:r>
-          </w:p>
-        </w:tc>
-        <w:tc>
-          <w:tcPr>
-            <w:tcW w:type="dxa" w:w="3419"/>
-          </w:tcPr>
-          <w:p>
-            <w:r>
-              <w:t>1</w:t>
-            </w:r>
-          </w:p>
-        </w:tc>
-      </w:tr>
-      <w:tr>
-        <w:tc>
-          <w:tcPr>
-            <w:tcW w:type="dxa" w:w="3419"/>
-          </w:tcPr>
-          <w:p>
-            <w:r>
-              <w:t>2</w:t>
-            </w:r>
-          </w:p>
-        </w:tc>
-        <w:tc>
-          <w:tcPr>
-            <w:tcW w:type="dxa" w:w="3419"/>
-          </w:tcPr>
-          <w:p>
-            <w:r>
-              <w:t>125</w:t>
-            </w:r>
-          </w:p>
-        </w:tc>
-        <w:tc>
-          <w:tcPr>
-            <w:tcW w:type="dxa" w:w="3419"/>
-          </w:tcPr>
-          <w:p>
-            <w:r>
-              <w:t>2</w:t>
-            </w:r>
-          </w:p>
-        </w:tc>
-      </w:tr>
-      <w:tr>
-        <w:tc>
-          <w:tcPr>
-            <w:tcW w:type="dxa" w:w="3419"/>
-          </w:tcPr>
-          <w:p>
-            <w:r>
-              <w:t>3</w:t>
-            </w:r>
-          </w:p>
-        </w:tc>
-        <w:tc>
-          <w:tcPr>
-            <w:tcW w:type="dxa" w:w="3419"/>
-          </w:tcPr>
-          <w:p>
-            <w:r>
-              <w:t>24</w:t>
-            </w:r>
-          </w:p>
-        </w:tc>
-        <w:tc>
-          <w:tcPr>
-            <w:tcW w:type="dxa" w:w="3419"/>
-          </w:tcPr>
-          <w:p>
-            <w:r>
-              <w:t>1</w:t>
-            </w:r>
-          </w:p>
-        </w:tc>
-      </w:tr>
-      <w:tr>
-        <w:tc>
-          <w:tcPr>
-            <w:tcW w:type="dxa" w:w="3419"/>
-          </w:tcPr>
-          <w:p>
-            <w:r>
-              <w:t>4</w:t>
-            </w:r>
-          </w:p>
-        </w:tc>
-        <w:tc>
-          <w:tcPr>
-            <w:tcW w:type="dxa" w:w="3419"/>
-          </w:tcPr>
-          <w:p>
-            <w:r>
-              <w:t>22111</w:t>
-            </w:r>
-          </w:p>
-        </w:tc>
-        <w:tc>
-          <w:tcPr>
-            <w:tcW w:type="dxa" w:w="3419"/>
-          </w:tcPr>
-          <w:p>
-            <w:r>
-              <w:t>2</w:t>
-            </w:r>
-          </w:p>
-        </w:tc>
-      </w:tr>
-      <w:tr>
-        <w:tc>
-          <w:tcPr>
-            <w:tcW w:type="dxa" w:w="3419"/>
-          </w:tcPr>
-          <w:p>
-            <w:r>
-              <w:t>5</w:t>
-            </w:r>
-          </w:p>
-        </w:tc>
-        <w:tc>
-          <w:tcPr>
-            <w:tcW w:type="dxa" w:w="3419"/>
-          </w:tcPr>
-          <w:p>
-            <w:r>
-              <w:t>1246</w:t>
-            </w:r>
-          </w:p>
-        </w:tc>
-        <w:tc>
-          <w:tcPr>
-            <w:tcW w:type="dxa" w:w="3419"/>
-          </w:tcPr>
-          <w:p>
-            <w:r>
-              <w:t>2</w:t>
-            </w:r>
-          </w:p>
-        </w:tc>
-      </w:tr>
-      <w:tr>
-        <w:tc>
-          <w:tcPr>
-            <w:tcW w:type="dxa" w:w="3419"/>
-          </w:tcPr>
-          <w:p>
-            <w:r>
-              <w:t>6</w:t>
-            </w:r>
-          </w:p>
-        </w:tc>
-        <w:tc>
-          <w:tcPr>
-            <w:tcW w:type="dxa" w:w="3419"/>
-          </w:tcPr>
-          <w:p>
-            <w:r>
-              <w:t>12113</w:t>
-            </w:r>
-          </w:p>
-        </w:tc>
-        <w:tc>
-          <w:tcPr>
-            <w:tcW w:type="dxa" w:w="3419"/>
-          </w:tcPr>
-          <w:p>
-            <w:r>
-              <w:t>2</w:t>
-            </w:r>
-          </w:p>
-        </w:tc>
-      </w:tr>
-      <w:tr>
-        <w:tc>
-          <w:tcPr>
-            <w:tcW w:type="dxa" w:w="3419"/>
-          </w:tcPr>
-          <w:p>
-            <w:r>
-              <w:t>7</w:t>
-            </w:r>
-          </w:p>
-        </w:tc>
-        <w:tc>
-          <w:tcPr>
-            <w:tcW w:type="dxa" w:w="3419"/>
-          </w:tcPr>
-          <w:p>
-            <w:r>
-              <w:t>145</w:t>
-            </w:r>
-          </w:p>
-        </w:tc>
-        <w:tc>
-          <w:tcPr>
-            <w:tcW w:type="dxa" w:w="3419"/>
-          </w:tcPr>
-          <w:p>
-            <w:r>
-              <w:t>2</w:t>
-            </w:r>
-          </w:p>
-        </w:tc>
-      </w:tr>
-      <w:tr>
-        <w:tc>
-          <w:tcPr>
-            <w:tcW w:type="dxa" w:w="3419"/>
-          </w:tcPr>
-          <w:p>
-            <w:r>
-              <w:t>8</w:t>
-            </w:r>
-          </w:p>
-        </w:tc>
-        <w:tc>
-          <w:tcPr>
-            <w:tcW w:type="dxa" w:w="3419"/>
-          </w:tcPr>
-          <w:p>
-            <w:r>
-              <w:t>1245</w:t>
-            </w:r>
-          </w:p>
-        </w:tc>
-        <w:tc>
-          <w:tcPr>
-            <w:tcW w:type="dxa" w:w="3419"/>
-          </w:tcPr>
-          <w:p>
-            <w:r>
-              <w:t>2</w:t>
-            </w:r>
-          </w:p>
-        </w:tc>
-      </w:tr>
-      <w:tr>
-        <w:tc>
-          <w:tcPr>
-            <w:tcW w:type="dxa" w:w="3419"/>
-          </w:tcPr>
-          <w:p>
-            <w:r>
-              <w:t>9</w:t>
-            </w:r>
-          </w:p>
-        </w:tc>
-        <w:tc>
-          <w:tcPr>
-            <w:tcW w:type="dxa" w:w="3419"/>
-          </w:tcPr>
-          <w:p>
-            <w:r>
-              <w:t>45</w:t>
-            </w:r>
-          </w:p>
-        </w:tc>
-        <w:tc>
-          <w:tcPr>
-            <w:tcW w:type="dxa" w:w="3419"/>
-          </w:tcPr>
-          <w:p>
-            <w:r>
-              <w:t>1</w:t>
-            </w:r>
-          </w:p>
-        </w:tc>
-      </w:tr>
-      <w:tr>
-        <w:tc>
-          <w:tcPr>
-            <w:tcW w:type="dxa" w:w="3419"/>
-          </w:tcPr>
-          <w:p>
-            <w:r>
-              <w:t>10</w:t>
-            </w:r>
-          </w:p>
-        </w:tc>
-        <w:tc>
-          <w:tcPr>
-            <w:tcW w:type="dxa" w:w="3419"/>
-          </w:tcPr>
-          <w:p>
-            <w:r>
-              <w:t>235</w:t>
-            </w:r>
-          </w:p>
-        </w:tc>
-        <w:tc>
-          <w:tcPr>
-            <w:tcW w:type="dxa" w:w="3419"/>
-          </w:tcPr>
-          <w:p>
-            <w:r>
-              <w:t>2</w:t>
-            </w:r>
-          </w:p>
-        </w:tc>
-      </w:tr>
-      <w:tr>
-        <w:tc>
-          <w:tcPr>
-            <w:tcW w:type="dxa" w:w="3419"/>
-          </w:tcPr>
-          <w:p>
-            <w:r>
-              <w:t>11</w:t>
-            </w:r>
-          </w:p>
-        </w:tc>
-        <w:tc>
-          <w:tcPr>
-            <w:tcW w:type="dxa" w:w="3419"/>
-          </w:tcPr>
-          <w:p>
-            <w:r>
-              <w:t>1236</w:t>
-            </w:r>
-          </w:p>
-        </w:tc>
-        <w:tc>
-          <w:tcPr>
-            <w:tcW w:type="dxa" w:w="3419"/>
-          </w:tcPr>
-          <w:p>
-            <w:r>
-              <w:t>2</w:t>
-            </w:r>
-          </w:p>
-        </w:tc>
-      </w:tr>
-      <w:tr>
-        <w:tc>
-          <w:tcPr>
-            <w:tcW w:type="dxa" w:w="3419"/>
-          </w:tcPr>
-          <w:p>
-            <w:r>
-              <w:t>12</w:t>
-            </w:r>
-          </w:p>
-        </w:tc>
-        <w:tc>
-          <w:tcPr>
-            <w:tcW w:type="dxa" w:w="3419"/>
-          </w:tcPr>
-          <w:p>
-            <w:r>
-              <w:t>26</w:t>
-            </w:r>
-          </w:p>
-        </w:tc>
-        <w:tc>
-          <w:tcPr>
-            <w:tcW w:type="dxa" w:w="3419"/>
-          </w:tcPr>
-          <w:p>
-            <w:r>
-              <w:t>1</w:t>
-            </w:r>
-          </w:p>
-        </w:tc>
-      </w:tr>
-      <w:tr>
-        <w:tc>
-          <w:tcPr>
-            <w:tcW w:type="dxa" w:w="3419"/>
-          </w:tcPr>
-          <w:p>
-            <w:r>
-              <w:t>13</w:t>
-            </w:r>
-          </w:p>
-        </w:tc>
-        <w:tc>
-          <w:tcPr>
-            <w:tcW w:type="dxa" w:w="3419"/>
-          </w:tcPr>
-          <w:p>
-            <w:r>
-              <w:t>13323</w:t>
-            </w:r>
-          </w:p>
-        </w:tc>
-        <w:tc>
-          <w:tcPr>
-            <w:tcW w:type="dxa" w:w="3419"/>
-          </w:tcPr>
-          <w:p>
-            <w:r>
-              <w:t>2</w:t>
-            </w:r>
-          </w:p>
-        </w:tc>
-      </w:tr>
-      <w:tr>
-        <w:tc>
-          <w:tcPr>
-            <w:tcW w:type="dxa" w:w="3419"/>
-          </w:tcPr>
-          <w:p>
-            <w:r>
-              <w:t>14</w:t>
-            </w:r>
-          </w:p>
-        </w:tc>
-        <w:tc>
-          <w:tcPr>
-            <w:tcW w:type="dxa" w:w="3419"/>
-          </w:tcPr>
-          <w:p>
-            <w:r>
-              <w:t>2356</w:t>
-            </w:r>
-          </w:p>
-        </w:tc>
-        <w:tc>
-          <w:tcPr>
-            <w:tcW w:type="dxa" w:w="3419"/>
-          </w:tcPr>
-          <w:p>
-            <w:r>
-              <w:t>2</w:t>
-            </w:r>
-          </w:p>
-        </w:tc>
-      </w:tr>
-      <w:tr>
-        <w:tc>
-          <w:tcPr>
-            <w:tcW w:type="dxa" w:w="3419"/>
-          </w:tcPr>
-          <w:p>
-            <w:r>
-              <w:t>15</w:t>
-            </w:r>
-          </w:p>
-        </w:tc>
-        <w:tc>
-          <w:tcPr>
-            <w:tcW w:type="dxa" w:w="3419"/>
-          </w:tcPr>
-          <w:p>
-            <w:r>
-              <w:t>12132</w:t>
-            </w:r>
-          </w:p>
-        </w:tc>
-        <w:tc>
-          <w:tcPr>
-            <w:tcW w:type="dxa" w:w="3419"/>
-          </w:tcPr>
-          <w:p>
-            <w:r>
-              <w:t>2</w:t>
-            </w:r>
-          </w:p>
-        </w:tc>
-      </w:tr>
-      <w:tr>
-        <w:tc>
-          <w:tcPr>
-            <w:tcW w:type="dxa" w:w="3419"/>
-          </w:tcPr>
-          <w:p>
-            <w:r>
-              <w:t>16</w:t>
-            </w:r>
-          </w:p>
-        </w:tc>
-        <w:tc>
-          <w:tcPr>
-            <w:tcW w:type="dxa" w:w="3419"/>
-          </w:tcPr>
-          <w:p>
-            <w:r>
-              <w:t>125</w:t>
-            </w:r>
-          </w:p>
-        </w:tc>
-        <w:tc>
-          <w:tcPr>
-            <w:tcW w:type="dxa" w:w="3419"/>
-          </w:tcPr>
-          <w:p>
-            <w:r>
-              <w:t>2</w:t>
+              <w:rPr>
+                <w:rFonts w:ascii="Times New Roman" w:hAnsi="Times New Roman" w:eastAsia="Times New Roman"/>
+                <w:color w:val="181A1F"/>
+                <w:sz w:val="28"/>
+              </w:rPr>
             </w:r>
           </w:p>
         </w:tc>
       </w:tr>
     </w:tbl>
     <w:p>
+      <w:pPr>
+        <w:keepNext/>
+        <w:widowControl/>
+        <w:spacing w:line="240" w:lineRule="auto" w:after="0" w:before="120"/>
+      </w:pPr>
       <w:r>
         <w:rPr>
+          <w:rFonts w:ascii="Times New Roman" w:hAnsi="Times New Roman" w:eastAsia="Times New Roman"/>
           <w:b/>
+          <w:color w:val="181A1F"/>
+          <w:sz w:val="28"/>
         </w:rPr>
-        <w:t>Задание 17 — до 2 баллов</w:t>
+        <w:t>16.</w:t>
       </w:r>
     </w:p>
     <w:p>
+      <w:pPr>
+        <w:widowControl/>
+        <w:spacing w:line="240" w:lineRule="auto" w:after="0"/>
+      </w:pPr>
       <w:r>
         <w:rPr>
+          <w:rFonts w:ascii="Times New Roman" w:hAnsi="Times New Roman" w:eastAsia="Times New Roman"/>
           <w:b w:val="0"/>
           <w:i w:val="0"/>
+          <w:color w:val="181A1F"/>
+          <w:sz w:val="28"/>
         </w:rPr>
-        <w:t>1) Признаки отрасли права как элемента системы права:</w:t>
+        <w:t>Выберите верные суждения об экологическом праве в Российской Федерации и запишите цифры, под которыми они указаны.</w:t>
       </w:r>
     </w:p>
     <w:p>
+      <w:pPr>
+        <w:widowControl/>
+        <w:spacing w:line="240" w:lineRule="auto" w:after="0"/>
+      </w:pPr>
       <w:r>
         <w:rPr>
+          <w:rFonts w:ascii="Times New Roman" w:hAnsi="Times New Roman" w:eastAsia="Times New Roman"/>
           <w:b w:val="0"/>
           <w:i w:val="0"/>
+          <w:color w:val="181A1F"/>
+          <w:sz w:val="28"/>
         </w:rPr>
-        <w:t>— регулирует однородную сферу общественных отношений;</w:t>
+        <w:t>1) Экологическое правонарушение причиняет экологический вред или создаёт реальную угрозу причинения такого вреда компонентам природной среды, природным объектам и природным комплексам.</w:t>
       </w:r>
     </w:p>
     <w:p>
+      <w:pPr>
+        <w:widowControl/>
+        <w:spacing w:line="240" w:lineRule="auto" w:after="0"/>
+      </w:pPr>
       <w:r>
         <w:rPr>
+          <w:rFonts w:ascii="Times New Roman" w:hAnsi="Times New Roman" w:eastAsia="Times New Roman"/>
           <w:b w:val="0"/>
           <w:i w:val="0"/>
+          <w:color w:val="181A1F"/>
+          <w:sz w:val="28"/>
         </w:rPr>
-        <w:t>— имеет предмет и метод правового регулирования;</w:t>
+        <w:t>2) Экологическая информация общедоступна, за исключением информации, отнесённой законодательством Российской Федерации к государственной тайне.</w:t>
       </w:r>
     </w:p>
     <w:p>
+      <w:pPr>
+        <w:widowControl/>
+        <w:spacing w:line="240" w:lineRule="auto" w:after="0"/>
+      </w:pPr>
       <w:r>
         <w:rPr>
+          <w:rFonts w:ascii="Times New Roman" w:hAnsi="Times New Roman" w:eastAsia="Times New Roman"/>
           <w:b w:val="0"/>
           <w:i w:val="0"/>
+          <w:color w:val="181A1F"/>
+          <w:sz w:val="28"/>
         </w:rPr>
-        <w:t>— включает в себя совокупность правовых норм.</w:t>
+        <w:t>3) Согласно законодательству благоприятная окружающая среда — окружающая среда, качество которой обеспечивает успешную социализацию личности в профессиональной сфере.</w:t>
       </w:r>
     </w:p>
     <w:p>
+      <w:pPr>
+        <w:widowControl/>
+        <w:spacing w:line="240" w:lineRule="auto" w:after="0"/>
+      </w:pPr>
       <w:r>
         <w:rPr>
+          <w:rFonts w:ascii="Times New Roman" w:hAnsi="Times New Roman" w:eastAsia="Times New Roman"/>
           <w:b w:val="0"/>
           <w:i w:val="0"/>
+          <w:color w:val="181A1F"/>
+          <w:sz w:val="28"/>
         </w:rPr>
-        <w:t>2) Такое начало на основе которого существуют и функционируют права собственника как признание равенства участников отношений с развитие предпринимательства заключается в том, что только при таком условии возможно обеспечить рыночную конкуренцию и свободный вход новых участников на рынок, без которых развитие предпринимательства невозможно.</w:t>
+        <w:t>4) Граждане обязаны выдвигать предложения о проведении общественной экологической экспертизы и участвовать в её проведении в установленном порядке.</w:t>
       </w:r>
     </w:p>
     <w:p>
+      <w:pPr>
+        <w:widowControl/>
+        <w:spacing w:line="240" w:lineRule="auto" w:after="0"/>
+      </w:pPr>
       <w:r>
         <w:rPr>
-          <w:b/>
+          <w:rFonts w:ascii="Times New Roman" w:hAnsi="Times New Roman" w:eastAsia="Times New Roman"/>
+          <w:b w:val="0"/>
+          <w:i w:val="0"/>
+          <w:color w:val="181A1F"/>
+          <w:sz w:val="28"/>
         </w:rPr>
-        <w:t>Задание 18 — до 2 баллов</w:t>
+        <w:t>5) Один из принципов охраны окружающей среды — обязательность оценки воздействия Ha окружающую среду при принятии решений об осуществлении хозяйственной и иной деятельности.</w:t>
       </w:r>
     </w:p>
     <w:p>
+      <w:pPr>
+        <w:widowControl/>
+        <w:spacing w:line="240" w:lineRule="auto" w:after="0"/>
+      </w:pPr>
       <w:r>
         <w:rPr>
-          <w:b w:val="0"/>
-          <w:i w:val="0"/>
+          <w:rFonts w:ascii="Times New Roman" w:hAnsi="Times New Roman" w:eastAsia="Times New Roman"/>
+          <w:color w:val="181A1F"/>
+          <w:sz w:val="28"/>
         </w:rPr>
-        <w:t>1) Ответ на первый вопрос, например:</w:t>
+        <w:br w:type="page"/>
       </w:r>
     </w:p>
     <w:p>
+      <w:pPr>
+        <w:pStyle w:val="Heading1"/>
+        <w:keepNext/>
+        <w:widowControl/>
+        <w:spacing w:line="240" w:lineRule="auto" w:after="60" w:before="160"/>
+      </w:pPr>
       <w:r>
         <w:rPr>
-          <w:b w:val="0"/>
-          <w:i w:val="0"/>
+          <w:rFonts w:ascii="Times New Roman" w:hAnsi="Times New Roman" w:eastAsia="Times New Roman"/>
+          <w:b/>
+          <w:color w:val="181A1F"/>
+          <w:sz w:val="28"/>
         </w:rPr>
-        <w:t>– формируется на основе общих закономерностей общественной жизни / строится не по произвольному усмотрению людей, а на основе объективной действительности;</w:t>
+        <w:t>Часть 2</w:t>
       </w:r>
     </w:p>
     <w:p>
+      <w:pPr>
+        <w:widowControl/>
+        <w:spacing w:line="240" w:lineRule="auto" w:after="0"/>
+      </w:pPr>
       <w:r>
         <w:rPr>
-          <w:b w:val="0"/>
-          <w:i w:val="0"/>
+          <w:rFonts w:ascii="Times New Roman" w:hAnsi="Times New Roman" w:eastAsia="Times New Roman"/>
+          <w:color w:val="181A1F"/>
+          <w:sz w:val="28"/>
         </w:rPr>
-        <w:t>– нормы права становятся естественным элементом системы права лишь в случае объективного отражения потребностей общественной жизни;</w:t>
+        <w:t>Для заданий 17–25 запишите полный развёрнутый ответ. Каждый вопрос самодостаточен и тематически соответствует варианту.</w:t>
       </w:r>
     </w:p>
     <w:p>
+      <w:pPr>
+        <w:keepNext/>
+        <w:widowControl/>
+        <w:spacing w:line="240" w:lineRule="auto" w:after="0" w:before="120"/>
+      </w:pPr>
       <w:r>
         <w:rPr>
-          <w:b w:val="0"/>
-          <w:i w:val="0"/>
+          <w:rFonts w:ascii="Times New Roman" w:hAnsi="Times New Roman" w:eastAsia="Times New Roman"/>
+          <w:b/>
+          <w:color w:val="181A1F"/>
+          <w:sz w:val="28"/>
         </w:rPr>
-        <w:t>– нормы права объективно, независимо от воли правотворческого органа, объединяются в относительно самостоятельные группы норм;</w:t>
+        <w:t>17.</w:t>
       </w:r>
     </w:p>
     <w:p>
+      <w:pPr>
+        <w:widowControl/>
+        <w:spacing w:line="240" w:lineRule="auto" w:after="0"/>
+      </w:pPr>
       <w:r>
         <w:rPr>
+          <w:rFonts w:ascii="Times New Roman" w:hAnsi="Times New Roman" w:eastAsia="Times New Roman"/>
           <w:b w:val="0"/>
           <w:i w:val="0"/>
+          <w:color w:val="181A1F"/>
+          <w:sz w:val="28"/>
         </w:rPr>
-        <w:t>2) Ответ на второй вопрос, например: гипотеза, диспозиция и санкция;</w:t>
+        <w:t xml:space="preserve">Лицо, становящееся собственником, обретает юридический статус собственника. Права собственника должны быть признаны обществом и государством в качестве абсолютных и исключительных, при этом твёрдо фиксируемых, постоянных, незыблемых, охраняемых государством. Эти права и положение собственника в целом должны получить всестороннее юридическое урегулирование. В настоящее время вопросы права собственности регулируются в России в нескольких отраслях права, в том числе в конституционном праве, административном праве, в ряде других отраслей. Права собственника в соответствии с Гражданским кодексом РФ существуют и функционируют... на основе таких начал, которые основываются на признании равенства участников отношений, неприкосновенности собственности, свободы договора, недопустимости произвольного вмешательства кого-либо в частные дела необходимости беспрепятственного осуществления гражданских прав, обеспечения восстановления нарушенных прав, их судебной защиты. </w:t>
       </w:r>
     </w:p>
     <w:p>
+      <w:pPr>
+        <w:widowControl/>
+        <w:spacing w:line="240" w:lineRule="auto" w:after="0"/>
+      </w:pPr>
       <w:r>
         <w:rPr>
+          <w:rFonts w:ascii="Times New Roman" w:hAnsi="Times New Roman" w:eastAsia="Times New Roman"/>
           <w:b w:val="0"/>
           <w:i w:val="0"/>
+          <w:color w:val="181A1F"/>
+          <w:sz w:val="28"/>
         </w:rPr>
-        <w:t>3) Ответ на третий вопрос, например: совокупность источников права, которые являются формой выражения правовых норм.</w:t>
+        <w:t xml:space="preserve">Правовой статус собственника имеет общедозволительный характер. Право собственности по природе таково, что оно качественно, принципиально отличается от прав разрешительного порядка, когда определённые действия совершаются только в рамках обязательственных правомочий на основании нормативного или индивидуального разрешения управомоченных на то лиц. Права же собственника являются общедозволительными: они позволяют собственнику на основании и в пределах закона строить поведение в отношении объектов собственности по своему усмотрению. Благодаря абсолютности и исключительности своих прав собственник вправе по своему усмотрению совершать в отношении принадлежащего ему имущества любые действия, не противоречащие закону и иным правовым актам и не нарушающие права и охраняемые законом интересы других лиц. Такое понимание статуса собственника представляется особо существенным с позиций рыночной экономики. Предоставление конституционно-правовой защиты частной собственности – это одновременно и исторический выбор типа экономической системы. (Г.Ф. Резяпова) </w:t>
       </w:r>
     </w:p>
     <w:p>
+      <w:pPr>
+        <w:widowControl/>
+        <w:spacing w:line="240" w:lineRule="auto" w:after="0"/>
+      </w:pPr>
       <w:r>
         <w:rPr>
-          <w:b/>
+          <w:rFonts w:ascii="Times New Roman" w:hAnsi="Times New Roman" w:eastAsia="Times New Roman"/>
+          <w:b w:val="0"/>
+          <w:i w:val="0"/>
+          <w:color w:val="181A1F"/>
+          <w:sz w:val="28"/>
         </w:rPr>
-        <w:t>Задание 19 — до 3 баллов</w:t>
+        <w:t>В тексте упомянуты ключевые понятия социально-гуманитарных наук.</w:t>
       </w:r>
     </w:p>
     <w:p>
+      <w:pPr>
+        <w:widowControl/>
+        <w:spacing w:line="240" w:lineRule="auto" w:after="0"/>
+      </w:pPr>
       <w:r>
         <w:rPr>
+          <w:rFonts w:ascii="Times New Roman" w:hAnsi="Times New Roman" w:eastAsia="Times New Roman"/>
           <w:b w:val="0"/>
           <w:i w:val="0"/>
+          <w:color w:val="181A1F"/>
+          <w:sz w:val="28"/>
         </w:rPr>
-        <w:t>1. Суд (Евгений совершил убийство своей жены. Правоохранительные органы возбудили уголовное дело, которое было передано в суд. По итогу суд приговорил Евгения к 8 годам лишения свободы, что показывает деятельность суда по осуществлению юридической ответственности);</w:t>
+        <w:t xml:space="preserve">Используя обществоведческие знания, </w:t>
+      </w:r>
+      <w:r>
+        <w:rPr>
+          <w:rFonts w:ascii="Times New Roman" w:hAnsi="Times New Roman" w:eastAsia="Times New Roman"/>
+          <w:color w:val="181A1F"/>
+          <w:sz w:val="28"/>
+        </w:rPr>
+        <w:br/>
+      </w:r>
+      <w:r>
+        <w:rPr>
+          <w:rFonts w:ascii="Times New Roman" w:hAnsi="Times New Roman" w:eastAsia="Times New Roman"/>
+          <w:b w:val="0"/>
+          <w:i w:val="0"/>
+          <w:color w:val="181A1F"/>
+          <w:sz w:val="28"/>
+        </w:rPr>
+        <w:t xml:space="preserve">— укажите не менее трёх основных признаков отрасли права как элемента системы права; </w:t>
+      </w:r>
+      <w:r>
+        <w:rPr>
+          <w:rFonts w:ascii="Times New Roman" w:hAnsi="Times New Roman" w:eastAsia="Times New Roman"/>
+          <w:color w:val="181A1F"/>
+          <w:sz w:val="28"/>
+        </w:rPr>
+        <w:br/>
+      </w:r>
+      <w:r>
+        <w:rPr>
+          <w:rFonts w:ascii="Times New Roman" w:hAnsi="Times New Roman" w:eastAsia="Times New Roman"/>
+          <w:b w:val="0"/>
+          <w:i w:val="0"/>
+          <w:color w:val="181A1F"/>
+          <w:sz w:val="28"/>
+        </w:rPr>
+        <w:t>— объясните связь любого из указанных автором начал, на основе которых в соответствии с Гражданским кодексом Российской Федерации существуют и функционируют права собственника, с развитием предпринимательства. (Объяснение может быть дано в одном или нескольких распространённых предложениях.)</w:t>
       </w:r>
     </w:p>
     <w:p>
+      <w:pPr>
+        <w:widowControl/>
+        <w:spacing w:line="240" w:lineRule="auto" w:after="0"/>
+      </w:pPr>
       <w:r>
         <w:rPr>
-          <w:b w:val="0"/>
-          <w:i w:val="0"/>
+          <w:rFonts w:ascii="Times New Roman" w:hAnsi="Times New Roman" w:eastAsia="Times New Roman"/>
+          <w:color w:val="181A1F"/>
+          <w:sz w:val="28"/>
         </w:rPr>
-        <w:t>2. Прокуратура (Прокурор Московского района, который участвовал в судебном заседании в качестве государственного обвинителя запросил привлечь обвиняемого в убийстве Евгения к 8 годам лишения свободы, что показывает деятельность прокуратуры по осуществлению юридической ответственности).</w:t>
+        <w:t>Ответ:</w:t>
       </w:r>
     </w:p>
     <w:p>
+      <w:pPr>
+        <w:keepNext/>
+        <w:widowControl/>
+        <w:spacing w:line="240" w:lineRule="auto" w:after="0" w:before="120"/>
+      </w:pPr>
       <w:r>
         <w:rPr>
+          <w:rFonts w:ascii="Times New Roman" w:hAnsi="Times New Roman" w:eastAsia="Times New Roman"/>
           <w:b/>
+          <w:color w:val="181A1F"/>
+          <w:sz w:val="28"/>
         </w:rPr>
-        <w:t>Задание 20 — до 3 баллов</w:t>
+        <w:t>18.</w:t>
       </w:r>
     </w:p>
     <w:p>
+      <w:pPr>
+        <w:widowControl/>
+        <w:spacing w:line="240" w:lineRule="auto" w:after="0"/>
+      </w:pPr>
       <w:r>
         <w:rPr>
+          <w:rFonts w:ascii="Times New Roman" w:hAnsi="Times New Roman" w:eastAsia="Times New Roman"/>
           <w:b w:val="0"/>
           <w:i w:val="0"/>
+          <w:color w:val="181A1F"/>
+          <w:sz w:val="28"/>
         </w:rPr>
-        <w:t>1) Умысел (Пассажир Егоров сознательно нарушил запрет на курение в самолёте, зная о его опасности, что привело к срабатыванию датчиков дыма и составлению административного протокола)</w:t>
+        <w:t>Как автор подтверждает объективный характер системы права? (Приведите любые два подтверждения). Какие три элемента включает в себя норма права? Что такое система законодательства?</w:t>
       </w:r>
     </w:p>
     <w:p>
+      <w:pPr>
+        <w:widowControl/>
+        <w:spacing w:line="240" w:lineRule="auto" w:after="0"/>
+      </w:pPr>
       <w:r>
         <w:rPr>
+          <w:rFonts w:ascii="Times New Roman" w:hAnsi="Times New Roman" w:eastAsia="Times New Roman"/>
           <w:b w:val="0"/>
           <w:i w:val="0"/>
+          <w:color w:val="181A1F"/>
+          <w:sz w:val="28"/>
         </w:rPr>
-        <w:t>2) Неосторожность (Компания "Крест" при проведении земляных работ в охранной зоне газопровода самонадеянно рассчитывала избежать повреждений, но всё же повредила газовую магистраль)</w:t>
+        <w:t>Система права — это объективное правовое явление, которое формируется на основе общих закономерностей общественной жизни. Являясь отражением реально существующей системы общественных отношений, система права строится не по произвольному усмотрению людей, а на основе объективной действительности.</w:t>
       </w:r>
     </w:p>
     <w:p>
+      <w:pPr>
+        <w:widowControl/>
+        <w:spacing w:line="240" w:lineRule="auto" w:after="0"/>
+      </w:pPr>
       <w:r>
         <w:rPr>
-          <w:b/>
+          <w:rFonts w:ascii="Times New Roman" w:hAnsi="Times New Roman" w:eastAsia="Times New Roman"/>
+          <w:b w:val="0"/>
+          <w:i w:val="0"/>
+          <w:color w:val="181A1F"/>
+          <w:sz w:val="28"/>
         </w:rPr>
-        <w:t>Задание 21 — до 3 баллов</w:t>
+        <w:t>С одной стороны, нормы права - это продукт субъективной, сознательно-волевой деятельности правотворческих органов. С другой стороны, нормы права становятся естественным элементом системы права лишь. В случае объективного отражения потребностей общественной жизни, определяя максимальную меру сво6оды и справедливости в социальных отношениях. Поэтому нормы права объективно, независимо от воли правотворческого органа, объединяются в относительно самостоятельные группы норм, которые регулируют данные отношения. Правотворческий орган не может по своему усмотрению, произвольно отнести изданную им норму права к той или иной отрасли права. Если норма издана для регулирования определённого вида общественных отношений, то она объективно входит в ту отрасль права, которая регулирует эти отношения.</w:t>
       </w:r>
     </w:p>
     <w:p>
+      <w:pPr>
+        <w:widowControl/>
+        <w:spacing w:line="240" w:lineRule="auto" w:after="0"/>
+      </w:pPr>
       <w:r>
         <w:rPr>
+          <w:rFonts w:ascii="Times New Roman" w:hAnsi="Times New Roman" w:eastAsia="Times New Roman"/>
           <w:b w:val="0"/>
           <w:i w:val="0"/>
+          <w:color w:val="181A1F"/>
+          <w:sz w:val="28"/>
         </w:rPr>
-        <w:t>1) Правомочие (Анастасия купила трехкомнатную квартиру на Патриарших Прудах и сдаёт её в аренду)</w:t>
+        <w:t>Система законодательства строится по иному принципу. В её формировании значительное место занимает субъективный фактор, обусловленный потребностью правовой практики, необходимостью учитывать изменяющиеся формы человеческого общения...</w:t>
       </w:r>
     </w:p>
     <w:p>
+      <w:pPr>
+        <w:widowControl/>
+        <w:spacing w:line="240" w:lineRule="auto" w:after="0"/>
+      </w:pPr>
       <w:r>
         <w:rPr>
+          <w:rFonts w:ascii="Times New Roman" w:hAnsi="Times New Roman" w:eastAsia="Times New Roman"/>
           <w:b w:val="0"/>
           <w:i w:val="0"/>
+          <w:color w:val="181A1F"/>
+          <w:sz w:val="28"/>
         </w:rPr>
-        <w:t>2) Обязанности (Дмитрий заключил договор оказания услуг с «Газпром», по которому он обязан выполнить работы по уборке земельного участка, принадлежащего заказчику. Таким образом, на Дмитрия в результате вступления в гражданские правоотношения был возложен круг действий, которые ему необходимо выполнить)</w:t>
+        <w:t>Система законодательства — это совокупность источников права, которые являются формой выражения правовых норм. Поэтому право не существует вне законодательства. Они соотносятся как форма и содержание. Именно в законодательстве (источниках права) правовые нормы и их различные структурные образования получают своё реальное выражение, внешнее проявление. В этом смысле система права и система законодательства в целом совпадают.</w:t>
       </w:r>
     </w:p>
     <w:p>
+      <w:pPr>
+        <w:widowControl/>
+        <w:spacing w:line="240" w:lineRule="auto" w:after="0"/>
+      </w:pPr>
       <w:r>
         <w:rPr>
+          <w:rFonts w:ascii="Times New Roman" w:hAnsi="Times New Roman" w:eastAsia="Times New Roman"/>
           <w:b w:val="0"/>
           <w:i w:val="0"/>
+          <w:color w:val="181A1F"/>
+          <w:sz w:val="28"/>
         </w:rPr>
-        <w:t>3) Ответственность (Дмитрий просрочил выполнение работ на 5 дней, поэтому оплата заказчиком была уменьшена на 5%. Таким образом, за ненадлежащее исполнение гражданских обязанностей исполнитель понёс гражданско-правовую ответственность)</w:t>
+        <w:t>Вместе с тем они различаются по структурным элементам и по своему содержанию. Как отмечалось выше, первичным элементом системы является норма права, состоящая из гипотезы, диспозиции и санкции. Первичным же элементом системы законодательства является статья нормативно-правового акта, которая не всегда содержит все три структурных элемента правовой нормы... Более того, в одном и том же нормативном акте могут содержаться нормы различных отраслей права, которые обеспечиваются санкциями, содержащимися в других нормативных актах...</w:t>
       </w:r>
     </w:p>
     <w:p>
+      <w:pPr>
+        <w:widowControl/>
+        <w:spacing w:line="240" w:lineRule="auto" w:after="0"/>
+      </w:pPr>
       <w:r>
         <w:rPr>
-          <w:b/>
+          <w:rFonts w:ascii="Times New Roman" w:hAnsi="Times New Roman" w:eastAsia="Times New Roman"/>
+          <w:b w:val="0"/>
+          <w:i w:val="0"/>
+          <w:color w:val="181A1F"/>
+          <w:sz w:val="28"/>
         </w:rPr>
-        <w:t>Задание 22 — до 4 баллов</w:t>
+        <w:t>Разнообразие и взаимосвязь социальных отношений, возникающих в различных сферах общественной жизни, необходимость их эффективной организации обусловливают создание в системе законодательства таких структурных элементов, которые не совпадают с системой права. Поэтому отрасли права не всегда соответствуют отраслям законодательства.</w:t>
       </w:r>
     </w:p>
     <w:p>
+      <w:pPr>
+        <w:widowControl/>
+        <w:spacing w:line="240" w:lineRule="auto" w:after="0"/>
+      </w:pPr>
       <w:r>
         <w:rPr>
+          <w:rFonts w:ascii="Times New Roman" w:hAnsi="Times New Roman" w:eastAsia="Times New Roman"/>
           <w:b w:val="0"/>
           <w:i w:val="0"/>
+          <w:color w:val="181A1F"/>
+          <w:sz w:val="28"/>
         </w:rPr>
-        <w:t>1) Местный;</w:t>
+        <w:t>(В.Н. Хропанюк)</w:t>
       </w:r>
     </w:p>
     <w:p>
+      <w:pPr>
+        <w:widowControl/>
+        <w:spacing w:line="240" w:lineRule="auto" w:after="0"/>
+      </w:pPr>
       <w:r>
         <w:rPr>
-          <w:b w:val="0"/>
-          <w:i w:val="0"/>
+          <w:rFonts w:ascii="Times New Roman" w:hAnsi="Times New Roman" w:eastAsia="Times New Roman"/>
+          <w:color w:val="181A1F"/>
+          <w:sz w:val="28"/>
         </w:rPr>
-        <w:t>2) Земельный налог, торговый сбор;</w:t>
+        <w:t>Ответ:</w:t>
       </w:r>
     </w:p>
     <w:p>
+      <w:pPr>
+        <w:keepNext/>
+        <w:widowControl/>
+        <w:spacing w:line="240" w:lineRule="auto" w:after="0" w:before="120"/>
+      </w:pPr>
       <w:r>
         <w:rPr>
-          <w:b w:val="0"/>
-          <w:i w:val="0"/>
+          <w:rFonts w:ascii="Times New Roman" w:hAnsi="Times New Roman" w:eastAsia="Times New Roman"/>
+          <w:b/>
+          <w:color w:val="181A1F"/>
+          <w:sz w:val="28"/>
         </w:rPr>
-        <w:t>3) Обязанности:</w:t>
+        <w:t>19.</w:t>
       </w:r>
     </w:p>
     <w:p>
+      <w:pPr>
+        <w:widowControl/>
+        <w:spacing w:line="240" w:lineRule="auto" w:after="0"/>
+      </w:pPr>
       <w:r>
         <w:rPr>
+          <w:rFonts w:ascii="Times New Roman" w:hAnsi="Times New Roman" w:eastAsia="Times New Roman"/>
           <w:b w:val="0"/>
           <w:i w:val="0"/>
+          <w:color w:val="181A1F"/>
+          <w:sz w:val="28"/>
         </w:rPr>
-        <w:t xml:space="preserve">а) встать на учет в налоговых органах </w:t>
+        <w:t>Юридическая ответственность — одна из форм государственного принуждения, обеспечивающего правовую систему общества. По сути, это всегда отрицательная реакция государства на противоправное действие...</w:t>
       </w:r>
     </w:p>
     <w:p>
+      <w:pPr>
+        <w:widowControl/>
+        <w:spacing w:line="240" w:lineRule="auto" w:after="0"/>
+      </w:pPr>
       <w:r>
         <w:rPr>
+          <w:rFonts w:ascii="Times New Roman" w:hAnsi="Times New Roman" w:eastAsia="Times New Roman"/>
           <w:b w:val="0"/>
           <w:i w:val="0"/>
+          <w:color w:val="181A1F"/>
+          <w:sz w:val="28"/>
         </w:rPr>
-        <w:t>б) вести в установленном порядке учет своих доходов (расходов) и объектов налогообложения.</w:t>
+        <w:t>Юридическая ответственность — это одна из форм социальной ответственности. Но кроме юридической ответственности в обществе действуют и иные формы социальной ответственности: моральная, политическая, организационная, общественная, партийная и иная. Организационная и политическая ответственности знают такие формы, как отчёт, отставка; моральная — осуждение общественным мнением; партийная — исключение из партии и т. п. В совокупности все эти виды и предназначаются для обеспечения упорядоченности, стабильности общественных отношений в различных сферах жизнедеятельности общества. Но юридическая ответственность по целому спектру признаков отличается от всех других видов.</w:t>
       </w:r>
     </w:p>
     <w:p>
+      <w:pPr>
+        <w:widowControl/>
+        <w:spacing w:line="240" w:lineRule="auto" w:after="0"/>
+      </w:pPr>
       <w:r>
         <w:rPr>
-          <w:b/>
+          <w:rFonts w:ascii="Times New Roman" w:hAnsi="Times New Roman" w:eastAsia="Times New Roman"/>
+          <w:b w:val="0"/>
+          <w:i w:val="0"/>
+          <w:color w:val="181A1F"/>
+          <w:sz w:val="28"/>
         </w:rPr>
-        <w:t>Задание 23 — до 3 баллов</w:t>
+        <w:t>Прежде всего, она всегда оценивает прошлое: это ответственность за действие (бездействие), которое уже имело место, произошло. Этим юридическая ответственность отличается от организационной, политической и иных видов ответственности, обращённых в будущее (например, в постановлении какой-либо общественной организации определяется, что «товарищ Иванов отвечает за проведение мероприятия». Здесь налицо либо организационная, либо политическая ответственность, и речь идёт об ответственности товарища Иванова в будущем, если это мероприятие будет сорвано).</w:t>
       </w:r>
     </w:p>
     <w:p>
+      <w:pPr>
+        <w:widowControl/>
+        <w:spacing w:line="240" w:lineRule="auto" w:after="0"/>
+      </w:pPr>
       <w:r>
         <w:rPr>
+          <w:rFonts w:ascii="Times New Roman" w:hAnsi="Times New Roman" w:eastAsia="Times New Roman"/>
           <w:b w:val="0"/>
           <w:i w:val="0"/>
+          <w:color w:val="181A1F"/>
+          <w:sz w:val="28"/>
         </w:rPr>
-        <w:t>1) Право на расторжение трудового договора. (Гражданка РФ Александрова Алевтина работала кассиром в магазине «Пятерочка», но из-за низкой заработной платы она решила расторгнуть трудовой договор по собственному желанию).</w:t>
+        <w:t>Далее, юридическая ответственность устанавливается за нарушение правовых требований, а не за их выполнение...</w:t>
       </w:r>
     </w:p>
     <w:p>
+      <w:pPr>
+        <w:widowControl/>
+        <w:spacing w:line="240" w:lineRule="auto" w:after="0"/>
+      </w:pPr>
       <w:r>
         <w:rPr>
+          <w:rFonts w:ascii="Times New Roman" w:hAnsi="Times New Roman" w:eastAsia="Times New Roman"/>
           <w:b w:val="0"/>
           <w:i w:val="0"/>
+          <w:color w:val="181A1F"/>
+          <w:sz w:val="28"/>
         </w:rPr>
-        <w:t>2) Предоставление работы, обусловленной трудовым договором (Петухов устроился работать пилотом в «Аэрофлот». Ему составили график рейсов, которые ему необходимо осуществить. Таким образом, работник получил работу, которая соответствует его трудовой функции, рабочим обязанностям).</w:t>
+        <w:t>О связи юридической ответственности с государством уже упоминалось. Но здесь важно подчеркнуть, что только государство устанавливает меры этой ответственности и только органы государства их осуществляют в порядке, который также устанавливается государством. И меры эти всегда имеют неблагоприятные последствия для правонарушителя: имущественные, физические, политические и иные...</w:t>
       </w:r>
     </w:p>
     <w:p>
+      <w:pPr>
+        <w:widowControl/>
+        <w:spacing w:line="240" w:lineRule="auto" w:after="0"/>
+      </w:pPr>
       <w:r>
         <w:rPr>
+          <w:rFonts w:ascii="Times New Roman" w:hAnsi="Times New Roman" w:eastAsia="Times New Roman"/>
           <w:b w:val="0"/>
           <w:i w:val="0"/>
+          <w:color w:val="181A1F"/>
+          <w:sz w:val="28"/>
         </w:rPr>
-        <w:t>3) Право на своевременную и в полном объёме выплату заработной платы (Максимов работает бухгалтером в компании и два раза в месяц получает установленную трудовым договором заработную плату без задержек. Это свидетельствует о реализации его права на своевременную оплату труда).</w:t>
+        <w:t>Среди признаков юридической ответственности можно выделить: обязательное наличие правонарушения как основание для наступления юридической ответственности, отрицательную оценку государством (осуждение) поведения правонарушителя, официальный характер этой оценки, причинение правонарушителю страдания: морального, физического, имущественного (материального), использование механизмов государственного принуждения...</w:t>
       </w:r>
     </w:p>
     <w:p>
+      <w:pPr>
+        <w:widowControl/>
+        <w:spacing w:line="240" w:lineRule="auto" w:after="0"/>
+      </w:pPr>
       <w:r>
         <w:rPr>
-          <w:b/>
+          <w:rFonts w:ascii="Times New Roman" w:hAnsi="Times New Roman" w:eastAsia="Times New Roman"/>
+          <w:b w:val="0"/>
+          <w:i w:val="0"/>
+          <w:color w:val="181A1F"/>
+          <w:sz w:val="28"/>
         </w:rPr>
-        <w:t>Задание 24 — до 4 баллов</w:t>
+        <w:t>Таким образом, суммируя всё вышесказанное, можно определить, что юридическая ответственность — это установленные законом меры воздействия на правонарушителя, содержащие для него неблагоприятные последствия, применяемые государственными органами в порядке, также установленном государством. В теоретическом плане по мерам воздействия различают и виды юридической ответственности. Прежде всего это уголовная ответственность, которая наступает за преступления и содержит такие меры, как лишение свободы, штраф и иные меры, в том числе смертную казнь.</w:t>
       </w:r>
     </w:p>
     <w:p>
+      <w:pPr>
+        <w:widowControl/>
+        <w:spacing w:line="240" w:lineRule="auto" w:after="0"/>
+      </w:pPr>
       <w:r>
         <w:rPr>
+          <w:rFonts w:ascii="Times New Roman" w:hAnsi="Times New Roman" w:eastAsia="Times New Roman"/>
           <w:b w:val="0"/>
           <w:i w:val="0"/>
+          <w:color w:val="181A1F"/>
+          <w:sz w:val="28"/>
         </w:rPr>
-        <w:t xml:space="preserve">1) Право на замену военной службы альтернативной гражданской службой (или АГС); </w:t>
+        <w:t>(А. Венгеров)</w:t>
       </w:r>
     </w:p>
     <w:p>
+      <w:pPr>
+        <w:widowControl/>
+        <w:spacing w:line="240" w:lineRule="auto" w:after="0"/>
+      </w:pPr>
       <w:r>
         <w:rPr>
+          <w:rFonts w:ascii="Times New Roman" w:hAnsi="Times New Roman" w:eastAsia="Times New Roman"/>
           <w:b w:val="0"/>
           <w:i w:val="0"/>
+          <w:color w:val="181A1F"/>
+          <w:sz w:val="28"/>
         </w:rPr>
-        <w:t xml:space="preserve">2) Гражданам, убеждениям/вероисповеданию которых противоречит несение военной службы; </w:t>
+        <w:t xml:space="preserve">Используя обществоведческие знания и факты общественной жизни, назовите любые два органа государства, осуществляющие юридическую ответственность, и проиллюстрируйте примерами деятельность каждого из них в этом направление. (Каждый пример должен быть сформулирован развёрнуто.) </w:t>
       </w:r>
     </w:p>
     <w:p>
+      <w:pPr>
+        <w:widowControl/>
+        <w:spacing w:line="240" w:lineRule="auto" w:after="0"/>
+      </w:pPr>
       <w:r>
         <w:rPr>
-          <w:b w:val="0"/>
-          <w:i w:val="0"/>
+          <w:rFonts w:ascii="Times New Roman" w:hAnsi="Times New Roman" w:eastAsia="Times New Roman"/>
+          <w:color w:val="181A1F"/>
+          <w:sz w:val="28"/>
         </w:rPr>
-        <w:t xml:space="preserve">3) 1 год ИЛИ 12 месяцев; </w:t>
+        <w:t>Ответ:</w:t>
       </w:r>
     </w:p>
     <w:p>
+      <w:pPr>
+        <w:keepNext/>
+        <w:widowControl/>
+        <w:spacing w:line="240" w:lineRule="auto" w:after="0" w:before="120"/>
+      </w:pPr>
       <w:r>
         <w:rPr>
-          <w:b w:val="0"/>
-          <w:i w:val="0"/>
+          <w:rFonts w:ascii="Times New Roman" w:hAnsi="Times New Roman" w:eastAsia="Times New Roman"/>
+          <w:b/>
+          <w:color w:val="181A1F"/>
+          <w:sz w:val="28"/>
         </w:rPr>
-        <w:t>4) Конституционные обязанности:</w:t>
+        <w:t>20.</w:t>
       </w:r>
     </w:p>
     <w:p>
+      <w:pPr>
+        <w:widowControl/>
+        <w:spacing w:line="240" w:lineRule="auto" w:after="0"/>
+      </w:pPr>
       <w:r>
         <w:rPr>
+          <w:rFonts w:ascii="Times New Roman" w:hAnsi="Times New Roman" w:eastAsia="Times New Roman"/>
           <w:b w:val="0"/>
           <w:i w:val="0"/>
+          <w:color w:val="181A1F"/>
+          <w:sz w:val="28"/>
         </w:rPr>
-        <w:t xml:space="preserve">— соблюдать Конституцию Российской Федерации и законодательство Российской Федерации; </w:t>
+        <w:t>Какие две формы вины установлены в Кодексе? Проиллюстрируйте примером каждую из форм. (В каждом случае сначала укажите форму, затем приведите соответствующий пример. Каждый пример должен быть сформулирован развёрнуто.)</w:t>
       </w:r>
     </w:p>
     <w:p>
+      <w:pPr>
+        <w:widowControl/>
+        <w:spacing w:line="240" w:lineRule="auto" w:after="0"/>
+      </w:pPr>
       <w:r>
         <w:rPr>
-          <w:b w:val="0"/>
-          <w:i w:val="0"/>
+          <w:rFonts w:ascii="Times New Roman" w:hAnsi="Times New Roman" w:eastAsia="Times New Roman"/>
+          <w:color w:val="181A1F"/>
+          <w:sz w:val="28"/>
         </w:rPr>
-        <w:t xml:space="preserve">— платить законно установленные налоги и сборы; </w:t>
+        <w:t>Ответ:</w:t>
       </w:r>
     </w:p>
     <w:p>
+      <w:pPr>
+        <w:keepNext/>
+        <w:widowControl/>
+        <w:spacing w:line="240" w:lineRule="auto" w:after="0" w:before="120"/>
+      </w:pPr>
       <w:r>
         <w:rPr>
-          <w:b w:val="0"/>
-          <w:i w:val="0"/>
+          <w:rFonts w:ascii="Times New Roman" w:hAnsi="Times New Roman" w:eastAsia="Times New Roman"/>
+          <w:b/>
+          <w:color w:val="181A1F"/>
+          <w:sz w:val="28"/>
         </w:rPr>
-        <w:t>— сохранять природу и окружающую среду.</w:t>
+        <w:t>21.</w:t>
       </w:r>
     </w:p>
     <w:p>
+      <w:pPr>
+        <w:widowControl/>
+        <w:spacing w:line="240" w:lineRule="auto" w:after="0"/>
+      </w:pPr>
       <w:r>
         <w:rPr>
-          <w:b/>
+          <w:rFonts w:ascii="Times New Roman" w:hAnsi="Times New Roman" w:eastAsia="Times New Roman"/>
+          <w:b w:val="0"/>
+          <w:i w:val="0"/>
+          <w:color w:val="181A1F"/>
+          <w:sz w:val="28"/>
         </w:rPr>
-        <w:t>Задание 25 — до 6 баллов</w:t>
+        <w:t xml:space="preserve">Опираясь на обществоведческие знания и социальные факты, проиллюстрируйте на примере гражданских правоотношений три составляющие субъективного права: правомочие, обязанность и ответственность. (Сначала назовите компонент, затем приведите соответствующий пример. Каждый пример должен быть сформулирован развёрнуто.) </w:t>
       </w:r>
     </w:p>
     <w:p>
+      <w:pPr>
+        <w:widowControl/>
+        <w:spacing w:line="240" w:lineRule="auto" w:after="0"/>
+      </w:pPr>
       <w:r>
         <w:rPr>
-          <w:b w:val="0"/>
-          <w:i w:val="0"/>
+          <w:rFonts w:ascii="Times New Roman" w:hAnsi="Times New Roman" w:eastAsia="Times New Roman"/>
+          <w:color w:val="181A1F"/>
+          <w:sz w:val="28"/>
         </w:rPr>
-        <w:t>1) Законодательное регулирование семейных отношений необходимо в силу большого значения семьи как социального института, выполняющего функцию воспитания гражданина страны. Законом предусмотрен постоянный контроль государства за воспитанием детей в семье, защита их от физического и психического насилия. В правовом регулировании семейных отношений значительное место занимают нормы, ориентированные на защиту права матери и ребенка. Семейное законодательство регулирует и вопросы опеки и попечительства, касающиеся детей, лишившихся заботы родителей. Круг вопросов, регулируемых семейным правом, достаточно широк: это и условия вступления в брак, прекращение брака, установление отцовства, лишение родительских прав, имущественные отношения между супругами — без их законодательного регулирования семья как важнейшая ячейка общества не сможет существовать.</w:t>
+        <w:t>Ответ:</w:t>
       </w:r>
     </w:p>
     <w:p>
+      <w:pPr>
+        <w:keepNext/>
+        <w:widowControl/>
+        <w:spacing w:line="240" w:lineRule="auto" w:after="0" w:before="120"/>
+      </w:pPr>
       <w:r>
         <w:rPr>
-          <w:b w:val="0"/>
-          <w:i w:val="0"/>
+          <w:rFonts w:ascii="Times New Roman" w:hAnsi="Times New Roman" w:eastAsia="Times New Roman"/>
+          <w:b/>
+          <w:color w:val="181A1F"/>
+          <w:sz w:val="28"/>
         </w:rPr>
-        <w:t>2) Принципы законодательного регулирования семейных отношений: принцип добровольности брачного союза, принцип равенства супругов, принцип приоритетной защиты прав и интересов несовершеннолетних членов семьи.</w:t>
+        <w:t>22.</w:t>
       </w:r>
     </w:p>
     <w:p>
+      <w:pPr>
+        <w:widowControl/>
+        <w:spacing w:line="240" w:lineRule="auto" w:after="0"/>
+      </w:pPr>
       <w:r>
         <w:rPr>
+          <w:rFonts w:ascii="Times New Roman" w:hAnsi="Times New Roman" w:eastAsia="Times New Roman"/>
           <w:b w:val="0"/>
           <w:i w:val="0"/>
+          <w:color w:val="181A1F"/>
+          <w:sz w:val="28"/>
         </w:rPr>
-        <w:t>3) Примеры, иллюстрирующие реализацию принципов:</w:t>
+        <w:t>Гражданка РФ Рогожина А. А. владеет на правах собственности трёхкомнатной квартирой. Ежегодно в установленные сроки она уплачивает налог на имущество физических лиц. К какому виду налогов (в зависимости от того, к уплате на какой территории они обязательны) относится этот налог? Назовите ещё два других налога / сбора этого вида (в соответствии с Налоговым кодексом РФ). Какие ещё обязанности, кроме уплаты налогов, есть у налогоплательщика? (Назовите любые две обязанности налогоплательщика согласно Налоговому кодексу).</w:t>
       </w:r>
     </w:p>
     <w:p>
+      <w:pPr>
+        <w:widowControl/>
+        <w:spacing w:line="240" w:lineRule="auto" w:after="0"/>
+      </w:pPr>
       <w:r>
         <w:rPr>
-          <w:b w:val="0"/>
-          <w:i w:val="0"/>
+          <w:rFonts w:ascii="Times New Roman" w:hAnsi="Times New Roman" w:eastAsia="Times New Roman"/>
+          <w:color w:val="181A1F"/>
+          <w:sz w:val="28"/>
         </w:rPr>
-        <w:t>а) Принцип добровольности брачного союза: Светлана и Сергей по взаимному желанию подали заявление в ЗАГС и зарегистрировали брак, что демонстрирует добровольность брака.</w:t>
+        <w:t>Ответ:</w:t>
       </w:r>
     </w:p>
     <w:p>
+      <w:pPr>
+        <w:keepNext/>
+        <w:widowControl/>
+        <w:spacing w:line="240" w:lineRule="auto" w:after="0" w:before="120"/>
+      </w:pPr>
       <w:r>
         <w:rPr>
-          <w:b w:val="0"/>
-          <w:i w:val="0"/>
+          <w:rFonts w:ascii="Times New Roman" w:hAnsi="Times New Roman" w:eastAsia="Times New Roman"/>
+          <w:b/>
+          <w:color w:val="181A1F"/>
+          <w:sz w:val="28"/>
         </w:rPr>
-        <w:t>б) Принцип равенства супругов: нотариус отказался регистрировать брачный договор Марии и Александра, так как он содержал неравноправные условия, нарушающие принцип равенства супругов.</w:t>
+        <w:t>23.</w:t>
       </w:r>
     </w:p>
     <w:p>
+      <w:pPr>
+        <w:widowControl/>
+        <w:spacing w:line="240" w:lineRule="auto" w:after="0"/>
+      </w:pPr>
       <w:r>
         <w:rPr>
+          <w:rFonts w:ascii="Times New Roman" w:hAnsi="Times New Roman" w:eastAsia="Times New Roman"/>
           <w:b w:val="0"/>
           <w:i w:val="0"/>
+          <w:color w:val="181A1F"/>
+          <w:sz w:val="28"/>
         </w:rPr>
-        <w:t>в) Принцип защиты прав детей: при разводе Валентины и Арсения суд оставил 10-летнего Егора с матерью, учтя мнение ребенка и защищая его интересы.</w:t>
+        <w:t>Назовите и проиллюстрируйте примерами три любых права работника, закреплённые Трудовым кодексом РФ. (Сначала укажите право, затем приведите соответствующий пример. Каждый пример должен быть сформулирован развернуто.)</w:t>
+      </w:r>
+    </w:p>
+    <w:p>
+      <w:pPr>
+        <w:widowControl/>
+        <w:spacing w:line="240" w:lineRule="auto" w:after="0"/>
+      </w:pPr>
+      <w:r>
+        <w:rPr>
+          <w:rFonts w:ascii="Times New Roman" w:hAnsi="Times New Roman" w:eastAsia="Times New Roman"/>
+          <w:color w:val="181A1F"/>
+          <w:sz w:val="28"/>
+        </w:rPr>
+        <w:t>Ответ:</w:t>
+      </w:r>
+    </w:p>
+    <w:p>
+      <w:pPr>
+        <w:keepNext/>
+        <w:widowControl/>
+        <w:spacing w:line="240" w:lineRule="auto" w:after="0" w:before="120"/>
+      </w:pPr>
+      <w:r>
+        <w:rPr>
+          <w:rFonts w:ascii="Times New Roman" w:hAnsi="Times New Roman" w:eastAsia="Times New Roman"/>
+          <w:b/>
+          <w:color w:val="181A1F"/>
+          <w:sz w:val="28"/>
+        </w:rPr>
+        <w:t>24.</w:t>
+      </w:r>
+    </w:p>
+    <w:p>
+      <w:pPr>
+        <w:widowControl/>
+        <w:spacing w:line="240" w:lineRule="auto" w:after="0"/>
+      </w:pPr>
+      <w:r>
+        <w:rPr>
+          <w:rFonts w:ascii="Times New Roman" w:hAnsi="Times New Roman" w:eastAsia="Times New Roman"/>
+          <w:b w:val="0"/>
+          <w:i w:val="0"/>
+          <w:color w:val="181A1F"/>
+          <w:sz w:val="28"/>
+        </w:rPr>
+        <w:t xml:space="preserve">Гражданину России Ивану Р., представителю коренного малочисленного народа Севера, исполнилось 18 лет. Он с самого рождения живёт в тундре и занимается традиционными для его народа промыслами. Иван Р. подлежит призыву на военную службу, у него нет оснований для освобождения / предоставления отсрочки от призыва на военную службу. </w:t>
+      </w:r>
+    </w:p>
+    <w:p>
+      <w:pPr>
+        <w:widowControl/>
+        <w:spacing w:line="240" w:lineRule="auto" w:after="0"/>
+      </w:pPr>
+      <w:r>
+        <w:rPr>
+          <w:rFonts w:ascii="Times New Roman" w:hAnsi="Times New Roman" w:eastAsia="Times New Roman"/>
+          <w:b w:val="0"/>
+          <w:i w:val="0"/>
+          <w:color w:val="181A1F"/>
+          <w:sz w:val="28"/>
+        </w:rPr>
+        <w:t xml:space="preserve">Какое право, связанное с защитой Отечества, предоставляется Ивану Р.? Какой ещё категории граждан предоставляется такое же право? Какова продолжительность военной службы по призыву? Какие ещё обязанности гражданина, кроме защиты Отечества, устанавливает Конституция Российской Федерации? (Назовите любые три конституционные обязанности гражданина Российской Федерации.) </w:t>
+      </w:r>
+    </w:p>
+    <w:p>
+      <w:pPr>
+        <w:widowControl/>
+        <w:spacing w:line="240" w:lineRule="auto" w:after="0"/>
+      </w:pPr>
+      <w:r>
+        <w:rPr>
+          <w:rFonts w:ascii="Times New Roman" w:hAnsi="Times New Roman" w:eastAsia="Times New Roman"/>
+          <w:color w:val="181A1F"/>
+          <w:sz w:val="28"/>
+        </w:rPr>
+        <w:t>Ответ:</w:t>
+      </w:r>
+    </w:p>
+    <w:p>
+      <w:pPr>
+        <w:keepNext/>
+        <w:widowControl/>
+        <w:spacing w:line="240" w:lineRule="auto" w:after="0" w:before="120"/>
+      </w:pPr>
+      <w:r>
+        <w:rPr>
+          <w:rFonts w:ascii="Times New Roman" w:hAnsi="Times New Roman" w:eastAsia="Times New Roman"/>
+          <w:b/>
+          <w:color w:val="181A1F"/>
+          <w:sz w:val="28"/>
+        </w:rPr>
+        <w:t>25.</w:t>
+      </w:r>
+    </w:p>
+    <w:p>
+      <w:pPr>
+        <w:widowControl/>
+        <w:spacing w:line="240" w:lineRule="auto" w:after="0"/>
+      </w:pPr>
+      <w:r>
+        <w:rPr>
+          <w:rFonts w:ascii="Times New Roman" w:hAnsi="Times New Roman" w:eastAsia="Times New Roman"/>
+          <w:b w:val="0"/>
+          <w:i w:val="0"/>
+          <w:color w:val="181A1F"/>
+          <w:sz w:val="28"/>
+        </w:rPr>
+        <w:t>Обоснуйте необходимость законодательного регулирования семейных отношений. (Обоснование должно быть дано с опорой на обществоведческие знания в нескольких связанных между собой распространённых предложениях, раскрывать причинно-следственные и (или) функциональные связи.)</w:t>
+      </w:r>
+    </w:p>
+    <w:p>
+      <w:pPr>
+        <w:widowControl/>
+        <w:spacing w:line="240" w:lineRule="auto" w:after="0"/>
+      </w:pPr>
+      <w:r>
+        <w:rPr>
+          <w:rFonts w:ascii="Times New Roman" w:hAnsi="Times New Roman" w:eastAsia="Times New Roman"/>
+          <w:b w:val="0"/>
+          <w:i w:val="0"/>
+          <w:color w:val="181A1F"/>
+          <w:sz w:val="28"/>
+        </w:rPr>
+        <w:t>В соответствии с какими принципами осуществляется законодательное регулирование семейных отношений в Российской Федерации? (Назовите любые три принципа.)</w:t>
+      </w:r>
+    </w:p>
+    <w:p>
+      <w:pPr>
+        <w:widowControl/>
+        <w:spacing w:line="240" w:lineRule="auto" w:after="0"/>
+      </w:pPr>
+      <w:r>
+        <w:rPr>
+          <w:rFonts w:ascii="Times New Roman" w:hAnsi="Times New Roman" w:eastAsia="Times New Roman"/>
+          <w:b w:val="0"/>
+          <w:i w:val="0"/>
+          <w:color w:val="181A1F"/>
+          <w:sz w:val="28"/>
+        </w:rPr>
+        <w:t>Для каждого из них приведите по одному примеру, иллюстрирующему его реализацию. (Каждый пример должен быть сформулирован развёрнуто. В совокупности примеры должны иллюстрировать три различных принципа.)</w:t>
+      </w:r>
+    </w:p>
+    <w:p>
+      <w:pPr>
+        <w:widowControl/>
+        <w:spacing w:line="240" w:lineRule="auto" w:after="0"/>
+      </w:pPr>
+      <w:r>
+        <w:rPr>
+          <w:rFonts w:ascii="Times New Roman" w:hAnsi="Times New Roman" w:eastAsia="Times New Roman"/>
+          <w:color w:val="181A1F"/>
+          <w:sz w:val="28"/>
+        </w:rPr>
+        <w:t>Ответ:</w:t>
+      </w:r>
+    </w:p>
+    <w:p>
+      <w:pPr>
+        <w:widowControl/>
+        <w:spacing w:line="240" w:lineRule="auto" w:after="0"/>
+      </w:pPr>
+      <w:r>
+        <w:rPr>
+          <w:rFonts w:ascii="Times New Roman" w:hAnsi="Times New Roman" w:eastAsia="Times New Roman"/>
+          <w:color w:val="181A1F"/>
+          <w:sz w:val="28"/>
+        </w:rPr>
+        <w:br w:type="page"/>
       </w:r>
     </w:p>
     <w:sectPr>
-      <w:pgSz w:w="12240" w:h="15840"/>
-      <w:pgMar w:top="964" w:right="850" w:bottom="964" w:left="1134" w:header="720" w:footer="720" w:gutter="0"/>
+      <w:footerReference w:type="default" r:id="rId9"/>
+      <w:pgSz w:w="11906" w:h="16838"/>
+      <w:pgMar w:top="935" w:right="879" w:bottom="879" w:left="992" w:header="397" w:footer="397" w:gutter="0"/>
       <w:cols w:space="720"/>
       <w:docGrid w:linePitch="360"/>
     </w:sectPr>
   </w:body>
 </w:document>
+</file>
+
+<file path=word/footer1.xml><?xml version="1.0" encoding="utf-8"?>
+<w:ftr xmlns:m="http://schemas.openxmlformats.org/officeDocument/2006/math" xmlns:mc="http://schemas.openxmlformats.org/markup-compatibility/2006" xmlns:mo="http://schemas.microsoft.com/office/mac/office/2008/main" xmlns:mv="urn:schemas-microsoft-com:mac:vml" xmlns:o="urn:schemas-microsoft-com:office:office" xmlns:r="http://schemas.openxmlformats.org/officeDocument/2006/relationships" xmlns:v="urn:schemas-microsoft-com:vml" xmlns:w10="urn:schemas-microsoft-com:office:word" xmlns:w14="http://schemas.microsoft.com/office/word/2010/wordml" xmlns:w="http://schemas.openxmlformats.org/wordprocessingml/2006/main" xmlns:wne="http://schemas.microsoft.com/office/word/2006/wordml" xmlns:wp14="http://schemas.microsoft.com/office/word/2010/wordprocessingDrawing" xmlns:wp="http://schemas.openxmlformats.org/drawingml/2006/wordprocessingDrawing" xmlns:wpc="http://schemas.microsoft.com/office/word/2010/wordprocessingCanvas" xmlns:wpg="http://schemas.microsoft.com/office/word/2010/wordprocessingGroup" xmlns:wpi="http://schemas.microsoft.com/office/word/2010/wordprocessingInk" xmlns:wps="http://schemas.microsoft.com/office/word/2010/wordprocessingShape" mc:Ignorable="w14 wp14">
+  <w:p>
+    <w:pPr>
+      <w:pStyle w:val="Footer"/>
+    </w:pPr>
+  </w:p>
+</w:ftr>
 </file>
 
 <file path=word/numbering.xml><?xml version="1.0" encoding="utf-8"?>
@@ -3731,11 +4248,12 @@
     <w:qFormat/>
     <w:rsid w:val="00FC693F"/>
     <w:pPr>
-      <w:spacing w:after="100"/>
+      <w:spacing w:after="0" w:line="240" w:lineRule="auto"/>
     </w:pPr>
     <w:rPr>
-      <w:rFonts w:ascii="Arial" w:hAnsi="Arial"/>
-      <w:sz w:val="22"/>
+      <w:rFonts w:ascii="Times New Roman" w:hAnsi="Times New Roman"/>
+      <w:color w:val="181A1F"/>
+      <w:sz w:val="28"/>
     </w:rPr>
   </w:style>
   <w:style w:type="paragraph" w:styleId="Header">
@@ -3797,10 +4315,10 @@
       <w:outlineLvl w:val="0"/>
     </w:pPr>
     <w:rPr>
-      <w:rFonts w:asciiTheme="majorHAnsi" w:eastAsiaTheme="majorEastAsia" w:hAnsiTheme="majorHAnsi" w:cstheme="majorBidi" w:ascii="Arial" w:hAnsi="Arial"/>
+      <w:rFonts w:asciiTheme="majorHAnsi" w:eastAsiaTheme="majorEastAsia" w:hAnsiTheme="majorHAnsi" w:cstheme="majorBidi" w:ascii="Times New Roman" w:hAnsi="Times New Roman"/>
       <w:b/>
       <w:bCs/>
-      <w:color w:val="365F91" w:themeColor="accent1" w:themeShade="BF"/>
+      <w:color w:val="181A1F"/>
       <w:sz w:val="28"/>
       <w:szCs w:val="28"/>
     </w:rPr>

--- a/pravo_variant_2.docx
+++ b/pravo_variant_2.docx
@@ -4,522 +4,346 @@
   <w:body>
     <w:p>
       <w:pPr>
-        <w:widowControl/>
-        <w:spacing w:line="240" w:lineRule="auto" w:after="120"/>
-        <w:jc w:val="left"/>
+        <w:keepNext/>
+        <w:spacing w:after="60" w:line="240" w:lineRule="auto"/>
+        <w:jc w:val="center"/>
       </w:pPr>
       <w:r>
         <w:rPr>
           <w:rFonts w:ascii="Times New Roman" w:hAnsi="Times New Roman" w:eastAsia="Times New Roman"/>
           <w:b/>
-          <w:color w:val="181A1F"/>
+          <w:i w:val="0"/>
           <w:sz w:val="28"/>
         </w:rPr>
-        <w:t>Тематический пробный вариант № 2. Право</w:t>
+        <w:t>Пробный ЕГЭ по обществознанию</w:t>
       </w:r>
     </w:p>
     <w:p>
       <w:pPr>
-        <w:widowControl/>
-        <w:spacing w:line="240" w:lineRule="auto" w:after="140"/>
-        <w:jc w:val="left"/>
-      </w:pPr>
-      <w:r>
-        <w:rPr>
-          <w:rFonts w:ascii="Times New Roman" w:hAnsi="Times New Roman" w:eastAsia="Times New Roman"/>
-          <w:color w:val="181A1F"/>
-          <w:sz w:val="28"/>
-        </w:rPr>
-        <w:t>25 заданий • максимальный первичный балл — 58 • рекомендуемое время — 3 часа 30 минут</w:t>
-      </w:r>
-    </w:p>
-    <w:p>
-      <w:pPr>
-        <w:pStyle w:val="Heading1"/>
-        <w:keepNext/>
-        <w:widowControl/>
-        <w:spacing w:line="240" w:lineRule="auto" w:after="60" w:before="160"/>
-      </w:pPr>
-      <w:r>
-        <w:rPr>
-          <w:rFonts w:ascii="Times New Roman" w:hAnsi="Times New Roman" w:eastAsia="Times New Roman"/>
-          <w:b/>
-          <w:color w:val="181A1F"/>
-          <w:sz w:val="28"/>
-        </w:rPr>
-        <w:t>Часть 1</w:t>
-      </w:r>
-    </w:p>
-    <w:p>
-      <w:pPr>
-        <w:widowControl/>
-        <w:spacing w:line="240" w:lineRule="auto" w:after="0"/>
-      </w:pPr>
-      <w:r>
-        <w:rPr>
-          <w:rFonts w:ascii="Times New Roman" w:hAnsi="Times New Roman" w:eastAsia="Times New Roman"/>
-          <w:color w:val="181A1F"/>
-          <w:sz w:val="28"/>
-        </w:rPr>
-        <w:t>Ответами к заданиям 1–16 являются последовательности цифр. Запишите ответ без пробелов и дополнительных символов.</w:t>
-      </w:r>
-    </w:p>
-    <w:p>
-      <w:pPr>
-        <w:keepNext/>
-        <w:widowControl/>
-        <w:spacing w:line="240" w:lineRule="auto" w:after="0" w:before="120"/>
-      </w:pPr>
-      <w:r>
-        <w:rPr>
-          <w:rFonts w:ascii="Times New Roman" w:hAnsi="Times New Roman" w:eastAsia="Times New Roman"/>
-          <w:b/>
-          <w:color w:val="181A1F"/>
-          <w:sz w:val="28"/>
-        </w:rPr>
-        <w:t>1.</w:t>
-      </w:r>
-    </w:p>
-    <w:p>
-      <w:pPr>
-        <w:widowControl/>
-        <w:spacing w:line="240" w:lineRule="auto" w:after="0"/>
+        <w:keepNext w:val="0"/>
+        <w:spacing w:after="60" w:line="240" w:lineRule="auto"/>
+        <w:jc w:val="center"/>
       </w:pPr>
       <w:r>
         <w:rPr>
           <w:rFonts w:ascii="Times New Roman" w:hAnsi="Times New Roman" w:eastAsia="Times New Roman"/>
           <w:b w:val="0"/>
           <w:i w:val="0"/>
-          <w:color w:val="181A1F"/>
           <w:sz w:val="28"/>
         </w:rPr>
-        <w:t>Ниже приведён перечень мер. Все они, за исключением двух, согласно Уголовно-процессуальному кодексу Российской Федерации относятся к мерам пресечения.</w:t>
+        <w:t>Право. Вариант № 2</w:t>
       </w:r>
     </w:p>
     <w:p>
       <w:pPr>
-        <w:widowControl/>
-        <w:spacing w:line="240" w:lineRule="auto" w:after="0"/>
+        <w:keepNext/>
+        <w:spacing w:after="60" w:line="240" w:lineRule="auto"/>
+        <w:jc w:val="both"/>
       </w:pPr>
       <w:r>
         <w:rPr>
           <w:rFonts w:ascii="Times New Roman" w:hAnsi="Times New Roman" w:eastAsia="Times New Roman"/>
-          <w:b w:val="0"/>
+          <w:b/>
           <w:i w:val="0"/>
-          <w:color w:val="181A1F"/>
           <w:sz w:val="28"/>
         </w:rPr>
-        <w:t xml:space="preserve">1) присмотр за несовершеннолетним обвиняемым; </w:t>
+        <w:t>Первая часть</w:t>
       </w:r>
+    </w:p>
+    <w:p>
+      <w:pPr>
+        <w:keepNext w:val="0"/>
+        <w:spacing w:after="60" w:line="240" w:lineRule="auto"/>
+        <w:jc w:val="both"/>
+      </w:pPr>
       <w:r>
         <w:rPr>
           <w:rFonts w:ascii="Times New Roman" w:hAnsi="Times New Roman" w:eastAsia="Times New Roman"/>
-          <w:color w:val="181A1F"/>
+          <w:b/>
           <w:sz w:val="28"/>
         </w:rPr>
-        <w:br/>
+        <w:t xml:space="preserve">№1 </w:t>
       </w:r>
       <w:r>
         <w:rPr>
           <w:rFonts w:ascii="Times New Roman" w:hAnsi="Times New Roman" w:eastAsia="Times New Roman"/>
           <w:b w:val="0"/>
           <w:i w:val="0"/>
-          <w:color w:val="181A1F"/>
           <w:sz w:val="28"/>
         </w:rPr>
-        <w:t xml:space="preserve">2) исправительные работы; </w:t>
+        <w:t>Ниже приведён ряд терминов. Все они, за исключением двух, относятся к участникам уголовного судопроизводства со стороны обвинения.</w:t>
       </w:r>
+    </w:p>
+    <w:p>
+      <w:pPr>
+        <w:keepNext w:val="0"/>
+        <w:spacing w:after="60" w:line="240" w:lineRule="auto"/>
+        <w:jc w:val="both"/>
+      </w:pPr>
       <w:r>
         <w:rPr>
           <w:rFonts w:ascii="Times New Roman" w:hAnsi="Times New Roman" w:eastAsia="Times New Roman"/>
-          <w:color w:val="181A1F"/>
+          <w:b w:val="0"/>
+          <w:i w:val="0"/>
           <w:sz w:val="28"/>
         </w:rPr>
-        <w:br/>
+        <w:t>1) следователь;</w:t>
+      </w:r>
+    </w:p>
+    <w:p>
+      <w:pPr>
+        <w:keepNext w:val="0"/>
+        <w:spacing w:after="60" w:line="240" w:lineRule="auto"/>
+        <w:jc w:val="both"/>
+      </w:pPr>
+      <w:r>
+        <w:rPr>
+          <w:rFonts w:ascii="Times New Roman" w:hAnsi="Times New Roman" w:eastAsia="Times New Roman"/>
+          <w:b w:val="0"/>
+          <w:i w:val="0"/>
+          <w:sz w:val="28"/>
+        </w:rPr>
+        <w:t>2) потерпевший;</w:t>
+      </w:r>
+    </w:p>
+    <w:p>
+      <w:pPr>
+        <w:keepNext w:val="0"/>
+        <w:spacing w:after="60" w:line="240" w:lineRule="auto"/>
+        <w:jc w:val="both"/>
+      </w:pPr>
+      <w:r>
+        <w:rPr>
+          <w:rFonts w:ascii="Times New Roman" w:hAnsi="Times New Roman" w:eastAsia="Times New Roman"/>
+          <w:b w:val="0"/>
+          <w:i w:val="0"/>
+          <w:sz w:val="28"/>
+        </w:rPr>
+        <w:t>3) прокурор;</w:t>
+      </w:r>
+    </w:p>
+    <w:p>
+      <w:pPr>
+        <w:keepNext w:val="0"/>
+        <w:spacing w:after="60" w:line="240" w:lineRule="auto"/>
+        <w:jc w:val="both"/>
+      </w:pPr>
+      <w:r>
+        <w:rPr>
+          <w:rFonts w:ascii="Times New Roman" w:hAnsi="Times New Roman" w:eastAsia="Times New Roman"/>
+          <w:b w:val="0"/>
+          <w:i w:val="0"/>
+          <w:sz w:val="28"/>
+        </w:rPr>
+        <w:t>4) адвокат (защитник);</w:t>
+      </w:r>
+    </w:p>
+    <w:p>
+      <w:pPr>
+        <w:keepNext w:val="0"/>
+        <w:spacing w:after="60" w:line="240" w:lineRule="auto"/>
+        <w:jc w:val="both"/>
+      </w:pPr>
+      <w:r>
+        <w:rPr>
+          <w:rFonts w:ascii="Times New Roman" w:hAnsi="Times New Roman" w:eastAsia="Times New Roman"/>
+          <w:b w:val="0"/>
+          <w:i w:val="0"/>
+          <w:sz w:val="28"/>
+        </w:rPr>
+        <w:t>5) дознаватель;</w:t>
+      </w:r>
+    </w:p>
+    <w:p>
+      <w:pPr>
+        <w:keepNext w:val="0"/>
+        <w:spacing w:after="60" w:line="240" w:lineRule="auto"/>
+        <w:jc w:val="both"/>
+      </w:pPr>
+      <w:r>
+        <w:rPr>
+          <w:rFonts w:ascii="Times New Roman" w:hAnsi="Times New Roman" w:eastAsia="Times New Roman"/>
+          <w:b w:val="0"/>
+          <w:i w:val="0"/>
+          <w:sz w:val="28"/>
+        </w:rPr>
+        <w:t>6) обвиняемый.</w:t>
+      </w:r>
+    </w:p>
+    <w:p>
+      <w:pPr>
+        <w:keepNext w:val="0"/>
+        <w:spacing w:after="60" w:line="240" w:lineRule="auto"/>
+        <w:jc w:val="both"/>
+      </w:pPr>
+      <w:r>
+        <w:rPr>
+          <w:rFonts w:ascii="Times New Roman" w:hAnsi="Times New Roman" w:eastAsia="Times New Roman"/>
+          <w:b w:val="0"/>
+          <w:i w:val="0"/>
+          <w:sz w:val="28"/>
+        </w:rPr>
+        <w:t>Найдите два термина «выпадающих» из общего ряда, и запишите в цифры, под которыми они указаны.</w:t>
+      </w:r>
+    </w:p>
+    <w:p>
+      <w:pPr>
+        <w:keepNext w:val="0"/>
+        <w:spacing w:after="60" w:line="240" w:lineRule="auto"/>
+        <w:jc w:val="both"/>
+      </w:pPr>
+      <w:r>
+        <w:rPr>
+          <w:rFonts w:ascii="Times New Roman" w:hAnsi="Times New Roman" w:eastAsia="Times New Roman"/>
+          <w:b w:val="0"/>
+          <w:i w:val="0"/>
+          <w:sz w:val="28"/>
+        </w:rPr>
+        <w:t>Ответ:</w:t>
+      </w:r>
+    </w:p>
+    <w:p>
+      <w:pPr>
+        <w:keepNext w:val="0"/>
+        <w:spacing w:after="60" w:line="240" w:lineRule="auto"/>
+        <w:jc w:val="both"/>
+      </w:pPr>
+      <w:r>
+        <w:rPr>
+          <w:rFonts w:ascii="Times New Roman" w:hAnsi="Times New Roman" w:eastAsia="Times New Roman"/>
+          <w:b/>
+          <w:sz w:val="28"/>
+        </w:rPr>
+        <w:t xml:space="preserve">№2 </w:t>
       </w:r>
       <w:r>
         <w:rPr>
           <w:rFonts w:ascii="Times New Roman" w:hAnsi="Times New Roman" w:eastAsia="Times New Roman"/>
           <w:b w:val="0"/>
           <w:i w:val="0"/>
-          <w:color w:val="181A1F"/>
           <w:sz w:val="28"/>
         </w:rPr>
-        <w:t xml:space="preserve">3) заключение под стражу; </w:t>
+        <w:t>Выберите верные суждения о деятельности и запишите цифры, под которыми они указаны.</w:t>
       </w:r>
+    </w:p>
+    <w:p>
+      <w:pPr>
+        <w:keepNext w:val="0"/>
+        <w:spacing w:after="60" w:line="240" w:lineRule="auto"/>
+        <w:jc w:val="both"/>
+      </w:pPr>
       <w:r>
         <w:rPr>
           <w:rFonts w:ascii="Times New Roman" w:hAnsi="Times New Roman" w:eastAsia="Times New Roman"/>
-          <w:color w:val="181A1F"/>
+          <w:b w:val="0"/>
+          <w:i w:val="0"/>
           <w:sz w:val="28"/>
         </w:rPr>
-        <w:br/>
+        <w:t>1) Одна и та же деятельность может быть вызвана различными мотивами людей.</w:t>
+      </w:r>
+    </w:p>
+    <w:p>
+      <w:pPr>
+        <w:keepNext w:val="0"/>
+        <w:spacing w:after="60" w:line="240" w:lineRule="auto"/>
+        <w:jc w:val="both"/>
+      </w:pPr>
+      <w:r>
+        <w:rPr>
+          <w:rFonts w:ascii="Times New Roman" w:hAnsi="Times New Roman" w:eastAsia="Times New Roman"/>
+          <w:b w:val="0"/>
+          <w:i w:val="0"/>
+          <w:sz w:val="28"/>
+        </w:rPr>
+        <w:t>2) Духовная деятельность связана с созданием идей, образов, художественных ценностей.</w:t>
+      </w:r>
+    </w:p>
+    <w:p>
+      <w:pPr>
+        <w:keepNext w:val="0"/>
+        <w:spacing w:after="60" w:line="240" w:lineRule="auto"/>
+        <w:jc w:val="both"/>
+      </w:pPr>
+      <w:r>
+        <w:rPr>
+          <w:rFonts w:ascii="Times New Roman" w:hAnsi="Times New Roman" w:eastAsia="Times New Roman"/>
+          <w:b w:val="0"/>
+          <w:i w:val="0"/>
+          <w:sz w:val="28"/>
+        </w:rPr>
+        <w:t>3) Деятельность человека от активности животных отличает возможность находить средства удовлетворения потребностей.</w:t>
+      </w:r>
+    </w:p>
+    <w:p>
+      <w:pPr>
+        <w:keepNext w:val="0"/>
+        <w:spacing w:after="60" w:line="240" w:lineRule="auto"/>
+        <w:jc w:val="both"/>
+      </w:pPr>
+      <w:r>
+        <w:rPr>
+          <w:rFonts w:ascii="Times New Roman" w:hAnsi="Times New Roman" w:eastAsia="Times New Roman"/>
+          <w:b w:val="0"/>
+          <w:i w:val="0"/>
+          <w:sz w:val="28"/>
+        </w:rPr>
+        <w:t>4) В процессе деятельности человек вступает в различные отношения с другими людьми.</w:t>
+      </w:r>
+    </w:p>
+    <w:p>
+      <w:pPr>
+        <w:keepNext w:val="0"/>
+        <w:spacing w:after="60" w:line="240" w:lineRule="auto"/>
+        <w:jc w:val="both"/>
+      </w:pPr>
+      <w:r>
+        <w:rPr>
+          <w:rFonts w:ascii="Times New Roman" w:hAnsi="Times New Roman" w:eastAsia="Times New Roman"/>
+          <w:b w:val="0"/>
+          <w:i w:val="0"/>
+          <w:sz w:val="28"/>
+        </w:rPr>
+        <w:t>5) Человек, в отличие от животных, использует предметы природного происхождения.</w:t>
+      </w:r>
+    </w:p>
+    <w:p>
+      <w:pPr>
+        <w:keepNext w:val="0"/>
+        <w:spacing w:after="60" w:line="240" w:lineRule="auto"/>
+        <w:jc w:val="both"/>
+      </w:pPr>
+      <w:r>
+        <w:rPr>
+          <w:rFonts w:ascii="Times New Roman" w:hAnsi="Times New Roman" w:eastAsia="Times New Roman"/>
+          <w:b w:val="0"/>
+          <w:i w:val="0"/>
+          <w:sz w:val="28"/>
+        </w:rPr>
+        <w:t>Ответ:</w:t>
+      </w:r>
+    </w:p>
+    <w:p>
+      <w:pPr>
+        <w:keepNext w:val="0"/>
+        <w:spacing w:after="60" w:line="240" w:lineRule="auto"/>
+        <w:jc w:val="both"/>
+      </w:pPr>
+      <w:r>
+        <w:rPr>
+          <w:rFonts w:ascii="Times New Roman" w:hAnsi="Times New Roman" w:eastAsia="Times New Roman"/>
+          <w:b/>
+          <w:sz w:val="28"/>
+        </w:rPr>
+        <w:t xml:space="preserve">№3 </w:t>
       </w:r>
       <w:r>
         <w:rPr>
           <w:rFonts w:ascii="Times New Roman" w:hAnsi="Times New Roman" w:eastAsia="Times New Roman"/>
           <w:b w:val="0"/>
           <w:i w:val="0"/>
-          <w:color w:val="181A1F"/>
           <w:sz w:val="28"/>
         </w:rPr>
-        <w:t xml:space="preserve">4) дисквалификация; </w:t>
-      </w:r>
-      <w:r>
-        <w:rPr>
-          <w:rFonts w:ascii="Times New Roman" w:hAnsi="Times New Roman" w:eastAsia="Times New Roman"/>
-          <w:color w:val="181A1F"/>
-          <w:sz w:val="28"/>
-        </w:rPr>
-        <w:br/>
-      </w:r>
-      <w:r>
-        <w:rPr>
-          <w:rFonts w:ascii="Times New Roman" w:hAnsi="Times New Roman" w:eastAsia="Times New Roman"/>
-          <w:b w:val="0"/>
-          <w:i w:val="0"/>
-          <w:color w:val="181A1F"/>
-          <w:sz w:val="28"/>
-        </w:rPr>
-        <w:t xml:space="preserve">5) запрет определённых действий; </w:t>
-      </w:r>
-      <w:r>
-        <w:rPr>
-          <w:rFonts w:ascii="Times New Roman" w:hAnsi="Times New Roman" w:eastAsia="Times New Roman"/>
-          <w:color w:val="181A1F"/>
-          <w:sz w:val="28"/>
-        </w:rPr>
-        <w:br/>
-      </w:r>
-      <w:r>
-        <w:rPr>
-          <w:rFonts w:ascii="Times New Roman" w:hAnsi="Times New Roman" w:eastAsia="Times New Roman"/>
-          <w:b w:val="0"/>
-          <w:i w:val="0"/>
-          <w:color w:val="181A1F"/>
-          <w:sz w:val="28"/>
-        </w:rPr>
-        <w:t>6) личное поручительство.</w:t>
-      </w:r>
-    </w:p>
-    <w:p>
-      <w:pPr>
-        <w:widowControl/>
-        <w:spacing w:line="240" w:lineRule="auto" w:after="0"/>
-      </w:pPr>
-      <w:r>
-        <w:rPr>
-          <w:rFonts w:ascii="Times New Roman" w:hAnsi="Times New Roman" w:eastAsia="Times New Roman"/>
-          <w:b w:val="0"/>
-          <w:i w:val="0"/>
-          <w:color w:val="181A1F"/>
-          <w:sz w:val="28"/>
-        </w:rPr>
-        <w:t>Найдите две меры, «выпадающие» из общего ряда, и запишите в таблицу цифры, под которыми они указаны.</w:t>
-      </w:r>
-    </w:p>
-    <w:p>
-      <w:pPr>
-        <w:keepNext/>
-        <w:widowControl/>
-        <w:spacing w:line="240" w:lineRule="auto" w:after="0" w:before="120"/>
-      </w:pPr>
-      <w:r>
-        <w:rPr>
-          <w:rFonts w:ascii="Times New Roman" w:hAnsi="Times New Roman" w:eastAsia="Times New Roman"/>
-          <w:b/>
-          <w:color w:val="181A1F"/>
-          <w:sz w:val="28"/>
-        </w:rPr>
-        <w:t>2.</w:t>
-      </w:r>
-    </w:p>
-    <w:p>
-      <w:pPr>
-        <w:widowControl/>
-        <w:spacing w:line="240" w:lineRule="auto" w:after="0"/>
-      </w:pPr>
-      <w:r>
-        <w:rPr>
-          <w:rFonts w:ascii="Times New Roman" w:hAnsi="Times New Roman" w:eastAsia="Times New Roman"/>
-          <w:b w:val="0"/>
-          <w:i w:val="0"/>
-          <w:color w:val="181A1F"/>
-          <w:sz w:val="28"/>
-        </w:rPr>
-        <w:t>Татьяне 13 лет. Найдите в приведённом ниже списке позиции, отражающие её правовой статус, и запишите цифры, под которыми они указаны.</w:t>
-      </w:r>
-    </w:p>
-    <w:p>
-      <w:pPr>
-        <w:widowControl/>
-        <w:spacing w:line="240" w:lineRule="auto" w:after="0"/>
-      </w:pPr>
-      <w:r>
-        <w:rPr>
-          <w:rFonts w:ascii="Times New Roman" w:hAnsi="Times New Roman" w:eastAsia="Times New Roman"/>
-          <w:b w:val="0"/>
-          <w:i w:val="0"/>
-          <w:color w:val="181A1F"/>
-          <w:sz w:val="28"/>
-        </w:rPr>
-        <w:t>1) быть заслушанной в ходе судебного разбирательства по определению места жительства при разводе родителей</w:t>
-      </w:r>
-    </w:p>
-    <w:p>
-      <w:pPr>
-        <w:widowControl/>
-        <w:spacing w:line="240" w:lineRule="auto" w:after="0"/>
-      </w:pPr>
-      <w:r>
-        <w:rPr>
-          <w:rFonts w:ascii="Times New Roman" w:hAnsi="Times New Roman" w:eastAsia="Times New Roman"/>
-          <w:b w:val="0"/>
-          <w:i w:val="0"/>
-          <w:color w:val="181A1F"/>
-          <w:sz w:val="28"/>
-        </w:rPr>
-        <w:t>2) распоряжаться предоставленными родителями карманными деньгами</w:t>
-      </w:r>
-    </w:p>
-    <w:p>
-      <w:pPr>
-        <w:widowControl/>
-        <w:spacing w:line="240" w:lineRule="auto" w:after="0"/>
-      </w:pPr>
-      <w:r>
-        <w:rPr>
-          <w:rFonts w:ascii="Times New Roman" w:hAnsi="Times New Roman" w:eastAsia="Times New Roman"/>
-          <w:b w:val="0"/>
-          <w:i w:val="0"/>
-          <w:color w:val="181A1F"/>
-          <w:sz w:val="28"/>
-        </w:rPr>
-        <w:t>3) вносить вклады в кредитные учреждения и распоряжаться ими</w:t>
-      </w:r>
-    </w:p>
-    <w:p>
-      <w:pPr>
-        <w:widowControl/>
-        <w:spacing w:line="240" w:lineRule="auto" w:after="0"/>
-      </w:pPr>
-      <w:r>
-        <w:rPr>
-          <w:rFonts w:ascii="Times New Roman" w:hAnsi="Times New Roman" w:eastAsia="Times New Roman"/>
-          <w:b w:val="0"/>
-          <w:i w:val="0"/>
-          <w:color w:val="181A1F"/>
-          <w:sz w:val="28"/>
-        </w:rPr>
-        <w:t>4) заключать трудовой договор (работа курьера) с согласия родителей</w:t>
-      </w:r>
-    </w:p>
-    <w:p>
-      <w:pPr>
-        <w:widowControl/>
-        <w:spacing w:line="240" w:lineRule="auto" w:after="0"/>
-      </w:pPr>
-      <w:r>
-        <w:rPr>
-          <w:rFonts w:ascii="Times New Roman" w:hAnsi="Times New Roman" w:eastAsia="Times New Roman"/>
-          <w:b w:val="0"/>
-          <w:i w:val="0"/>
-          <w:color w:val="181A1F"/>
-          <w:sz w:val="28"/>
-        </w:rPr>
-        <w:t>5) совершать мелкие бытовые сделки</w:t>
-      </w:r>
-    </w:p>
-    <w:p>
-      <w:pPr>
-        <w:widowControl/>
-        <w:spacing w:line="240" w:lineRule="auto" w:after="0"/>
-      </w:pPr>
-      <w:r>
-        <w:rPr>
-          <w:rFonts w:ascii="Times New Roman" w:hAnsi="Times New Roman" w:eastAsia="Times New Roman"/>
-          <w:b w:val="0"/>
-          <w:i w:val="0"/>
-          <w:color w:val="181A1F"/>
-          <w:sz w:val="28"/>
-        </w:rPr>
-        <w:t>6) нести уголовную ответственность на общих основаниях</w:t>
-      </w:r>
-    </w:p>
-    <w:p>
-      <w:pPr>
-        <w:keepNext/>
-        <w:widowControl/>
-        <w:spacing w:line="240" w:lineRule="auto" w:after="0" w:before="120"/>
-      </w:pPr>
-      <w:r>
-        <w:rPr>
-          <w:rFonts w:ascii="Times New Roman" w:hAnsi="Times New Roman" w:eastAsia="Times New Roman"/>
-          <w:b/>
-          <w:color w:val="181A1F"/>
-          <w:sz w:val="28"/>
-        </w:rPr>
-        <w:t>3.</w:t>
-      </w:r>
-    </w:p>
-    <w:p>
-      <w:pPr>
-        <w:widowControl/>
-        <w:spacing w:line="240" w:lineRule="auto" w:after="0"/>
-      </w:pPr>
-      <w:r>
-        <w:rPr>
-          <w:rFonts w:ascii="Times New Roman" w:hAnsi="Times New Roman" w:eastAsia="Times New Roman"/>
-          <w:b w:val="0"/>
-          <w:i w:val="0"/>
-          <w:color w:val="181A1F"/>
-          <w:sz w:val="28"/>
-        </w:rPr>
-        <w:t>Ниже приведён перечень видов наказаний. Все они, за исключением двух, согласно Кодексу Российской Федерации об административных правонарушениях относятся к видам административных наказаний.</w:t>
-      </w:r>
-    </w:p>
-    <w:p>
-      <w:pPr>
-        <w:widowControl/>
-        <w:spacing w:line="240" w:lineRule="auto" w:after="0"/>
-      </w:pPr>
-      <w:r>
-        <w:rPr>
-          <w:rFonts w:ascii="Times New Roman" w:hAnsi="Times New Roman" w:eastAsia="Times New Roman"/>
-          <w:b w:val="0"/>
-          <w:i w:val="0"/>
-          <w:color w:val="181A1F"/>
-          <w:sz w:val="28"/>
-        </w:rPr>
-        <w:t>1) предупреждение;</w:t>
-      </w:r>
-    </w:p>
-    <w:p>
-      <w:pPr>
-        <w:widowControl/>
-        <w:spacing w:line="240" w:lineRule="auto" w:after="0"/>
-      </w:pPr>
-      <w:r>
-        <w:rPr>
-          <w:rFonts w:ascii="Times New Roman" w:hAnsi="Times New Roman" w:eastAsia="Times New Roman"/>
-          <w:b w:val="0"/>
-          <w:i w:val="0"/>
-          <w:color w:val="181A1F"/>
-          <w:sz w:val="28"/>
-        </w:rPr>
-        <w:t>2) выговор;</w:t>
-      </w:r>
-    </w:p>
-    <w:p>
-      <w:pPr>
-        <w:widowControl/>
-        <w:spacing w:line="240" w:lineRule="auto" w:after="0"/>
-      </w:pPr>
-      <w:r>
-        <w:rPr>
-          <w:rFonts w:ascii="Times New Roman" w:hAnsi="Times New Roman" w:eastAsia="Times New Roman"/>
-          <w:b w:val="0"/>
-          <w:i w:val="0"/>
-          <w:color w:val="181A1F"/>
-          <w:sz w:val="28"/>
-        </w:rPr>
-        <w:t>3) дисквалификация;</w:t>
-      </w:r>
-    </w:p>
-    <w:p>
-      <w:pPr>
-        <w:widowControl/>
-        <w:spacing w:line="240" w:lineRule="auto" w:after="0"/>
-      </w:pPr>
-      <w:r>
-        <w:rPr>
-          <w:rFonts w:ascii="Times New Roman" w:hAnsi="Times New Roman" w:eastAsia="Times New Roman"/>
-          <w:b w:val="0"/>
-          <w:i w:val="0"/>
-          <w:color w:val="181A1F"/>
-          <w:sz w:val="28"/>
-        </w:rPr>
-        <w:t>4) лишение свободы;</w:t>
-      </w:r>
-    </w:p>
-    <w:p>
-      <w:pPr>
-        <w:widowControl/>
-        <w:spacing w:line="240" w:lineRule="auto" w:after="0"/>
-      </w:pPr>
-      <w:r>
-        <w:rPr>
-          <w:rFonts w:ascii="Times New Roman" w:hAnsi="Times New Roman" w:eastAsia="Times New Roman"/>
-          <w:b w:val="0"/>
-          <w:i w:val="0"/>
-          <w:color w:val="181A1F"/>
-          <w:sz w:val="28"/>
-        </w:rPr>
-        <w:t>5) лишение специального права, предоставленного физическому лицу;</w:t>
-      </w:r>
-    </w:p>
-    <w:p>
-      <w:pPr>
-        <w:widowControl/>
-        <w:spacing w:line="240" w:lineRule="auto" w:after="0"/>
-      </w:pPr>
-      <w:r>
-        <w:rPr>
-          <w:rFonts w:ascii="Times New Roman" w:hAnsi="Times New Roman" w:eastAsia="Times New Roman"/>
-          <w:b w:val="0"/>
-          <w:i w:val="0"/>
-          <w:color w:val="181A1F"/>
-          <w:sz w:val="28"/>
-        </w:rPr>
-        <w:t>6) обязательные работы.</w:t>
-      </w:r>
-    </w:p>
-    <w:p>
-      <w:pPr>
-        <w:widowControl/>
-        <w:spacing w:line="240" w:lineRule="auto" w:after="0"/>
-      </w:pPr>
-      <w:r>
-        <w:rPr>
-          <w:rFonts w:ascii="Times New Roman" w:hAnsi="Times New Roman" w:eastAsia="Times New Roman"/>
-          <w:b w:val="0"/>
-          <w:i w:val="0"/>
-          <w:color w:val="181A1F"/>
-          <w:sz w:val="28"/>
-        </w:rPr>
-        <w:t>Найдите два вида наказаний, «выпадающих» из общего ряда, и запишите в таблицу цифры, под которыми они указаны.</w:t>
-      </w:r>
-    </w:p>
-    <w:p>
-      <w:pPr>
-        <w:keepNext/>
-        <w:widowControl/>
-        <w:spacing w:line="240" w:lineRule="auto" w:after="0" w:before="120"/>
-      </w:pPr>
-      <w:r>
-        <w:rPr>
-          <w:rFonts w:ascii="Times New Roman" w:hAnsi="Times New Roman" w:eastAsia="Times New Roman"/>
-          <w:b/>
-          <w:color w:val="181A1F"/>
-          <w:sz w:val="28"/>
-        </w:rPr>
-        <w:t>4.</w:t>
-      </w:r>
-    </w:p>
-    <w:p>
-      <w:pPr>
-        <w:widowControl/>
-        <w:spacing w:line="240" w:lineRule="auto" w:after="0"/>
-      </w:pPr>
-      <w:r>
-        <w:rPr>
-          <w:rFonts w:ascii="Times New Roman" w:hAnsi="Times New Roman" w:eastAsia="Times New Roman"/>
-          <w:b w:val="0"/>
-          <w:i w:val="0"/>
-          <w:color w:val="181A1F"/>
-          <w:sz w:val="28"/>
-        </w:rPr>
-        <w:t>В соответствии с Семейным кодексом РФ супруги вправе заключить брачный договор. Установите соответствие между конкретными положениями и содержанием брачного договора: к каждой позиции, данной в первом столбце, подберите соответствующую позицию из второго столбца.</w:t>
+        <w:t>Установите соответствие между характеристиками и методами, приёмами мышления: к каждой позиции, данной в первом столбце, подберите соответствующую позицию из второго столбца.</w:t>
       </w:r>
     </w:p>
     <w:tbl>
@@ -537,38 +361,52 @@
         <w:tc>
           <w:tcPr>
             <w:tcW w:type="dxa" w:w="5128"/>
+            <w:vAlign w:val="center"/>
+            <w:tcMar>
+              <w:top w:w="80" w:type="dxa"/>
+              <w:start w:w="100" w:type="dxa"/>
+              <w:bottom w:w="80" w:type="dxa"/>
+              <w:end w:w="100" w:type="dxa"/>
+            </w:tcMar>
           </w:tcPr>
           <w:p>
             <w:pPr>
+              <w:keepNext w:val="0"/>
               <w:spacing w:after="0" w:line="240" w:lineRule="auto"/>
+              <w:jc w:val="left"/>
             </w:pPr>
             <w:r>
               <w:rPr>
                 <w:rFonts w:ascii="Times New Roman" w:hAnsi="Times New Roman" w:eastAsia="Times New Roman"/>
-                <w:b/>
-                <w:color w:val="181A1F"/>
                 <w:sz w:val="28"/>
               </w:rPr>
-              <w:t>ПОЛОЖЕНИЯ</w:t>
+              <w:t>ХАРАКТЕРИСТИКИ</w:t>
             </w:r>
           </w:p>
         </w:tc>
         <w:tc>
           <w:tcPr>
             <w:tcW w:type="dxa" w:w="5128"/>
+            <w:vAlign w:val="center"/>
+            <w:tcMar>
+              <w:top w:w="80" w:type="dxa"/>
+              <w:start w:w="100" w:type="dxa"/>
+              <w:bottom w:w="80" w:type="dxa"/>
+              <w:end w:w="100" w:type="dxa"/>
+            </w:tcMar>
           </w:tcPr>
           <w:p>
             <w:pPr>
+              <w:keepNext w:val="0"/>
               <w:spacing w:after="0" w:line="240" w:lineRule="auto"/>
+              <w:jc w:val="left"/>
             </w:pPr>
             <w:r>
               <w:rPr>
                 <w:rFonts w:ascii="Times New Roman" w:hAnsi="Times New Roman" w:eastAsia="Times New Roman"/>
-                <w:b/>
-                <w:color w:val="181A1F"/>
                 <w:sz w:val="28"/>
               </w:rPr>
-              <w:t>СОДЕРЖАНИЕ БРАЧНОГО ДОГОВОРА</w:t>
+              <w:t>МЕТОДЫ, ПРИЕМЫ МЫШЛЕНИЯ</w:t>
             </w:r>
           </w:p>
         </w:tc>
@@ -577,60 +415,69 @@
         <w:tc>
           <w:tcPr>
             <w:tcW w:type="dxa" w:w="5128"/>
+            <w:vAlign w:val="center"/>
+            <w:tcMar>
+              <w:top w:w="80" w:type="dxa"/>
+              <w:start w:w="100" w:type="dxa"/>
+              <w:bottom w:w="80" w:type="dxa"/>
+              <w:end w:w="100" w:type="dxa"/>
+            </w:tcMar>
           </w:tcPr>
           <w:p>
             <w:pPr>
+              <w:keepNext w:val="0"/>
               <w:spacing w:after="0" w:line="240" w:lineRule="auto"/>
+              <w:jc w:val="left"/>
             </w:pPr>
             <w:r>
               <w:rPr>
                 <w:rFonts w:ascii="Times New Roman" w:hAnsi="Times New Roman" w:eastAsia="Times New Roman"/>
-                <w:color w:val="181A1F"/>
                 <w:sz w:val="28"/>
               </w:rPr>
-              <w:t>A) правоспособность супругов</w:t>
-              <w:br/>
-              <w:t>Б) право на свободное использование своих способностей и имущества для предпринима­тельской и иной не запрещённой законом экономической деятельностиB) права и обязанности по взаимному содержанию</w:t>
-              <w:br/>
-              <w:t>Г) способы участия в доходах друг друга</w:t>
-              <w:br/>
-              <w:t>Д) порядок несения каждым из супругов семейных расходов</w:t>
+              <w:t>А) установление сходства между отдельным предметами на основе их общих признаковБ) выявление причинно-следственных связей мысленно выделенных отдельных элементов познаваемого объектаВ) мысленное объединение нескольких отдельных компонентов в единое целое и изучен их как целостного предметаГ) выделение и изучение отдельных частей объектаД) логические рассуждения, направленные от общего к частному</w:t>
             </w:r>
           </w:p>
         </w:tc>
         <w:tc>
           <w:tcPr>
             <w:tcW w:type="dxa" w:w="5128"/>
+            <w:vAlign w:val="center"/>
+            <w:tcMar>
+              <w:top w:w="80" w:type="dxa"/>
+              <w:start w:w="100" w:type="dxa"/>
+              <w:bottom w:w="80" w:type="dxa"/>
+              <w:end w:w="100" w:type="dxa"/>
+            </w:tcMar>
           </w:tcPr>
           <w:p>
             <w:pPr>
+              <w:keepNext w:val="0"/>
               <w:spacing w:after="0" w:line="240" w:lineRule="auto"/>
+              <w:jc w:val="left"/>
             </w:pPr>
             <w:r>
               <w:rPr>
                 <w:rFonts w:ascii="Times New Roman" w:hAnsi="Times New Roman" w:eastAsia="Times New Roman"/>
-                <w:color w:val="181A1F"/>
                 <w:sz w:val="28"/>
               </w:rPr>
-              <w:t xml:space="preserve">1) супруги вправе определить </w:t>
-              <w:br/>
-              <w:t>2) брачный договор не может ограничивать</w:t>
+              <w:t>1) дедукция2) аналогия3) анализ4) синтез</w:t>
             </w:r>
           </w:p>
         </w:tc>
       </w:tr>
     </w:tbl>
+    <w:p/>
     <w:p>
       <w:pPr>
-        <w:widowControl/>
-        <w:spacing w:line="240" w:lineRule="auto" w:after="0"/>
+        <w:keepNext w:val="0"/>
+        <w:spacing w:after="60" w:line="240" w:lineRule="auto"/>
+        <w:jc w:val="both"/>
       </w:pPr>
       <w:r>
         <w:rPr>
           <w:rFonts w:ascii="Times New Roman" w:hAnsi="Times New Roman" w:eastAsia="Times New Roman"/>
           <w:b w:val="0"/>
           <w:i w:val="0"/>
-          <w:color w:val="181A1F"/>
           <w:sz w:val="28"/>
         </w:rPr>
         <w:t>Запишите в ответ цифры, расположив их в порядке, соответствующем буквам:</w:t>
@@ -654,35 +501,49 @@
         <w:tc>
           <w:tcPr>
             <w:tcW w:type="dxa" w:w="2051"/>
+            <w:vAlign w:val="center"/>
+            <w:tcMar>
+              <w:top w:w="80" w:type="dxa"/>
+              <w:start w:w="100" w:type="dxa"/>
+              <w:bottom w:w="80" w:type="dxa"/>
+              <w:end w:w="100" w:type="dxa"/>
+            </w:tcMar>
           </w:tcPr>
           <w:p>
             <w:pPr>
+              <w:keepNext w:val="0"/>
               <w:spacing w:after="0" w:line="240" w:lineRule="auto"/>
+              <w:jc w:val="left"/>
             </w:pPr>
             <w:r>
               <w:rPr>
                 <w:rFonts w:ascii="Times New Roman" w:hAnsi="Times New Roman" w:eastAsia="Times New Roman"/>
-                <w:b/>
-                <w:color w:val="181A1F"/>
                 <w:sz w:val="28"/>
               </w:rPr>
-              <w:t>А</w:t>
+              <w:t>A</w:t>
             </w:r>
           </w:p>
         </w:tc>
         <w:tc>
           <w:tcPr>
             <w:tcW w:type="dxa" w:w="2051"/>
+            <w:vAlign w:val="center"/>
+            <w:tcMar>
+              <w:top w:w="80" w:type="dxa"/>
+              <w:start w:w="100" w:type="dxa"/>
+              <w:bottom w:w="80" w:type="dxa"/>
+              <w:end w:w="100" w:type="dxa"/>
+            </w:tcMar>
           </w:tcPr>
           <w:p>
             <w:pPr>
+              <w:keepNext w:val="0"/>
               <w:spacing w:after="0" w:line="240" w:lineRule="auto"/>
+              <w:jc w:val="left"/>
             </w:pPr>
             <w:r>
               <w:rPr>
                 <w:rFonts w:ascii="Times New Roman" w:hAnsi="Times New Roman" w:eastAsia="Times New Roman"/>
-                <w:b/>
-                <w:color w:val="181A1F"/>
                 <w:sz w:val="28"/>
               </w:rPr>
               <w:t>Б</w:t>
@@ -692,16 +553,23 @@
         <w:tc>
           <w:tcPr>
             <w:tcW w:type="dxa" w:w="2051"/>
+            <w:vAlign w:val="center"/>
+            <w:tcMar>
+              <w:top w:w="80" w:type="dxa"/>
+              <w:start w:w="100" w:type="dxa"/>
+              <w:bottom w:w="80" w:type="dxa"/>
+              <w:end w:w="100" w:type="dxa"/>
+            </w:tcMar>
           </w:tcPr>
           <w:p>
             <w:pPr>
+              <w:keepNext w:val="0"/>
               <w:spacing w:after="0" w:line="240" w:lineRule="auto"/>
+              <w:jc w:val="left"/>
             </w:pPr>
             <w:r>
               <w:rPr>
                 <w:rFonts w:ascii="Times New Roman" w:hAnsi="Times New Roman" w:eastAsia="Times New Roman"/>
-                <w:b/>
-                <w:color w:val="181A1F"/>
                 <w:sz w:val="28"/>
               </w:rPr>
               <w:t>В</w:t>
@@ -711,16 +579,23 @@
         <w:tc>
           <w:tcPr>
             <w:tcW w:type="dxa" w:w="2051"/>
+            <w:vAlign w:val="center"/>
+            <w:tcMar>
+              <w:top w:w="80" w:type="dxa"/>
+              <w:start w:w="100" w:type="dxa"/>
+              <w:bottom w:w="80" w:type="dxa"/>
+              <w:end w:w="100" w:type="dxa"/>
+            </w:tcMar>
           </w:tcPr>
           <w:p>
             <w:pPr>
+              <w:keepNext w:val="0"/>
               <w:spacing w:after="0" w:line="240" w:lineRule="auto"/>
+              <w:jc w:val="left"/>
             </w:pPr>
             <w:r>
               <w:rPr>
                 <w:rFonts w:ascii="Times New Roman" w:hAnsi="Times New Roman" w:eastAsia="Times New Roman"/>
-                <w:b/>
-                <w:color w:val="181A1F"/>
                 <w:sz w:val="28"/>
               </w:rPr>
               <w:t>Г</w:t>
@@ -730,16 +605,23 @@
         <w:tc>
           <w:tcPr>
             <w:tcW w:type="dxa" w:w="2051"/>
+            <w:vAlign w:val="center"/>
+            <w:tcMar>
+              <w:top w:w="80" w:type="dxa"/>
+              <w:start w:w="100" w:type="dxa"/>
+              <w:bottom w:w="80" w:type="dxa"/>
+              <w:end w:w="100" w:type="dxa"/>
+            </w:tcMar>
           </w:tcPr>
           <w:p>
             <w:pPr>
+              <w:keepNext w:val="0"/>
               <w:spacing w:after="0" w:line="240" w:lineRule="auto"/>
+              <w:jc w:val="left"/>
             </w:pPr>
             <w:r>
               <w:rPr>
                 <w:rFonts w:ascii="Times New Roman" w:hAnsi="Times New Roman" w:eastAsia="Times New Roman"/>
-                <w:b/>
-                <w:color w:val="181A1F"/>
                 <w:sz w:val="28"/>
               </w:rPr>
               <w:t>Д</w:t>
@@ -751,15 +633,23 @@
         <w:tc>
           <w:tcPr>
             <w:tcW w:type="dxa" w:w="2051"/>
+            <w:vAlign w:val="center"/>
+            <w:tcMar>
+              <w:top w:w="80" w:type="dxa"/>
+              <w:start w:w="100" w:type="dxa"/>
+              <w:bottom w:w="80" w:type="dxa"/>
+              <w:end w:w="100" w:type="dxa"/>
+            </w:tcMar>
           </w:tcPr>
           <w:p>
             <w:pPr>
+              <w:keepNext w:val="0"/>
               <w:spacing w:after="0" w:line="240" w:lineRule="auto"/>
+              <w:jc w:val="left"/>
             </w:pPr>
             <w:r>
               <w:rPr>
                 <w:rFonts w:ascii="Times New Roman" w:hAnsi="Times New Roman" w:eastAsia="Times New Roman"/>
-                <w:color w:val="181A1F"/>
                 <w:sz w:val="28"/>
               </w:rPr>
             </w:r>
@@ -768,15 +658,23 @@
         <w:tc>
           <w:tcPr>
             <w:tcW w:type="dxa" w:w="2051"/>
+            <w:vAlign w:val="center"/>
+            <w:tcMar>
+              <w:top w:w="80" w:type="dxa"/>
+              <w:start w:w="100" w:type="dxa"/>
+              <w:bottom w:w="80" w:type="dxa"/>
+              <w:end w:w="100" w:type="dxa"/>
+            </w:tcMar>
           </w:tcPr>
           <w:p>
             <w:pPr>
+              <w:keepNext w:val="0"/>
               <w:spacing w:after="0" w:line="240" w:lineRule="auto"/>
+              <w:jc w:val="left"/>
             </w:pPr>
             <w:r>
               <w:rPr>
                 <w:rFonts w:ascii="Times New Roman" w:hAnsi="Times New Roman" w:eastAsia="Times New Roman"/>
-                <w:color w:val="181A1F"/>
                 <w:sz w:val="28"/>
               </w:rPr>
             </w:r>
@@ -785,15 +683,23 @@
         <w:tc>
           <w:tcPr>
             <w:tcW w:type="dxa" w:w="2051"/>
+            <w:vAlign w:val="center"/>
+            <w:tcMar>
+              <w:top w:w="80" w:type="dxa"/>
+              <w:start w:w="100" w:type="dxa"/>
+              <w:bottom w:w="80" w:type="dxa"/>
+              <w:end w:w="100" w:type="dxa"/>
+            </w:tcMar>
           </w:tcPr>
           <w:p>
             <w:pPr>
+              <w:keepNext w:val="0"/>
               <w:spacing w:after="0" w:line="240" w:lineRule="auto"/>
+              <w:jc w:val="left"/>
             </w:pPr>
             <w:r>
               <w:rPr>
                 <w:rFonts w:ascii="Times New Roman" w:hAnsi="Times New Roman" w:eastAsia="Times New Roman"/>
-                <w:color w:val="181A1F"/>
                 <w:sz w:val="28"/>
               </w:rPr>
             </w:r>
@@ -802,15 +708,23 @@
         <w:tc>
           <w:tcPr>
             <w:tcW w:type="dxa" w:w="2051"/>
+            <w:vAlign w:val="center"/>
+            <w:tcMar>
+              <w:top w:w="80" w:type="dxa"/>
+              <w:start w:w="100" w:type="dxa"/>
+              <w:bottom w:w="80" w:type="dxa"/>
+              <w:end w:w="100" w:type="dxa"/>
+            </w:tcMar>
           </w:tcPr>
           <w:p>
             <w:pPr>
+              <w:keepNext w:val="0"/>
               <w:spacing w:after="0" w:line="240" w:lineRule="auto"/>
+              <w:jc w:val="left"/>
             </w:pPr>
             <w:r>
               <w:rPr>
                 <w:rFonts w:ascii="Times New Roman" w:hAnsi="Times New Roman" w:eastAsia="Times New Roman"/>
-                <w:color w:val="181A1F"/>
                 <w:sz w:val="28"/>
               </w:rPr>
             </w:r>
@@ -819,15 +733,23 @@
         <w:tc>
           <w:tcPr>
             <w:tcW w:type="dxa" w:w="2051"/>
+            <w:vAlign w:val="center"/>
+            <w:tcMar>
+              <w:top w:w="80" w:type="dxa"/>
+              <w:start w:w="100" w:type="dxa"/>
+              <w:bottom w:w="80" w:type="dxa"/>
+              <w:end w:w="100" w:type="dxa"/>
+            </w:tcMar>
           </w:tcPr>
           <w:p>
             <w:pPr>
+              <w:keepNext w:val="0"/>
               <w:spacing w:after="0" w:line="240" w:lineRule="auto"/>
+              <w:jc w:val="left"/>
             </w:pPr>
             <w:r>
               <w:rPr>
                 <w:rFonts w:ascii="Times New Roman" w:hAnsi="Times New Roman" w:eastAsia="Times New Roman"/>
-                <w:color w:val="181A1F"/>
                 <w:sz w:val="28"/>
               </w:rPr>
             </w:r>
@@ -835,164 +757,301 @@
         </w:tc>
       </w:tr>
     </w:tbl>
+    <w:p/>
     <w:p>
       <w:pPr>
-        <w:keepNext/>
-        <w:widowControl/>
-        <w:spacing w:line="240" w:lineRule="auto" w:after="0" w:before="120"/>
-      </w:pPr>
-      <w:r>
-        <w:rPr>
-          <w:rFonts w:ascii="Times New Roman" w:hAnsi="Times New Roman" w:eastAsia="Times New Roman"/>
-          <w:b/>
-          <w:color w:val="181A1F"/>
-          <w:sz w:val="28"/>
-        </w:rPr>
-        <w:t>5.</w:t>
-      </w:r>
-    </w:p>
-    <w:p>
-      <w:pPr>
-        <w:widowControl/>
-        <w:spacing w:line="240" w:lineRule="auto" w:after="0"/>
+        <w:keepNext w:val="0"/>
+        <w:spacing w:after="60" w:line="240" w:lineRule="auto"/>
+        <w:jc w:val="both"/>
       </w:pPr>
       <w:r>
         <w:rPr>
           <w:rFonts w:ascii="Times New Roman" w:hAnsi="Times New Roman" w:eastAsia="Times New Roman"/>
           <w:b w:val="0"/>
           <w:i w:val="0"/>
-          <w:color w:val="181A1F"/>
           <w:sz w:val="28"/>
         </w:rPr>
-        <w:t>Представьте, что Вам нужно оформить презентацию к уроку обществознания по теме «Меры процессуального принуждения, установленные Уголовно-процессуальным кодексом Российской Федерации». Один из слайдов называется «Меры пресечения». Что из перечисленного следует включить в этот слайд? Запишите цифры, под которыми указаны меры пресечения.</w:t>
+        <w:t>Ответ:</w:t>
       </w:r>
     </w:p>
     <w:p>
       <w:pPr>
-        <w:widowControl/>
-        <w:spacing w:line="240" w:lineRule="auto" w:after="0"/>
-      </w:pPr>
+        <w:keepNext w:val="0"/>
+        <w:spacing w:after="60" w:line="240" w:lineRule="auto"/>
+        <w:jc w:val="both"/>
+      </w:pPr>
+      <w:r>
+        <w:rPr>
+          <w:rFonts w:ascii="Times New Roman" w:hAnsi="Times New Roman" w:eastAsia="Times New Roman"/>
+          <w:b/>
+          <w:sz w:val="28"/>
+        </w:rPr>
+        <w:t xml:space="preserve">№4 </w:t>
+      </w:r>
       <w:r>
         <w:rPr>
           <w:rFonts w:ascii="Times New Roman" w:hAnsi="Times New Roman" w:eastAsia="Times New Roman"/>
           <w:b w:val="0"/>
           <w:i w:val="0"/>
-          <w:color w:val="181A1F"/>
           <w:sz w:val="28"/>
         </w:rPr>
-        <w:t>1) запрет определённых действий</w:t>
+        <w:t>Знакомые характеризовали Владимира как незаурядную личность. Какие из приведённых ниже качеств могли стать основой этой характеристики? Запишите цифры, под которыми они указаны.</w:t>
       </w:r>
     </w:p>
     <w:p>
       <w:pPr>
-        <w:widowControl/>
-        <w:spacing w:line="240" w:lineRule="auto" w:after="0"/>
+        <w:keepNext w:val="0"/>
+        <w:spacing w:after="60" w:line="240" w:lineRule="auto"/>
+        <w:jc w:val="both"/>
       </w:pPr>
       <w:r>
         <w:rPr>
           <w:rFonts w:ascii="Times New Roman" w:hAnsi="Times New Roman" w:eastAsia="Times New Roman"/>
           <w:b w:val="0"/>
           <w:i w:val="0"/>
-          <w:color w:val="181A1F"/>
           <w:sz w:val="28"/>
         </w:rPr>
-        <w:t>2) заключение под стражу</w:t>
+        <w:t>1) высокий рост</w:t>
       </w:r>
     </w:p>
     <w:p>
       <w:pPr>
-        <w:widowControl/>
-        <w:spacing w:line="240" w:lineRule="auto" w:after="0"/>
+        <w:keepNext w:val="0"/>
+        <w:spacing w:after="60" w:line="240" w:lineRule="auto"/>
+        <w:jc w:val="both"/>
       </w:pPr>
       <w:r>
         <w:rPr>
           <w:rFonts w:ascii="Times New Roman" w:hAnsi="Times New Roman" w:eastAsia="Times New Roman"/>
           <w:b w:val="0"/>
           <w:i w:val="0"/>
-          <w:color w:val="181A1F"/>
           <w:sz w:val="28"/>
         </w:rPr>
-        <w:t>3) штраф</w:t>
+        <w:t>2) спортивные достижения в футболе</w:t>
       </w:r>
     </w:p>
     <w:p>
       <w:pPr>
-        <w:widowControl/>
-        <w:spacing w:line="240" w:lineRule="auto" w:after="0"/>
+        <w:keepNext w:val="0"/>
+        <w:spacing w:after="60" w:line="240" w:lineRule="auto"/>
+        <w:jc w:val="both"/>
       </w:pPr>
       <w:r>
         <w:rPr>
           <w:rFonts w:ascii="Times New Roman" w:hAnsi="Times New Roman" w:eastAsia="Times New Roman"/>
           <w:b w:val="0"/>
           <w:i w:val="0"/>
-          <w:color w:val="181A1F"/>
           <w:sz w:val="28"/>
         </w:rPr>
-        <w:t>4) домашний арест</w:t>
+        <w:t>3) актёрское мастерство</w:t>
       </w:r>
     </w:p>
     <w:p>
       <w:pPr>
-        <w:widowControl/>
-        <w:spacing w:line="240" w:lineRule="auto" w:after="0"/>
+        <w:keepNext w:val="0"/>
+        <w:spacing w:after="60" w:line="240" w:lineRule="auto"/>
+        <w:jc w:val="both"/>
       </w:pPr>
       <w:r>
         <w:rPr>
           <w:rFonts w:ascii="Times New Roman" w:hAnsi="Times New Roman" w:eastAsia="Times New Roman"/>
           <w:b w:val="0"/>
           <w:i w:val="0"/>
-          <w:color w:val="181A1F"/>
           <w:sz w:val="28"/>
         </w:rPr>
-        <w:t>5) лишение свободы на определённый срок</w:t>
+        <w:t>4) голубые глаза</w:t>
       </w:r>
     </w:p>
     <w:p>
       <w:pPr>
-        <w:widowControl/>
-        <w:spacing w:line="240" w:lineRule="auto" w:after="0"/>
+        <w:keepNext w:val="0"/>
+        <w:spacing w:after="60" w:line="240" w:lineRule="auto"/>
+        <w:jc w:val="both"/>
       </w:pPr>
       <w:r>
         <w:rPr>
           <w:rFonts w:ascii="Times New Roman" w:hAnsi="Times New Roman" w:eastAsia="Times New Roman"/>
           <w:b w:val="0"/>
           <w:i w:val="0"/>
-          <w:color w:val="181A1F"/>
           <w:sz w:val="28"/>
         </w:rPr>
-        <w:t>6) личное поручительство</w:t>
+        <w:t>5) светлые волосы</w:t>
       </w:r>
     </w:p>
     <w:p>
       <w:pPr>
-        <w:keepNext/>
-        <w:widowControl/>
-        <w:spacing w:line="240" w:lineRule="auto" w:after="0" w:before="120"/>
-      </w:pPr>
-      <w:r>
-        <w:rPr>
-          <w:rFonts w:ascii="Times New Roman" w:hAnsi="Times New Roman" w:eastAsia="Times New Roman"/>
-          <w:b/>
-          <w:color w:val="181A1F"/>
-          <w:sz w:val="28"/>
-        </w:rPr>
-        <w:t>6.</w:t>
-      </w:r>
-    </w:p>
-    <w:p>
-      <w:pPr>
-        <w:widowControl/>
-        <w:spacing w:line="240" w:lineRule="auto" w:after="0"/>
+        <w:keepNext w:val="0"/>
+        <w:spacing w:after="60" w:line="240" w:lineRule="auto"/>
+        <w:jc w:val="both"/>
       </w:pPr>
       <w:r>
         <w:rPr>
           <w:rFonts w:ascii="Times New Roman" w:hAnsi="Times New Roman" w:eastAsia="Times New Roman"/>
           <w:b w:val="0"/>
           <w:i w:val="0"/>
-          <w:color w:val="181A1F"/>
           <w:sz w:val="28"/>
         </w:rPr>
-        <w:t>Установите соответствие между характеристиками и видами социальных норм: к каждой позиции, данной в первом столбце, подберите соответствующую позицию из второго столбца.</w:t>
+        <w:t>6) любовь к театру</w:t>
+      </w:r>
+    </w:p>
+    <w:p>
+      <w:pPr>
+        <w:keepNext w:val="0"/>
+        <w:spacing w:after="60" w:line="240" w:lineRule="auto"/>
+        <w:jc w:val="both"/>
+      </w:pPr>
+      <w:r>
+        <w:rPr>
+          <w:rFonts w:ascii="Times New Roman" w:hAnsi="Times New Roman" w:eastAsia="Times New Roman"/>
+          <w:b w:val="0"/>
+          <w:i w:val="0"/>
+          <w:sz w:val="28"/>
+        </w:rPr>
+        <w:t>Ответ:</w:t>
+      </w:r>
+    </w:p>
+    <w:p>
+      <w:pPr>
+        <w:keepNext w:val="0"/>
+        <w:spacing w:after="60" w:line="240" w:lineRule="auto"/>
+        <w:jc w:val="both"/>
+      </w:pPr>
+      <w:r>
+        <w:rPr>
+          <w:rFonts w:ascii="Times New Roman" w:hAnsi="Times New Roman" w:eastAsia="Times New Roman"/>
+          <w:b/>
+          <w:sz w:val="28"/>
+        </w:rPr>
+        <w:t xml:space="preserve">№5 </w:t>
+      </w:r>
+      <w:r>
+        <w:rPr>
+          <w:rFonts w:ascii="Times New Roman" w:hAnsi="Times New Roman" w:eastAsia="Times New Roman"/>
+          <w:b w:val="0"/>
+          <w:i w:val="0"/>
+          <w:sz w:val="28"/>
+        </w:rPr>
+        <w:t>Выберите верные суждения о роли государства в рыночной экономике. Запишите цифры, под которыми они указаны.</w:t>
+      </w:r>
+    </w:p>
+    <w:p>
+      <w:pPr>
+        <w:keepNext w:val="0"/>
+        <w:spacing w:after="60" w:line="240" w:lineRule="auto"/>
+        <w:jc w:val="both"/>
+      </w:pPr>
+      <w:r>
+        <w:rPr>
+          <w:rFonts w:ascii="Times New Roman" w:hAnsi="Times New Roman" w:eastAsia="Times New Roman"/>
+          <w:b w:val="0"/>
+          <w:i w:val="0"/>
+          <w:sz w:val="28"/>
+        </w:rPr>
+        <w:t xml:space="preserve">1) Государство в экономике любого типа осуществляет централизованное планирование производства и потребления. </w:t>
+      </w:r>
+    </w:p>
+    <w:p>
+      <w:pPr>
+        <w:keepNext w:val="0"/>
+        <w:spacing w:after="60" w:line="240" w:lineRule="auto"/>
+        <w:jc w:val="both"/>
+      </w:pPr>
+      <w:r>
+        <w:rPr>
+          <w:rFonts w:ascii="Times New Roman" w:hAnsi="Times New Roman" w:eastAsia="Times New Roman"/>
+          <w:b w:val="0"/>
+          <w:i w:val="0"/>
+          <w:sz w:val="28"/>
+        </w:rPr>
+        <w:t xml:space="preserve">2) Государство влияет прежде всего на микроэкономические показатели развития экономики. </w:t>
+      </w:r>
+    </w:p>
+    <w:p>
+      <w:pPr>
+        <w:keepNext w:val="0"/>
+        <w:spacing w:after="60" w:line="240" w:lineRule="auto"/>
+        <w:jc w:val="both"/>
+      </w:pPr>
+      <w:r>
+        <w:rPr>
+          <w:rFonts w:ascii="Times New Roman" w:hAnsi="Times New Roman" w:eastAsia="Times New Roman"/>
+          <w:b w:val="0"/>
+          <w:i w:val="0"/>
+          <w:sz w:val="28"/>
+        </w:rPr>
+        <w:t xml:space="preserve">3) К методам монетарной политики относят определение ключевой ставки процента, установление нормы обязательных резервов. </w:t>
+      </w:r>
+    </w:p>
+    <w:p>
+      <w:pPr>
+        <w:keepNext w:val="0"/>
+        <w:spacing w:after="60" w:line="240" w:lineRule="auto"/>
+        <w:jc w:val="both"/>
+      </w:pPr>
+      <w:r>
+        <w:rPr>
+          <w:rFonts w:ascii="Times New Roman" w:hAnsi="Times New Roman" w:eastAsia="Times New Roman"/>
+          <w:b w:val="0"/>
+          <w:i w:val="0"/>
+          <w:sz w:val="28"/>
+        </w:rPr>
+        <w:t xml:space="preserve">4) Для проведения фискальной политики государство может использовать изменение государственных расходов и изменение ставок налогообложения. </w:t>
+      </w:r>
+    </w:p>
+    <w:p>
+      <w:pPr>
+        <w:keepNext w:val="0"/>
+        <w:spacing w:after="60" w:line="240" w:lineRule="auto"/>
+        <w:jc w:val="both"/>
+      </w:pPr>
+      <w:r>
+        <w:rPr>
+          <w:rFonts w:ascii="Times New Roman" w:hAnsi="Times New Roman" w:eastAsia="Times New Roman"/>
+          <w:b w:val="0"/>
+          <w:i w:val="0"/>
+          <w:sz w:val="28"/>
+        </w:rPr>
+        <w:t>5) Производство общественных благ возможно при участии государства.</w:t>
+      </w:r>
+    </w:p>
+    <w:p>
+      <w:pPr>
+        <w:keepNext w:val="0"/>
+        <w:spacing w:after="60" w:line="240" w:lineRule="auto"/>
+        <w:jc w:val="both"/>
+      </w:pPr>
+      <w:r>
+        <w:rPr>
+          <w:rFonts w:ascii="Times New Roman" w:hAnsi="Times New Roman" w:eastAsia="Times New Roman"/>
+          <w:b w:val="0"/>
+          <w:i w:val="0"/>
+          <w:sz w:val="28"/>
+        </w:rPr>
+        <w:t>Ответ:</w:t>
+      </w:r>
+    </w:p>
+    <w:p>
+      <w:pPr>
+        <w:keepNext w:val="0"/>
+        <w:spacing w:after="60" w:line="240" w:lineRule="auto"/>
+        <w:jc w:val="both"/>
+      </w:pPr>
+      <w:r>
+        <w:rPr>
+          <w:rFonts w:ascii="Times New Roman" w:hAnsi="Times New Roman" w:eastAsia="Times New Roman"/>
+          <w:b/>
+          <w:sz w:val="28"/>
+        </w:rPr>
+        <w:t xml:space="preserve">№6 </w:t>
+      </w:r>
+      <w:r>
+        <w:rPr>
+          <w:rFonts w:ascii="Times New Roman" w:hAnsi="Times New Roman" w:eastAsia="Times New Roman"/>
+          <w:b w:val="0"/>
+          <w:i w:val="0"/>
+          <w:sz w:val="28"/>
+        </w:rPr>
+        <w:t>Установите соответствие между факторами предложения телевизоров на соответствующем рынке и возможными изменениями предложения: к каждому элементу, данному в первом столбце, подберите элемент из второго столбца.</w:t>
       </w:r>
     </w:p>
     <w:tbl>
@@ -1010,38 +1069,52 @@
         <w:tc>
           <w:tcPr>
             <w:tcW w:type="dxa" w:w="5128"/>
+            <w:vAlign w:val="center"/>
+            <w:tcMar>
+              <w:top w:w="80" w:type="dxa"/>
+              <w:start w:w="100" w:type="dxa"/>
+              <w:bottom w:w="80" w:type="dxa"/>
+              <w:end w:w="100" w:type="dxa"/>
+            </w:tcMar>
           </w:tcPr>
           <w:p>
             <w:pPr>
+              <w:keepNext w:val="0"/>
               <w:spacing w:after="0" w:line="240" w:lineRule="auto"/>
+              <w:jc w:val="left"/>
             </w:pPr>
             <w:r>
               <w:rPr>
                 <w:rFonts w:ascii="Times New Roman" w:hAnsi="Times New Roman" w:eastAsia="Times New Roman"/>
-                <w:b/>
-                <w:color w:val="181A1F"/>
                 <w:sz w:val="28"/>
               </w:rPr>
-              <w:t>ХАРАКТЕРИСТИКИ</w:t>
+              <w:t>ФАКТОРЫ ПРЕДЛОЖЕНИЯ ТЕЛЕВИЗОРОВ</w:t>
             </w:r>
           </w:p>
         </w:tc>
         <w:tc>
           <w:tcPr>
             <w:tcW w:type="dxa" w:w="5128"/>
+            <w:vAlign w:val="center"/>
+            <w:tcMar>
+              <w:top w:w="80" w:type="dxa"/>
+              <w:start w:w="100" w:type="dxa"/>
+              <w:bottom w:w="80" w:type="dxa"/>
+              <w:end w:w="100" w:type="dxa"/>
+            </w:tcMar>
           </w:tcPr>
           <w:p>
             <w:pPr>
+              <w:keepNext w:val="0"/>
               <w:spacing w:after="0" w:line="240" w:lineRule="auto"/>
+              <w:jc w:val="left"/>
             </w:pPr>
             <w:r>
               <w:rPr>
                 <w:rFonts w:ascii="Times New Roman" w:hAnsi="Times New Roman" w:eastAsia="Times New Roman"/>
-                <w:b/>
-                <w:color w:val="181A1F"/>
                 <w:sz w:val="28"/>
               </w:rPr>
-              <w:t>ВИДЫ СОЦИАЛЬНЫХ НОРМ</w:t>
+              <w:t>ВОЗМОЖНЫЕ ИЗМЕНЕНИЯ ПРЕДЛОЖЕНИЯ</w:t>
             </w:r>
           </w:p>
         </w:tc>
@@ -1050,64 +1123,69 @@
         <w:tc>
           <w:tcPr>
             <w:tcW w:type="dxa" w:w="5128"/>
+            <w:vAlign w:val="center"/>
+            <w:tcMar>
+              <w:top w:w="80" w:type="dxa"/>
+              <w:start w:w="100" w:type="dxa"/>
+              <w:bottom w:w="80" w:type="dxa"/>
+              <w:end w:w="100" w:type="dxa"/>
+            </w:tcMar>
           </w:tcPr>
           <w:p>
             <w:pPr>
+              <w:keepNext w:val="0"/>
               <w:spacing w:after="0" w:line="240" w:lineRule="auto"/>
+              <w:jc w:val="left"/>
             </w:pPr>
             <w:r>
               <w:rPr>
                 <w:rFonts w:ascii="Times New Roman" w:hAnsi="Times New Roman" w:eastAsia="Times New Roman"/>
-                <w:color w:val="181A1F"/>
                 <w:sz w:val="28"/>
               </w:rPr>
-              <w:t>А) установление обязательных правил поведения для всего населения государства</w:t>
-              <w:br/>
-              <w:t>Б) регулирование общественных отношений исключительно в соответствии с нравственными представлениями</w:t>
-              <w:br/>
-              <w:t>В) установление государством в официальных юридических актах</w:t>
-              <w:br/>
-              <w:t>Г) формальная определённость</w:t>
-              <w:br/>
-              <w:t>Д) многократное применение</w:t>
+              <w:t>A) сокращение расходов на оплату банковских кредитовБ) ожидания падения цен на телевизорыB) использование устаревшей низкопроизводительной технологииГ) рост расходов на оплату труда работниковД) банкротство фирм, выпускающих телевизоры</w:t>
             </w:r>
           </w:p>
         </w:tc>
         <w:tc>
           <w:tcPr>
             <w:tcW w:type="dxa" w:w="5128"/>
+            <w:vAlign w:val="center"/>
+            <w:tcMar>
+              <w:top w:w="80" w:type="dxa"/>
+              <w:start w:w="100" w:type="dxa"/>
+              <w:bottom w:w="80" w:type="dxa"/>
+              <w:end w:w="100" w:type="dxa"/>
+            </w:tcMar>
           </w:tcPr>
           <w:p>
             <w:pPr>
+              <w:keepNext w:val="0"/>
               <w:spacing w:after="0" w:line="240" w:lineRule="auto"/>
+              <w:jc w:val="left"/>
             </w:pPr>
             <w:r>
               <w:rPr>
                 <w:rFonts w:ascii="Times New Roman" w:hAnsi="Times New Roman" w:eastAsia="Times New Roman"/>
-                <w:color w:val="181A1F"/>
                 <w:sz w:val="28"/>
               </w:rPr>
-              <w:t>1) только правовые нормы</w:t>
-              <w:br/>
-              <w:t>2) только моральные нормы</w:t>
-              <w:br/>
-              <w:t>3) и правовые, и моральные нормы</w:t>
+              <w:t>1) увеличение2) уменьшение</w:t>
             </w:r>
           </w:p>
         </w:tc>
       </w:tr>
     </w:tbl>
+    <w:p/>
     <w:p>
       <w:pPr>
-        <w:widowControl/>
-        <w:spacing w:line="240" w:lineRule="auto" w:after="0"/>
+        <w:keepNext w:val="0"/>
+        <w:spacing w:after="60" w:line="240" w:lineRule="auto"/>
+        <w:jc w:val="both"/>
       </w:pPr>
       <w:r>
         <w:rPr>
           <w:rFonts w:ascii="Times New Roman" w:hAnsi="Times New Roman" w:eastAsia="Times New Roman"/>
           <w:b w:val="0"/>
           <w:i w:val="0"/>
-          <w:color w:val="181A1F"/>
           <w:sz w:val="28"/>
         </w:rPr>
         <w:t>Запишите в ответ цифры, расположив их в порядке, соответствующем буквам:</w:t>
@@ -1131,16 +1209,23 @@
         <w:tc>
           <w:tcPr>
             <w:tcW w:type="dxa" w:w="2051"/>
+            <w:vAlign w:val="center"/>
+            <w:tcMar>
+              <w:top w:w="80" w:type="dxa"/>
+              <w:start w:w="100" w:type="dxa"/>
+              <w:bottom w:w="80" w:type="dxa"/>
+              <w:end w:w="100" w:type="dxa"/>
+            </w:tcMar>
           </w:tcPr>
           <w:p>
             <w:pPr>
+              <w:keepNext w:val="0"/>
               <w:spacing w:after="0" w:line="240" w:lineRule="auto"/>
+              <w:jc w:val="left"/>
             </w:pPr>
             <w:r>
               <w:rPr>
                 <w:rFonts w:ascii="Times New Roman" w:hAnsi="Times New Roman" w:eastAsia="Times New Roman"/>
-                <w:b/>
-                <w:color w:val="181A1F"/>
                 <w:sz w:val="28"/>
               </w:rPr>
               <w:t>А</w:t>
@@ -1150,16 +1235,23 @@
         <w:tc>
           <w:tcPr>
             <w:tcW w:type="dxa" w:w="2051"/>
+            <w:vAlign w:val="center"/>
+            <w:tcMar>
+              <w:top w:w="80" w:type="dxa"/>
+              <w:start w:w="100" w:type="dxa"/>
+              <w:bottom w:w="80" w:type="dxa"/>
+              <w:end w:w="100" w:type="dxa"/>
+            </w:tcMar>
           </w:tcPr>
           <w:p>
             <w:pPr>
+              <w:keepNext w:val="0"/>
               <w:spacing w:after="0" w:line="240" w:lineRule="auto"/>
+              <w:jc w:val="left"/>
             </w:pPr>
             <w:r>
               <w:rPr>
                 <w:rFonts w:ascii="Times New Roman" w:hAnsi="Times New Roman" w:eastAsia="Times New Roman"/>
-                <w:b/>
-                <w:color w:val="181A1F"/>
                 <w:sz w:val="28"/>
               </w:rPr>
               <w:t>Б</w:t>
@@ -1169,16 +1261,23 @@
         <w:tc>
           <w:tcPr>
             <w:tcW w:type="dxa" w:w="2051"/>
+            <w:vAlign w:val="center"/>
+            <w:tcMar>
+              <w:top w:w="80" w:type="dxa"/>
+              <w:start w:w="100" w:type="dxa"/>
+              <w:bottom w:w="80" w:type="dxa"/>
+              <w:end w:w="100" w:type="dxa"/>
+            </w:tcMar>
           </w:tcPr>
           <w:p>
             <w:pPr>
+              <w:keepNext w:val="0"/>
               <w:spacing w:after="0" w:line="240" w:lineRule="auto"/>
+              <w:jc w:val="left"/>
             </w:pPr>
             <w:r>
               <w:rPr>
                 <w:rFonts w:ascii="Times New Roman" w:hAnsi="Times New Roman" w:eastAsia="Times New Roman"/>
-                <w:b/>
-                <w:color w:val="181A1F"/>
                 <w:sz w:val="28"/>
               </w:rPr>
               <w:t>В</w:t>
@@ -1188,16 +1287,23 @@
         <w:tc>
           <w:tcPr>
             <w:tcW w:type="dxa" w:w="2051"/>
+            <w:vAlign w:val="center"/>
+            <w:tcMar>
+              <w:top w:w="80" w:type="dxa"/>
+              <w:start w:w="100" w:type="dxa"/>
+              <w:bottom w:w="80" w:type="dxa"/>
+              <w:end w:w="100" w:type="dxa"/>
+            </w:tcMar>
           </w:tcPr>
           <w:p>
             <w:pPr>
+              <w:keepNext w:val="0"/>
               <w:spacing w:after="0" w:line="240" w:lineRule="auto"/>
+              <w:jc w:val="left"/>
             </w:pPr>
             <w:r>
               <w:rPr>
                 <w:rFonts w:ascii="Times New Roman" w:hAnsi="Times New Roman" w:eastAsia="Times New Roman"/>
-                <w:b/>
-                <w:color w:val="181A1F"/>
                 <w:sz w:val="28"/>
               </w:rPr>
               <w:t>Г</w:t>
@@ -1207,16 +1313,23 @@
         <w:tc>
           <w:tcPr>
             <w:tcW w:type="dxa" w:w="2051"/>
+            <w:vAlign w:val="center"/>
+            <w:tcMar>
+              <w:top w:w="80" w:type="dxa"/>
+              <w:start w:w="100" w:type="dxa"/>
+              <w:bottom w:w="80" w:type="dxa"/>
+              <w:end w:w="100" w:type="dxa"/>
+            </w:tcMar>
           </w:tcPr>
           <w:p>
             <w:pPr>
+              <w:keepNext w:val="0"/>
               <w:spacing w:after="0" w:line="240" w:lineRule="auto"/>
+              <w:jc w:val="left"/>
             </w:pPr>
             <w:r>
               <w:rPr>
                 <w:rFonts w:ascii="Times New Roman" w:hAnsi="Times New Roman" w:eastAsia="Times New Roman"/>
-                <w:b/>
-                <w:color w:val="181A1F"/>
                 <w:sz w:val="28"/>
               </w:rPr>
               <w:t>Д</w:t>
@@ -1228,15 +1341,23 @@
         <w:tc>
           <w:tcPr>
             <w:tcW w:type="dxa" w:w="2051"/>
+            <w:vAlign w:val="center"/>
+            <w:tcMar>
+              <w:top w:w="80" w:type="dxa"/>
+              <w:start w:w="100" w:type="dxa"/>
+              <w:bottom w:w="80" w:type="dxa"/>
+              <w:end w:w="100" w:type="dxa"/>
+            </w:tcMar>
           </w:tcPr>
           <w:p>
             <w:pPr>
+              <w:keepNext w:val="0"/>
               <w:spacing w:after="0" w:line="240" w:lineRule="auto"/>
+              <w:jc w:val="left"/>
             </w:pPr>
             <w:r>
               <w:rPr>
                 <w:rFonts w:ascii="Times New Roman" w:hAnsi="Times New Roman" w:eastAsia="Times New Roman"/>
-                <w:color w:val="181A1F"/>
                 <w:sz w:val="28"/>
               </w:rPr>
             </w:r>
@@ -1245,15 +1366,23 @@
         <w:tc>
           <w:tcPr>
             <w:tcW w:type="dxa" w:w="2051"/>
+            <w:vAlign w:val="center"/>
+            <w:tcMar>
+              <w:top w:w="80" w:type="dxa"/>
+              <w:start w:w="100" w:type="dxa"/>
+              <w:bottom w:w="80" w:type="dxa"/>
+              <w:end w:w="100" w:type="dxa"/>
+            </w:tcMar>
           </w:tcPr>
           <w:p>
             <w:pPr>
+              <w:keepNext w:val="0"/>
               <w:spacing w:after="0" w:line="240" w:lineRule="auto"/>
+              <w:jc w:val="left"/>
             </w:pPr>
             <w:r>
               <w:rPr>
                 <w:rFonts w:ascii="Times New Roman" w:hAnsi="Times New Roman" w:eastAsia="Times New Roman"/>
-                <w:color w:val="181A1F"/>
                 <w:sz w:val="28"/>
               </w:rPr>
             </w:r>
@@ -1262,15 +1391,23 @@
         <w:tc>
           <w:tcPr>
             <w:tcW w:type="dxa" w:w="2051"/>
+            <w:vAlign w:val="center"/>
+            <w:tcMar>
+              <w:top w:w="80" w:type="dxa"/>
+              <w:start w:w="100" w:type="dxa"/>
+              <w:bottom w:w="80" w:type="dxa"/>
+              <w:end w:w="100" w:type="dxa"/>
+            </w:tcMar>
           </w:tcPr>
           <w:p>
             <w:pPr>
+              <w:keepNext w:val="0"/>
               <w:spacing w:after="0" w:line="240" w:lineRule="auto"/>
+              <w:jc w:val="left"/>
             </w:pPr>
             <w:r>
               <w:rPr>
                 <w:rFonts w:ascii="Times New Roman" w:hAnsi="Times New Roman" w:eastAsia="Times New Roman"/>
-                <w:color w:val="181A1F"/>
                 <w:sz w:val="28"/>
               </w:rPr>
             </w:r>
@@ -1279,15 +1416,23 @@
         <w:tc>
           <w:tcPr>
             <w:tcW w:type="dxa" w:w="2051"/>
+            <w:vAlign w:val="center"/>
+            <w:tcMar>
+              <w:top w:w="80" w:type="dxa"/>
+              <w:start w:w="100" w:type="dxa"/>
+              <w:bottom w:w="80" w:type="dxa"/>
+              <w:end w:w="100" w:type="dxa"/>
+            </w:tcMar>
           </w:tcPr>
           <w:p>
             <w:pPr>
+              <w:keepNext w:val="0"/>
               <w:spacing w:after="0" w:line="240" w:lineRule="auto"/>
+              <w:jc w:val="left"/>
             </w:pPr>
             <w:r>
               <w:rPr>
                 <w:rFonts w:ascii="Times New Roman" w:hAnsi="Times New Roman" w:eastAsia="Times New Roman"/>
-                <w:color w:val="181A1F"/>
                 <w:sz w:val="28"/>
               </w:rPr>
             </w:r>
@@ -1296,15 +1441,23 @@
         <w:tc>
           <w:tcPr>
             <w:tcW w:type="dxa" w:w="2051"/>
+            <w:vAlign w:val="center"/>
+            <w:tcMar>
+              <w:top w:w="80" w:type="dxa"/>
+              <w:start w:w="100" w:type="dxa"/>
+              <w:bottom w:w="80" w:type="dxa"/>
+              <w:end w:w="100" w:type="dxa"/>
+            </w:tcMar>
           </w:tcPr>
           <w:p>
             <w:pPr>
+              <w:keepNext w:val="0"/>
               <w:spacing w:after="0" w:line="240" w:lineRule="auto"/>
+              <w:jc w:val="left"/>
             </w:pPr>
             <w:r>
               <w:rPr>
                 <w:rFonts w:ascii="Times New Roman" w:hAnsi="Times New Roman" w:eastAsia="Times New Roman"/>
-                <w:color w:val="181A1F"/>
                 <w:sz w:val="28"/>
               </w:rPr>
             </w:r>
@@ -1312,804 +1465,853 @@
         </w:tc>
       </w:tr>
     </w:tbl>
+    <w:p/>
     <w:p>
       <w:pPr>
-        <w:keepNext/>
-        <w:widowControl/>
-        <w:spacing w:line="240" w:lineRule="auto" w:after="0" w:before="120"/>
-      </w:pPr>
-      <w:r>
-        <w:rPr>
-          <w:rFonts w:ascii="Times New Roman" w:hAnsi="Times New Roman" w:eastAsia="Times New Roman"/>
-          <w:b/>
-          <w:color w:val="181A1F"/>
-          <w:sz w:val="28"/>
-        </w:rPr>
-        <w:t>7.</w:t>
-      </w:r>
-    </w:p>
-    <w:p>
-      <w:pPr>
-        <w:widowControl/>
-        <w:spacing w:line="240" w:lineRule="auto" w:after="0"/>
+        <w:keepNext w:val="0"/>
+        <w:spacing w:after="60" w:line="240" w:lineRule="auto"/>
+        <w:jc w:val="both"/>
       </w:pPr>
       <w:r>
         <w:rPr>
           <w:rFonts w:ascii="Times New Roman" w:hAnsi="Times New Roman" w:eastAsia="Times New Roman"/>
           <w:b w:val="0"/>
           <w:i w:val="0"/>
-          <w:color w:val="181A1F"/>
           <w:sz w:val="28"/>
         </w:rPr>
-        <w:t>Выберите верные суждения о налогоплательщиках, их правах и обязанностях в РФ. Запишите цифры, под которыми они указаны.</w:t>
+        <w:t>Ответ:</w:t>
       </w:r>
     </w:p>
     <w:p>
       <w:pPr>
-        <w:widowControl/>
-        <w:spacing w:line="240" w:lineRule="auto" w:after="0"/>
-      </w:pPr>
+        <w:keepNext w:val="0"/>
+        <w:spacing w:after="60" w:line="240" w:lineRule="auto"/>
+        <w:jc w:val="both"/>
+      </w:pPr>
+      <w:r>
+        <w:rPr>
+          <w:rFonts w:ascii="Times New Roman" w:hAnsi="Times New Roman" w:eastAsia="Times New Roman"/>
+          <w:b/>
+          <w:sz w:val="28"/>
+        </w:rPr>
+        <w:t xml:space="preserve">№7 </w:t>
+      </w:r>
       <w:r>
         <w:rPr>
           <w:rFonts w:ascii="Times New Roman" w:hAnsi="Times New Roman" w:eastAsia="Times New Roman"/>
           <w:b w:val="0"/>
           <w:i w:val="0"/>
-          <w:color w:val="181A1F"/>
           <w:sz w:val="28"/>
         </w:rPr>
-        <w:t>1) Налогоплательщиками выступают физические и юридические лица.</w:t>
+        <w:t>Владельцы фирмы «Солнышко» планируют расширение своего предприятия. Что из приведённого в списке они могут использовать как источники финансирования бизнеса? Запишите цифры, под которыми они указаны.</w:t>
       </w:r>
     </w:p>
     <w:p>
       <w:pPr>
-        <w:widowControl/>
-        <w:spacing w:line="240" w:lineRule="auto" w:after="0"/>
+        <w:keepNext w:val="0"/>
+        <w:spacing w:after="60" w:line="240" w:lineRule="auto"/>
+        <w:jc w:val="both"/>
       </w:pPr>
       <w:r>
         <w:rPr>
           <w:rFonts w:ascii="Times New Roman" w:hAnsi="Times New Roman" w:eastAsia="Times New Roman"/>
           <w:b w:val="0"/>
           <w:i w:val="0"/>
-          <w:color w:val="181A1F"/>
           <w:sz w:val="28"/>
         </w:rPr>
-        <w:t>2) Основным правом налогоплательщиков является уплата налогов.</w:t>
+        <w:t>1) привлечение кредитов</w:t>
       </w:r>
     </w:p>
     <w:p>
       <w:pPr>
-        <w:widowControl/>
-        <w:spacing w:line="240" w:lineRule="auto" w:after="0"/>
+        <w:keepNext w:val="0"/>
+        <w:spacing w:after="60" w:line="240" w:lineRule="auto"/>
+        <w:jc w:val="both"/>
       </w:pPr>
       <w:r>
         <w:rPr>
           <w:rFonts w:ascii="Times New Roman" w:hAnsi="Times New Roman" w:eastAsia="Times New Roman"/>
           <w:b w:val="0"/>
           <w:i w:val="0"/>
-          <w:color w:val="181A1F"/>
           <w:sz w:val="28"/>
         </w:rPr>
-        <w:t>3) Права и обязанности налогоплательщиков установлены в Гражданском кодексе РФ.</w:t>
+        <w:t>2) налоговые отчисления</w:t>
       </w:r>
     </w:p>
     <w:p>
       <w:pPr>
-        <w:widowControl/>
-        <w:spacing w:line="240" w:lineRule="auto" w:after="0"/>
+        <w:keepNext w:val="0"/>
+        <w:spacing w:after="60" w:line="240" w:lineRule="auto"/>
+        <w:jc w:val="both"/>
       </w:pPr>
       <w:r>
         <w:rPr>
           <w:rFonts w:ascii="Times New Roman" w:hAnsi="Times New Roman" w:eastAsia="Times New Roman"/>
           <w:b w:val="0"/>
           <w:i w:val="0"/>
-          <w:color w:val="181A1F"/>
           <w:sz w:val="28"/>
         </w:rPr>
-        <w:t>4) Налогоплательщики вправе пользоваться льготами по уплате налогов на основаниях и в порядке, установленных законодательными актами.</w:t>
+        <w:t>3) повышение производительности труда</w:t>
       </w:r>
     </w:p>
     <w:p>
       <w:pPr>
-        <w:widowControl/>
-        <w:spacing w:line="240" w:lineRule="auto" w:after="0"/>
+        <w:keepNext w:val="0"/>
+        <w:spacing w:after="60" w:line="240" w:lineRule="auto"/>
+        <w:jc w:val="both"/>
       </w:pPr>
       <w:r>
         <w:rPr>
           <w:rFonts w:ascii="Times New Roman" w:hAnsi="Times New Roman" w:eastAsia="Times New Roman"/>
           <w:b w:val="0"/>
           <w:i w:val="0"/>
-          <w:color w:val="181A1F"/>
           <w:sz w:val="28"/>
         </w:rPr>
-        <w:t>5) Налогоплательщики обязаны представлять налоговым органам необходимые для исчисления и уплаты налогов документы и сведения.</w:t>
+        <w:t>4) прибыль от реализации продукции предприятия</w:t>
       </w:r>
     </w:p>
     <w:p>
       <w:pPr>
-        <w:keepNext/>
-        <w:widowControl/>
-        <w:spacing w:line="240" w:lineRule="auto" w:after="0" w:before="120"/>
-      </w:pPr>
-      <w:r>
-        <w:rPr>
-          <w:rFonts w:ascii="Times New Roman" w:hAnsi="Times New Roman" w:eastAsia="Times New Roman"/>
-          <w:b/>
-          <w:color w:val="181A1F"/>
-          <w:sz w:val="28"/>
-        </w:rPr>
-        <w:t>8.</w:t>
-      </w:r>
-    </w:p>
-    <w:p>
-      <w:pPr>
-        <w:widowControl/>
-        <w:spacing w:line="240" w:lineRule="auto" w:after="0"/>
+        <w:keepNext w:val="0"/>
+        <w:spacing w:after="60" w:line="240" w:lineRule="auto"/>
+        <w:jc w:val="both"/>
       </w:pPr>
       <w:r>
         <w:rPr>
           <w:rFonts w:ascii="Times New Roman" w:hAnsi="Times New Roman" w:eastAsia="Times New Roman"/>
           <w:b w:val="0"/>
           <w:i w:val="0"/>
-          <w:color w:val="181A1F"/>
           <w:sz w:val="28"/>
         </w:rPr>
-        <w:t>Выберите верные суждения о нотариате и нотариусах в РФ и запишите цифры, под которыми они указаны.</w:t>
+        <w:t>5) совершенствование производственных технологий</w:t>
       </w:r>
     </w:p>
     <w:p>
       <w:pPr>
-        <w:widowControl/>
-        <w:spacing w:line="240" w:lineRule="auto" w:after="0"/>
+        <w:keepNext w:val="0"/>
+        <w:spacing w:after="60" w:line="240" w:lineRule="auto"/>
+        <w:jc w:val="both"/>
       </w:pPr>
       <w:r>
         <w:rPr>
           <w:rFonts w:ascii="Times New Roman" w:hAnsi="Times New Roman" w:eastAsia="Times New Roman"/>
           <w:b w:val="0"/>
           <w:i w:val="0"/>
-          <w:color w:val="181A1F"/>
           <w:sz w:val="28"/>
         </w:rPr>
-        <w:t>1) Любой дееспособный гражданин РФ может обратиться к нотариусу за совершением нотариальных действий.</w:t>
+        <w:t>6) выпуск и размещение акций предприятия</w:t>
       </w:r>
     </w:p>
     <w:p>
       <w:pPr>
-        <w:widowControl/>
-        <w:spacing w:line="240" w:lineRule="auto" w:after="0"/>
+        <w:keepNext w:val="0"/>
+        <w:spacing w:after="60" w:line="240" w:lineRule="auto"/>
+        <w:jc w:val="both"/>
       </w:pPr>
       <w:r>
         <w:rPr>
           <w:rFonts w:ascii="Times New Roman" w:hAnsi="Times New Roman" w:eastAsia="Times New Roman"/>
           <w:b w:val="0"/>
           <w:i w:val="0"/>
-          <w:color w:val="181A1F"/>
           <w:sz w:val="28"/>
         </w:rPr>
-        <w:t>2) Нотариусы свидетельствуют верность подписей и копий документов, выписок из них.</w:t>
+        <w:t>Ответ:</w:t>
       </w:r>
     </w:p>
     <w:p>
       <w:pPr>
-        <w:widowControl/>
-        <w:spacing w:line="240" w:lineRule="auto" w:after="0"/>
-      </w:pPr>
+        <w:keepNext w:val="0"/>
+        <w:spacing w:after="60" w:line="240" w:lineRule="auto"/>
+        <w:jc w:val="both"/>
+      </w:pPr>
+      <w:r>
+        <w:rPr>
+          <w:rFonts w:ascii="Times New Roman" w:hAnsi="Times New Roman" w:eastAsia="Times New Roman"/>
+          <w:b/>
+          <w:sz w:val="28"/>
+        </w:rPr>
+        <w:t xml:space="preserve">№8 </w:t>
+      </w:r>
       <w:r>
         <w:rPr>
           <w:rFonts w:ascii="Times New Roman" w:hAnsi="Times New Roman" w:eastAsia="Times New Roman"/>
           <w:b w:val="0"/>
           <w:i w:val="0"/>
-          <w:color w:val="181A1F"/>
           <w:sz w:val="28"/>
         </w:rPr>
-        <w:t>3) Все нотариусы в РФ осуществляют свою деятельность в государственных нотариальных конторах.</w:t>
+        <w:t>Выберите верные суждения о семье и её функциях и запишите цифры, под которыми они указаны.</w:t>
       </w:r>
     </w:p>
     <w:p>
       <w:pPr>
-        <w:widowControl/>
-        <w:spacing w:line="240" w:lineRule="auto" w:after="0"/>
+        <w:keepNext w:val="0"/>
+        <w:spacing w:after="60" w:line="240" w:lineRule="auto"/>
+        <w:jc w:val="both"/>
       </w:pPr>
       <w:r>
         <w:rPr>
           <w:rFonts w:ascii="Times New Roman" w:hAnsi="Times New Roman" w:eastAsia="Times New Roman"/>
           <w:b w:val="0"/>
           <w:i w:val="0"/>
-          <w:color w:val="181A1F"/>
           <w:sz w:val="28"/>
         </w:rPr>
-        <w:t>4) Нотариус вправе удостоверить завещание гражданина.</w:t>
+        <w:t>1) Семьи расширенного типа включают в себя три и более поколения кровных родственников.</w:t>
       </w:r>
     </w:p>
     <w:p>
       <w:pPr>
-        <w:widowControl/>
-        <w:spacing w:line="240" w:lineRule="auto" w:after="0"/>
+        <w:keepNext w:val="0"/>
+        <w:spacing w:after="60" w:line="240" w:lineRule="auto"/>
+        <w:jc w:val="both"/>
       </w:pPr>
       <w:r>
         <w:rPr>
           <w:rFonts w:ascii="Times New Roman" w:hAnsi="Times New Roman" w:eastAsia="Times New Roman"/>
           <w:b w:val="0"/>
           <w:i w:val="0"/>
-          <w:color w:val="181A1F"/>
           <w:sz w:val="28"/>
         </w:rPr>
-        <w:t>5) Нотариат согласно Конституции РФ находится в совместном ведении Российской Федерации и субъектов РФ.</w:t>
+        <w:t xml:space="preserve">2) Досуговая функция семьи проявляется в предоставлении определённого социального статуса членам семьи, в выполнении роли социального лифта. </w:t>
       </w:r>
     </w:p>
     <w:p>
       <w:pPr>
-        <w:keepNext/>
-        <w:widowControl/>
-        <w:spacing w:line="240" w:lineRule="auto" w:after="0" w:before="120"/>
-      </w:pPr>
-      <w:r>
-        <w:rPr>
-          <w:rFonts w:ascii="Times New Roman" w:hAnsi="Times New Roman" w:eastAsia="Times New Roman"/>
-          <w:b/>
-          <w:color w:val="181A1F"/>
-          <w:sz w:val="28"/>
-        </w:rPr>
-        <w:t>9.</w:t>
-      </w:r>
-    </w:p>
-    <w:p>
-      <w:pPr>
-        <w:widowControl/>
-        <w:spacing w:line="240" w:lineRule="auto" w:after="0"/>
+        <w:keepNext w:val="0"/>
+        <w:spacing w:after="60" w:line="240" w:lineRule="auto"/>
+        <w:jc w:val="both"/>
       </w:pPr>
       <w:r>
         <w:rPr>
           <w:rFonts w:ascii="Times New Roman" w:hAnsi="Times New Roman" w:eastAsia="Times New Roman"/>
           <w:b w:val="0"/>
           <w:i w:val="0"/>
-          <w:color w:val="181A1F"/>
           <w:sz w:val="28"/>
         </w:rPr>
-        <w:t>Ниже приведён перечень терминов. Все они, за исключением двух, относятся к личным неимущественным правам.</w:t>
+        <w:t>3) Семья является основным агентом вторичной социализации.</w:t>
       </w:r>
     </w:p>
     <w:p>
       <w:pPr>
-        <w:widowControl/>
-        <w:spacing w:line="240" w:lineRule="auto" w:after="0"/>
+        <w:keepNext w:val="0"/>
+        <w:spacing w:after="60" w:line="240" w:lineRule="auto"/>
+        <w:jc w:val="both"/>
       </w:pPr>
       <w:r>
         <w:rPr>
           <w:rFonts w:ascii="Times New Roman" w:hAnsi="Times New Roman" w:eastAsia="Times New Roman"/>
           <w:b w:val="0"/>
           <w:i w:val="0"/>
-          <w:color w:val="181A1F"/>
           <w:sz w:val="28"/>
         </w:rPr>
-        <w:t>1) право на жизнь;</w:t>
+        <w:t>4) Семья призвана создать условия для физического, психического, эмоционального и интеллектуального развития ребёнка.</w:t>
       </w:r>
     </w:p>
     <w:p>
       <w:pPr>
-        <w:widowControl/>
-        <w:spacing w:line="240" w:lineRule="auto" w:after="0"/>
+        <w:keepNext w:val="0"/>
+        <w:spacing w:after="60" w:line="240" w:lineRule="auto"/>
+        <w:jc w:val="both"/>
       </w:pPr>
       <w:r>
         <w:rPr>
           <w:rFonts w:ascii="Times New Roman" w:hAnsi="Times New Roman" w:eastAsia="Times New Roman"/>
           <w:b w:val="0"/>
           <w:i w:val="0"/>
-          <w:color w:val="181A1F"/>
           <w:sz w:val="28"/>
         </w:rPr>
-        <w:t>2) семейная тайна;</w:t>
+        <w:t>5) Члены семьи связаны общностью быта, взаимной материальной и моральной ответственностью.</w:t>
       </w:r>
     </w:p>
     <w:p>
       <w:pPr>
-        <w:widowControl/>
-        <w:spacing w:line="240" w:lineRule="auto" w:after="0"/>
+        <w:keepNext w:val="0"/>
+        <w:spacing w:after="60" w:line="240" w:lineRule="auto"/>
+        <w:jc w:val="both"/>
       </w:pPr>
       <w:r>
         <w:rPr>
           <w:rFonts w:ascii="Times New Roman" w:hAnsi="Times New Roman" w:eastAsia="Times New Roman"/>
           <w:b w:val="0"/>
           <w:i w:val="0"/>
-          <w:color w:val="181A1F"/>
           <w:sz w:val="28"/>
         </w:rPr>
-        <w:t>3) право на имя;</w:t>
+        <w:t>Ответ:</w:t>
       </w:r>
     </w:p>
     <w:p>
       <w:pPr>
-        <w:widowControl/>
-        <w:spacing w:line="240" w:lineRule="auto" w:after="0"/>
-      </w:pPr>
+        <w:keepNext w:val="0"/>
+        <w:spacing w:after="60" w:line="240" w:lineRule="auto"/>
+        <w:jc w:val="both"/>
+      </w:pPr>
+      <w:r>
+        <w:rPr>
+          <w:rFonts w:ascii="Times New Roman" w:hAnsi="Times New Roman" w:eastAsia="Times New Roman"/>
+          <w:b/>
+          <w:sz w:val="28"/>
+        </w:rPr>
+        <w:t xml:space="preserve">№9 </w:t>
+      </w:r>
       <w:r>
         <w:rPr>
           <w:rFonts w:ascii="Times New Roman" w:hAnsi="Times New Roman" w:eastAsia="Times New Roman"/>
           <w:b w:val="0"/>
           <w:i w:val="0"/>
-          <w:color w:val="181A1F"/>
           <w:sz w:val="28"/>
         </w:rPr>
-        <w:t>4) право на осуществление предпринимательской деятельности;</w:t>
+        <w:t>Совершеннолетним гражданам, участвующим в опросах, был задан вопрос: «Как Вы относитесь к уплате налогов?». Результаты опросов (в % от числа опрошенных) представлены в виде диаграммы.</w:t>
       </w:r>
     </w:p>
     <w:p>
       <w:pPr>
-        <w:widowControl/>
-        <w:spacing w:line="240" w:lineRule="auto" w:after="0"/>
+        <w:spacing w:after="80"/>
+        <w:jc w:val="center"/>
+      </w:pPr>
+      <w:r>
+        <w:drawing>
+          <wp:inline xmlns:a="http://schemas.openxmlformats.org/drawingml/2006/main" xmlns:pic="http://schemas.openxmlformats.org/drawingml/2006/picture">
+            <wp:extent cx="3780000" cy="3780000"/>
+            <wp:docPr id="1" name="Picture 1"/>
+            <wp:cNvGraphicFramePr>
+              <a:graphicFrameLocks noChangeAspect="1"/>
+            </wp:cNvGraphicFramePr>
+            <a:graphic>
+              <a:graphicData uri="http://schemas.openxmlformats.org/drawingml/2006/picture">
+                <pic:pic>
+                  <pic:nvPicPr>
+                    <pic:cNvPr id="0" name="asset-0095.png"/>
+                    <pic:cNvPicPr/>
+                  </pic:nvPicPr>
+                  <pic:blipFill>
+                    <a:blip r:embed="rId9"/>
+                    <a:stretch>
+                      <a:fillRect/>
+                    </a:stretch>
+                  </pic:blipFill>
+                  <pic:spPr>
+                    <a:xfrm>
+                      <a:off x="0" y="0"/>
+                      <a:ext cx="3780000" cy="3780000"/>
+                    </a:xfrm>
+                    <a:prstGeom prst="rect"/>
+                  </pic:spPr>
+                </pic:pic>
+              </a:graphicData>
+            </a:graphic>
+          </wp:inline>
+        </w:drawing>
+      </w:r>
+    </w:p>
+    <w:p>
+      <w:pPr>
+        <w:keepNext w:val="0"/>
+        <w:spacing w:after="60" w:line="240" w:lineRule="auto"/>
+        <w:jc w:val="both"/>
       </w:pPr>
       <w:r>
         <w:rPr>
           <w:rFonts w:ascii="Times New Roman" w:hAnsi="Times New Roman" w:eastAsia="Times New Roman"/>
           <w:b w:val="0"/>
           <w:i w:val="0"/>
-          <w:color w:val="181A1F"/>
           <w:sz w:val="28"/>
         </w:rPr>
-        <w:t>5) право собственности;</w:t>
+        <w:t>Какие выводы можно сделать на основании данных диаграммы? Запишите цифры, под которыми они указаны.</w:t>
       </w:r>
     </w:p>
     <w:p>
       <w:pPr>
-        <w:widowControl/>
-        <w:spacing w:line="240" w:lineRule="auto" w:after="0"/>
+        <w:keepNext w:val="0"/>
+        <w:spacing w:after="60" w:line="240" w:lineRule="auto"/>
+        <w:jc w:val="both"/>
       </w:pPr>
       <w:r>
         <w:rPr>
           <w:rFonts w:ascii="Times New Roman" w:hAnsi="Times New Roman" w:eastAsia="Times New Roman"/>
           <w:b w:val="0"/>
           <w:i w:val="0"/>
-          <w:color w:val="181A1F"/>
           <w:sz w:val="28"/>
         </w:rPr>
-        <w:t>6) личная неприкосновенность.</w:t>
+        <w:t>1) В стране Z доля тех, кто платит налоги, потому что это обязанность каждого гражданина, больше доли тех, кто платит налоги, потому что за их неуплату могут привлечь к юридической ответственности</w:t>
       </w:r>
     </w:p>
     <w:p>
       <w:pPr>
-        <w:widowControl/>
-        <w:spacing w:line="240" w:lineRule="auto" w:after="0"/>
+        <w:keepNext w:val="0"/>
+        <w:spacing w:after="60" w:line="240" w:lineRule="auto"/>
+        <w:jc w:val="both"/>
       </w:pPr>
       <w:r>
         <w:rPr>
           <w:rFonts w:ascii="Times New Roman" w:hAnsi="Times New Roman" w:eastAsia="Times New Roman"/>
           <w:b w:val="0"/>
           <w:i w:val="0"/>
-          <w:color w:val="181A1F"/>
           <w:sz w:val="28"/>
         </w:rPr>
-        <w:t>Найдите два термина, «выпадающих» из общего ряда, и запишите в ответ цифры, под которыми они указаны.</w:t>
+        <w:t>2) В стране Y доля тех, кто платит налоги, так как их часть обеспечивает пенсии и социальные пособия, больше доли тех, кто платит налоги, так как за счёт налоговых поступлений финансируется здравоохранение и образование.</w:t>
       </w:r>
     </w:p>
     <w:p>
       <w:pPr>
-        <w:keepNext/>
-        <w:widowControl/>
-        <w:spacing w:line="240" w:lineRule="auto" w:after="0" w:before="120"/>
-      </w:pPr>
-      <w:r>
-        <w:rPr>
-          <w:rFonts w:ascii="Times New Roman" w:hAnsi="Times New Roman" w:eastAsia="Times New Roman"/>
-          <w:b/>
-          <w:color w:val="181A1F"/>
-          <w:sz w:val="28"/>
-        </w:rPr>
-        <w:t>10.</w:t>
-      </w:r>
-    </w:p>
-    <w:p>
-      <w:pPr>
-        <w:widowControl/>
-        <w:spacing w:line="240" w:lineRule="auto" w:after="0"/>
+        <w:keepNext w:val="0"/>
+        <w:spacing w:after="60" w:line="240" w:lineRule="auto"/>
+        <w:jc w:val="both"/>
       </w:pPr>
       <w:r>
         <w:rPr>
           <w:rFonts w:ascii="Times New Roman" w:hAnsi="Times New Roman" w:eastAsia="Times New Roman"/>
           <w:b w:val="0"/>
           <w:i w:val="0"/>
-          <w:color w:val="181A1F"/>
           <w:sz w:val="28"/>
         </w:rPr>
-        <w:t>Найдите в приведённом списке юридические основания расторжения трудового договора в РФ по обстоятельствам, не зависящим от воли сторон, и запишите цифры, под которыми они указаны.</w:t>
+        <w:t>3) В стране Z доля тех, кто использует любую возможность уклониться от уплаты налогов, больше доли тех, кто не будет платить налоги, пока правительство не наведёт порядок в полиции, здравоохранении, образовании.</w:t>
       </w:r>
     </w:p>
     <w:p>
       <w:pPr>
-        <w:widowControl/>
-        <w:spacing w:line="240" w:lineRule="auto" w:after="0"/>
+        <w:keepNext w:val="0"/>
+        <w:spacing w:after="60" w:line="240" w:lineRule="auto"/>
+        <w:jc w:val="both"/>
       </w:pPr>
       <w:r>
         <w:rPr>
           <w:rFonts w:ascii="Times New Roman" w:hAnsi="Times New Roman" w:eastAsia="Times New Roman"/>
           <w:b w:val="0"/>
           <w:i w:val="0"/>
-          <w:color w:val="181A1F"/>
           <w:sz w:val="28"/>
         </w:rPr>
-        <w:t>1) Трудовой договор с Петром был расторгнут после того, как он появился на своём рабочем месте в состоянии алкогольного опьянения.</w:t>
+        <w:t>4) Доля тех, кто платит налоги, потому что это обязанность каждого гражданина, в стране Y больше, чем в стране Z.</w:t>
       </w:r>
     </w:p>
     <w:p>
       <w:pPr>
-        <w:widowControl/>
-        <w:spacing w:line="240" w:lineRule="auto" w:after="0"/>
+        <w:keepNext w:val="0"/>
+        <w:spacing w:after="60" w:line="240" w:lineRule="auto"/>
+        <w:jc w:val="both"/>
       </w:pPr>
       <w:r>
         <w:rPr>
           <w:rFonts w:ascii="Times New Roman" w:hAnsi="Times New Roman" w:eastAsia="Times New Roman"/>
           <w:b w:val="0"/>
           <w:i w:val="0"/>
-          <w:color w:val="181A1F"/>
           <w:sz w:val="28"/>
         </w:rPr>
-        <w:t>2) Профессор кафедры не был переизбран на свою должность.</w:t>
+        <w:t>5) Доля тех, кто не будет платить налоги, пока правительство не наведёт порядок в полиции, здравоохранении, образовании, в стране Z меньше, чем в стране Y.</w:t>
       </w:r>
     </w:p>
     <w:p>
       <w:pPr>
-        <w:widowControl/>
-        <w:spacing w:line="240" w:lineRule="auto" w:after="0"/>
+        <w:keepNext w:val="0"/>
+        <w:spacing w:after="60" w:line="240" w:lineRule="auto"/>
+        <w:jc w:val="both"/>
       </w:pPr>
       <w:r>
         <w:rPr>
           <w:rFonts w:ascii="Times New Roman" w:hAnsi="Times New Roman" w:eastAsia="Times New Roman"/>
           <w:b w:val="0"/>
           <w:i w:val="0"/>
-          <w:color w:val="181A1F"/>
           <w:sz w:val="28"/>
         </w:rPr>
-        <w:t>3) Стихийное бедствие разрушило прибрежную зону отдыха, что привело к закрытию отелей и увольнению сотрудников.</w:t>
+        <w:t>Ответ:</w:t>
       </w:r>
     </w:p>
     <w:p>
       <w:pPr>
-        <w:widowControl/>
-        <w:spacing w:line="240" w:lineRule="auto" w:after="0"/>
-      </w:pPr>
+        <w:keepNext w:val="0"/>
+        <w:spacing w:after="60" w:line="240" w:lineRule="auto"/>
+        <w:jc w:val="both"/>
+      </w:pPr>
+      <w:r>
+        <w:rPr>
+          <w:rFonts w:ascii="Times New Roman" w:hAnsi="Times New Roman" w:eastAsia="Times New Roman"/>
+          <w:b/>
+          <w:sz w:val="28"/>
+        </w:rPr>
+        <w:t xml:space="preserve">№10 </w:t>
+      </w:r>
       <w:r>
         <w:rPr>
           <w:rFonts w:ascii="Times New Roman" w:hAnsi="Times New Roman" w:eastAsia="Times New Roman"/>
           <w:b w:val="0"/>
           <w:i w:val="0"/>
-          <w:color w:val="181A1F"/>
           <w:sz w:val="28"/>
         </w:rPr>
-        <w:t>4) Проведённая аттестация сотрудников фирмы показала, что уровень квалификации некоторых из них не соответствует требованиям работодателя.</w:t>
+        <w:t>Выберите верные суждения о политическом участии в демократическом государстве и запишите цифры, под которыми они указаны.</w:t>
       </w:r>
     </w:p>
     <w:p>
       <w:pPr>
-        <w:widowControl/>
-        <w:spacing w:line="240" w:lineRule="auto" w:after="0"/>
+        <w:keepNext w:val="0"/>
+        <w:spacing w:after="60" w:line="240" w:lineRule="auto"/>
+        <w:jc w:val="both"/>
       </w:pPr>
       <w:r>
         <w:rPr>
           <w:rFonts w:ascii="Times New Roman" w:hAnsi="Times New Roman" w:eastAsia="Times New Roman"/>
           <w:b w:val="0"/>
           <w:i w:val="0"/>
-          <w:color w:val="181A1F"/>
           <w:sz w:val="28"/>
         </w:rPr>
-        <w:t>5) Пианист симфонического оркестра А. Орлов сломал руку; медицинская комиссия установила, что больше он не сможет профессионально играть на рояле.</w:t>
+        <w:t>1) Политическое участие в демократическом государстве создаёт условия для более полного раскрытия личностного потенциала каждого гражданина.</w:t>
       </w:r>
     </w:p>
     <w:p>
       <w:pPr>
-        <w:widowControl/>
-        <w:spacing w:line="240" w:lineRule="auto" w:after="0"/>
+        <w:keepNext w:val="0"/>
+        <w:spacing w:after="60" w:line="240" w:lineRule="auto"/>
+        <w:jc w:val="both"/>
       </w:pPr>
       <w:r>
         <w:rPr>
           <w:rFonts w:ascii="Times New Roman" w:hAnsi="Times New Roman" w:eastAsia="Times New Roman"/>
           <w:b w:val="0"/>
           <w:i w:val="0"/>
-          <w:color w:val="181A1F"/>
           <w:sz w:val="28"/>
         </w:rPr>
-        <w:t>6) Менеджер Е. Соболева систематически не выполняла условий трудового договора.</w:t>
+        <w:t>2) Политическое участие граждан способствует реализации их права участвовать в управлении государством.</w:t>
       </w:r>
     </w:p>
     <w:p>
       <w:pPr>
-        <w:keepNext/>
-        <w:widowControl/>
-        <w:spacing w:line="240" w:lineRule="auto" w:after="0" w:before="120"/>
-      </w:pPr>
-      <w:r>
-        <w:rPr>
-          <w:rFonts w:ascii="Times New Roman" w:hAnsi="Times New Roman" w:eastAsia="Times New Roman"/>
-          <w:b/>
-          <w:color w:val="181A1F"/>
-          <w:sz w:val="28"/>
-        </w:rPr>
-        <w:t>11.</w:t>
-      </w:r>
-    </w:p>
-    <w:p>
-      <w:pPr>
-        <w:widowControl/>
-        <w:spacing w:line="240" w:lineRule="auto" w:after="0"/>
+        <w:keepNext w:val="0"/>
+        <w:spacing w:after="60" w:line="240" w:lineRule="auto"/>
+        <w:jc w:val="both"/>
       </w:pPr>
       <w:r>
         <w:rPr>
           <w:rFonts w:ascii="Times New Roman" w:hAnsi="Times New Roman" w:eastAsia="Times New Roman"/>
           <w:b w:val="0"/>
           <w:i w:val="0"/>
-          <w:color w:val="181A1F"/>
           <w:sz w:val="28"/>
         </w:rPr>
-        <w:t>Назару 15 лет. Найдите в приведённом ниже списке действия, которые он, в соответствии с Гражданским кодексом РФ, вправе самостоятельно осуществлять. Запишите цифры, под которыми они указаны.</w:t>
+        <w:t>3) Многообразие форм политического участия в демократическом государстве зависит только от активности и желания гражданина.</w:t>
       </w:r>
     </w:p>
     <w:p>
       <w:pPr>
-        <w:widowControl/>
-        <w:spacing w:line="240" w:lineRule="auto" w:after="0"/>
+        <w:keepNext w:val="0"/>
+        <w:spacing w:after="60" w:line="240" w:lineRule="auto"/>
+        <w:jc w:val="both"/>
       </w:pPr>
       <w:r>
         <w:rPr>
           <w:rFonts w:ascii="Times New Roman" w:hAnsi="Times New Roman" w:eastAsia="Times New Roman"/>
           <w:b w:val="0"/>
           <w:i w:val="0"/>
-          <w:color w:val="181A1F"/>
           <w:sz w:val="28"/>
         </w:rPr>
-        <w:t>1) осуществлять права автора созданного музыкального произведения</w:t>
+        <w:t>4) Политический протест может выражаться как в активных формах, так и в форме невмешательства в политику — абсентеизма.</w:t>
       </w:r>
     </w:p>
     <w:p>
       <w:pPr>
-        <w:widowControl/>
-        <w:spacing w:line="240" w:lineRule="auto" w:after="0"/>
+        <w:keepNext w:val="0"/>
+        <w:spacing w:after="60" w:line="240" w:lineRule="auto"/>
+        <w:jc w:val="both"/>
       </w:pPr>
       <w:r>
         <w:rPr>
           <w:rFonts w:ascii="Times New Roman" w:hAnsi="Times New Roman" w:eastAsia="Times New Roman"/>
           <w:b w:val="0"/>
           <w:i w:val="0"/>
-          <w:color w:val="181A1F"/>
           <w:sz w:val="28"/>
         </w:rPr>
-        <w:t>2) внести подаренные родителями деньги на счёт в банке</w:t>
+        <w:t>5) Одной из форм политического участия граждан является участие в парламентских выборах.</w:t>
       </w:r>
     </w:p>
     <w:p>
       <w:pPr>
-        <w:widowControl/>
-        <w:spacing w:line="240" w:lineRule="auto" w:after="0"/>
+        <w:keepNext w:val="0"/>
+        <w:spacing w:after="60" w:line="240" w:lineRule="auto"/>
+        <w:jc w:val="both"/>
       </w:pPr>
       <w:r>
         <w:rPr>
           <w:rFonts w:ascii="Times New Roman" w:hAnsi="Times New Roman" w:eastAsia="Times New Roman"/>
           <w:b w:val="0"/>
           <w:i w:val="0"/>
-          <w:color w:val="181A1F"/>
           <w:sz w:val="28"/>
         </w:rPr>
-        <w:t>3) распоряжаться заработной платой, полученной в летнем трудовом лагере</w:t>
+        <w:t>Ответ:</w:t>
       </w:r>
     </w:p>
     <w:p>
       <w:pPr>
-        <w:widowControl/>
-        <w:spacing w:line="240" w:lineRule="auto" w:after="0"/>
-      </w:pPr>
+        <w:keepNext w:val="0"/>
+        <w:spacing w:after="60" w:line="240" w:lineRule="auto"/>
+        <w:jc w:val="both"/>
+      </w:pPr>
+      <w:r>
+        <w:rPr>
+          <w:rFonts w:ascii="Times New Roman" w:hAnsi="Times New Roman" w:eastAsia="Times New Roman"/>
+          <w:b/>
+          <w:sz w:val="28"/>
+        </w:rPr>
+        <w:t xml:space="preserve">№11 </w:t>
+      </w:r>
       <w:r>
         <w:rPr>
           <w:rFonts w:ascii="Times New Roman" w:hAnsi="Times New Roman" w:eastAsia="Times New Roman"/>
           <w:b w:val="0"/>
           <w:i w:val="0"/>
-          <w:color w:val="181A1F"/>
           <w:sz w:val="28"/>
         </w:rPr>
-        <w:t>4) купить квартиру</w:t>
+        <w:t>Национальные интересы Российской Федерации — объективно значимые потребности личности, общества и государства в безопасности и устойчивом развитии. Найдите в приведённом списке национальные интересы Российской Федерации на современном этапе с учётом долгосрочных тенденций развития ситуации в Российской Федерации в мире. Запишите цифры, под которыми они указаны.</w:t>
       </w:r>
     </w:p>
     <w:p>
       <w:pPr>
-        <w:widowControl/>
-        <w:spacing w:line="240" w:lineRule="auto" w:after="0"/>
+        <w:keepNext w:val="0"/>
+        <w:spacing w:after="60" w:line="240" w:lineRule="auto"/>
+        <w:jc w:val="both"/>
       </w:pPr>
       <w:r>
         <w:rPr>
           <w:rFonts w:ascii="Times New Roman" w:hAnsi="Times New Roman" w:eastAsia="Times New Roman"/>
           <w:b w:val="0"/>
           <w:i w:val="0"/>
-          <w:color w:val="181A1F"/>
           <w:sz w:val="28"/>
         </w:rPr>
-        <w:t>5) продать автомобиль</w:t>
+        <w:t>1) справедливость, коллективизм, взаимопомощь и взаимоуважение</w:t>
       </w:r>
     </w:p>
     <w:p>
       <w:pPr>
-        <w:widowControl/>
-        <w:spacing w:line="240" w:lineRule="auto" w:after="0"/>
+        <w:keepNext w:val="0"/>
+        <w:spacing w:after="60" w:line="240" w:lineRule="auto"/>
+        <w:jc w:val="both"/>
       </w:pPr>
       <w:r>
         <w:rPr>
           <w:rFonts w:ascii="Times New Roman" w:hAnsi="Times New Roman" w:eastAsia="Times New Roman"/>
           <w:b w:val="0"/>
           <w:i w:val="0"/>
-          <w:color w:val="181A1F"/>
           <w:sz w:val="28"/>
         </w:rPr>
-        <w:t>6) отложить часть своей стипендии на покупку подарка для младшей сестры</w:t>
+        <w:t>2) высокие нравственные идеалы, крепкая семья, созидательный труд</w:t>
       </w:r>
     </w:p>
     <w:p>
       <w:pPr>
-        <w:keepNext/>
-        <w:widowControl/>
-        <w:spacing w:line="240" w:lineRule="auto" w:after="0" w:before="120"/>
-      </w:pPr>
-      <w:r>
-        <w:rPr>
-          <w:rFonts w:ascii="Times New Roman" w:hAnsi="Times New Roman" w:eastAsia="Times New Roman"/>
-          <w:b/>
-          <w:color w:val="181A1F"/>
-          <w:sz w:val="28"/>
-        </w:rPr>
-        <w:t>12.</w:t>
-      </w:r>
-    </w:p>
-    <w:p>
-      <w:pPr>
-        <w:widowControl/>
-        <w:spacing w:line="240" w:lineRule="auto" w:after="0"/>
+        <w:keepNext w:val="0"/>
+        <w:spacing w:after="60" w:line="240" w:lineRule="auto"/>
+        <w:jc w:val="both"/>
       </w:pPr>
       <w:r>
         <w:rPr>
           <w:rFonts w:ascii="Times New Roman" w:hAnsi="Times New Roman" w:eastAsia="Times New Roman"/>
           <w:b w:val="0"/>
           <w:i w:val="0"/>
-          <w:color w:val="181A1F"/>
           <w:sz w:val="28"/>
         </w:rPr>
-        <w:t>Ниже приведён перечень санкций. Все они, за исключением двух, относятся к административным наказаниям, согласно Кодексу Российской Федерации об административных правонарушениях.</w:t>
+        <w:t>3) развитие механизмов взаимодействия государства и гражданского общества</w:t>
       </w:r>
     </w:p>
     <w:p>
       <w:pPr>
-        <w:widowControl/>
-        <w:spacing w:line="240" w:lineRule="auto" w:after="0"/>
+        <w:keepNext w:val="0"/>
+        <w:spacing w:after="60" w:line="240" w:lineRule="auto"/>
+        <w:jc w:val="both"/>
       </w:pPr>
       <w:r>
         <w:rPr>
           <w:rFonts w:ascii="Times New Roman" w:hAnsi="Times New Roman" w:eastAsia="Times New Roman"/>
           <w:b w:val="0"/>
           <w:i w:val="0"/>
-          <w:color w:val="181A1F"/>
           <w:sz w:val="28"/>
         </w:rPr>
-        <w:t xml:space="preserve">1) предупреждение; </w:t>
+        <w:t>4) устойчивое развитие российской экономики на новой технологической основе</w:t>
       </w:r>
     </w:p>
     <w:p>
       <w:pPr>
-        <w:widowControl/>
-        <w:spacing w:line="240" w:lineRule="auto" w:after="0"/>
+        <w:keepNext w:val="0"/>
+        <w:spacing w:after="60" w:line="240" w:lineRule="auto"/>
+        <w:jc w:val="both"/>
       </w:pPr>
       <w:r>
         <w:rPr>
           <w:rFonts w:ascii="Times New Roman" w:hAnsi="Times New Roman" w:eastAsia="Times New Roman"/>
           <w:b w:val="0"/>
           <w:i w:val="0"/>
-          <w:color w:val="181A1F"/>
           <w:sz w:val="28"/>
         </w:rPr>
-        <w:t xml:space="preserve">2) исправительные работы; </w:t>
+        <w:t>5) сохранение природных ресурсов и рациональное природопользование</w:t>
       </w:r>
     </w:p>
     <w:p>
       <w:pPr>
-        <w:widowControl/>
-        <w:spacing w:line="240" w:lineRule="auto" w:after="0"/>
+        <w:keepNext w:val="0"/>
+        <w:spacing w:after="60" w:line="240" w:lineRule="auto"/>
+        <w:jc w:val="both"/>
       </w:pPr>
       <w:r>
         <w:rPr>
           <w:rFonts w:ascii="Times New Roman" w:hAnsi="Times New Roman" w:eastAsia="Times New Roman"/>
           <w:b w:val="0"/>
           <w:i w:val="0"/>
-          <w:color w:val="181A1F"/>
           <w:sz w:val="28"/>
         </w:rPr>
-        <w:t xml:space="preserve">3) дисквалификация; </w:t>
+        <w:t>6) укрепление традиционных российских духовно-нравственных ценностей</w:t>
       </w:r>
     </w:p>
     <w:p>
       <w:pPr>
-        <w:widowControl/>
-        <w:spacing w:line="240" w:lineRule="auto" w:after="0"/>
+        <w:keepNext w:val="0"/>
+        <w:spacing w:after="60" w:line="240" w:lineRule="auto"/>
+        <w:jc w:val="both"/>
       </w:pPr>
       <w:r>
         <w:rPr>
           <w:rFonts w:ascii="Times New Roman" w:hAnsi="Times New Roman" w:eastAsia="Times New Roman"/>
           <w:b w:val="0"/>
           <w:i w:val="0"/>
-          <w:color w:val="181A1F"/>
           <w:sz w:val="28"/>
         </w:rPr>
-        <w:t xml:space="preserve">4) лишение специального права, предоставленного физическому лицу; </w:t>
+        <w:t>Ответ:</w:t>
       </w:r>
     </w:p>
     <w:p>
       <w:pPr>
-        <w:widowControl/>
-        <w:spacing w:line="240" w:lineRule="auto" w:after="0"/>
-      </w:pPr>
+        <w:keepNext w:val="0"/>
+        <w:spacing w:after="60" w:line="240" w:lineRule="auto"/>
+        <w:jc w:val="both"/>
+      </w:pPr>
+      <w:r>
+        <w:rPr>
+          <w:rFonts w:ascii="Times New Roman" w:hAnsi="Times New Roman" w:eastAsia="Times New Roman"/>
+          <w:b/>
+          <w:sz w:val="28"/>
+        </w:rPr>
+        <w:t xml:space="preserve">№12 </w:t>
+      </w:r>
       <w:r>
         <w:rPr>
           <w:rFonts w:ascii="Times New Roman" w:hAnsi="Times New Roman" w:eastAsia="Times New Roman"/>
           <w:b w:val="0"/>
           <w:i w:val="0"/>
-          <w:color w:val="181A1F"/>
           <w:sz w:val="28"/>
         </w:rPr>
-        <w:t xml:space="preserve">5) обязательные работы; </w:t>
+        <w:t>Выберите в приведённом списке положения, характеризующие основы конституционного строя РФ, и запишите цифры, под которыми они указаны.</w:t>
       </w:r>
     </w:p>
     <w:p>
       <w:pPr>
-        <w:widowControl/>
-        <w:spacing w:line="240" w:lineRule="auto" w:after="0"/>
+        <w:keepNext w:val="0"/>
+        <w:spacing w:after="60" w:line="240" w:lineRule="auto"/>
+        <w:jc w:val="both"/>
       </w:pPr>
       <w:r>
         <w:rPr>
           <w:rFonts w:ascii="Times New Roman" w:hAnsi="Times New Roman" w:eastAsia="Times New Roman"/>
           <w:b w:val="0"/>
           <w:i w:val="0"/>
-          <w:color w:val="181A1F"/>
           <w:sz w:val="28"/>
         </w:rPr>
-        <w:t>6) принудительные работы.</w:t>
+        <w:t>1) Гражданство РФ приобретается и прекращается в соответствии с федеральным законом, является единым и равным независимо от оснований приобретения.</w:t>
       </w:r>
     </w:p>
     <w:p>
       <w:pPr>
-        <w:widowControl/>
-        <w:spacing w:line="240" w:lineRule="auto" w:after="0"/>
+        <w:keepNext w:val="0"/>
+        <w:spacing w:after="60" w:line="240" w:lineRule="auto"/>
+        <w:jc w:val="both"/>
       </w:pPr>
       <w:r>
         <w:rPr>
           <w:rFonts w:ascii="Times New Roman" w:hAnsi="Times New Roman" w:eastAsia="Times New Roman"/>
           <w:b w:val="0"/>
           <w:i w:val="0"/>
-          <w:color w:val="181A1F"/>
           <w:sz w:val="28"/>
         </w:rPr>
-        <w:t>Найдите два вида наказаний, «выпадающих» из общего ряда, и запишите в таблицу цифры, под которыми они указаны.</w:t>
+        <w:t>2) Необоснованный отказ в заключении трудового договора влечёт юридическую ответственность.</w:t>
       </w:r>
     </w:p>
     <w:p>
       <w:pPr>
-        <w:keepNext/>
-        <w:widowControl/>
-        <w:spacing w:line="240" w:lineRule="auto" w:after="0" w:before="120"/>
-      </w:pPr>
-      <w:r>
-        <w:rPr>
-          <w:rFonts w:ascii="Times New Roman" w:hAnsi="Times New Roman" w:eastAsia="Times New Roman"/>
-          <w:b/>
-          <w:color w:val="181A1F"/>
-          <w:sz w:val="28"/>
-        </w:rPr>
-        <w:t>13.</w:t>
-      </w:r>
-    </w:p>
-    <w:p>
-      <w:pPr>
-        <w:widowControl/>
-        <w:spacing w:line="240" w:lineRule="auto" w:after="0"/>
+        <w:keepNext w:val="0"/>
+        <w:spacing w:after="60" w:line="240" w:lineRule="auto"/>
+        <w:jc w:val="both"/>
       </w:pPr>
       <w:r>
         <w:rPr>
           <w:rFonts w:ascii="Times New Roman" w:hAnsi="Times New Roman" w:eastAsia="Times New Roman"/>
           <w:b w:val="0"/>
           <w:i w:val="0"/>
-          <w:color w:val="181A1F"/>
           <w:sz w:val="28"/>
         </w:rPr>
-        <w:t>Установите соответствие между примерами и видами юридической ответственности в Российской Федерации: к каждой позиции, данной в первом столбце, подберите соответствующую позицию из второго столбца.</w:t>
+        <w:t>3) Человек, его права и свободы являются высшей ценностью.</w:t>
+      </w:r>
+    </w:p>
+    <w:p>
+      <w:pPr>
+        <w:keepNext w:val="0"/>
+        <w:spacing w:after="60" w:line="240" w:lineRule="auto"/>
+        <w:jc w:val="both"/>
+      </w:pPr>
+      <w:r>
+        <w:rPr>
+          <w:rFonts w:ascii="Times New Roman" w:hAnsi="Times New Roman" w:eastAsia="Times New Roman"/>
+          <w:b w:val="0"/>
+          <w:i w:val="0"/>
+          <w:sz w:val="28"/>
+        </w:rPr>
+        <w:t>4) Никакая идеология не может устанавливаться в качестве государственной или обязательной.</w:t>
+      </w:r>
+    </w:p>
+    <w:p>
+      <w:pPr>
+        <w:keepNext w:val="0"/>
+        <w:spacing w:after="60" w:line="240" w:lineRule="auto"/>
+        <w:jc w:val="both"/>
+      </w:pPr>
+      <w:r>
+        <w:rPr>
+          <w:rFonts w:ascii="Times New Roman" w:hAnsi="Times New Roman" w:eastAsia="Times New Roman"/>
+          <w:b w:val="0"/>
+          <w:i w:val="0"/>
+          <w:sz w:val="28"/>
+        </w:rPr>
+        <w:t>5) Работник обязан соблюдать требования по охране труда и обеспечению безопасности.</w:t>
+      </w:r>
+    </w:p>
+    <w:p>
+      <w:pPr>
+        <w:keepNext w:val="0"/>
+        <w:spacing w:after="60" w:line="240" w:lineRule="auto"/>
+        <w:jc w:val="both"/>
+      </w:pPr>
+      <w:r>
+        <w:rPr>
+          <w:rFonts w:ascii="Times New Roman" w:hAnsi="Times New Roman" w:eastAsia="Times New Roman"/>
+          <w:b w:val="0"/>
+          <w:i w:val="0"/>
+          <w:sz w:val="28"/>
+        </w:rPr>
+        <w:t>Ответ:</w:t>
+      </w:r>
+    </w:p>
+    <w:p>
+      <w:pPr>
+        <w:keepNext w:val="0"/>
+        <w:spacing w:after="60" w:line="240" w:lineRule="auto"/>
+        <w:jc w:val="both"/>
+      </w:pPr>
+      <w:r>
+        <w:rPr>
+          <w:rFonts w:ascii="Times New Roman" w:hAnsi="Times New Roman" w:eastAsia="Times New Roman"/>
+          <w:b/>
+          <w:sz w:val="28"/>
+        </w:rPr>
+        <w:t xml:space="preserve">№13 </w:t>
+      </w:r>
+      <w:r>
+        <w:rPr>
+          <w:rFonts w:ascii="Times New Roman" w:hAnsi="Times New Roman" w:eastAsia="Times New Roman"/>
+          <w:b w:val="0"/>
+          <w:i w:val="0"/>
+          <w:sz w:val="28"/>
+        </w:rPr>
+        <w:t>Установите соответствие между вопросами и субъектами государственной власти Российской Федерации, к ведению которых эти вопросы относятся: к каждой позиции, данной в первом столбце, подберите соответствующую позицию из второго столбца.</w:t>
       </w:r>
     </w:p>
     <w:tbl>
@@ -2127,38 +2329,52 @@
         <w:tc>
           <w:tcPr>
             <w:tcW w:type="dxa" w:w="5128"/>
+            <w:vAlign w:val="center"/>
+            <w:tcMar>
+              <w:top w:w="80" w:type="dxa"/>
+              <w:start w:w="100" w:type="dxa"/>
+              <w:bottom w:w="80" w:type="dxa"/>
+              <w:end w:w="100" w:type="dxa"/>
+            </w:tcMar>
           </w:tcPr>
           <w:p>
             <w:pPr>
+              <w:keepNext w:val="0"/>
               <w:spacing w:after="0" w:line="240" w:lineRule="auto"/>
+              <w:jc w:val="left"/>
             </w:pPr>
             <w:r>
               <w:rPr>
                 <w:rFonts w:ascii="Times New Roman" w:hAnsi="Times New Roman" w:eastAsia="Times New Roman"/>
-                <w:b/>
-                <w:color w:val="181A1F"/>
                 <w:sz w:val="28"/>
               </w:rPr>
-              <w:t>ПРИМЕРЫ</w:t>
+              <w:t>ВОПРОСЫ</w:t>
             </w:r>
           </w:p>
         </w:tc>
         <w:tc>
           <w:tcPr>
             <w:tcW w:type="dxa" w:w="5128"/>
+            <w:vAlign w:val="center"/>
+            <w:tcMar>
+              <w:top w:w="80" w:type="dxa"/>
+              <w:start w:w="100" w:type="dxa"/>
+              <w:bottom w:w="80" w:type="dxa"/>
+              <w:end w:w="100" w:type="dxa"/>
+            </w:tcMar>
           </w:tcPr>
           <w:p>
             <w:pPr>
+              <w:keepNext w:val="0"/>
               <w:spacing w:after="0" w:line="240" w:lineRule="auto"/>
+              <w:jc w:val="left"/>
             </w:pPr>
             <w:r>
               <w:rPr>
                 <w:rFonts w:ascii="Times New Roman" w:hAnsi="Times New Roman" w:eastAsia="Times New Roman"/>
-                <w:b/>
-                <w:color w:val="181A1F"/>
                 <w:sz w:val="28"/>
               </w:rPr>
-              <w:t>ВИДЫ ЮРИДИЧЕСКОЙ ОТВЕТСТВЕННОСТИ В РОССИЙСКОЙ ФЕДЕРАЦИИ</w:t>
+              <w:t>СУБЪЕКТЫ ГОСУДАРСТВЕННОЙ ВЛАСТИ РОССИЙСКОЙ ФЕДЕРАЦИИ</w:t>
             </w:r>
           </w:p>
         </w:tc>
@@ -2167,64 +2383,641 @@
         <w:tc>
           <w:tcPr>
             <w:tcW w:type="dxa" w:w="5128"/>
+            <w:vAlign w:val="center"/>
+            <w:tcMar>
+              <w:top w:w="80" w:type="dxa"/>
+              <w:start w:w="100" w:type="dxa"/>
+              <w:bottom w:w="80" w:type="dxa"/>
+              <w:end w:w="100" w:type="dxa"/>
+            </w:tcMar>
           </w:tcPr>
           <w:p>
             <w:pPr>
+              <w:keepNext w:val="0"/>
               <w:spacing w:after="0" w:line="240" w:lineRule="auto"/>
+              <w:jc w:val="left"/>
             </w:pPr>
             <w:r>
               <w:rPr>
                 <w:rFonts w:ascii="Times New Roman" w:hAnsi="Times New Roman" w:eastAsia="Times New Roman"/>
-                <w:color w:val="181A1F"/>
                 <w:sz w:val="28"/>
               </w:rPr>
-              <w:t>А) дисквалификация</w:t>
-              <w:br/>
-              <w:t>Б) взыскание неустойки</w:t>
-              <w:br/>
-              <w:t>В) возмещение убытков</w:t>
-              <w:br/>
-              <w:t>Г) лишение права занимать определённые должности или заниматься определённой деятельностью</w:t>
-              <w:br/>
-              <w:t>Д) компенсация морального вреда</w:t>
+              <w:t>А) внешняя политика и международные отношения Российской ФедерацииБ) осуществление мер по борьбе с катастрофамиВ) судоустройство и прокуратураГ) создание условий для осуществления совершеннолетними детьми обязанности заботиться о родителяхД) охрана памятников истории и культуры</w:t>
             </w:r>
           </w:p>
         </w:tc>
         <w:tc>
           <w:tcPr>
             <w:tcW w:type="dxa" w:w="5128"/>
+            <w:vAlign w:val="center"/>
+            <w:tcMar>
+              <w:top w:w="80" w:type="dxa"/>
+              <w:start w:w="100" w:type="dxa"/>
+              <w:bottom w:w="80" w:type="dxa"/>
+              <w:end w:w="100" w:type="dxa"/>
+            </w:tcMar>
           </w:tcPr>
           <w:p>
             <w:pPr>
+              <w:keepNext w:val="0"/>
               <w:spacing w:after="0" w:line="240" w:lineRule="auto"/>
+              <w:jc w:val="left"/>
             </w:pPr>
             <w:r>
               <w:rPr>
                 <w:rFonts w:ascii="Times New Roman" w:hAnsi="Times New Roman" w:eastAsia="Times New Roman"/>
-                <w:color w:val="181A1F"/>
                 <w:sz w:val="28"/>
               </w:rPr>
-              <w:t>1) административные наказания по Кодексу Российской Федерации об административных правонарушениях</w:t>
-              <w:br/>
-              <w:t>2) наказания по Уголовному кодексу Российской Федерации</w:t>
-              <w:br/>
-              <w:t>3) способы защиты гражданских прав по Гражданскому кодексу Российской Федерации</w:t>
+              <w:t>1) только федеральный центр2) совместно федеральный центр и субъекты Российской Федерации</w:t>
             </w:r>
           </w:p>
         </w:tc>
       </w:tr>
     </w:tbl>
+    <w:p/>
     <w:p>
       <w:pPr>
-        <w:widowControl/>
-        <w:spacing w:line="240" w:lineRule="auto" w:after="0"/>
+        <w:keepNext w:val="0"/>
+        <w:spacing w:after="60" w:line="240" w:lineRule="auto"/>
+        <w:jc w:val="both"/>
       </w:pPr>
       <w:r>
         <w:rPr>
           <w:rFonts w:ascii="Times New Roman" w:hAnsi="Times New Roman" w:eastAsia="Times New Roman"/>
           <w:b w:val="0"/>
           <w:i w:val="0"/>
-          <w:color w:val="181A1F"/>
+          <w:sz w:val="28"/>
+        </w:rPr>
+        <w:t>Запишите в таблицу выбранные цифры под соответствующими буквами:</w:t>
+      </w:r>
+    </w:p>
+    <w:tbl>
+      <w:tblPr>
+        <w:tblStyle w:val="TableGrid"/>
+        <w:tblW w:type="auto" w:w="0"/>
+        <w:tblLayout w:type="autofit"/>
+        <w:tblLook w:firstColumn="1" w:firstRow="1" w:lastColumn="0" w:lastRow="0" w:noHBand="0" w:noVBand="1" w:val="04A0"/>
+      </w:tblPr>
+      <w:tblGrid>
+        <w:gridCol w:w="2051"/>
+        <w:gridCol w:w="2051"/>
+        <w:gridCol w:w="2051"/>
+        <w:gridCol w:w="2051"/>
+        <w:gridCol w:w="2051"/>
+      </w:tblGrid>
+      <w:tr>
+        <w:tc>
+          <w:tcPr>
+            <w:tcW w:type="dxa" w:w="2051"/>
+            <w:vAlign w:val="center"/>
+            <w:tcMar>
+              <w:top w:w="80" w:type="dxa"/>
+              <w:start w:w="100" w:type="dxa"/>
+              <w:bottom w:w="80" w:type="dxa"/>
+              <w:end w:w="100" w:type="dxa"/>
+            </w:tcMar>
+          </w:tcPr>
+          <w:p>
+            <w:pPr>
+              <w:keepNext w:val="0"/>
+              <w:spacing w:after="0" w:line="240" w:lineRule="auto"/>
+              <w:jc w:val="left"/>
+            </w:pPr>
+            <w:r>
+              <w:rPr>
+                <w:rFonts w:ascii="Times New Roman" w:hAnsi="Times New Roman" w:eastAsia="Times New Roman"/>
+                <w:sz w:val="28"/>
+              </w:rPr>
+              <w:t>A</w:t>
+            </w:r>
+          </w:p>
+        </w:tc>
+        <w:tc>
+          <w:tcPr>
+            <w:tcW w:type="dxa" w:w="2051"/>
+            <w:vAlign w:val="center"/>
+            <w:tcMar>
+              <w:top w:w="80" w:type="dxa"/>
+              <w:start w:w="100" w:type="dxa"/>
+              <w:bottom w:w="80" w:type="dxa"/>
+              <w:end w:w="100" w:type="dxa"/>
+            </w:tcMar>
+          </w:tcPr>
+          <w:p>
+            <w:pPr>
+              <w:keepNext w:val="0"/>
+              <w:spacing w:after="0" w:line="240" w:lineRule="auto"/>
+              <w:jc w:val="left"/>
+            </w:pPr>
+            <w:r>
+              <w:rPr>
+                <w:rFonts w:ascii="Times New Roman" w:hAnsi="Times New Roman" w:eastAsia="Times New Roman"/>
+                <w:sz w:val="28"/>
+              </w:rPr>
+              <w:t>Б</w:t>
+            </w:r>
+          </w:p>
+        </w:tc>
+        <w:tc>
+          <w:tcPr>
+            <w:tcW w:type="dxa" w:w="2051"/>
+            <w:vAlign w:val="center"/>
+            <w:tcMar>
+              <w:top w:w="80" w:type="dxa"/>
+              <w:start w:w="100" w:type="dxa"/>
+              <w:bottom w:w="80" w:type="dxa"/>
+              <w:end w:w="100" w:type="dxa"/>
+            </w:tcMar>
+          </w:tcPr>
+          <w:p>
+            <w:pPr>
+              <w:keepNext w:val="0"/>
+              <w:spacing w:after="0" w:line="240" w:lineRule="auto"/>
+              <w:jc w:val="left"/>
+            </w:pPr>
+            <w:r>
+              <w:rPr>
+                <w:rFonts w:ascii="Times New Roman" w:hAnsi="Times New Roman" w:eastAsia="Times New Roman"/>
+                <w:sz w:val="28"/>
+              </w:rPr>
+              <w:t>В</w:t>
+            </w:r>
+          </w:p>
+        </w:tc>
+        <w:tc>
+          <w:tcPr>
+            <w:tcW w:type="dxa" w:w="2051"/>
+            <w:vAlign w:val="center"/>
+            <w:tcMar>
+              <w:top w:w="80" w:type="dxa"/>
+              <w:start w:w="100" w:type="dxa"/>
+              <w:bottom w:w="80" w:type="dxa"/>
+              <w:end w:w="100" w:type="dxa"/>
+            </w:tcMar>
+          </w:tcPr>
+          <w:p>
+            <w:pPr>
+              <w:keepNext w:val="0"/>
+              <w:spacing w:after="0" w:line="240" w:lineRule="auto"/>
+              <w:jc w:val="left"/>
+            </w:pPr>
+            <w:r>
+              <w:rPr>
+                <w:rFonts w:ascii="Times New Roman" w:hAnsi="Times New Roman" w:eastAsia="Times New Roman"/>
+                <w:sz w:val="28"/>
+              </w:rPr>
+              <w:t>Г</w:t>
+            </w:r>
+          </w:p>
+        </w:tc>
+        <w:tc>
+          <w:tcPr>
+            <w:tcW w:type="dxa" w:w="2051"/>
+            <w:vAlign w:val="center"/>
+            <w:tcMar>
+              <w:top w:w="80" w:type="dxa"/>
+              <w:start w:w="100" w:type="dxa"/>
+              <w:bottom w:w="80" w:type="dxa"/>
+              <w:end w:w="100" w:type="dxa"/>
+            </w:tcMar>
+          </w:tcPr>
+          <w:p>
+            <w:pPr>
+              <w:keepNext w:val="0"/>
+              <w:spacing w:after="0" w:line="240" w:lineRule="auto"/>
+              <w:jc w:val="left"/>
+            </w:pPr>
+            <w:r>
+              <w:rPr>
+                <w:rFonts w:ascii="Times New Roman" w:hAnsi="Times New Roman" w:eastAsia="Times New Roman"/>
+                <w:sz w:val="28"/>
+              </w:rPr>
+              <w:t>Д</w:t>
+            </w:r>
+          </w:p>
+        </w:tc>
+      </w:tr>
+      <w:tr>
+        <w:tc>
+          <w:tcPr>
+            <w:tcW w:type="dxa" w:w="2051"/>
+            <w:vAlign w:val="center"/>
+            <w:tcMar>
+              <w:top w:w="80" w:type="dxa"/>
+              <w:start w:w="100" w:type="dxa"/>
+              <w:bottom w:w="80" w:type="dxa"/>
+              <w:end w:w="100" w:type="dxa"/>
+            </w:tcMar>
+          </w:tcPr>
+          <w:p>
+            <w:pPr>
+              <w:keepNext w:val="0"/>
+              <w:spacing w:after="0" w:line="240" w:lineRule="auto"/>
+              <w:jc w:val="left"/>
+            </w:pPr>
+            <w:r>
+              <w:rPr>
+                <w:rFonts w:ascii="Times New Roman" w:hAnsi="Times New Roman" w:eastAsia="Times New Roman"/>
+                <w:sz w:val="28"/>
+              </w:rPr>
+            </w:r>
+          </w:p>
+        </w:tc>
+        <w:tc>
+          <w:tcPr>
+            <w:tcW w:type="dxa" w:w="2051"/>
+            <w:vAlign w:val="center"/>
+            <w:tcMar>
+              <w:top w:w="80" w:type="dxa"/>
+              <w:start w:w="100" w:type="dxa"/>
+              <w:bottom w:w="80" w:type="dxa"/>
+              <w:end w:w="100" w:type="dxa"/>
+            </w:tcMar>
+          </w:tcPr>
+          <w:p>
+            <w:pPr>
+              <w:keepNext w:val="0"/>
+              <w:spacing w:after="0" w:line="240" w:lineRule="auto"/>
+              <w:jc w:val="left"/>
+            </w:pPr>
+            <w:r>
+              <w:rPr>
+                <w:rFonts w:ascii="Times New Roman" w:hAnsi="Times New Roman" w:eastAsia="Times New Roman"/>
+                <w:sz w:val="28"/>
+              </w:rPr>
+            </w:r>
+          </w:p>
+        </w:tc>
+        <w:tc>
+          <w:tcPr>
+            <w:tcW w:type="dxa" w:w="2051"/>
+            <w:vAlign w:val="center"/>
+            <w:tcMar>
+              <w:top w:w="80" w:type="dxa"/>
+              <w:start w:w="100" w:type="dxa"/>
+              <w:bottom w:w="80" w:type="dxa"/>
+              <w:end w:w="100" w:type="dxa"/>
+            </w:tcMar>
+          </w:tcPr>
+          <w:p>
+            <w:pPr>
+              <w:keepNext w:val="0"/>
+              <w:spacing w:after="0" w:line="240" w:lineRule="auto"/>
+              <w:jc w:val="left"/>
+            </w:pPr>
+            <w:r>
+              <w:rPr>
+                <w:rFonts w:ascii="Times New Roman" w:hAnsi="Times New Roman" w:eastAsia="Times New Roman"/>
+                <w:sz w:val="28"/>
+              </w:rPr>
+            </w:r>
+          </w:p>
+        </w:tc>
+        <w:tc>
+          <w:tcPr>
+            <w:tcW w:type="dxa" w:w="2051"/>
+            <w:vAlign w:val="center"/>
+            <w:tcMar>
+              <w:top w:w="80" w:type="dxa"/>
+              <w:start w:w="100" w:type="dxa"/>
+              <w:bottom w:w="80" w:type="dxa"/>
+              <w:end w:w="100" w:type="dxa"/>
+            </w:tcMar>
+          </w:tcPr>
+          <w:p>
+            <w:pPr>
+              <w:keepNext w:val="0"/>
+              <w:spacing w:after="0" w:line="240" w:lineRule="auto"/>
+              <w:jc w:val="left"/>
+            </w:pPr>
+            <w:r>
+              <w:rPr>
+                <w:rFonts w:ascii="Times New Roman" w:hAnsi="Times New Roman" w:eastAsia="Times New Roman"/>
+                <w:sz w:val="28"/>
+              </w:rPr>
+            </w:r>
+          </w:p>
+        </w:tc>
+        <w:tc>
+          <w:tcPr>
+            <w:tcW w:type="dxa" w:w="2051"/>
+            <w:vAlign w:val="center"/>
+            <w:tcMar>
+              <w:top w:w="80" w:type="dxa"/>
+              <w:start w:w="100" w:type="dxa"/>
+              <w:bottom w:w="80" w:type="dxa"/>
+              <w:end w:w="100" w:type="dxa"/>
+            </w:tcMar>
+          </w:tcPr>
+          <w:p>
+            <w:pPr>
+              <w:keepNext w:val="0"/>
+              <w:spacing w:after="0" w:line="240" w:lineRule="auto"/>
+              <w:jc w:val="left"/>
+            </w:pPr>
+            <w:r>
+              <w:rPr>
+                <w:rFonts w:ascii="Times New Roman" w:hAnsi="Times New Roman" w:eastAsia="Times New Roman"/>
+                <w:sz w:val="28"/>
+              </w:rPr>
+            </w:r>
+          </w:p>
+        </w:tc>
+      </w:tr>
+    </w:tbl>
+    <w:p/>
+    <w:p>
+      <w:pPr>
+        <w:keepNext w:val="0"/>
+        <w:spacing w:after="60" w:line="240" w:lineRule="auto"/>
+        <w:jc w:val="both"/>
+      </w:pPr>
+      <w:r>
+        <w:rPr>
+          <w:rFonts w:ascii="Times New Roman" w:hAnsi="Times New Roman" w:eastAsia="Times New Roman"/>
+          <w:b w:val="0"/>
+          <w:i w:val="0"/>
+          <w:sz w:val="28"/>
+        </w:rPr>
+        <w:t>Ответ:</w:t>
+      </w:r>
+    </w:p>
+    <w:p>
+      <w:pPr>
+        <w:keepNext w:val="0"/>
+        <w:spacing w:after="60" w:line="240" w:lineRule="auto"/>
+        <w:jc w:val="both"/>
+      </w:pPr>
+      <w:r>
+        <w:rPr>
+          <w:rFonts w:ascii="Times New Roman" w:hAnsi="Times New Roman" w:eastAsia="Times New Roman"/>
+          <w:b/>
+          <w:sz w:val="28"/>
+        </w:rPr>
+        <w:t xml:space="preserve">№14 </w:t>
+      </w:r>
+      <w:r>
+        <w:rPr>
+          <w:rFonts w:ascii="Times New Roman" w:hAnsi="Times New Roman" w:eastAsia="Times New Roman"/>
+          <w:b w:val="0"/>
+          <w:i w:val="0"/>
+          <w:sz w:val="28"/>
+        </w:rPr>
+        <w:t>Выберите верные суждения о правоохранительных органах РФ и запишите цифры, под которыми они указаны.</w:t>
+      </w:r>
+    </w:p>
+    <w:p>
+      <w:pPr>
+        <w:keepNext w:val="0"/>
+        <w:spacing w:after="60" w:line="240" w:lineRule="auto"/>
+        <w:jc w:val="both"/>
+      </w:pPr>
+      <w:r>
+        <w:rPr>
+          <w:rFonts w:ascii="Times New Roman" w:hAnsi="Times New Roman" w:eastAsia="Times New Roman"/>
+          <w:b w:val="0"/>
+          <w:i w:val="0"/>
+          <w:sz w:val="28"/>
+        </w:rPr>
+        <w:t>1) Правоохранительные органы принимают участие в создании системы налогообложения.</w:t>
+      </w:r>
+    </w:p>
+    <w:p>
+      <w:pPr>
+        <w:keepNext w:val="0"/>
+        <w:spacing w:after="60" w:line="240" w:lineRule="auto"/>
+        <w:jc w:val="both"/>
+      </w:pPr>
+      <w:r>
+        <w:rPr>
+          <w:rFonts w:ascii="Times New Roman" w:hAnsi="Times New Roman" w:eastAsia="Times New Roman"/>
+          <w:b w:val="0"/>
+          <w:i w:val="0"/>
+          <w:sz w:val="28"/>
+        </w:rPr>
+        <w:t>2) Одна из функций правоохранительных органов — укрепление законности и правопорядка.</w:t>
+      </w:r>
+    </w:p>
+    <w:p>
+      <w:pPr>
+        <w:keepNext w:val="0"/>
+        <w:spacing w:after="60" w:line="240" w:lineRule="auto"/>
+        <w:jc w:val="both"/>
+      </w:pPr>
+      <w:r>
+        <w:rPr>
+          <w:rFonts w:ascii="Times New Roman" w:hAnsi="Times New Roman" w:eastAsia="Times New Roman"/>
+          <w:b w:val="0"/>
+          <w:i w:val="0"/>
+          <w:sz w:val="28"/>
+        </w:rPr>
+        <w:t>3) В ходе судебного производства по уголовному делу прокурор поддерживает государственное обвинение, обеспечивая его законность и обоснованность.</w:t>
+      </w:r>
+    </w:p>
+    <w:p>
+      <w:pPr>
+        <w:keepNext w:val="0"/>
+        <w:spacing w:after="60" w:line="240" w:lineRule="auto"/>
+        <w:jc w:val="both"/>
+      </w:pPr>
+      <w:r>
+        <w:rPr>
+          <w:rFonts w:ascii="Times New Roman" w:hAnsi="Times New Roman" w:eastAsia="Times New Roman"/>
+          <w:b w:val="0"/>
+          <w:i w:val="0"/>
+          <w:sz w:val="28"/>
+        </w:rPr>
+        <w:t>4) Прокуратура как правоохранительный орган осуществляет надзор за исполнением закона.</w:t>
+      </w:r>
+    </w:p>
+    <w:p>
+      <w:pPr>
+        <w:keepNext w:val="0"/>
+        <w:spacing w:after="60" w:line="240" w:lineRule="auto"/>
+        <w:jc w:val="both"/>
+      </w:pPr>
+      <w:r>
+        <w:rPr>
+          <w:rFonts w:ascii="Times New Roman" w:hAnsi="Times New Roman" w:eastAsia="Times New Roman"/>
+          <w:b w:val="0"/>
+          <w:i w:val="0"/>
+          <w:sz w:val="28"/>
+        </w:rPr>
+        <w:t>5) Правоохранительные органы Российской Федерации выполняют свою задачу посредством применения соответствующих мер согласно закону с соблюдением предусмотренных нормами права процедур.</w:t>
+      </w:r>
+    </w:p>
+    <w:p>
+      <w:pPr>
+        <w:keepNext w:val="0"/>
+        <w:spacing w:after="60" w:line="240" w:lineRule="auto"/>
+        <w:jc w:val="both"/>
+      </w:pPr>
+      <w:r>
+        <w:rPr>
+          <w:rFonts w:ascii="Times New Roman" w:hAnsi="Times New Roman" w:eastAsia="Times New Roman"/>
+          <w:b w:val="0"/>
+          <w:i w:val="0"/>
+          <w:sz w:val="28"/>
+        </w:rPr>
+        <w:t>Ответ:</w:t>
+      </w:r>
+    </w:p>
+    <w:p>
+      <w:pPr>
+        <w:keepNext w:val="0"/>
+        <w:spacing w:after="60" w:line="240" w:lineRule="auto"/>
+        <w:jc w:val="both"/>
+      </w:pPr>
+      <w:r>
+        <w:rPr>
+          <w:rFonts w:ascii="Times New Roman" w:hAnsi="Times New Roman" w:eastAsia="Times New Roman"/>
+          <w:b/>
+          <w:sz w:val="28"/>
+        </w:rPr>
+        <w:t xml:space="preserve">№15 </w:t>
+      </w:r>
+      <w:r>
+        <w:rPr>
+          <w:rFonts w:ascii="Times New Roman" w:hAnsi="Times New Roman" w:eastAsia="Times New Roman"/>
+          <w:b w:val="0"/>
+          <w:i w:val="0"/>
+          <w:sz w:val="28"/>
+        </w:rPr>
+        <w:t>Установите соответствие между категориями граждан и условиями освобождения / отсрочки от призыва на военную службу: к каждой позиции, данной в первом столбце, подберите соответствующую позицию из второго столбца.</w:t>
+      </w:r>
+    </w:p>
+    <w:tbl>
+      <w:tblPr>
+        <w:tblStyle w:val="TableGrid"/>
+        <w:tblW w:type="auto" w:w="0"/>
+        <w:tblLayout w:type="autofit"/>
+        <w:tblLook w:firstColumn="1" w:firstRow="1" w:lastColumn="0" w:lastRow="0" w:noHBand="0" w:noVBand="1" w:val="04A0"/>
+      </w:tblPr>
+      <w:tblGrid>
+        <w:gridCol w:w="5128"/>
+        <w:gridCol w:w="5128"/>
+      </w:tblGrid>
+      <w:tr>
+        <w:tc>
+          <w:tcPr>
+            <w:tcW w:type="dxa" w:w="5128"/>
+            <w:vAlign w:val="center"/>
+            <w:tcMar>
+              <w:top w:w="80" w:type="dxa"/>
+              <w:start w:w="100" w:type="dxa"/>
+              <w:bottom w:w="80" w:type="dxa"/>
+              <w:end w:w="100" w:type="dxa"/>
+            </w:tcMar>
+          </w:tcPr>
+          <w:p>
+            <w:pPr>
+              <w:keepNext w:val="0"/>
+              <w:spacing w:after="0" w:line="240" w:lineRule="auto"/>
+              <w:jc w:val="left"/>
+            </w:pPr>
+            <w:r>
+              <w:rPr>
+                <w:rFonts w:ascii="Times New Roman" w:hAnsi="Times New Roman" w:eastAsia="Times New Roman"/>
+                <w:sz w:val="28"/>
+              </w:rPr>
+              <w:t>КАТЕГОРИИ ГРАЖДАН</w:t>
+            </w:r>
+          </w:p>
+        </w:tc>
+        <w:tc>
+          <w:tcPr>
+            <w:tcW w:type="dxa" w:w="5128"/>
+            <w:vAlign w:val="center"/>
+            <w:tcMar>
+              <w:top w:w="80" w:type="dxa"/>
+              <w:start w:w="100" w:type="dxa"/>
+              <w:bottom w:w="80" w:type="dxa"/>
+              <w:end w:w="100" w:type="dxa"/>
+            </w:tcMar>
+          </w:tcPr>
+          <w:p>
+            <w:pPr>
+              <w:keepNext w:val="0"/>
+              <w:spacing w:after="0" w:line="240" w:lineRule="auto"/>
+              <w:jc w:val="left"/>
+            </w:pPr>
+            <w:r>
+              <w:rPr>
+                <w:rFonts w:ascii="Times New Roman" w:hAnsi="Times New Roman" w:eastAsia="Times New Roman"/>
+                <w:sz w:val="28"/>
+              </w:rPr>
+              <w:t>ОБСТОЯТЕЛЬСТВА</w:t>
+            </w:r>
+          </w:p>
+        </w:tc>
+      </w:tr>
+      <w:tr>
+        <w:tc>
+          <w:tcPr>
+            <w:tcW w:type="dxa" w:w="5128"/>
+            <w:vAlign w:val="center"/>
+            <w:tcMar>
+              <w:top w:w="80" w:type="dxa"/>
+              <w:start w:w="100" w:type="dxa"/>
+              <w:bottom w:w="80" w:type="dxa"/>
+              <w:end w:w="100" w:type="dxa"/>
+            </w:tcMar>
+          </w:tcPr>
+          <w:p>
+            <w:pPr>
+              <w:keepNext w:val="0"/>
+              <w:spacing w:after="0" w:line="240" w:lineRule="auto"/>
+              <w:jc w:val="left"/>
+            </w:pPr>
+            <w:r>
+              <w:rPr>
+                <w:rFonts w:ascii="Times New Roman" w:hAnsi="Times New Roman" w:eastAsia="Times New Roman"/>
+                <w:sz w:val="28"/>
+              </w:rPr>
+              <w:t>A) признанные ограниченно годными к военной службе по состоянию здоровьяБ) имеющие ребёнка и воспитывающие его без матери ребёнкаB) проходящие или прошедшие альтернативную гражданскую службуГ) успешно прошедшие государственную итоговую аттестацию по образовательной программе среднего общего образования, — на период до 1 октября года прохождения указанной аттестацииД) имеющие предусмотренную государственной системой научной аттестации учёную степень</w:t>
+            </w:r>
+          </w:p>
+        </w:tc>
+        <w:tc>
+          <w:tcPr>
+            <w:tcW w:type="dxa" w:w="5128"/>
+            <w:vAlign w:val="center"/>
+            <w:tcMar>
+              <w:top w:w="80" w:type="dxa"/>
+              <w:start w:w="100" w:type="dxa"/>
+              <w:bottom w:w="80" w:type="dxa"/>
+              <w:end w:w="100" w:type="dxa"/>
+            </w:tcMar>
+          </w:tcPr>
+          <w:p>
+            <w:pPr>
+              <w:keepNext w:val="0"/>
+              <w:spacing w:after="0" w:line="240" w:lineRule="auto"/>
+              <w:jc w:val="left"/>
+            </w:pPr>
+            <w:r>
+              <w:rPr>
+                <w:rFonts w:ascii="Times New Roman" w:hAnsi="Times New Roman" w:eastAsia="Times New Roman"/>
+                <w:sz w:val="28"/>
+              </w:rPr>
+              <w:t>1) освобождения от призыва на военную службу2) отсрочки от призыва на военную службу</w:t>
+            </w:r>
+          </w:p>
+        </w:tc>
+      </w:tr>
+    </w:tbl>
+    <w:p/>
+    <w:p>
+      <w:pPr>
+        <w:keepNext w:val="0"/>
+        <w:spacing w:after="60" w:line="240" w:lineRule="auto"/>
+        <w:jc w:val="both"/>
+      </w:pPr>
+      <w:r>
+        <w:rPr>
+          <w:rFonts w:ascii="Times New Roman" w:hAnsi="Times New Roman" w:eastAsia="Times New Roman"/>
+          <w:b w:val="0"/>
+          <w:i w:val="0"/>
           <w:sz w:val="28"/>
         </w:rPr>
         <w:t>Запишите в ответ цифры, расположив их в порядке, соответствующем буквам:</w:t>
@@ -2248,16 +3041,23 @@
         <w:tc>
           <w:tcPr>
             <w:tcW w:type="dxa" w:w="2051"/>
+            <w:vAlign w:val="center"/>
+            <w:tcMar>
+              <w:top w:w="80" w:type="dxa"/>
+              <w:start w:w="100" w:type="dxa"/>
+              <w:bottom w:w="80" w:type="dxa"/>
+              <w:end w:w="100" w:type="dxa"/>
+            </w:tcMar>
           </w:tcPr>
           <w:p>
             <w:pPr>
+              <w:keepNext w:val="0"/>
               <w:spacing w:after="0" w:line="240" w:lineRule="auto"/>
+              <w:jc w:val="left"/>
             </w:pPr>
             <w:r>
               <w:rPr>
                 <w:rFonts w:ascii="Times New Roman" w:hAnsi="Times New Roman" w:eastAsia="Times New Roman"/>
-                <w:b/>
-                <w:color w:val="181A1F"/>
                 <w:sz w:val="28"/>
               </w:rPr>
               <w:t>A</w:t>
@@ -2267,16 +3067,23 @@
         <w:tc>
           <w:tcPr>
             <w:tcW w:type="dxa" w:w="2051"/>
+            <w:vAlign w:val="center"/>
+            <w:tcMar>
+              <w:top w:w="80" w:type="dxa"/>
+              <w:start w:w="100" w:type="dxa"/>
+              <w:bottom w:w="80" w:type="dxa"/>
+              <w:end w:w="100" w:type="dxa"/>
+            </w:tcMar>
           </w:tcPr>
           <w:p>
             <w:pPr>
+              <w:keepNext w:val="0"/>
               <w:spacing w:after="0" w:line="240" w:lineRule="auto"/>
+              <w:jc w:val="left"/>
             </w:pPr>
             <w:r>
               <w:rPr>
                 <w:rFonts w:ascii="Times New Roman" w:hAnsi="Times New Roman" w:eastAsia="Times New Roman"/>
-                <w:b/>
-                <w:color w:val="181A1F"/>
                 <w:sz w:val="28"/>
               </w:rPr>
               <w:t>Б</w:t>
@@ -2286,16 +3093,23 @@
         <w:tc>
           <w:tcPr>
             <w:tcW w:type="dxa" w:w="2051"/>
+            <w:vAlign w:val="center"/>
+            <w:tcMar>
+              <w:top w:w="80" w:type="dxa"/>
+              <w:start w:w="100" w:type="dxa"/>
+              <w:bottom w:w="80" w:type="dxa"/>
+              <w:end w:w="100" w:type="dxa"/>
+            </w:tcMar>
           </w:tcPr>
           <w:p>
             <w:pPr>
+              <w:keepNext w:val="0"/>
               <w:spacing w:after="0" w:line="240" w:lineRule="auto"/>
+              <w:jc w:val="left"/>
             </w:pPr>
             <w:r>
               <w:rPr>
                 <w:rFonts w:ascii="Times New Roman" w:hAnsi="Times New Roman" w:eastAsia="Times New Roman"/>
-                <w:b/>
-                <w:color w:val="181A1F"/>
                 <w:sz w:val="28"/>
               </w:rPr>
               <w:t>В</w:t>
@@ -2305,16 +3119,23 @@
         <w:tc>
           <w:tcPr>
             <w:tcW w:type="dxa" w:w="2051"/>
+            <w:vAlign w:val="center"/>
+            <w:tcMar>
+              <w:top w:w="80" w:type="dxa"/>
+              <w:start w:w="100" w:type="dxa"/>
+              <w:bottom w:w="80" w:type="dxa"/>
+              <w:end w:w="100" w:type="dxa"/>
+            </w:tcMar>
           </w:tcPr>
           <w:p>
             <w:pPr>
+              <w:keepNext w:val="0"/>
               <w:spacing w:after="0" w:line="240" w:lineRule="auto"/>
+              <w:jc w:val="left"/>
             </w:pPr>
             <w:r>
               <w:rPr>
                 <w:rFonts w:ascii="Times New Roman" w:hAnsi="Times New Roman" w:eastAsia="Times New Roman"/>
-                <w:b/>
-                <w:color w:val="181A1F"/>
                 <w:sz w:val="28"/>
               </w:rPr>
               <w:t>Г</w:t>
@@ -2324,16 +3145,23 @@
         <w:tc>
           <w:tcPr>
             <w:tcW w:type="dxa" w:w="2051"/>
+            <w:vAlign w:val="center"/>
+            <w:tcMar>
+              <w:top w:w="80" w:type="dxa"/>
+              <w:start w:w="100" w:type="dxa"/>
+              <w:bottom w:w="80" w:type="dxa"/>
+              <w:end w:w="100" w:type="dxa"/>
+            </w:tcMar>
           </w:tcPr>
           <w:p>
             <w:pPr>
+              <w:keepNext w:val="0"/>
               <w:spacing w:after="0" w:line="240" w:lineRule="auto"/>
+              <w:jc w:val="left"/>
             </w:pPr>
             <w:r>
               <w:rPr>
                 <w:rFonts w:ascii="Times New Roman" w:hAnsi="Times New Roman" w:eastAsia="Times New Roman"/>
-                <w:b/>
-                <w:color w:val="181A1F"/>
                 <w:sz w:val="28"/>
               </w:rPr>
               <w:t>Д</w:t>
@@ -2345,15 +3173,23 @@
         <w:tc>
           <w:tcPr>
             <w:tcW w:type="dxa" w:w="2051"/>
+            <w:vAlign w:val="center"/>
+            <w:tcMar>
+              <w:top w:w="80" w:type="dxa"/>
+              <w:start w:w="100" w:type="dxa"/>
+              <w:bottom w:w="80" w:type="dxa"/>
+              <w:end w:w="100" w:type="dxa"/>
+            </w:tcMar>
           </w:tcPr>
           <w:p>
             <w:pPr>
+              <w:keepNext w:val="0"/>
               <w:spacing w:after="0" w:line="240" w:lineRule="auto"/>
+              <w:jc w:val="left"/>
             </w:pPr>
             <w:r>
               <w:rPr>
                 <w:rFonts w:ascii="Times New Roman" w:hAnsi="Times New Roman" w:eastAsia="Times New Roman"/>
-                <w:color w:val="181A1F"/>
                 <w:sz w:val="28"/>
               </w:rPr>
             </w:r>
@@ -2362,15 +3198,23 @@
         <w:tc>
           <w:tcPr>
             <w:tcW w:type="dxa" w:w="2051"/>
+            <w:vAlign w:val="center"/>
+            <w:tcMar>
+              <w:top w:w="80" w:type="dxa"/>
+              <w:start w:w="100" w:type="dxa"/>
+              <w:bottom w:w="80" w:type="dxa"/>
+              <w:end w:w="100" w:type="dxa"/>
+            </w:tcMar>
           </w:tcPr>
           <w:p>
             <w:pPr>
+              <w:keepNext w:val="0"/>
               <w:spacing w:after="0" w:line="240" w:lineRule="auto"/>
+              <w:jc w:val="left"/>
             </w:pPr>
             <w:r>
               <w:rPr>
                 <w:rFonts w:ascii="Times New Roman" w:hAnsi="Times New Roman" w:eastAsia="Times New Roman"/>
-                <w:color w:val="181A1F"/>
                 <w:sz w:val="28"/>
               </w:rPr>
             </w:r>
@@ -2379,15 +3223,23 @@
         <w:tc>
           <w:tcPr>
             <w:tcW w:type="dxa" w:w="2051"/>
+            <w:vAlign w:val="center"/>
+            <w:tcMar>
+              <w:top w:w="80" w:type="dxa"/>
+              <w:start w:w="100" w:type="dxa"/>
+              <w:bottom w:w="80" w:type="dxa"/>
+              <w:end w:w="100" w:type="dxa"/>
+            </w:tcMar>
           </w:tcPr>
           <w:p>
             <w:pPr>
+              <w:keepNext w:val="0"/>
               <w:spacing w:after="0" w:line="240" w:lineRule="auto"/>
+              <w:jc w:val="left"/>
             </w:pPr>
             <w:r>
               <w:rPr>
                 <w:rFonts w:ascii="Times New Roman" w:hAnsi="Times New Roman" w:eastAsia="Times New Roman"/>
-                <w:color w:val="181A1F"/>
                 <w:sz w:val="28"/>
               </w:rPr>
             </w:r>
@@ -2396,15 +3248,23 @@
         <w:tc>
           <w:tcPr>
             <w:tcW w:type="dxa" w:w="2051"/>
+            <w:vAlign w:val="center"/>
+            <w:tcMar>
+              <w:top w:w="80" w:type="dxa"/>
+              <w:start w:w="100" w:type="dxa"/>
+              <w:bottom w:w="80" w:type="dxa"/>
+              <w:end w:w="100" w:type="dxa"/>
+            </w:tcMar>
           </w:tcPr>
           <w:p>
             <w:pPr>
+              <w:keepNext w:val="0"/>
               <w:spacing w:after="0" w:line="240" w:lineRule="auto"/>
+              <w:jc w:val="left"/>
             </w:pPr>
             <w:r>
               <w:rPr>
                 <w:rFonts w:ascii="Times New Roman" w:hAnsi="Times New Roman" w:eastAsia="Times New Roman"/>
-                <w:color w:val="181A1F"/>
                 <w:sz w:val="28"/>
               </w:rPr>
             </w:r>
@@ -2413,15 +3273,23 @@
         <w:tc>
           <w:tcPr>
             <w:tcW w:type="dxa" w:w="2051"/>
+            <w:vAlign w:val="center"/>
+            <w:tcMar>
+              <w:top w:w="80" w:type="dxa"/>
+              <w:start w:w="100" w:type="dxa"/>
+              <w:bottom w:w="80" w:type="dxa"/>
+              <w:end w:w="100" w:type="dxa"/>
+            </w:tcMar>
           </w:tcPr>
           <w:p>
             <w:pPr>
+              <w:keepNext w:val="0"/>
               <w:spacing w:after="0" w:line="240" w:lineRule="auto"/>
+              <w:jc w:val="left"/>
             </w:pPr>
             <w:r>
               <w:rPr>
                 <w:rFonts w:ascii="Times New Roman" w:hAnsi="Times New Roman" w:eastAsia="Times New Roman"/>
-                <w:color w:val="181A1F"/>
                 <w:sz w:val="28"/>
               </w:rPr>
             </w:r>
@@ -2429,699 +3297,351 @@
         </w:tc>
       </w:tr>
     </w:tbl>
+    <w:p/>
     <w:p>
       <w:pPr>
-        <w:keepNext/>
-        <w:widowControl/>
-        <w:spacing w:line="240" w:lineRule="auto" w:after="0" w:before="120"/>
-      </w:pPr>
-      <w:r>
-        <w:rPr>
-          <w:rFonts w:ascii="Times New Roman" w:hAnsi="Times New Roman" w:eastAsia="Times New Roman"/>
-          <w:b/>
-          <w:color w:val="181A1F"/>
-          <w:sz w:val="28"/>
-        </w:rPr>
-        <w:t>14.</w:t>
-      </w:r>
-    </w:p>
-    <w:p>
-      <w:pPr>
-        <w:widowControl/>
-        <w:spacing w:line="240" w:lineRule="auto" w:after="0"/>
+        <w:keepNext w:val="0"/>
+        <w:spacing w:after="60" w:line="240" w:lineRule="auto"/>
+        <w:jc w:val="both"/>
       </w:pPr>
       <w:r>
         <w:rPr>
           <w:rFonts w:ascii="Times New Roman" w:hAnsi="Times New Roman" w:eastAsia="Times New Roman"/>
           <w:b w:val="0"/>
           <w:i w:val="0"/>
-          <w:color w:val="181A1F"/>
           <w:sz w:val="28"/>
         </w:rPr>
-        <w:t>Ольга и Василий решили заключить брачный договор. Какие отношения супругов (согласно семейному законодательству Российской Федерации) могут быть объектом регулирования в брачном договоре? Запишите цифры, под которыми они указаны.</w:t>
+        <w:t>Ответ:</w:t>
       </w:r>
     </w:p>
     <w:p>
       <w:pPr>
-        <w:widowControl/>
-        <w:spacing w:line="240" w:lineRule="auto" w:after="0"/>
-      </w:pPr>
+        <w:keepNext w:val="0"/>
+        <w:spacing w:after="60" w:line="240" w:lineRule="auto"/>
+        <w:jc w:val="both"/>
+      </w:pPr>
+      <w:r>
+        <w:rPr>
+          <w:rFonts w:ascii="Times New Roman" w:hAnsi="Times New Roman" w:eastAsia="Times New Roman"/>
+          <w:b/>
+          <w:sz w:val="28"/>
+        </w:rPr>
+        <w:t xml:space="preserve">№16 </w:t>
+      </w:r>
       <w:r>
         <w:rPr>
           <w:rFonts w:ascii="Times New Roman" w:hAnsi="Times New Roman" w:eastAsia="Times New Roman"/>
           <w:b w:val="0"/>
           <w:i w:val="0"/>
-          <w:color w:val="181A1F"/>
           <w:sz w:val="28"/>
         </w:rPr>
-        <w:t xml:space="preserve">1) распределение домашних обязанностей </w:t>
+        <w:t>Найдите в приведённом списке юридические основания расторжения трудового договора в РФ по обстоятельствам, не зависящим от воли сторон, и запишите цифры, под которыми они указаны.</w:t>
       </w:r>
     </w:p>
     <w:p>
       <w:pPr>
-        <w:widowControl/>
-        <w:spacing w:line="240" w:lineRule="auto" w:after="0"/>
+        <w:keepNext w:val="0"/>
+        <w:spacing w:after="60" w:line="240" w:lineRule="auto"/>
+        <w:jc w:val="both"/>
       </w:pPr>
       <w:r>
         <w:rPr>
           <w:rFonts w:ascii="Times New Roman" w:hAnsi="Times New Roman" w:eastAsia="Times New Roman"/>
           <w:b w:val="0"/>
           <w:i w:val="0"/>
-          <w:color w:val="181A1F"/>
           <w:sz w:val="28"/>
         </w:rPr>
-        <w:t xml:space="preserve">2) способы участия в доходах друг друга </w:t>
+        <w:t>1) Трудовой договор с Петром был расторгнут после того, как он появился на своём рабочем месте в состоянии алкогольного опьянения.</w:t>
       </w:r>
     </w:p>
     <w:p>
       <w:pPr>
-        <w:widowControl/>
-        <w:spacing w:line="240" w:lineRule="auto" w:after="0"/>
+        <w:keepNext w:val="0"/>
+        <w:spacing w:after="60" w:line="240" w:lineRule="auto"/>
+        <w:jc w:val="both"/>
       </w:pPr>
       <w:r>
         <w:rPr>
           <w:rFonts w:ascii="Times New Roman" w:hAnsi="Times New Roman" w:eastAsia="Times New Roman"/>
           <w:b w:val="0"/>
           <w:i w:val="0"/>
-          <w:color w:val="181A1F"/>
           <w:sz w:val="28"/>
         </w:rPr>
-        <w:t xml:space="preserve">3) порядок несения каждым супругом семейных расходов </w:t>
+        <w:t>2) Профессор кафедры не был переизбран на свою должность.</w:t>
       </w:r>
     </w:p>
     <w:p>
       <w:pPr>
-        <w:widowControl/>
-        <w:spacing w:line="240" w:lineRule="auto" w:after="0"/>
+        <w:keepNext w:val="0"/>
+        <w:spacing w:after="60" w:line="240" w:lineRule="auto"/>
+        <w:jc w:val="both"/>
       </w:pPr>
       <w:r>
         <w:rPr>
           <w:rFonts w:ascii="Times New Roman" w:hAnsi="Times New Roman" w:eastAsia="Times New Roman"/>
           <w:b w:val="0"/>
           <w:i w:val="0"/>
-          <w:color w:val="181A1F"/>
           <w:sz w:val="28"/>
         </w:rPr>
-        <w:t xml:space="preserve">4) права и обязанности супругов в отношении детей </w:t>
+        <w:t>3) Стихийное бедствие разрушило прибрежную зону отдыха, что привело к закрытию отелей и увольнению сотрудников.</w:t>
       </w:r>
     </w:p>
     <w:p>
       <w:pPr>
-        <w:widowControl/>
-        <w:spacing w:line="240" w:lineRule="auto" w:after="0"/>
+        <w:keepNext w:val="0"/>
+        <w:spacing w:after="60" w:line="240" w:lineRule="auto"/>
+        <w:jc w:val="both"/>
       </w:pPr>
       <w:r>
         <w:rPr>
           <w:rFonts w:ascii="Times New Roman" w:hAnsi="Times New Roman" w:eastAsia="Times New Roman"/>
           <w:b w:val="0"/>
           <w:i w:val="0"/>
-          <w:color w:val="181A1F"/>
           <w:sz w:val="28"/>
         </w:rPr>
-        <w:t xml:space="preserve">5) права и обязанности по взаимному содержанию </w:t>
+        <w:t>4) Проведённая аттестация сотрудников фирмы показала, что уровень квалификации некоторых из них не соответствует требованиям работодателя.</w:t>
       </w:r>
     </w:p>
     <w:p>
       <w:pPr>
-        <w:widowControl/>
-        <w:spacing w:line="240" w:lineRule="auto" w:after="0"/>
+        <w:keepNext w:val="0"/>
+        <w:spacing w:after="60" w:line="240" w:lineRule="auto"/>
+        <w:jc w:val="both"/>
       </w:pPr>
       <w:r>
         <w:rPr>
           <w:rFonts w:ascii="Times New Roman" w:hAnsi="Times New Roman" w:eastAsia="Times New Roman"/>
           <w:b w:val="0"/>
           <w:i w:val="0"/>
-          <w:color w:val="181A1F"/>
           <w:sz w:val="28"/>
         </w:rPr>
-        <w:t>6) определение имущества, которое будет передано каждому из супругов в случае расторжения брака</w:t>
+        <w:t>5) Пианист симфонического оркестра А. Орлов сломал руку; медицинская комиссия установила, что больше он не сможет профессионально играть на рояле.</w:t>
       </w:r>
     </w:p>
     <w:p>
       <w:pPr>
-        <w:keepNext/>
-        <w:widowControl/>
-        <w:spacing w:line="240" w:lineRule="auto" w:after="0" w:before="120"/>
-      </w:pPr>
-      <w:r>
-        <w:rPr>
-          <w:rFonts w:ascii="Times New Roman" w:hAnsi="Times New Roman" w:eastAsia="Times New Roman"/>
-          <w:b/>
-          <w:color w:val="181A1F"/>
-          <w:sz w:val="28"/>
-        </w:rPr>
-        <w:t>15.</w:t>
-      </w:r>
-    </w:p>
-    <w:p>
-      <w:pPr>
-        <w:widowControl/>
-        <w:spacing w:line="240" w:lineRule="auto" w:after="0"/>
+        <w:keepNext w:val="0"/>
+        <w:spacing w:after="60" w:line="240" w:lineRule="auto"/>
+        <w:jc w:val="both"/>
       </w:pPr>
       <w:r>
         <w:rPr>
           <w:rFonts w:ascii="Times New Roman" w:hAnsi="Times New Roman" w:eastAsia="Times New Roman"/>
           <w:b w:val="0"/>
           <w:i w:val="0"/>
-          <w:color w:val="181A1F"/>
           <w:sz w:val="28"/>
         </w:rPr>
-        <w:t>Установите соответствие между примерами и видами субъектов гражданского права Российской Федерации: к каждой позиции, данной в первом столбце, подберите соответствующую позицию из второго столбца.</w:t>
+        <w:t>6) Менеджер Е. Соболева систематически не выполняла условий трудового договора.</w:t>
       </w:r>
     </w:p>
-    <w:tbl>
-      <w:tblPr>
-        <w:tblStyle w:val="TableGrid"/>
-        <w:tblW w:type="auto" w:w="0"/>
-        <w:tblLayout w:type="autofit"/>
-        <w:tblLook w:firstColumn="1" w:firstRow="1" w:lastColumn="0" w:lastRow="0" w:noHBand="0" w:noVBand="1" w:val="04A0"/>
-      </w:tblPr>
-      <w:tblGrid>
-        <w:gridCol w:w="5128"/>
-        <w:gridCol w:w="5128"/>
-      </w:tblGrid>
-      <w:tr>
-        <w:tc>
-          <w:tcPr>
-            <w:tcW w:type="dxa" w:w="5128"/>
-          </w:tcPr>
-          <w:p>
-            <w:pPr>
-              <w:spacing w:after="0" w:line="240" w:lineRule="auto"/>
-            </w:pPr>
-            <w:r>
-              <w:rPr>
-                <w:rFonts w:ascii="Times New Roman" w:hAnsi="Times New Roman" w:eastAsia="Times New Roman"/>
-                <w:b/>
-                <w:color w:val="181A1F"/>
-                <w:sz w:val="28"/>
-              </w:rPr>
-              <w:t>ПРИМЕРЫ</w:t>
-            </w:r>
-          </w:p>
-        </w:tc>
-        <w:tc>
-          <w:tcPr>
-            <w:tcW w:type="dxa" w:w="5128"/>
-          </w:tcPr>
-          <w:p>
-            <w:pPr>
-              <w:spacing w:after="0" w:line="240" w:lineRule="auto"/>
-            </w:pPr>
-            <w:r>
-              <w:rPr>
-                <w:rFonts w:ascii="Times New Roman" w:hAnsi="Times New Roman" w:eastAsia="Times New Roman"/>
-                <w:b/>
-                <w:color w:val="181A1F"/>
-                <w:sz w:val="28"/>
-              </w:rPr>
-              <w:t>ВИДЫ СУБЪЕКТОВ ГРАЖДАНСКОГО ПРАВА В РОССИЙСКОЙ ФЕДЕРАЦИИ</w:t>
-            </w:r>
-          </w:p>
-        </w:tc>
-      </w:tr>
-      <w:tr>
-        <w:tc>
-          <w:tcPr>
-            <w:tcW w:type="dxa" w:w="5128"/>
-          </w:tcPr>
-          <w:p>
-            <w:pPr>
-              <w:spacing w:after="0" w:line="240" w:lineRule="auto"/>
-            </w:pPr>
-            <w:r>
-              <w:rPr>
-                <w:rFonts w:ascii="Times New Roman" w:hAnsi="Times New Roman" w:eastAsia="Times New Roman"/>
-                <w:color w:val="181A1F"/>
-                <w:sz w:val="28"/>
-              </w:rPr>
-              <w:t xml:space="preserve">А) Московская область </w:t>
-              <w:br/>
-              <w:t xml:space="preserve">Б) публичное акционерное общество «ВТБ» </w:t>
-              <w:br/>
-              <w:t xml:space="preserve">В) Республика Дагестан </w:t>
-              <w:br/>
-              <w:t xml:space="preserve">Г) гражданин Российской Федерации Н.Н. Николаев </w:t>
-              <w:br/>
-              <w:t>Д) производственный кооператив «Элегия»</w:t>
-            </w:r>
-          </w:p>
-        </w:tc>
-        <w:tc>
-          <w:tcPr>
-            <w:tcW w:type="dxa" w:w="5128"/>
-          </w:tcPr>
-          <w:p>
-            <w:pPr>
-              <w:spacing w:after="0" w:line="240" w:lineRule="auto"/>
-            </w:pPr>
-            <w:r>
-              <w:rPr>
-                <w:rFonts w:ascii="Times New Roman" w:hAnsi="Times New Roman" w:eastAsia="Times New Roman"/>
-                <w:color w:val="181A1F"/>
-                <w:sz w:val="28"/>
-              </w:rPr>
-              <w:t xml:space="preserve">1) публично-правовые образования </w:t>
-              <w:br/>
-              <w:t xml:space="preserve">2) юридические лица </w:t>
-              <w:br/>
-              <w:t>3) физические лица</w:t>
-            </w:r>
-          </w:p>
-        </w:tc>
-      </w:tr>
-    </w:tbl>
     <w:p>
       <w:pPr>
-        <w:widowControl/>
-        <w:spacing w:line="240" w:lineRule="auto" w:after="0"/>
+        <w:keepNext w:val="0"/>
+        <w:spacing w:after="60" w:line="240" w:lineRule="auto"/>
+        <w:jc w:val="both"/>
       </w:pPr>
       <w:r>
         <w:rPr>
           <w:rFonts w:ascii="Times New Roman" w:hAnsi="Times New Roman" w:eastAsia="Times New Roman"/>
           <w:b w:val="0"/>
           <w:i w:val="0"/>
-          <w:color w:val="181A1F"/>
           <w:sz w:val="28"/>
         </w:rPr>
-        <w:t>Запишите в ответ цифры, расположив их в порядке, соответствующем буквам:</w:t>
+        <w:t>Ответ:</w:t>
       </w:r>
     </w:p>
-    <w:tbl>
-      <w:tblPr>
-        <w:tblStyle w:val="TableGrid"/>
-        <w:tblW w:type="auto" w:w="0"/>
-        <w:tblLayout w:type="autofit"/>
-        <w:tblLook w:firstColumn="1" w:firstRow="1" w:lastColumn="0" w:lastRow="0" w:noHBand="0" w:noVBand="1" w:val="04A0"/>
-      </w:tblPr>
-      <w:tblGrid>
-        <w:gridCol w:w="2051"/>
-        <w:gridCol w:w="2051"/>
-        <w:gridCol w:w="2051"/>
-        <w:gridCol w:w="2051"/>
-        <w:gridCol w:w="2051"/>
-      </w:tblGrid>
-      <w:tr>
-        <w:tc>
-          <w:tcPr>
-            <w:tcW w:type="dxa" w:w="2051"/>
-          </w:tcPr>
-          <w:p>
-            <w:pPr>
-              <w:spacing w:after="0" w:line="240" w:lineRule="auto"/>
-            </w:pPr>
-            <w:r>
-              <w:rPr>
-                <w:rFonts w:ascii="Times New Roman" w:hAnsi="Times New Roman" w:eastAsia="Times New Roman"/>
-                <w:b/>
-                <w:color w:val="181A1F"/>
-                <w:sz w:val="28"/>
-              </w:rPr>
-              <w:t>А</w:t>
-            </w:r>
-          </w:p>
-        </w:tc>
-        <w:tc>
-          <w:tcPr>
-            <w:tcW w:type="dxa" w:w="2051"/>
-          </w:tcPr>
-          <w:p>
-            <w:pPr>
-              <w:spacing w:after="0" w:line="240" w:lineRule="auto"/>
-            </w:pPr>
-            <w:r>
-              <w:rPr>
-                <w:rFonts w:ascii="Times New Roman" w:hAnsi="Times New Roman" w:eastAsia="Times New Roman"/>
-                <w:b/>
-                <w:color w:val="181A1F"/>
-                <w:sz w:val="28"/>
-              </w:rPr>
-              <w:t>Б</w:t>
-            </w:r>
-          </w:p>
-        </w:tc>
-        <w:tc>
-          <w:tcPr>
-            <w:tcW w:type="dxa" w:w="2051"/>
-          </w:tcPr>
-          <w:p>
-            <w:pPr>
-              <w:spacing w:after="0" w:line="240" w:lineRule="auto"/>
-            </w:pPr>
-            <w:r>
-              <w:rPr>
-                <w:rFonts w:ascii="Times New Roman" w:hAnsi="Times New Roman" w:eastAsia="Times New Roman"/>
-                <w:b/>
-                <w:color w:val="181A1F"/>
-                <w:sz w:val="28"/>
-              </w:rPr>
-              <w:t>В</w:t>
-            </w:r>
-          </w:p>
-        </w:tc>
-        <w:tc>
-          <w:tcPr>
-            <w:tcW w:type="dxa" w:w="2051"/>
-          </w:tcPr>
-          <w:p>
-            <w:pPr>
-              <w:spacing w:after="0" w:line="240" w:lineRule="auto"/>
-            </w:pPr>
-            <w:r>
-              <w:rPr>
-                <w:rFonts w:ascii="Times New Roman" w:hAnsi="Times New Roman" w:eastAsia="Times New Roman"/>
-                <w:b/>
-                <w:color w:val="181A1F"/>
-                <w:sz w:val="28"/>
-              </w:rPr>
-              <w:t>Г</w:t>
-            </w:r>
-          </w:p>
-        </w:tc>
-        <w:tc>
-          <w:tcPr>
-            <w:tcW w:type="dxa" w:w="2051"/>
-          </w:tcPr>
-          <w:p>
-            <w:pPr>
-              <w:spacing w:after="0" w:line="240" w:lineRule="auto"/>
-            </w:pPr>
-            <w:r>
-              <w:rPr>
-                <w:rFonts w:ascii="Times New Roman" w:hAnsi="Times New Roman" w:eastAsia="Times New Roman"/>
-                <w:b/>
-                <w:color w:val="181A1F"/>
-                <w:sz w:val="28"/>
-              </w:rPr>
-              <w:t>Д</w:t>
-            </w:r>
-          </w:p>
-        </w:tc>
-      </w:tr>
-      <w:tr>
-        <w:tc>
-          <w:tcPr>
-            <w:tcW w:type="dxa" w:w="2051"/>
-          </w:tcPr>
-          <w:p>
-            <w:pPr>
-              <w:spacing w:after="0" w:line="240" w:lineRule="auto"/>
-            </w:pPr>
-            <w:r>
-              <w:rPr>
-                <w:rFonts w:ascii="Times New Roman" w:hAnsi="Times New Roman" w:eastAsia="Times New Roman"/>
-                <w:color w:val="181A1F"/>
-                <w:sz w:val="28"/>
-              </w:rPr>
-            </w:r>
-          </w:p>
-        </w:tc>
-        <w:tc>
-          <w:tcPr>
-            <w:tcW w:type="dxa" w:w="2051"/>
-          </w:tcPr>
-          <w:p>
-            <w:pPr>
-              <w:spacing w:after="0" w:line="240" w:lineRule="auto"/>
-            </w:pPr>
-            <w:r>
-              <w:rPr>
-                <w:rFonts w:ascii="Times New Roman" w:hAnsi="Times New Roman" w:eastAsia="Times New Roman"/>
-                <w:color w:val="181A1F"/>
-                <w:sz w:val="28"/>
-              </w:rPr>
-            </w:r>
-          </w:p>
-        </w:tc>
-        <w:tc>
-          <w:tcPr>
-            <w:tcW w:type="dxa" w:w="2051"/>
-          </w:tcPr>
-          <w:p>
-            <w:pPr>
-              <w:spacing w:after="0" w:line="240" w:lineRule="auto"/>
-            </w:pPr>
-            <w:r>
-              <w:rPr>
-                <w:rFonts w:ascii="Times New Roman" w:hAnsi="Times New Roman" w:eastAsia="Times New Roman"/>
-                <w:color w:val="181A1F"/>
-                <w:sz w:val="28"/>
-              </w:rPr>
-            </w:r>
-          </w:p>
-        </w:tc>
-        <w:tc>
-          <w:tcPr>
-            <w:tcW w:type="dxa" w:w="2051"/>
-          </w:tcPr>
-          <w:p>
-            <w:pPr>
-              <w:spacing w:after="0" w:line="240" w:lineRule="auto"/>
-            </w:pPr>
-            <w:r>
-              <w:rPr>
-                <w:rFonts w:ascii="Times New Roman" w:hAnsi="Times New Roman" w:eastAsia="Times New Roman"/>
-                <w:color w:val="181A1F"/>
-                <w:sz w:val="28"/>
-              </w:rPr>
-            </w:r>
-          </w:p>
-        </w:tc>
-        <w:tc>
-          <w:tcPr>
-            <w:tcW w:type="dxa" w:w="2051"/>
-          </w:tcPr>
-          <w:p>
-            <w:pPr>
-              <w:spacing w:after="0" w:line="240" w:lineRule="auto"/>
-            </w:pPr>
-            <w:r>
-              <w:rPr>
-                <w:rFonts w:ascii="Times New Roman" w:hAnsi="Times New Roman" w:eastAsia="Times New Roman"/>
-                <w:color w:val="181A1F"/>
-                <w:sz w:val="28"/>
-              </w:rPr>
-            </w:r>
-          </w:p>
-        </w:tc>
-      </w:tr>
-    </w:tbl>
     <w:p>
+      <w:r>
+        <w:br w:type="page"/>
+      </w:r>
+    </w:p>
+    <w:p>
       <w:pPr>
         <w:keepNext/>
-        <w:widowControl/>
-        <w:spacing w:line="240" w:lineRule="auto" w:after="0" w:before="120"/>
+        <w:spacing w:after="60" w:line="240" w:lineRule="auto"/>
+        <w:jc w:val="both"/>
       </w:pPr>
       <w:r>
         <w:rPr>
           <w:rFonts w:ascii="Times New Roman" w:hAnsi="Times New Roman" w:eastAsia="Times New Roman"/>
           <w:b/>
-          <w:color w:val="181A1F"/>
+          <w:i w:val="0"/>
           <w:sz w:val="28"/>
         </w:rPr>
-        <w:t>16.</w:t>
+        <w:t>Вторая часть</w:t>
       </w:r>
     </w:p>
     <w:p>
       <w:pPr>
-        <w:widowControl/>
-        <w:spacing w:line="240" w:lineRule="auto" w:after="0"/>
+        <w:keepNext w:val="0"/>
+        <w:spacing w:after="60" w:line="240" w:lineRule="auto"/>
+        <w:jc w:val="both"/>
       </w:pPr>
       <w:r>
         <w:rPr>
           <w:rFonts w:ascii="Times New Roman" w:hAnsi="Times New Roman" w:eastAsia="Times New Roman"/>
           <w:b w:val="0"/>
           <w:i w:val="0"/>
-          <w:color w:val="181A1F"/>
           <w:sz w:val="28"/>
         </w:rPr>
-        <w:t>Выберите верные суждения об экологическом праве в Российской Федерации и запишите цифры, под которыми они указаны.</w:t>
+        <w:t>Правовое регулирование — это процесс наделения участников общественных отношений правомочиями, обязанностями, ответственностью, реализации этих правомочий, обязанностей, ответственности, превращения этих участников в субъектов правовых отношений.</w:t>
       </w:r>
     </w:p>
     <w:p>
       <w:pPr>
-        <w:widowControl/>
-        <w:spacing w:line="240" w:lineRule="auto" w:after="0"/>
+        <w:keepNext w:val="0"/>
+        <w:spacing w:after="60" w:line="240" w:lineRule="auto"/>
+        <w:jc w:val="both"/>
       </w:pPr>
       <w:r>
         <w:rPr>
           <w:rFonts w:ascii="Times New Roman" w:hAnsi="Times New Roman" w:eastAsia="Times New Roman"/>
           <w:b w:val="0"/>
           <w:i w:val="0"/>
-          <w:color w:val="181A1F"/>
           <w:sz w:val="28"/>
         </w:rPr>
-        <w:t>1) Экологическое правонарушение причиняет экологический вред или создаёт реальную угрозу причинения такого вреда компонентам природной среды, природным объектам и природным комплексам.</w:t>
+        <w:t>Правомочия, обязанности, ответственность, которыми наделяются участники общественных отношений, превращая их в субъектов правоотношений, заключены в нормах права, или, иначе, что одно и то же, в «положительном» (позитивном) праве, в объективном праве (законах, прецедентах, правовых обычаях и т.д.). Поэтому правоотношение в своей основной характеристике — это итог, результат действия, реализации нормы права, её воплощения в поведении конкретных субъектов права.</w:t>
       </w:r>
     </w:p>
     <w:p>
       <w:pPr>
-        <w:widowControl/>
-        <w:spacing w:line="240" w:lineRule="auto" w:after="0"/>
+        <w:keepNext w:val="0"/>
+        <w:spacing w:after="60" w:line="240" w:lineRule="auto"/>
+        <w:jc w:val="both"/>
       </w:pPr>
       <w:r>
         <w:rPr>
           <w:rFonts w:ascii="Times New Roman" w:hAnsi="Times New Roman" w:eastAsia="Times New Roman"/>
           <w:b w:val="0"/>
           <w:i w:val="0"/>
-          <w:color w:val="181A1F"/>
           <w:sz w:val="28"/>
         </w:rPr>
-        <w:t>2) Экологическая информация общедоступна, за исключением информации, отнесённой законодательством Российской Федерации к государственной тайне.</w:t>
+        <w:t>Правоотношение — это право в действии, в жизни, это превращение абстрактного правила поведения (нормы) в конкретное действие или бездействие конкретного индивида или коллективных образований. Правоотношение — это особая, юридическая связь участников различных социальных процессов, их сцепление в человеческое общество. Поэтому весь инструментарий правового регулирования (запреты, дозволения, управомочия) распределяется между участниками общественных отношений в соответствии с социальной ролью и местом этих участников в общественной жизни. Правомочия одних субъектов подкрепляются, обеспечиваются соответствующими обязанностями других субъектов. Иными словами, правомочия одних субъектов корреспондируют обязанности других. И именно нормы права в своём конкретном бытии сцепляют своих адресатов, своих субъектов в единые правовые отношения.</w:t>
       </w:r>
     </w:p>
     <w:p>
       <w:pPr>
-        <w:widowControl/>
-        <w:spacing w:line="240" w:lineRule="auto" w:after="0"/>
+        <w:keepNext w:val="0"/>
+        <w:spacing w:after="60" w:line="240" w:lineRule="auto"/>
+        <w:jc w:val="both"/>
       </w:pPr>
       <w:r>
         <w:rPr>
           <w:rFonts w:ascii="Times New Roman" w:hAnsi="Times New Roman" w:eastAsia="Times New Roman"/>
           <w:b w:val="0"/>
           <w:i w:val="0"/>
-          <w:color w:val="181A1F"/>
           <w:sz w:val="28"/>
         </w:rPr>
-        <w:t>3) Согласно законодательству благоприятная окружающая среда — окружающая среда, качество которой обеспечивает успешную социализацию личности в профессиональной сфере.</w:t>
+        <w:t>Государство всегда незримо, но весьма мощно присутствует в правоотношении в качестве «третьего нелишнего». Всё зависит от того, о каком правоотношении идёт речь, каково конкретное содержание нормы, воплощаемой в поведении субъектов правоотношения.</w:t>
       </w:r>
     </w:p>
     <w:p>
       <w:pPr>
-        <w:widowControl/>
-        <w:spacing w:line="240" w:lineRule="auto" w:after="0"/>
+        <w:keepNext w:val="0"/>
+        <w:spacing w:after="60" w:line="240" w:lineRule="auto"/>
+        <w:jc w:val="both"/>
       </w:pPr>
       <w:r>
         <w:rPr>
           <w:rFonts w:ascii="Times New Roman" w:hAnsi="Times New Roman" w:eastAsia="Times New Roman"/>
           <w:b w:val="0"/>
           <w:i w:val="0"/>
-          <w:color w:val="181A1F"/>
           <w:sz w:val="28"/>
         </w:rPr>
-        <w:t>4) Граждане обязаны выдвигать предложения о проведении общественной экологической экспертизы и участвовать в её проведении в установленном порядке.</w:t>
+        <w:t>Правоотношения, как правило, имеют волевой, сознательный характер. Участники общественных отношений сами желают вступить в правоотношения (трудовые, семейно-брачные, имущественные и т.п.), хотят приобрести те или иные права и обязанности. Им это нужно для достижения своих целей, устойчивого обеспечения своей жизнедеятельности.</w:t>
       </w:r>
     </w:p>
     <w:p>
       <w:pPr>
-        <w:widowControl/>
-        <w:spacing w:line="240" w:lineRule="auto" w:after="0"/>
+        <w:keepNext w:val="0"/>
+        <w:spacing w:after="60" w:line="240" w:lineRule="auto"/>
+        <w:jc w:val="both"/>
       </w:pPr>
       <w:r>
         <w:rPr>
           <w:rFonts w:ascii="Times New Roman" w:hAnsi="Times New Roman" w:eastAsia="Times New Roman"/>
           <w:b w:val="0"/>
           <w:i w:val="0"/>
-          <w:color w:val="181A1F"/>
           <w:sz w:val="28"/>
         </w:rPr>
-        <w:t>5) Один из принципов охраны окружающей среды — обязательность оценки воздействия Ha окружающую среду при принятии решений об осуществлении хозяйственной и иной деятельности.</w:t>
+        <w:t>Однако многие правоотношения возникают и помимо воли и желания субъектов — событие порождает их. (А.Б. Венгеров)</w:t>
       </w:r>
     </w:p>
     <w:p>
       <w:pPr>
-        <w:widowControl/>
-        <w:spacing w:line="240" w:lineRule="auto" w:after="0"/>
-      </w:pPr>
-      <w:r>
-        <w:rPr>
-          <w:rFonts w:ascii="Times New Roman" w:hAnsi="Times New Roman" w:eastAsia="Times New Roman"/>
-          <w:color w:val="181A1F"/>
-          <w:sz w:val="28"/>
-        </w:rPr>
-        <w:br w:type="page"/>
-      </w:r>
-    </w:p>
-    <w:p>
-      <w:pPr>
-        <w:pStyle w:val="Heading1"/>
         <w:keepNext/>
-        <w:widowControl/>
-        <w:spacing w:line="240" w:lineRule="auto" w:after="60" w:before="160"/>
+        <w:spacing w:after="60" w:line="240" w:lineRule="auto"/>
+        <w:jc w:val="both"/>
       </w:pPr>
       <w:r>
         <w:rPr>
           <w:rFonts w:ascii="Times New Roman" w:hAnsi="Times New Roman" w:eastAsia="Times New Roman"/>
           <w:b/>
-          <w:color w:val="181A1F"/>
+          <w:i w:val="0"/>
           <w:sz w:val="28"/>
         </w:rPr>
-        <w:t>Часть 2</w:t>
+        <w:t>№17</w:t>
       </w:r>
     </w:p>
     <w:p>
       <w:pPr>
-        <w:widowControl/>
-        <w:spacing w:line="240" w:lineRule="auto" w:after="0"/>
-      </w:pPr>
-      <w:r>
-        <w:rPr>
-          <w:rFonts w:ascii="Times New Roman" w:hAnsi="Times New Roman" w:eastAsia="Times New Roman"/>
-          <w:color w:val="181A1F"/>
-          <w:sz w:val="28"/>
-        </w:rPr>
-        <w:t>Для заданий 17–25 запишите полный развёрнутый ответ. Каждый вопрос самодостаточен и тематически соответствует варианту.</w:t>
-      </w:r>
-    </w:p>
-    <w:p>
-      <w:pPr>
-        <w:keepNext/>
-        <w:widowControl/>
-        <w:spacing w:line="240" w:lineRule="auto" w:after="0" w:before="120"/>
-      </w:pPr>
-      <w:r>
-        <w:rPr>
-          <w:rFonts w:ascii="Times New Roman" w:hAnsi="Times New Roman" w:eastAsia="Times New Roman"/>
-          <w:b/>
-          <w:color w:val="181A1F"/>
-          <w:sz w:val="28"/>
-        </w:rPr>
-        <w:t>17.</w:t>
-      </w:r>
-    </w:p>
-    <w:p>
-      <w:pPr>
-        <w:widowControl/>
-        <w:spacing w:line="240" w:lineRule="auto" w:after="0"/>
+        <w:keepNext w:val="0"/>
+        <w:spacing w:after="60" w:line="240" w:lineRule="auto"/>
+        <w:jc w:val="both"/>
       </w:pPr>
       <w:r>
         <w:rPr>
           <w:rFonts w:ascii="Times New Roman" w:hAnsi="Times New Roman" w:eastAsia="Times New Roman"/>
           <w:b w:val="0"/>
           <w:i w:val="0"/>
-          <w:color w:val="181A1F"/>
           <w:sz w:val="28"/>
         </w:rPr>
-        <w:t xml:space="preserve">Лицо, становящееся собственником, обретает юридический статус собственника. Права собственника должны быть признаны обществом и государством в качестве абсолютных и исключительных, при этом твёрдо фиксируемых, постоянных, незыблемых, охраняемых государством. Эти права и положение собственника в целом должны получить всестороннее юридическое урегулирование. В настоящее время вопросы права собственности регулируются в России в нескольких отраслях права, в том числе в конституционном праве, административном праве, в ряде других отраслей. Права собственника в соответствии с Гражданским кодексом РФ существуют и функционируют... на основе таких начал, которые основываются на признании равенства участников отношений, неприкосновенности собственности, свободы договора, недопустимости произвольного вмешательства кого-либо в частные дела необходимости беспрепятственного осуществления гражданских прав, обеспечения восстановления нарушенных прав, их судебной защиты. </w:t>
+        <w:t>Как автор характеризует правоотношения? (Приведите любые две авторские характеристики правоотношений.) Какие три элемента инструментария правового регулирования упомянуты в тексте? Для чего, по мнению автора, участники общественных отношений желают вступить в правоотношения?</w:t>
       </w:r>
     </w:p>
     <w:p>
       <w:pPr>
-        <w:widowControl/>
-        <w:spacing w:line="240" w:lineRule="auto" w:after="0"/>
+        <w:keepNext w:val="0"/>
+        <w:spacing w:after="60" w:line="240" w:lineRule="auto"/>
+        <w:jc w:val="both"/>
       </w:pPr>
       <w:r>
         <w:rPr>
           <w:rFonts w:ascii="Times New Roman" w:hAnsi="Times New Roman" w:eastAsia="Times New Roman"/>
           <w:b w:val="0"/>
           <w:i w:val="0"/>
-          <w:color w:val="181A1F"/>
           <w:sz w:val="28"/>
         </w:rPr>
-        <w:t xml:space="preserve">Правовой статус собственника имеет общедозволительный характер. Право собственности по природе таково, что оно качественно, принципиально отличается от прав разрешительного порядка, когда определённые действия совершаются только в рамках обязательственных правомочий на основании нормативного или индивидуального разрешения управомоченных на то лиц. Права же собственника являются общедозволительными: они позволяют собственнику на основании и в пределах закона строить поведение в отношении объектов собственности по своему усмотрению. Благодаря абсолютности и исключительности своих прав собственник вправе по своему усмотрению совершать в отношении принадлежащего ему имущества любые действия, не противоречащие закону и иным правовым актам и не нарушающие права и охраняемые законом интересы других лиц. Такое понимание статуса собственника представляется особо существенным с позиций рыночной экономики. Предоставление конституционно-правовой защиты частной собственности – это одновременно и исторический выбор типа экономической системы. (Г.Ф. Резяпова) </w:t>
+        <w:t>Ответ:</w:t>
       </w:r>
     </w:p>
     <w:p>
       <w:pPr>
-        <w:widowControl/>
-        <w:spacing w:line="240" w:lineRule="auto" w:after="0"/>
+        <w:keepNext/>
+        <w:spacing w:after="60" w:line="240" w:lineRule="auto"/>
+        <w:jc w:val="both"/>
+      </w:pPr>
+      <w:r>
+        <w:rPr>
+          <w:rFonts w:ascii="Times New Roman" w:hAnsi="Times New Roman" w:eastAsia="Times New Roman"/>
+          <w:b/>
+          <w:i w:val="0"/>
+          <w:sz w:val="28"/>
+        </w:rPr>
+        <w:t>№18</w:t>
+      </w:r>
+    </w:p>
+    <w:p>
+      <w:pPr>
+        <w:keepNext w:val="0"/>
+        <w:spacing w:after="60" w:line="240" w:lineRule="auto"/>
+        <w:jc w:val="both"/>
       </w:pPr>
       <w:r>
         <w:rPr>
           <w:rFonts w:ascii="Times New Roman" w:hAnsi="Times New Roman" w:eastAsia="Times New Roman"/>
           <w:b w:val="0"/>
           <w:i w:val="0"/>
-          <w:color w:val="181A1F"/>
           <w:sz w:val="28"/>
         </w:rPr>
         <w:t>В тексте упомянуты ключевые понятия социально-гуманитарных наук.</w:t>
@@ -3129,65 +3649,143 @@
     </w:p>
     <w:p>
       <w:pPr>
-        <w:widowControl/>
-        <w:spacing w:line="240" w:lineRule="auto" w:after="0"/>
+        <w:keepNext w:val="0"/>
+        <w:spacing w:after="60" w:line="240" w:lineRule="auto"/>
+        <w:jc w:val="both"/>
       </w:pPr>
       <w:r>
         <w:rPr>
           <w:rFonts w:ascii="Times New Roman" w:hAnsi="Times New Roman" w:eastAsia="Times New Roman"/>
           <w:b w:val="0"/>
           <w:i w:val="0"/>
-          <w:color w:val="181A1F"/>
           <w:sz w:val="28"/>
         </w:rPr>
-        <w:t xml:space="preserve">Используя обществоведческие знания, </w:t>
+        <w:t>Используя обществоведческие знания:</w:t>
       </w:r>
+    </w:p>
+    <w:p>
+      <w:pPr>
+        <w:keepNext w:val="0"/>
+        <w:spacing w:after="60" w:line="240" w:lineRule="auto"/>
+        <w:jc w:val="both"/>
+      </w:pPr>
       <w:r>
         <w:rPr>
           <w:rFonts w:ascii="Times New Roman" w:hAnsi="Times New Roman" w:eastAsia="Times New Roman"/>
-          <w:color w:val="181A1F"/>
+          <w:b w:val="0"/>
+          <w:i w:val="0"/>
           <w:sz w:val="28"/>
         </w:rPr>
-        <w:br/>
+        <w:t>— укажите две основные характеристики субъекта права в соответствии с Гражданским кодексом РФ;</w:t>
+      </w:r>
+    </w:p>
+    <w:p>
+      <w:pPr>
+        <w:keepNext w:val="0"/>
+        <w:spacing w:after="60" w:line="240" w:lineRule="auto"/>
+        <w:jc w:val="both"/>
+      </w:pPr>
+      <w:r>
+        <w:rPr>
+          <w:rFonts w:ascii="Times New Roman" w:hAnsi="Times New Roman" w:eastAsia="Times New Roman"/>
+          <w:b w:val="0"/>
+          <w:i w:val="0"/>
+          <w:sz w:val="28"/>
+        </w:rPr>
+        <w:t>— объясните влияние любого из названных автором источников права на развитие общественных отношений. (Объяснение с опорой на текст может быть дано в одном или нескольких распространённых предложениях.)</w:t>
+      </w:r>
+    </w:p>
+    <w:p>
+      <w:pPr>
+        <w:keepNext w:val="0"/>
+        <w:spacing w:after="60" w:line="240" w:lineRule="auto"/>
+        <w:jc w:val="both"/>
+      </w:pPr>
+      <w:r>
+        <w:rPr>
+          <w:rFonts w:ascii="Times New Roman" w:hAnsi="Times New Roman" w:eastAsia="Times New Roman"/>
+          <w:b w:val="0"/>
+          <w:i w:val="0"/>
+          <w:sz w:val="28"/>
+        </w:rPr>
+        <w:t>Ответ:</w:t>
+      </w:r>
+    </w:p>
+    <w:p>
+      <w:pPr>
+        <w:keepNext w:val="0"/>
+        <w:spacing w:after="60" w:line="240" w:lineRule="auto"/>
+        <w:jc w:val="both"/>
+      </w:pPr>
+      <w:r>
+        <w:rPr>
+          <w:rFonts w:ascii="Times New Roman" w:hAnsi="Times New Roman" w:eastAsia="Times New Roman"/>
+          <w:b/>
+          <w:sz w:val="28"/>
+        </w:rPr>
+        <w:t xml:space="preserve">№19 </w:t>
       </w:r>
       <w:r>
         <w:rPr>
           <w:rFonts w:ascii="Times New Roman" w:hAnsi="Times New Roman" w:eastAsia="Times New Roman"/>
           <w:b w:val="0"/>
           <w:i w:val="0"/>
-          <w:color w:val="181A1F"/>
           <w:sz w:val="28"/>
         </w:rPr>
-        <w:t xml:space="preserve">— укажите не менее трёх основных признаков отрасли права как элемента системы права; </w:t>
+        <w:t>Назовите любые три обязанности налогоплательщика в РФ и каждую из них проиллюстрируйте примером. (Сначала укажите обязанность, затем приведите соответствующий пример. Каждый пример должен быть сформулирован развернуто.)</w:t>
       </w:r>
+    </w:p>
+    <w:p>
+      <w:pPr>
+        <w:keepNext w:val="0"/>
+        <w:spacing w:after="60" w:line="240" w:lineRule="auto"/>
+        <w:jc w:val="both"/>
+      </w:pPr>
       <w:r>
         <w:rPr>
           <w:rFonts w:ascii="Times New Roman" w:hAnsi="Times New Roman" w:eastAsia="Times New Roman"/>
-          <w:color w:val="181A1F"/>
+          <w:b w:val="0"/>
+          <w:i w:val="0"/>
           <w:sz w:val="28"/>
         </w:rPr>
-        <w:br/>
+        <w:t>Ответ:</w:t>
+      </w:r>
+    </w:p>
+    <w:p>
+      <w:pPr>
+        <w:keepNext w:val="0"/>
+        <w:spacing w:after="60" w:line="240" w:lineRule="auto"/>
+        <w:jc w:val="both"/>
+      </w:pPr>
+      <w:r>
+        <w:rPr>
+          <w:rFonts w:ascii="Times New Roman" w:hAnsi="Times New Roman" w:eastAsia="Times New Roman"/>
+          <w:b/>
+          <w:sz w:val="28"/>
+        </w:rPr>
+        <w:t xml:space="preserve">№20 </w:t>
       </w:r>
       <w:r>
         <w:rPr>
           <w:rFonts w:ascii="Times New Roman" w:hAnsi="Times New Roman" w:eastAsia="Times New Roman"/>
           <w:b w:val="0"/>
           <w:i w:val="0"/>
-          <w:color w:val="181A1F"/>
           <w:sz w:val="28"/>
         </w:rPr>
-        <w:t>— объясните связь любого из указанных автором начал, на основе которых в соответствии с Гражданским кодексом Российской Федерации существуют и функционируют права собственника, с развитием предпринимательства. (Объяснение может быть дано в одном или нескольких распространённых предложениях.)</w:t>
+        <w:t>Брачный договор должен быть заключён в письменной форме и нотариально удостоверен. Объясните в трёх аргументах, с чем связаны эти требования. (Каждый аргумент должен быть сформулирован как распространённое предложение.)</w:t>
       </w:r>
     </w:p>
     <w:p>
       <w:pPr>
-        <w:widowControl/>
-        <w:spacing w:line="240" w:lineRule="auto" w:after="0"/>
+        <w:keepNext w:val="0"/>
+        <w:spacing w:after="60" w:line="240" w:lineRule="auto"/>
+        <w:jc w:val="both"/>
       </w:pPr>
       <w:r>
         <w:rPr>
           <w:rFonts w:ascii="Times New Roman" w:hAnsi="Times New Roman" w:eastAsia="Times New Roman"/>
-          <w:color w:val="181A1F"/>
+          <w:b w:val="0"/>
+          <w:i w:val="0"/>
           <w:sz w:val="28"/>
         </w:rPr>
         <w:t>Ответ:</w:t>
@@ -3195,157 +3793,127 @@
     </w:p>
     <w:p>
       <w:pPr>
-        <w:keepNext/>
-        <w:widowControl/>
-        <w:spacing w:line="240" w:lineRule="auto" w:after="0" w:before="120"/>
+        <w:keepNext w:val="0"/>
+        <w:spacing w:after="60" w:line="240" w:lineRule="auto"/>
+        <w:jc w:val="both"/>
       </w:pPr>
       <w:r>
         <w:rPr>
           <w:rFonts w:ascii="Times New Roman" w:hAnsi="Times New Roman" w:eastAsia="Times New Roman"/>
           <w:b/>
-          <w:color w:val="181A1F"/>
           <w:sz w:val="28"/>
         </w:rPr>
-        <w:t>18.</w:t>
+        <w:t xml:space="preserve">№21 </w:t>
       </w:r>
-    </w:p>
-    <w:p>
-      <w:pPr>
-        <w:widowControl/>
-        <w:spacing w:line="240" w:lineRule="auto" w:after="0"/>
-      </w:pPr>
       <w:r>
         <w:rPr>
           <w:rFonts w:ascii="Times New Roman" w:hAnsi="Times New Roman" w:eastAsia="Times New Roman"/>
           <w:b w:val="0"/>
           <w:i w:val="0"/>
-          <w:color w:val="181A1F"/>
           <w:sz w:val="28"/>
         </w:rPr>
-        <w:t>Как автор подтверждает объективный характер системы права? (Приведите любые два подтверждения). Какие три элемента включает в себя норма права? Что такое система законодательства?</w:t>
+        <w:t>На графике изображено изменение ситуации на рынке школьной мебели в стране Z. Предложение переместилось из положения S в положение S1 при неизменном спросе D. (На графике P — цена товара; Q — количество товара.)</w:t>
       </w:r>
     </w:p>
     <w:p>
       <w:pPr>
-        <w:widowControl/>
-        <w:spacing w:line="240" w:lineRule="auto" w:after="0"/>
+        <w:spacing w:after="80"/>
+        <w:jc w:val="center"/>
+      </w:pPr>
+      <w:r>
+        <w:drawing>
+          <wp:inline xmlns:a="http://schemas.openxmlformats.org/drawingml/2006/main" xmlns:pic="http://schemas.openxmlformats.org/drawingml/2006/picture">
+            <wp:extent cx="3348000" cy="3348000"/>
+            <wp:docPr id="2" name="Picture 2"/>
+            <wp:cNvGraphicFramePr>
+              <a:graphicFrameLocks noChangeAspect="1"/>
+            </wp:cNvGraphicFramePr>
+            <a:graphic>
+              <a:graphicData uri="http://schemas.openxmlformats.org/drawingml/2006/picture">
+                <pic:pic>
+                  <pic:nvPicPr>
+                    <pic:cNvPr id="0" name="asset-0117.png"/>
+                    <pic:cNvPicPr/>
+                  </pic:nvPicPr>
+                  <pic:blipFill>
+                    <a:blip r:embed="rId10"/>
+                    <a:stretch>
+                      <a:fillRect/>
+                    </a:stretch>
+                  </pic:blipFill>
+                  <pic:spPr>
+                    <a:xfrm>
+                      <a:off x="0" y="0"/>
+                      <a:ext cx="3348000" cy="3348000"/>
+                    </a:xfrm>
+                    <a:prstGeom prst="rect"/>
+                  </pic:spPr>
+                </pic:pic>
+              </a:graphicData>
+            </a:graphic>
+          </wp:inline>
+        </w:drawing>
+      </w:r>
+    </w:p>
+    <w:p>
+      <w:pPr>
+        <w:keepNext w:val="0"/>
+        <w:spacing w:after="60" w:line="240" w:lineRule="auto"/>
+        <w:jc w:val="both"/>
       </w:pPr>
       <w:r>
         <w:rPr>
           <w:rFonts w:ascii="Times New Roman" w:hAnsi="Times New Roman" w:eastAsia="Times New Roman"/>
           <w:b w:val="0"/>
           <w:i w:val="0"/>
-          <w:color w:val="181A1F"/>
           <w:sz w:val="28"/>
         </w:rPr>
-        <w:t>Система права — это объективное правовое явление, которое формируется на основе общих закономерностей общественной жизни. Являясь отражением реально существующей системы общественных отношений, система права строится не по произвольному усмотрению людей, а на основе объективной действительности.</w:t>
+        <w:t>Как изменилась равновесная цена?</w:t>
       </w:r>
     </w:p>
     <w:p>
       <w:pPr>
-        <w:widowControl/>
-        <w:spacing w:line="240" w:lineRule="auto" w:after="0"/>
+        <w:keepNext w:val="0"/>
+        <w:spacing w:after="60" w:line="240" w:lineRule="auto"/>
+        <w:jc w:val="both"/>
       </w:pPr>
       <w:r>
         <w:rPr>
           <w:rFonts w:ascii="Times New Roman" w:hAnsi="Times New Roman" w:eastAsia="Times New Roman"/>
           <w:b w:val="0"/>
           <w:i w:val="0"/>
-          <w:color w:val="181A1F"/>
           <w:sz w:val="28"/>
         </w:rPr>
-        <w:t>С одной стороны, нормы права - это продукт субъективной, сознательно-волевой деятельности правотворческих органов. С другой стороны, нормы права становятся естественным элементом системы права лишь. В случае объективного отражения потребностей общественной жизни, определяя максимальную меру сво6оды и справедливости в социальных отношениях. Поэтому нормы права объективно, независимо от воли правотворческого органа, объединяются в относительно самостоятельные группы норм, которые регулируют данные отношения. Правотворческий орган не может по своему усмотрению, произвольно отнести изданную им норму права к той или иной отрасли права. Если норма издана для регулирования определённого вида общественных отношений, то она объективно входит в ту отрасль права, которая регулирует эти отношения.</w:t>
+        <w:t>Что могло вызвать изменение предложения? Сначала укажите любое одно обстоятельство (фактор), затем объясните его влияние на предложение (обязательно укажите характер изменения предложения). (Объяснение должно быть дано применительно к рынку, указанному в тексте задания.)</w:t>
       </w:r>
     </w:p>
     <w:p>
       <w:pPr>
-        <w:widowControl/>
-        <w:spacing w:line="240" w:lineRule="auto" w:after="0"/>
+        <w:keepNext w:val="0"/>
+        <w:spacing w:after="60" w:line="240" w:lineRule="auto"/>
+        <w:jc w:val="both"/>
       </w:pPr>
       <w:r>
         <w:rPr>
           <w:rFonts w:ascii="Times New Roman" w:hAnsi="Times New Roman" w:eastAsia="Times New Roman"/>
           <w:b w:val="0"/>
           <w:i w:val="0"/>
-          <w:color w:val="181A1F"/>
           <w:sz w:val="28"/>
         </w:rPr>
-        <w:t>Система законодательства строится по иному принципу. В её формировании значительное место занимает субъективный фактор, обусловленный потребностью правовой практики, необходимостью учитывать изменяющиеся формы человеческого общения...</w:t>
+        <w:t>Как изменятся спрос и равновесная цена на данном рынке, если при прочих равных условиях увеличится количество школ-новостроек?</w:t>
       </w:r>
     </w:p>
     <w:p>
       <w:pPr>
-        <w:widowControl/>
-        <w:spacing w:line="240" w:lineRule="auto" w:after="0"/>
+        <w:keepNext w:val="0"/>
+        <w:spacing w:after="60" w:line="240" w:lineRule="auto"/>
+        <w:jc w:val="both"/>
       </w:pPr>
       <w:r>
         <w:rPr>
           <w:rFonts w:ascii="Times New Roman" w:hAnsi="Times New Roman" w:eastAsia="Times New Roman"/>
           <w:b w:val="0"/>
           <w:i w:val="0"/>
-          <w:color w:val="181A1F"/>
-          <w:sz w:val="28"/>
-        </w:rPr>
-        <w:t>Система законодательства — это совокупность источников права, которые являются формой выражения правовых норм. Поэтому право не существует вне законодательства. Они соотносятся как форма и содержание. Именно в законодательстве (источниках права) правовые нормы и их различные структурные образования получают своё реальное выражение, внешнее проявление. В этом смысле система права и система законодательства в целом совпадают.</w:t>
-      </w:r>
-    </w:p>
-    <w:p>
-      <w:pPr>
-        <w:widowControl/>
-        <w:spacing w:line="240" w:lineRule="auto" w:after="0"/>
-      </w:pPr>
-      <w:r>
-        <w:rPr>
-          <w:rFonts w:ascii="Times New Roman" w:hAnsi="Times New Roman" w:eastAsia="Times New Roman"/>
-          <w:b w:val="0"/>
-          <w:i w:val="0"/>
-          <w:color w:val="181A1F"/>
-          <w:sz w:val="28"/>
-        </w:rPr>
-        <w:t>Вместе с тем они различаются по структурным элементам и по своему содержанию. Как отмечалось выше, первичным элементом системы является норма права, состоящая из гипотезы, диспозиции и санкции. Первичным же элементом системы законодательства является статья нормативно-правового акта, которая не всегда содержит все три структурных элемента правовой нормы... Более того, в одном и том же нормативном акте могут содержаться нормы различных отраслей права, которые обеспечиваются санкциями, содержащимися в других нормативных актах...</w:t>
-      </w:r>
-    </w:p>
-    <w:p>
-      <w:pPr>
-        <w:widowControl/>
-        <w:spacing w:line="240" w:lineRule="auto" w:after="0"/>
-      </w:pPr>
-      <w:r>
-        <w:rPr>
-          <w:rFonts w:ascii="Times New Roman" w:hAnsi="Times New Roman" w:eastAsia="Times New Roman"/>
-          <w:b w:val="0"/>
-          <w:i w:val="0"/>
-          <w:color w:val="181A1F"/>
-          <w:sz w:val="28"/>
-        </w:rPr>
-        <w:t>Разнообразие и взаимосвязь социальных отношений, возникающих в различных сферах общественной жизни, необходимость их эффективной организации обусловливают создание в системе законодательства таких структурных элементов, которые не совпадают с системой права. Поэтому отрасли права не всегда соответствуют отраслям законодательства.</w:t>
-      </w:r>
-    </w:p>
-    <w:p>
-      <w:pPr>
-        <w:widowControl/>
-        <w:spacing w:line="240" w:lineRule="auto" w:after="0"/>
-      </w:pPr>
-      <w:r>
-        <w:rPr>
-          <w:rFonts w:ascii="Times New Roman" w:hAnsi="Times New Roman" w:eastAsia="Times New Roman"/>
-          <w:b w:val="0"/>
-          <w:i w:val="0"/>
-          <w:color w:val="181A1F"/>
-          <w:sz w:val="28"/>
-        </w:rPr>
-        <w:t>(В.Н. Хропанюк)</w:t>
-      </w:r>
-    </w:p>
-    <w:p>
-      <w:pPr>
-        <w:widowControl/>
-        <w:spacing w:line="240" w:lineRule="auto" w:after="0"/>
-      </w:pPr>
-      <w:r>
-        <w:rPr>
-          <w:rFonts w:ascii="Times New Roman" w:hAnsi="Times New Roman" w:eastAsia="Times New Roman"/>
-          <w:color w:val="181A1F"/>
           <w:sz w:val="28"/>
         </w:rPr>
         <w:t>Ответ:</w:t>
@@ -3353,173 +3921,55 @@
     </w:p>
     <w:p>
       <w:pPr>
-        <w:keepNext/>
-        <w:widowControl/>
-        <w:spacing w:line="240" w:lineRule="auto" w:after="0" w:before="120"/>
+        <w:keepNext w:val="0"/>
+        <w:spacing w:after="60" w:line="240" w:lineRule="auto"/>
+        <w:jc w:val="both"/>
       </w:pPr>
       <w:r>
         <w:rPr>
           <w:rFonts w:ascii="Times New Roman" w:hAnsi="Times New Roman" w:eastAsia="Times New Roman"/>
           <w:b/>
-          <w:color w:val="181A1F"/>
           <w:sz w:val="28"/>
         </w:rPr>
-        <w:t>19.</w:t>
+        <w:t xml:space="preserve">№22 </w:t>
       </w:r>
-    </w:p>
-    <w:p>
-      <w:pPr>
-        <w:widowControl/>
-        <w:spacing w:line="240" w:lineRule="auto" w:after="0"/>
-      </w:pPr>
       <w:r>
         <w:rPr>
           <w:rFonts w:ascii="Times New Roman" w:hAnsi="Times New Roman" w:eastAsia="Times New Roman"/>
           <w:b w:val="0"/>
           <w:i w:val="0"/>
-          <w:color w:val="181A1F"/>
           <w:sz w:val="28"/>
         </w:rPr>
-        <w:t>Юридическая ответственность — одна из форм государственного принуждения, обеспечивающего правовую систему общества. По сути, это всегда отрицательная реакция государства на противоправное действие...</w:t>
+        <w:t xml:space="preserve">Гражданин России Петров В. В. владеет на правах собственности автомобилем. Ежегодно в установленные сроки он уплачивает транспортный налог. </w:t>
       </w:r>
     </w:p>
     <w:p>
       <w:pPr>
-        <w:widowControl/>
-        <w:spacing w:line="240" w:lineRule="auto" w:after="0"/>
+        <w:keepNext w:val="0"/>
+        <w:spacing w:after="60" w:line="240" w:lineRule="auto"/>
+        <w:jc w:val="both"/>
       </w:pPr>
       <w:r>
         <w:rPr>
           <w:rFonts w:ascii="Times New Roman" w:hAnsi="Times New Roman" w:eastAsia="Times New Roman"/>
           <w:b w:val="0"/>
           <w:i w:val="0"/>
-          <w:color w:val="181A1F"/>
           <w:sz w:val="28"/>
         </w:rPr>
-        <w:t>Юридическая ответственность — это одна из форм социальной ответственности. Но кроме юридической ответственности в обществе действуют и иные формы социальной ответственности: моральная, политическая, организационная, общественная, партийная и иная. Организационная и политическая ответственности знают такие формы, как отчёт, отставка; моральная — осуждение общественным мнением; партийная — исключение из партии и т. п. В совокупности все эти виды и предназначаются для обеспечения упорядоченности, стабильности общественных отношений в различных сферах жизнедеятельности общества. Но юридическая ответственность по целому спектру признаков отличается от всех других видов.</w:t>
+        <w:t>Что такое налог? К какому виду налогов (в зависимости от того, в какой бюджет они поступают) относится этот налог? Какие ещё два других налога/сбора этого вида устанавливает Налоговый кодекс РФ? Приведите пример косвенного налога/сбора. Какие еще обязанности, кроме уплаты налогов, есть у налогоплательщика? (Назовите любые две обязанности налогоплательщика согласно Налоговому кодексу РФ.)</w:t>
       </w:r>
     </w:p>
     <w:p>
       <w:pPr>
-        <w:widowControl/>
-        <w:spacing w:line="240" w:lineRule="auto" w:after="0"/>
+        <w:keepNext w:val="0"/>
+        <w:spacing w:after="60" w:line="240" w:lineRule="auto"/>
+        <w:jc w:val="both"/>
       </w:pPr>
       <w:r>
         <w:rPr>
           <w:rFonts w:ascii="Times New Roman" w:hAnsi="Times New Roman" w:eastAsia="Times New Roman"/>
           <w:b w:val="0"/>
           <w:i w:val="0"/>
-          <w:color w:val="181A1F"/>
-          <w:sz w:val="28"/>
-        </w:rPr>
-        <w:t>Прежде всего, она всегда оценивает прошлое: это ответственность за действие (бездействие), которое уже имело место, произошло. Этим юридическая ответственность отличается от организационной, политической и иных видов ответственности, обращённых в будущее (например, в постановлении какой-либо общественной организации определяется, что «товарищ Иванов отвечает за проведение мероприятия». Здесь налицо либо организационная, либо политическая ответственность, и речь идёт об ответственности товарища Иванова в будущем, если это мероприятие будет сорвано).</w:t>
-      </w:r>
-    </w:p>
-    <w:p>
-      <w:pPr>
-        <w:widowControl/>
-        <w:spacing w:line="240" w:lineRule="auto" w:after="0"/>
-      </w:pPr>
-      <w:r>
-        <w:rPr>
-          <w:rFonts w:ascii="Times New Roman" w:hAnsi="Times New Roman" w:eastAsia="Times New Roman"/>
-          <w:b w:val="0"/>
-          <w:i w:val="0"/>
-          <w:color w:val="181A1F"/>
-          <w:sz w:val="28"/>
-        </w:rPr>
-        <w:t>Далее, юридическая ответственность устанавливается за нарушение правовых требований, а не за их выполнение...</w:t>
-      </w:r>
-    </w:p>
-    <w:p>
-      <w:pPr>
-        <w:widowControl/>
-        <w:spacing w:line="240" w:lineRule="auto" w:after="0"/>
-      </w:pPr>
-      <w:r>
-        <w:rPr>
-          <w:rFonts w:ascii="Times New Roman" w:hAnsi="Times New Roman" w:eastAsia="Times New Roman"/>
-          <w:b w:val="0"/>
-          <w:i w:val="0"/>
-          <w:color w:val="181A1F"/>
-          <w:sz w:val="28"/>
-        </w:rPr>
-        <w:t>О связи юридической ответственности с государством уже упоминалось. Но здесь важно подчеркнуть, что только государство устанавливает меры этой ответственности и только органы государства их осуществляют в порядке, который также устанавливается государством. И меры эти всегда имеют неблагоприятные последствия для правонарушителя: имущественные, физические, политические и иные...</w:t>
-      </w:r>
-    </w:p>
-    <w:p>
-      <w:pPr>
-        <w:widowControl/>
-        <w:spacing w:line="240" w:lineRule="auto" w:after="0"/>
-      </w:pPr>
-      <w:r>
-        <w:rPr>
-          <w:rFonts w:ascii="Times New Roman" w:hAnsi="Times New Roman" w:eastAsia="Times New Roman"/>
-          <w:b w:val="0"/>
-          <w:i w:val="0"/>
-          <w:color w:val="181A1F"/>
-          <w:sz w:val="28"/>
-        </w:rPr>
-        <w:t>Среди признаков юридической ответственности можно выделить: обязательное наличие правонарушения как основание для наступления юридической ответственности, отрицательную оценку государством (осуждение) поведения правонарушителя, официальный характер этой оценки, причинение правонарушителю страдания: морального, физического, имущественного (материального), использование механизмов государственного принуждения...</w:t>
-      </w:r>
-    </w:p>
-    <w:p>
-      <w:pPr>
-        <w:widowControl/>
-        <w:spacing w:line="240" w:lineRule="auto" w:after="0"/>
-      </w:pPr>
-      <w:r>
-        <w:rPr>
-          <w:rFonts w:ascii="Times New Roman" w:hAnsi="Times New Roman" w:eastAsia="Times New Roman"/>
-          <w:b w:val="0"/>
-          <w:i w:val="0"/>
-          <w:color w:val="181A1F"/>
-          <w:sz w:val="28"/>
-        </w:rPr>
-        <w:t>Таким образом, суммируя всё вышесказанное, можно определить, что юридическая ответственность — это установленные законом меры воздействия на правонарушителя, содержащие для него неблагоприятные последствия, применяемые государственными органами в порядке, также установленном государством. В теоретическом плане по мерам воздействия различают и виды юридической ответственности. Прежде всего это уголовная ответственность, которая наступает за преступления и содержит такие меры, как лишение свободы, штраф и иные меры, в том числе смертную казнь.</w:t>
-      </w:r>
-    </w:p>
-    <w:p>
-      <w:pPr>
-        <w:widowControl/>
-        <w:spacing w:line="240" w:lineRule="auto" w:after="0"/>
-      </w:pPr>
-      <w:r>
-        <w:rPr>
-          <w:rFonts w:ascii="Times New Roman" w:hAnsi="Times New Roman" w:eastAsia="Times New Roman"/>
-          <w:b w:val="0"/>
-          <w:i w:val="0"/>
-          <w:color w:val="181A1F"/>
-          <w:sz w:val="28"/>
-        </w:rPr>
-        <w:t>(А. Венгеров)</w:t>
-      </w:r>
-    </w:p>
-    <w:p>
-      <w:pPr>
-        <w:widowControl/>
-        <w:spacing w:line="240" w:lineRule="auto" w:after="0"/>
-      </w:pPr>
-      <w:r>
-        <w:rPr>
-          <w:rFonts w:ascii="Times New Roman" w:hAnsi="Times New Roman" w:eastAsia="Times New Roman"/>
-          <w:b w:val="0"/>
-          <w:i w:val="0"/>
-          <w:color w:val="181A1F"/>
-          <w:sz w:val="28"/>
-        </w:rPr>
-        <w:t xml:space="preserve">Используя обществоведческие знания и факты общественной жизни, назовите любые два органа государства, осуществляющие юридическую ответственность, и проиллюстрируйте примерами деятельность каждого из них в этом направление. (Каждый пример должен быть сформулирован развёрнуто.) </w:t>
-      </w:r>
-    </w:p>
-    <w:p>
-      <w:pPr>
-        <w:widowControl/>
-        <w:spacing w:line="240" w:lineRule="auto" w:after="0"/>
-      </w:pPr>
-      <w:r>
-        <w:rPr>
-          <w:rFonts w:ascii="Times New Roman" w:hAnsi="Times New Roman" w:eastAsia="Times New Roman"/>
-          <w:color w:val="181A1F"/>
           <w:sz w:val="28"/>
         </w:rPr>
         <w:t>Ответ:</w:t>
@@ -3527,45 +3977,87 @@
     </w:p>
     <w:p>
       <w:pPr>
-        <w:keepNext/>
-        <w:widowControl/>
-        <w:spacing w:line="240" w:lineRule="auto" w:after="0" w:before="120"/>
+        <w:keepNext w:val="0"/>
+        <w:spacing w:after="60" w:line="240" w:lineRule="auto"/>
+        <w:jc w:val="both"/>
       </w:pPr>
       <w:r>
         <w:rPr>
           <w:rFonts w:ascii="Times New Roman" w:hAnsi="Times New Roman" w:eastAsia="Times New Roman"/>
           <w:b/>
-          <w:color w:val="181A1F"/>
           <w:sz w:val="28"/>
         </w:rPr>
-        <w:t>20.</w:t>
+        <w:t xml:space="preserve">№23 </w:t>
       </w:r>
-    </w:p>
-    <w:p>
-      <w:pPr>
-        <w:widowControl/>
-        <w:spacing w:line="240" w:lineRule="auto" w:after="0"/>
-      </w:pPr>
       <w:r>
         <w:rPr>
           <w:rFonts w:ascii="Times New Roman" w:hAnsi="Times New Roman" w:eastAsia="Times New Roman"/>
           <w:b w:val="0"/>
           <w:i w:val="0"/>
-          <w:color w:val="181A1F"/>
           <w:sz w:val="28"/>
         </w:rPr>
-        <w:t>Какие две формы вины установлены в Кодексе? Проиллюстрируйте примером каждую из форм. (В каждом случае сначала укажите форму, затем приведите соответствующий пример. Каждый пример должен быть сформулирован развёрнуто.)</w:t>
+        <w:t xml:space="preserve">Конституция Российской Федерации закрепляет возможности человека принимать участие в управлении государством. </w:t>
       </w:r>
     </w:p>
     <w:p>
       <w:pPr>
-        <w:widowControl/>
-        <w:spacing w:line="240" w:lineRule="auto" w:after="0"/>
+        <w:keepNext w:val="0"/>
+        <w:spacing w:after="60" w:line="240" w:lineRule="auto"/>
+        <w:jc w:val="both"/>
       </w:pPr>
       <w:r>
         <w:rPr>
           <w:rFonts w:ascii="Times New Roman" w:hAnsi="Times New Roman" w:eastAsia="Times New Roman"/>
-          <w:color w:val="181A1F"/>
+          <w:b w:val="0"/>
+          <w:i w:val="0"/>
+          <w:sz w:val="28"/>
+        </w:rPr>
+        <w:t xml:space="preserve">На основе положений Конституции Российской Федерации сформулируйте три подтверждения этой характеристики. </w:t>
+      </w:r>
+    </w:p>
+    <w:p>
+      <w:pPr>
+        <w:keepNext w:val="0"/>
+        <w:spacing w:after="60" w:line="240" w:lineRule="auto"/>
+        <w:jc w:val="both"/>
+      </w:pPr>
+      <w:r>
+        <w:rPr>
+          <w:rFonts w:ascii="Times New Roman" w:hAnsi="Times New Roman" w:eastAsia="Times New Roman"/>
+          <w:b w:val="0"/>
+          <w:i w:val="0"/>
+          <w:sz w:val="28"/>
+        </w:rPr>
+        <w:t xml:space="preserve">(Каждое подтверждение должно быть сформулировано как распространённое предложение с опорой на конкретное положение Конституции Российской Федерации. </w:t>
+      </w:r>
+    </w:p>
+    <w:p>
+      <w:pPr>
+        <w:keepNext w:val="0"/>
+        <w:spacing w:after="60" w:line="240" w:lineRule="auto"/>
+        <w:jc w:val="both"/>
+      </w:pPr>
+      <w:r>
+        <w:rPr>
+          <w:rFonts w:ascii="Times New Roman" w:hAnsi="Times New Roman" w:eastAsia="Times New Roman"/>
+          <w:b w:val="0"/>
+          <w:i w:val="0"/>
+          <w:sz w:val="28"/>
+        </w:rPr>
+        <w:t>Обращаем внимание, что правильное выполнение задания не требует указания в ответе номеров соответствующих статей Конституции и дословного воспроизведения их содержания.)</w:t>
+      </w:r>
+    </w:p>
+    <w:p>
+      <w:pPr>
+        <w:keepNext w:val="0"/>
+        <w:spacing w:after="60" w:line="240" w:lineRule="auto"/>
+        <w:jc w:val="both"/>
+      </w:pPr>
+      <w:r>
+        <w:rPr>
+          <w:rFonts w:ascii="Times New Roman" w:hAnsi="Times New Roman" w:eastAsia="Times New Roman"/>
+          <w:b w:val="0"/>
+          <w:i w:val="0"/>
           <w:sz w:val="28"/>
         </w:rPr>
         <w:t>Ответ:</w:t>
@@ -3573,45 +4065,39 @@
     </w:p>
     <w:p>
       <w:pPr>
-        <w:keepNext/>
-        <w:widowControl/>
-        <w:spacing w:line="240" w:lineRule="auto" w:after="0" w:before="120"/>
+        <w:keepNext w:val="0"/>
+        <w:spacing w:after="60" w:line="240" w:lineRule="auto"/>
+        <w:jc w:val="both"/>
       </w:pPr>
       <w:r>
         <w:rPr>
           <w:rFonts w:ascii="Times New Roman" w:hAnsi="Times New Roman" w:eastAsia="Times New Roman"/>
           <w:b/>
-          <w:color w:val="181A1F"/>
           <w:sz w:val="28"/>
         </w:rPr>
-        <w:t>21.</w:t>
+        <w:t xml:space="preserve">№24 </w:t>
       </w:r>
-    </w:p>
-    <w:p>
-      <w:pPr>
-        <w:widowControl/>
-        <w:spacing w:line="240" w:lineRule="auto" w:after="0"/>
-      </w:pPr>
       <w:r>
         <w:rPr>
           <w:rFonts w:ascii="Times New Roman" w:hAnsi="Times New Roman" w:eastAsia="Times New Roman"/>
           <w:b w:val="0"/>
           <w:i w:val="0"/>
-          <w:color w:val="181A1F"/>
           <w:sz w:val="28"/>
         </w:rPr>
-        <w:t xml:space="preserve">Опираясь на обществоведческие знания и социальные факты, проиллюстрируйте на примере гражданских правоотношений три составляющие субъективного права: правомочие, обязанность и ответственность. (Сначала назовите компонент, затем приведите соответствующий пример. Каждый пример должен быть сформулирован развёрнуто.) </w:t>
+        <w:t xml:space="preserve">Используя обществоведческие знания, составьте сложный план, позволяющий раскрыть по существу тему «Воинская обязанность и военная служба в РФ». Сложный план должен содержать не менее трёх непосредственно раскрывающих тему по существу пунктов, детализированных в подпунктах. (Количество подпунктов каждого детализированного пункта должно быть не менее трёх, за исключением случаев, когда с точки зрения общественных наук возможны только два подпункта.)  </w:t>
       </w:r>
     </w:p>
     <w:p>
       <w:pPr>
-        <w:widowControl/>
-        <w:spacing w:line="240" w:lineRule="auto" w:after="0"/>
+        <w:keepNext w:val="0"/>
+        <w:spacing w:after="60" w:line="240" w:lineRule="auto"/>
+        <w:jc w:val="both"/>
       </w:pPr>
       <w:r>
         <w:rPr>
           <w:rFonts w:ascii="Times New Roman" w:hAnsi="Times New Roman" w:eastAsia="Times New Roman"/>
-          <w:color w:val="181A1F"/>
+          <w:b w:val="0"/>
+          <w:i w:val="0"/>
           <w:sz w:val="28"/>
         </w:rPr>
         <w:t>Ответ:</w:t>
@@ -3619,269 +4105,84 @@
     </w:p>
     <w:p>
       <w:pPr>
-        <w:keepNext/>
-        <w:widowControl/>
-        <w:spacing w:line="240" w:lineRule="auto" w:after="0" w:before="120"/>
+        <w:keepNext w:val="0"/>
+        <w:spacing w:after="60" w:line="240" w:lineRule="auto"/>
+        <w:jc w:val="both"/>
       </w:pPr>
       <w:r>
         <w:rPr>
           <w:rFonts w:ascii="Times New Roman" w:hAnsi="Times New Roman" w:eastAsia="Times New Roman"/>
           <w:b/>
-          <w:color w:val="181A1F"/>
           <w:sz w:val="28"/>
         </w:rPr>
-        <w:t>22.</w:t>
+        <w:t xml:space="preserve">№25 </w:t>
       </w:r>
-    </w:p>
-    <w:p>
-      <w:pPr>
-        <w:widowControl/>
-        <w:spacing w:line="240" w:lineRule="auto" w:after="0"/>
-      </w:pPr>
       <w:r>
         <w:rPr>
           <w:rFonts w:ascii="Times New Roman" w:hAnsi="Times New Roman" w:eastAsia="Times New Roman"/>
           <w:b w:val="0"/>
           <w:i w:val="0"/>
-          <w:color w:val="181A1F"/>
           <w:sz w:val="28"/>
         </w:rPr>
-        <w:t>Гражданка РФ Рогожина А. А. владеет на правах собственности трёхкомнатной квартирой. Ежегодно в установленные сроки она уплачивает налог на имущество физических лиц. К какому виду налогов (в зависимости от того, к уплате на какой территории они обязательны) относится этот налог? Назовите ещё два других налога / сбора этого вида (в соответствии с Налоговым кодексом РФ). Какие ещё обязанности, кроме уплаты налогов, есть у налогоплательщика? (Назовите любые две обязанности налогоплательщика согласно Налоговому кодексу).</w:t>
+        <w:t xml:space="preserve">Обоснуйте необходимость правового регулирования трудовых отношений. (Обоснование должно быть дано с опорой на обществоведческие знания в нескольких связанных между собой распространённых предложениях, раскрывать причинно-следственные и (или) функциональные связи.) </w:t>
       </w:r>
     </w:p>
     <w:p>
       <w:pPr>
-        <w:widowControl/>
-        <w:spacing w:line="240" w:lineRule="auto" w:after="0"/>
+        <w:keepNext w:val="0"/>
+        <w:spacing w:after="60" w:line="240" w:lineRule="auto"/>
+        <w:jc w:val="both"/>
       </w:pPr>
       <w:r>
         <w:rPr>
           <w:rFonts w:ascii="Times New Roman" w:hAnsi="Times New Roman" w:eastAsia="Times New Roman"/>
-          <w:color w:val="181A1F"/>
+          <w:b w:val="0"/>
+          <w:i w:val="0"/>
+          <w:sz w:val="28"/>
+        </w:rPr>
+        <w:t xml:space="preserve">Какие меры предпринимаются современным российским государством в области занятости? Назовите любые три меры. </w:t>
+      </w:r>
+    </w:p>
+    <w:p>
+      <w:pPr>
+        <w:keepNext w:val="0"/>
+        <w:spacing w:after="60" w:line="240" w:lineRule="auto"/>
+        <w:jc w:val="both"/>
+      </w:pPr>
+      <w:r>
+        <w:rPr>
+          <w:rFonts w:ascii="Times New Roman" w:hAnsi="Times New Roman" w:eastAsia="Times New Roman"/>
+          <w:b w:val="0"/>
+          <w:i w:val="0"/>
+          <w:sz w:val="28"/>
+        </w:rPr>
+        <w:t>Для каждой из указанных в пункте 2) мер приведите по одному примеру, иллюстрирующему её реализацию в Российской Федерации. (Каждый пример должен быть сформулирован развёрнуто и содержать указание на то, как мера способствует занятости населения.)</w:t>
+      </w:r>
+    </w:p>
+    <w:p>
+      <w:pPr>
+        <w:keepNext w:val="0"/>
+        <w:spacing w:after="60" w:line="240" w:lineRule="auto"/>
+        <w:jc w:val="both"/>
+      </w:pPr>
+      <w:r>
+        <w:rPr>
+          <w:rFonts w:ascii="Times New Roman" w:hAnsi="Times New Roman" w:eastAsia="Times New Roman"/>
+          <w:b w:val="0"/>
+          <w:i w:val="0"/>
           <w:sz w:val="28"/>
         </w:rPr>
         <w:t>Ответ:</w:t>
       </w:r>
     </w:p>
-    <w:p>
-      <w:pPr>
-        <w:keepNext/>
-        <w:widowControl/>
-        <w:spacing w:line="240" w:lineRule="auto" w:after="0" w:before="120"/>
-      </w:pPr>
-      <w:r>
-        <w:rPr>
-          <w:rFonts w:ascii="Times New Roman" w:hAnsi="Times New Roman" w:eastAsia="Times New Roman"/>
-          <w:b/>
-          <w:color w:val="181A1F"/>
-          <w:sz w:val="28"/>
-        </w:rPr>
-        <w:t>23.</w:t>
-      </w:r>
-    </w:p>
-    <w:p>
-      <w:pPr>
-        <w:widowControl/>
-        <w:spacing w:line="240" w:lineRule="auto" w:after="0"/>
-      </w:pPr>
-      <w:r>
-        <w:rPr>
-          <w:rFonts w:ascii="Times New Roman" w:hAnsi="Times New Roman" w:eastAsia="Times New Roman"/>
-          <w:b w:val="0"/>
-          <w:i w:val="0"/>
-          <w:color w:val="181A1F"/>
-          <w:sz w:val="28"/>
-        </w:rPr>
-        <w:t>Назовите и проиллюстрируйте примерами три любых права работника, закреплённые Трудовым кодексом РФ. (Сначала укажите право, затем приведите соответствующий пример. Каждый пример должен быть сформулирован развернуто.)</w:t>
-      </w:r>
-    </w:p>
-    <w:p>
-      <w:pPr>
-        <w:widowControl/>
-        <w:spacing w:line="240" w:lineRule="auto" w:after="0"/>
-      </w:pPr>
-      <w:r>
-        <w:rPr>
-          <w:rFonts w:ascii="Times New Roman" w:hAnsi="Times New Roman" w:eastAsia="Times New Roman"/>
-          <w:color w:val="181A1F"/>
-          <w:sz w:val="28"/>
-        </w:rPr>
-        <w:t>Ответ:</w:t>
-      </w:r>
-    </w:p>
-    <w:p>
-      <w:pPr>
-        <w:keepNext/>
-        <w:widowControl/>
-        <w:spacing w:line="240" w:lineRule="auto" w:after="0" w:before="120"/>
-      </w:pPr>
-      <w:r>
-        <w:rPr>
-          <w:rFonts w:ascii="Times New Roman" w:hAnsi="Times New Roman" w:eastAsia="Times New Roman"/>
-          <w:b/>
-          <w:color w:val="181A1F"/>
-          <w:sz w:val="28"/>
-        </w:rPr>
-        <w:t>24.</w:t>
-      </w:r>
-    </w:p>
-    <w:p>
-      <w:pPr>
-        <w:widowControl/>
-        <w:spacing w:line="240" w:lineRule="auto" w:after="0"/>
-      </w:pPr>
-      <w:r>
-        <w:rPr>
-          <w:rFonts w:ascii="Times New Roman" w:hAnsi="Times New Roman" w:eastAsia="Times New Roman"/>
-          <w:b w:val="0"/>
-          <w:i w:val="0"/>
-          <w:color w:val="181A1F"/>
-          <w:sz w:val="28"/>
-        </w:rPr>
-        <w:t xml:space="preserve">Гражданину России Ивану Р., представителю коренного малочисленного народа Севера, исполнилось 18 лет. Он с самого рождения живёт в тундре и занимается традиционными для его народа промыслами. Иван Р. подлежит призыву на военную службу, у него нет оснований для освобождения / предоставления отсрочки от призыва на военную службу. </w:t>
-      </w:r>
-    </w:p>
-    <w:p>
-      <w:pPr>
-        <w:widowControl/>
-        <w:spacing w:line="240" w:lineRule="auto" w:after="0"/>
-      </w:pPr>
-      <w:r>
-        <w:rPr>
-          <w:rFonts w:ascii="Times New Roman" w:hAnsi="Times New Roman" w:eastAsia="Times New Roman"/>
-          <w:b w:val="0"/>
-          <w:i w:val="0"/>
-          <w:color w:val="181A1F"/>
-          <w:sz w:val="28"/>
-        </w:rPr>
-        <w:t xml:space="preserve">Какое право, связанное с защитой Отечества, предоставляется Ивану Р.? Какой ещё категории граждан предоставляется такое же право? Какова продолжительность военной службы по призыву? Какие ещё обязанности гражданина, кроме защиты Отечества, устанавливает Конституция Российской Федерации? (Назовите любые три конституционные обязанности гражданина Российской Федерации.) </w:t>
-      </w:r>
-    </w:p>
-    <w:p>
-      <w:pPr>
-        <w:widowControl/>
-        <w:spacing w:line="240" w:lineRule="auto" w:after="0"/>
-      </w:pPr>
-      <w:r>
-        <w:rPr>
-          <w:rFonts w:ascii="Times New Roman" w:hAnsi="Times New Roman" w:eastAsia="Times New Roman"/>
-          <w:color w:val="181A1F"/>
-          <w:sz w:val="28"/>
-        </w:rPr>
-        <w:t>Ответ:</w:t>
-      </w:r>
-    </w:p>
-    <w:p>
-      <w:pPr>
-        <w:keepNext/>
-        <w:widowControl/>
-        <w:spacing w:line="240" w:lineRule="auto" w:after="0" w:before="120"/>
-      </w:pPr>
-      <w:r>
-        <w:rPr>
-          <w:rFonts w:ascii="Times New Roman" w:hAnsi="Times New Roman" w:eastAsia="Times New Roman"/>
-          <w:b/>
-          <w:color w:val="181A1F"/>
-          <w:sz w:val="28"/>
-        </w:rPr>
-        <w:t>25.</w:t>
-      </w:r>
-    </w:p>
-    <w:p>
-      <w:pPr>
-        <w:widowControl/>
-        <w:spacing w:line="240" w:lineRule="auto" w:after="0"/>
-      </w:pPr>
-      <w:r>
-        <w:rPr>
-          <w:rFonts w:ascii="Times New Roman" w:hAnsi="Times New Roman" w:eastAsia="Times New Roman"/>
-          <w:b w:val="0"/>
-          <w:i w:val="0"/>
-          <w:color w:val="181A1F"/>
-          <w:sz w:val="28"/>
-        </w:rPr>
-        <w:t>Обоснуйте необходимость законодательного регулирования семейных отношений. (Обоснование должно быть дано с опорой на обществоведческие знания в нескольких связанных между собой распространённых предложениях, раскрывать причинно-следственные и (или) функциональные связи.)</w:t>
-      </w:r>
-    </w:p>
-    <w:p>
-      <w:pPr>
-        <w:widowControl/>
-        <w:spacing w:line="240" w:lineRule="auto" w:after="0"/>
-      </w:pPr>
-      <w:r>
-        <w:rPr>
-          <w:rFonts w:ascii="Times New Roman" w:hAnsi="Times New Roman" w:eastAsia="Times New Roman"/>
-          <w:b w:val="0"/>
-          <w:i w:val="0"/>
-          <w:color w:val="181A1F"/>
-          <w:sz w:val="28"/>
-        </w:rPr>
-        <w:t>В соответствии с какими принципами осуществляется законодательное регулирование семейных отношений в Российской Федерации? (Назовите любые три принципа.)</w:t>
-      </w:r>
-    </w:p>
-    <w:p>
-      <w:pPr>
-        <w:widowControl/>
-        <w:spacing w:line="240" w:lineRule="auto" w:after="0"/>
-      </w:pPr>
-      <w:r>
-        <w:rPr>
-          <w:rFonts w:ascii="Times New Roman" w:hAnsi="Times New Roman" w:eastAsia="Times New Roman"/>
-          <w:b w:val="0"/>
-          <w:i w:val="0"/>
-          <w:color w:val="181A1F"/>
-          <w:sz w:val="28"/>
-        </w:rPr>
-        <w:t>Для каждого из них приведите по одному примеру, иллюстрирующему его реализацию. (Каждый пример должен быть сформулирован развёрнуто. В совокупности примеры должны иллюстрировать три различных принципа.)</w:t>
-      </w:r>
-    </w:p>
-    <w:p>
-      <w:pPr>
-        <w:widowControl/>
-        <w:spacing w:line="240" w:lineRule="auto" w:after="0"/>
-      </w:pPr>
-      <w:r>
-        <w:rPr>
-          <w:rFonts w:ascii="Times New Roman" w:hAnsi="Times New Roman" w:eastAsia="Times New Roman"/>
-          <w:color w:val="181A1F"/>
-          <w:sz w:val="28"/>
-        </w:rPr>
-        <w:t>Ответ:</w:t>
-      </w:r>
-    </w:p>
-    <w:p>
-      <w:pPr>
-        <w:widowControl/>
-        <w:spacing w:line="240" w:lineRule="auto" w:after="0"/>
-      </w:pPr>
-      <w:r>
-        <w:rPr>
-          <w:rFonts w:ascii="Times New Roman" w:hAnsi="Times New Roman" w:eastAsia="Times New Roman"/>
-          <w:color w:val="181A1F"/>
-          <w:sz w:val="28"/>
-        </w:rPr>
-        <w:br w:type="page"/>
-      </w:r>
-    </w:p>
     <w:sectPr>
-      <w:footerReference w:type="default" r:id="rId9"/>
-      <w:pgSz w:w="11906" w:h="16838"/>
-      <w:pgMar w:top="935" w:right="879" w:bottom="879" w:left="992" w:header="397" w:footer="397" w:gutter="0"/>
+      <w:pgSz w:w="12240" w:h="15840"/>
+      <w:pgMar w:top="964" w:right="850" w:bottom="964" w:left="1134" w:header="720" w:footer="720" w:gutter="0"/>
       <w:cols w:space="720"/>
       <w:docGrid w:linePitch="360"/>
     </w:sectPr>
   </w:body>
 </w:document>
-</file>
-
-<file path=word/footer1.xml><?xml version="1.0" encoding="utf-8"?>
-<w:ftr xmlns:m="http://schemas.openxmlformats.org/officeDocument/2006/math" xmlns:mc="http://schemas.openxmlformats.org/markup-compatibility/2006" xmlns:mo="http://schemas.microsoft.com/office/mac/office/2008/main" xmlns:mv="urn:schemas-microsoft-com:mac:vml" xmlns:o="urn:schemas-microsoft-com:office:office" xmlns:r="http://schemas.openxmlformats.org/officeDocument/2006/relationships" xmlns:v="urn:schemas-microsoft-com:vml" xmlns:w10="urn:schemas-microsoft-com:office:word" xmlns:w14="http://schemas.microsoft.com/office/word/2010/wordml" xmlns:w="http://schemas.openxmlformats.org/wordprocessingml/2006/main" xmlns:wne="http://schemas.microsoft.com/office/word/2006/wordml" xmlns:wp14="http://schemas.microsoft.com/office/word/2010/wordprocessingDrawing" xmlns:wp="http://schemas.openxmlformats.org/drawingml/2006/wordprocessingDrawing" xmlns:wpc="http://schemas.microsoft.com/office/word/2010/wordprocessingCanvas" xmlns:wpg="http://schemas.microsoft.com/office/word/2010/wordprocessingGroup" xmlns:wpi="http://schemas.microsoft.com/office/word/2010/wordprocessingInk" xmlns:wps="http://schemas.microsoft.com/office/word/2010/wordprocessingShape" mc:Ignorable="w14 wp14">
-  <w:p>
-    <w:pPr>
-      <w:pStyle w:val="Footer"/>
-    </w:pPr>
-  </w:p>
-</w:ftr>
 </file>
 
 <file path=word/numbering.xml><?xml version="1.0" encoding="utf-8"?>
@@ -4248,11 +4549,10 @@
     <w:qFormat/>
     <w:rsid w:val="00FC693F"/>
     <w:pPr>
-      <w:spacing w:after="0" w:line="240" w:lineRule="auto"/>
+      <w:spacing w:after="60" w:line="240" w:lineRule="auto"/>
     </w:pPr>
     <w:rPr>
-      <w:rFonts w:ascii="Times New Roman" w:hAnsi="Times New Roman"/>
-      <w:color w:val="181A1F"/>
+      <w:rFonts w:ascii="Times New Roman" w:hAnsi="Times New Roman" w:eastAsia="Times New Roman"/>
       <w:sz w:val="28"/>
     </w:rPr>
   </w:style>
@@ -4315,10 +4615,10 @@
       <w:outlineLvl w:val="0"/>
     </w:pPr>
     <w:rPr>
-      <w:rFonts w:asciiTheme="majorHAnsi" w:eastAsiaTheme="majorEastAsia" w:hAnsiTheme="majorHAnsi" w:cstheme="majorBidi" w:ascii="Times New Roman" w:hAnsi="Times New Roman"/>
+      <w:rFonts w:asciiTheme="majorHAnsi" w:eastAsiaTheme="majorEastAsia" w:hAnsiTheme="majorHAnsi" w:cstheme="majorBidi"/>
       <w:b/>
       <w:bCs/>
-      <w:color w:val="181A1F"/>
+      <w:color w:val="365F91" w:themeColor="accent1" w:themeShade="BF"/>
       <w:sz w:val="28"/>
       <w:szCs w:val="28"/>
     </w:rPr>
@@ -4339,7 +4639,7 @@
       <w:outlineLvl w:val="1"/>
     </w:pPr>
     <w:rPr>
-      <w:rFonts w:asciiTheme="majorHAnsi" w:eastAsiaTheme="majorEastAsia" w:hAnsiTheme="majorHAnsi" w:cstheme="majorBidi" w:ascii="Arial" w:hAnsi="Arial"/>
+      <w:rFonts w:asciiTheme="majorHAnsi" w:eastAsiaTheme="majorEastAsia" w:hAnsiTheme="majorHAnsi" w:cstheme="majorBidi"/>
       <w:b/>
       <w:bCs/>
       <w:color w:val="4F81BD" w:themeColor="accent1"/>
@@ -4604,7 +4904,7 @@
       <w:contextualSpacing/>
     </w:pPr>
     <w:rPr>
-      <w:rFonts w:asciiTheme="majorHAnsi" w:eastAsiaTheme="majorEastAsia" w:hAnsiTheme="majorHAnsi" w:cstheme="majorBidi" w:ascii="Arial" w:hAnsi="Arial"/>
+      <w:rFonts w:asciiTheme="majorHAnsi" w:eastAsiaTheme="majorEastAsia" w:hAnsiTheme="majorHAnsi" w:cstheme="majorBidi"/>
       <w:color w:val="17365D" w:themeColor="text2" w:themeShade="BF"/>
       <w:spacing w:val="5"/>
       <w:kern w:val="28"/>
